--- a/manuscript/supplement/Supplement_Combined.docx
+++ b/manuscript/supplement/Supplement_Combined.docx
@@ -141,7 +141,7 @@
         <w:keepNext/>
         <w:spacing w:before="240" w:after="120"/>
       </w:pPr>
-      <w:bookmarkStart w:id="95417" w:name="provenance"/>
+      <w:bookmarkStart w:id="5588" w:name="provenance"/>
       <w:r>
         <w:rPr>
           <w:rFonts w:ascii="Arial" w:hAnsi="Arial"/>
@@ -151,7 +151,7 @@
         </w:rPr>
         <w:t>Data provenance declaration</w:t>
       </w:r>
-      <w:bookmarkEnd w:id="95417"/>
+      <w:bookmarkEnd w:id="5588"/>
     </w:p>
     <w:p>
       <w:r>
@@ -246,7 +246,7 @@
         <w:keepNext/>
         <w:spacing w:before="240" w:after="120"/>
       </w:pPr>
-      <w:bookmarkStart w:id="34921" w:name="toc"/>
+      <w:bookmarkStart w:id="47172" w:name="toc"/>
       <w:r>
         <w:rPr>
           <w:rFonts w:ascii="Arial" w:hAnsi="Arial"/>
@@ -256,7 +256,7 @@
         </w:rPr>
         <w:t>Contents</w:t>
       </w:r>
-      <w:bookmarkEnd w:id="34921"/>
+      <w:bookmarkEnd w:id="47172"/>
     </w:p>
     <w:p>
       <w:pPr>
@@ -608,7 +608,7 @@
         <w:keepNext/>
         <w:spacing w:before="240" w:after="120"/>
       </w:pPr>
-      <w:bookmarkStart w:id="80939" w:name="note_s1"/>
+      <w:bookmarkStart w:id="14484" w:name="note_s1"/>
       <w:r>
         <w:rPr>
           <w:rFonts w:ascii="Arial" w:hAnsi="Arial"/>
@@ -618,7 +618,7 @@
         </w:rPr>
         <w:t>Note S1 — Bulbul (2019) transferability probe</w:t>
       </w:r>
-      <w:bookmarkEnd w:id="80939"/>
+      <w:bookmarkEnd w:id="14484"/>
     </w:p>
     <w:bookmarkStart w:id="31" w:name="X4c77ddbcd03ac00f69e68661e5eb39a4c24f13a"/>
     <w:p>
@@ -6391,7 +6391,7 @@
         <w:keepNext/>
         <w:spacing w:before="240" w:after="120"/>
       </w:pPr>
-      <w:bookmarkStart w:id="14608" w:name="note_s2"/>
+      <w:bookmarkStart w:id="22474" w:name="note_s2"/>
       <w:r>
         <w:rPr>
           <w:rFonts w:ascii="Arial" w:hAnsi="Arial"/>
@@ -6401,7 +6401,7 @@
         </w:rPr>
         <w:t>Note S2 — Pre-Kharif Bay-of-Bengal cyclone climatology</w:t>
       </w:r>
-      <w:bookmarkEnd w:id="14608"/>
+      <w:bookmarkEnd w:id="22474"/>
     </w:p>
     <w:bookmarkStart w:id="31" w:name="Xba8bf53b4b47f874330c06c76f2a0ce4ee29e13"/>
     <w:p>
@@ -9593,7 +9593,7 @@
         <w:keepNext/>
         <w:spacing w:before="240" w:after="120"/>
       </w:pPr>
-      <w:bookmarkStart w:id="73085" w:name="note_s3"/>
+      <w:bookmarkStart w:id="94896" w:name="note_s3"/>
       <w:r>
         <w:rPr>
           <w:rFonts w:ascii="Arial" w:hAnsi="Arial"/>
@@ -9603,9 +9603,9 @@
         </w:rPr>
         <w:t>Note S3 — Sentinel-1 dual-polarisation backscatter signatures</w:t>
       </w:r>
-      <w:bookmarkEnd w:id="73085"/>
+      <w:bookmarkEnd w:id="94896"/>
     </w:p>
-    <w:bookmarkStart w:id="31" w:name="X3d655c27041e8d6d2856959bf2a6f9e8861d5e2"/>
+    <w:bookmarkStart w:id="29" w:name="Xce1958d78618fb7c3de38bca5f65ef8f24e51a2"/>
     <w:p>
       <w:pPr>
         <w:pStyle w:val="Heading1"/>
@@ -9614,7 +9614,7 @@
         <w:rPr>
           <w:rFonts w:ascii="Arial" w:hAnsi="Arial"/>
         </w:rPr>
-        <w:t xml:space="preserve">Supplementary Note S3 — Sentinel-1 dual-polarisation backscatter signatures of the three inundation mechanisms</w:t>
+        <w:t xml:space="preserve">Supplementary Note S3 — Sentinel-1 dual-polarisation backscatter signatures</w:t>
       </w:r>
     </w:p>
     <w:p>
@@ -9628,7 +9628,7 @@
           <w:bCs/>
           <w:sz w:val="20"/>
         </w:rPr>
-        <w:t xml:space="preserve">Companion to:</w:t>
+        <w:t xml:space="preserve">Anchors.</w:t>
       </w:r>
       <w:r>
         <w:rPr>
@@ -9642,7 +9642,28 @@
           <w:rFonts w:ascii="Arial" w:hAnsi="Arial"/>
           <w:sz w:val="20"/>
         </w:rPr>
-        <w:t xml:space="preserve">Module 12 (</w:t>
+        <w:t xml:space="preserve">Pre-registered as OSF c4mp8 §2.3 (feature space and gating logic).</w:t>
+      </w:r>
+      <w:r>
+        <w:rPr>
+          <w:rFonts w:ascii="Arial" w:hAnsi="Arial"/>
+          <w:sz w:val="20"/>
+        </w:rPr>
+        <w:t xml:space="preserve"> </w:t>
+      </w:r>
+      <w:r>
+        <w:rPr>
+          <w:rFonts w:ascii="Arial" w:hAnsi="Arial"/>
+          <w:sz w:val="20"/>
+        </w:rPr>
+        <w:t xml:space="preserve">Implementation:</w:t>
+      </w:r>
+      <w:r>
+        <w:rPr>
+          <w:rFonts w:ascii="Arial" w:hAnsi="Arial"/>
+          <w:sz w:val="20"/>
+        </w:rPr>
+        <w:t xml:space="preserve"> </w:t>
       </w:r>
       <w:r>
         <w:rPr>
@@ -9650,14 +9671,7 @@
           <w:rFonts w:ascii="Arial" w:hAnsi="Arial"/>
           <w:sz w:val="20"/>
         </w:rPr>
-        <w:t xml:space="preserve">analysis/12_backscatter_signatures.py</w:t>
-      </w:r>
-      <w:r>
-        <w:rPr>
-          <w:rFonts w:ascii="Arial" w:hAnsi="Arial"/>
-          <w:sz w:val="20"/>
-        </w:rPr>
-        <w:t xml:space="preserve">)</w:t>
+        <w:t xml:space="preserve">analysis/18_real_s1_backscatter_signatures.py</w:t>
       </w:r>
       <w:r>
         <w:rPr>
@@ -9669,11 +9683,9 @@
       <w:r>
         <w:rPr>
           <w:rFonts w:ascii="Arial" w:hAnsi="Arial"/>
-          <w:b/>
-          <w:bCs/>
-          <w:sz w:val="20"/>
-        </w:rPr>
-        <w:t xml:space="preserve">Outputs:</w:t>
+          <w:sz w:val="20"/>
+        </w:rPr>
+        <w:t xml:space="preserve">(extraction) +</w:t>
       </w:r>
       <w:r>
         <w:rPr>
@@ -9688,14 +9700,7 @@
           <w:rFonts w:ascii="Arial" w:hAnsi="Arial"/>
           <w:sz w:val="20"/>
         </w:rPr>
-        <w:t xml:space="preserve">analysis/results/backscatter_signatures.csv</w:t>
-      </w:r>
-      <w:r>
-        <w:rPr>
-          <w:rFonts w:ascii="Arial" w:hAnsi="Arial"/>
-          <w:sz w:val="20"/>
-        </w:rPr>
-        <w:t xml:space="preserve">;</w:t>
+        <w:t xml:space="preserve">analysis/20_build_table_s9_fig_s2_real.py</w:t>
       </w:r>
       <w:r>
         <w:rPr>
@@ -9706,18 +9711,10 @@
       </w:r>
       <w:r>
         <w:rPr>
-          <w:rStyle w:val="VerbatimChar"/>
-          <w:rFonts w:ascii="Arial" w:hAnsi="Arial"/>
-          <w:sz w:val="20"/>
-        </w:rPr>
-        <w:t xml:space="preserve">manuscript/supplement/Table_S9_backscatter_features.docx</w:t>
-      </w:r>
-      <w:r>
-        <w:rPr>
-          <w:rFonts w:ascii="Arial" w:hAnsi="Arial"/>
-          <w:sz w:val="20"/>
-        </w:rPr>
-        <w:t xml:space="preserve">;</w:t>
+          <w:rFonts w:ascii="Arial" w:hAnsi="Arial"/>
+          <w:sz w:val="20"/>
+        </w:rPr>
+        <w:t xml:space="preserve">(table/figure build). Real</w:t>
       </w:r>
       <w:r>
         <w:rPr>
@@ -9728,11 +9725,10 @@
       </w:r>
       <w:r>
         <w:rPr>
-          <w:rStyle w:val="VerbatimChar"/>
-          <w:rFonts w:ascii="Arial" w:hAnsi="Arial"/>
-          <w:sz w:val="20"/>
-        </w:rPr>
-        <w:t xml:space="preserve">figures/figS2_backscatter_signatures.{pdf,png}</w:t>
+          <w:rFonts w:ascii="Arial" w:hAnsi="Arial"/>
+          <w:sz w:val="20"/>
+        </w:rPr>
+        <w:t xml:space="preserve">Sentinel-1 RTC inputs from Microsoft Planetary Computer STAC, 2019. Outputs:</w:t>
       </w:r>
       <w:r>
         <w:rPr>
@@ -9744,11 +9740,9 @@
       <w:r>
         <w:rPr>
           <w:rFonts w:ascii="Arial" w:hAnsi="Arial"/>
-          <w:b/>
-          <w:bCs/>
-          <w:sz w:val="20"/>
-        </w:rPr>
-        <w:t xml:space="preserve">Pre-registered:</w:t>
+          <w:sz w:val="20"/>
+        </w:rPr>
+        <w:t xml:space="preserve">Table S9 (phase means and event deltas), Figure S2 (per-district VH/VV/CR</w:t>
       </w:r>
       <w:r>
         <w:rPr>
@@ -9762,77 +9756,10 @@
           <w:rFonts w:ascii="Arial" w:hAnsi="Arial"/>
           <w:sz w:val="20"/>
         </w:rPr>
-        <w:t xml:space="preserve">OSF c4mp8 (10.17605/OSF.IO/C4MP8), §2.3 (</w:t>
-      </w:r>
-      <w:r>
-        <w:rPr>
-          <w:rFonts w:ascii="Arial" w:hAnsi="Arial"/>
-          <w:sz w:val="20"/>
-        </w:rPr>
-        <w:t xml:space="preserve">“</w:t>
-      </w:r>
-      <w:r>
-        <w:rPr>
-          <w:rFonts w:ascii="Arial" w:hAnsi="Arial"/>
-          <w:sz w:val="20"/>
-        </w:rPr>
-        <w:t xml:space="preserve">saline-flood feature space</w:t>
-      </w:r>
-      <w:r>
-        <w:rPr>
-          <w:rFonts w:ascii="Arial" w:hAnsi="Arial"/>
-          <w:sz w:val="20"/>
-        </w:rPr>
-        <w:t xml:space="preserve">”</w:t>
-      </w:r>
-      <w:r>
-        <w:rPr>
-          <w:rFonts w:ascii="Arial" w:hAnsi="Arial"/>
-          <w:sz w:val="20"/>
-        </w:rPr>
-        <w:t xml:space="preserve">); §3.3 (</w:t>
-      </w:r>
-      <w:r>
-        <w:rPr>
-          <w:rFonts w:ascii="Arial" w:hAnsi="Arial"/>
-          <w:sz w:val="20"/>
-        </w:rPr>
-        <w:t xml:space="preserve">“</w:t>
-      </w:r>
-      <w:r>
-        <w:rPr>
-          <w:rFonts w:ascii="Arial" w:hAnsi="Arial"/>
-          <w:sz w:val="20"/>
-        </w:rPr>
-        <w:t xml:space="preserve">Module 02 random-forest classifier</w:t>
-      </w:r>
-      <w:r>
-        <w:rPr>
-          <w:rFonts w:ascii="Arial" w:hAnsi="Arial"/>
-          <w:sz w:val="20"/>
-        </w:rPr>
-        <w:t xml:space="preserve">”</w:t>
-      </w:r>
-      <w:r>
-        <w:rPr>
-          <w:rFonts w:ascii="Arial" w:hAnsi="Arial"/>
-          <w:sz w:val="20"/>
-        </w:rPr>
-        <w:t xml:space="preserve">)</w:t>
+        <w:t xml:space="preserve">time series).</w:t>
       </w:r>
     </w:p>
-    <w:p>
-      <w:r>
-        <w:rPr>
-          <w:rFonts w:ascii="Arial" w:hAnsi="Arial"/>
-          <w:sz w:val="20"/>
-        </w:rPr>
-        <w:pict>
-          <v:rect style="width:0;height:1.5pt" o:hralign="center" o:hrstd="t" o:hr="t"/>
-        </w:pict>
-      </w:r>
-    </w:p>
-    <w:bookmarkStart w:id="20" w:name="s3.1-why-this-note-exists"/>
+    <w:bookmarkStart w:id="20" w:name="s3.1-the-discrimination-problem"/>
     <w:p>
       <w:pPr>
         <w:pStyle w:val="Heading2"/>
@@ -9841,7 +9768,7 @@
         <w:rPr>
           <w:rFonts w:ascii="Arial" w:hAnsi="Arial"/>
         </w:rPr>
-        <w:t xml:space="preserve">§S3.1 Why this note exists</w:t>
+        <w:t xml:space="preserve">S3.1 The discrimination problem</w:t>
       </w:r>
     </w:p>
     <w:p>
@@ -9853,7 +9780,35 @@
           <w:rFonts w:ascii="Arial" w:hAnsi="Arial"/>
           <w:sz w:val="20"/>
         </w:rPr>
-        <w:t xml:space="preserve">The Module 02 random-forest classifier separates three physically distinct surface-water states on Odisha rice land:</w:t>
+        <w:t xml:space="preserve">The classifier in Module 02 (manuscript §3.3) must distinguish three rice</w:t>
+      </w:r>
+      <w:r>
+        <w:rPr>
+          <w:rFonts w:ascii="Arial" w:hAnsi="Arial"/>
+          <w:sz w:val="20"/>
+        </w:rPr>
+        <w:t xml:space="preserve"> </w:t>
+      </w:r>
+      <w:r>
+        <w:rPr>
+          <w:rFonts w:ascii="Arial" w:hAnsi="Arial"/>
+          <w:sz w:val="20"/>
+        </w:rPr>
+        <w:t xml:space="preserve">surface-water states whose visual signatures on a single Sentinel-1 scene</w:t>
+      </w:r>
+      <w:r>
+        <w:rPr>
+          <w:rFonts w:ascii="Arial" w:hAnsi="Arial"/>
+          <w:sz w:val="20"/>
+        </w:rPr>
+        <w:t xml:space="preserve"> </w:t>
+      </w:r>
+      <w:r>
+        <w:rPr>
+          <w:rFonts w:ascii="Arial" w:hAnsi="Arial"/>
+          <w:sz w:val="20"/>
+        </w:rPr>
+        <w:t xml:space="preserve">are confusable:</w:t>
       </w:r>
     </w:p>
     <w:p>
@@ -9871,7 +9826,7 @@
           <w:bCs/>
           <w:sz w:val="20"/>
         </w:rPr>
-        <w:t xml:space="preserve">Transplanting flood</w:t>
+        <w:t xml:space="preserve">Agronomic transplanting flood</w:t>
       </w:r>
       <w:r>
         <w:rPr>
@@ -9885,7 +9840,35 @@
           <w:rFonts w:ascii="Arial" w:hAnsi="Arial"/>
           <w:sz w:val="20"/>
         </w:rPr>
-        <w:t xml:space="preserve">— agronomic, freshwater, depth ≈ 5–15 cm, dwell time 4–8 weeks, occurring at monsoon onset (DOY 180–200);</w:t>
+        <w:t xml:space="preserve">— shallow standing freshwater under a</w:t>
+      </w:r>
+      <w:r>
+        <w:rPr>
+          <w:rFonts w:ascii="Arial" w:hAnsi="Arial"/>
+          <w:sz w:val="20"/>
+        </w:rPr>
+        <w:t xml:space="preserve"> </w:t>
+      </w:r>
+      <w:r>
+        <w:rPr>
+          <w:rFonts w:ascii="Arial" w:hAnsi="Arial"/>
+          <w:sz w:val="20"/>
+        </w:rPr>
+        <w:t xml:space="preserve">sparse vegetation canopy, deliberately maintained for two to four weeks</w:t>
+      </w:r>
+      <w:r>
+        <w:rPr>
+          <w:rFonts w:ascii="Arial" w:hAnsi="Arial"/>
+          <w:sz w:val="20"/>
+        </w:rPr>
+        <w:t xml:space="preserve"> </w:t>
+      </w:r>
+      <w:r>
+        <w:rPr>
+          <w:rFonts w:ascii="Arial" w:hAnsi="Arial"/>
+          <w:sz w:val="20"/>
+        </w:rPr>
+        <w:t xml:space="preserve">while seedlings are puddled into the bunded field.</w:t>
       </w:r>
     </w:p>
     <w:p>
@@ -9903,7 +9886,7 @@
           <w:bCs/>
           <w:sz w:val="20"/>
         </w:rPr>
-        <w:t xml:space="preserve">Saline storm-surge</w:t>
+        <w:t xml:space="preserve">Cyclone storm-surge saline flood</w:t>
       </w:r>
       <w:r>
         <w:rPr>
@@ -9917,7 +9900,35 @@
           <w:rFonts w:ascii="Arial" w:hAnsi="Arial"/>
           <w:sz w:val="20"/>
         </w:rPr>
-        <w:t xml:space="preserve">— cyclonic, brackish, depth 0.5–3 m, impulsive (sub-daily onset), dwell time 1–3 weeks, occurring with landfall;</w:t>
+        <w:t xml:space="preserve">— sea-water inundation following</w:t>
+      </w:r>
+      <w:r>
+        <w:rPr>
+          <w:rFonts w:ascii="Arial" w:hAnsi="Arial"/>
+          <w:sz w:val="20"/>
+        </w:rPr>
+        <w:t xml:space="preserve"> </w:t>
+      </w:r>
+      <w:r>
+        <w:rPr>
+          <w:rFonts w:ascii="Arial" w:hAnsi="Arial"/>
+          <w:sz w:val="20"/>
+        </w:rPr>
+        <w:t xml:space="preserve">landfall, lasting hours to days, often persisting in low-lying bunded</w:t>
+      </w:r>
+      <w:r>
+        <w:rPr>
+          <w:rFonts w:ascii="Arial" w:hAnsi="Arial"/>
+          <w:sz w:val="20"/>
+        </w:rPr>
+        <w:t xml:space="preserve"> </w:t>
+      </w:r>
+      <w:r>
+        <w:rPr>
+          <w:rFonts w:ascii="Arial" w:hAnsi="Arial"/>
+          <w:sz w:val="20"/>
+        </w:rPr>
+        <w:t xml:space="preserve">paddy for one to two weeks before drainage.</w:t>
       </w:r>
     </w:p>
     <w:p>
@@ -9935,7 +9946,7 @@
           <w:bCs/>
           <w:sz w:val="20"/>
         </w:rPr>
-        <w:t xml:space="preserve">Freshwater rainfall ponding (Bulbul-class)</w:t>
+        <w:t xml:space="preserve">Post-monsoon freshwater rainfall pond</w:t>
       </w:r>
       <w:r>
         <w:rPr>
@@ -9949,7 +9960,35 @@
           <w:rFonts w:ascii="Arial" w:hAnsi="Arial"/>
           <w:sz w:val="20"/>
         </w:rPr>
-        <w:t xml:space="preserve">— meteorological, freshwater, depth ≈ 0.05–0.30 m, episodic, dwell time 3–14 days.</w:t>
+        <w:t xml:space="preserve">— closed-basin freshwater</w:t>
+      </w:r>
+      <w:r>
+        <w:rPr>
+          <w:rFonts w:ascii="Arial" w:hAnsi="Arial"/>
+          <w:sz w:val="20"/>
+        </w:rPr>
+        <w:t xml:space="preserve"> </w:t>
+      </w:r>
+      <w:r>
+        <w:rPr>
+          <w:rFonts w:ascii="Arial" w:hAnsi="Arial"/>
+          <w:sz w:val="20"/>
+        </w:rPr>
+        <w:t xml:space="preserve">accumulation under a senescent or harvested canopy, lasting days to</w:t>
+      </w:r>
+      <w:r>
+        <w:rPr>
+          <w:rFonts w:ascii="Arial" w:hAnsi="Arial"/>
+          <w:sz w:val="20"/>
+        </w:rPr>
+        <w:t xml:space="preserve"> </w:t>
+      </w:r>
+      <w:r>
+        <w:rPr>
+          <w:rFonts w:ascii="Arial" w:hAnsi="Arial"/>
+          <w:sz w:val="20"/>
+        </w:rPr>
+        <w:t xml:space="preserve">weeks (the Bulbul, 2019, rainfall-event signature).</w:t>
       </w:r>
     </w:p>
     <w:p>
@@ -9961,7 +10000,259 @@
           <w:rFonts w:ascii="Arial" w:hAnsi="Arial"/>
           <w:sz w:val="20"/>
         </w:rPr>
-        <w:t xml:space="preserve">If these three states cannot be told apart on the satellite record, the entire identification strategy collapses — every cyclonic-loss estimate becomes vulnerable to confounding by routine agronomic flooding. Note S3 documents the dual-polarisation scattering physics that makes the discriminator work, lists the canonical signatures used to calibrate the Module 02 feature library, and states the falsifiability conditions under which the classifier should be rejected.</w:t>
+        <w:t xml:space="preserve">If these three states cannot be told apart on the satellite record, the</w:t>
+      </w:r>
+      <w:r>
+        <w:rPr>
+          <w:rFonts w:ascii="Arial" w:hAnsi="Arial"/>
+          <w:sz w:val="20"/>
+        </w:rPr>
+        <w:t xml:space="preserve"> </w:t>
+      </w:r>
+      <w:r>
+        <w:rPr>
+          <w:rFonts w:ascii="Arial" w:hAnsi="Arial"/>
+          <w:sz w:val="20"/>
+        </w:rPr>
+        <w:t xml:space="preserve">identification strategy collapses — every cyclonic-loss estimate becomes</w:t>
+      </w:r>
+      <w:r>
+        <w:rPr>
+          <w:rFonts w:ascii="Arial" w:hAnsi="Arial"/>
+          <w:sz w:val="20"/>
+        </w:rPr>
+        <w:t xml:space="preserve"> </w:t>
+      </w:r>
+      <w:r>
+        <w:rPr>
+          <w:rFonts w:ascii="Arial" w:hAnsi="Arial"/>
+          <w:sz w:val="20"/>
+        </w:rPr>
+        <w:t xml:space="preserve">vulnerable to confounding by routine agronomic flooding. Note S3 documents</w:t>
+      </w:r>
+      <w:r>
+        <w:rPr>
+          <w:rFonts w:ascii="Arial" w:hAnsi="Arial"/>
+          <w:sz w:val="20"/>
+        </w:rPr>
+        <w:t xml:space="preserve"> </w:t>
+      </w:r>
+      <w:r>
+        <w:rPr>
+          <w:rFonts w:ascii="Arial" w:hAnsi="Arial"/>
+          <w:sz w:val="20"/>
+        </w:rPr>
+        <w:t xml:space="preserve">the dual-polarisation scattering physics that drives the discriminator, the</w:t>
+      </w:r>
+      <w:r>
+        <w:rPr>
+          <w:rFonts w:ascii="Arial" w:hAnsi="Arial"/>
+          <w:sz w:val="20"/>
+        </w:rPr>
+        <w:t xml:space="preserve"> </w:t>
+      </w:r>
+      <w:r>
+        <w:rPr>
+          <w:rFonts w:ascii="Arial" w:hAnsi="Arial"/>
+          <w:sz w:val="20"/>
+        </w:rPr>
+        <w:t xml:space="preserve">empirical signatures recorded over the four Bulbul probe districts in 2019,</w:t>
+      </w:r>
+      <w:r>
+        <w:rPr>
+          <w:rFonts w:ascii="Arial" w:hAnsi="Arial"/>
+          <w:sz w:val="20"/>
+        </w:rPr>
+        <w:t xml:space="preserve"> </w:t>
+      </w:r>
+      <w:r>
+        <w:rPr>
+          <w:rFonts w:ascii="Arial" w:hAnsi="Arial"/>
+          <w:sz w:val="20"/>
+        </w:rPr>
+        <w:t xml:space="preserve">and the falsifiability conditions under which the classifier should be</w:t>
+      </w:r>
+      <w:r>
+        <w:rPr>
+          <w:rFonts w:ascii="Arial" w:hAnsi="Arial"/>
+          <w:sz w:val="20"/>
+        </w:rPr>
+        <w:t xml:space="preserve"> </w:t>
+      </w:r>
+      <w:r>
+        <w:rPr>
+          <w:rFonts w:ascii="Arial" w:hAnsi="Arial"/>
+          <w:sz w:val="20"/>
+        </w:rPr>
+        <w:t xml:space="preserve">rejected.</w:t>
+      </w:r>
+    </w:p>
+    <w:bookmarkEnd w:id="20"/>
+    <w:bookmarkStart w:id="21" w:name="s3.2-data-and-method"/>
+    <w:p>
+      <w:pPr>
+        <w:pStyle w:val="Heading2"/>
+      </w:pPr>
+      <w:r>
+        <w:rPr>
+          <w:rFonts w:ascii="Arial" w:hAnsi="Arial"/>
+        </w:rPr>
+        <w:t xml:space="preserve">S3.2 Data and method</w:t>
+      </w:r>
+    </w:p>
+    <w:p>
+      <w:pPr>
+        <w:pStyle w:val="FirstParagraph"/>
+      </w:pPr>
+      <w:r>
+        <w:rPr>
+          <w:rFonts w:ascii="Arial" w:hAnsi="Arial"/>
+          <w:b/>
+          <w:bCs/>
+          <w:sz w:val="20"/>
+        </w:rPr>
+        <w:t xml:space="preserve">Sentinel-1 RTC retrieval.</w:t>
+      </w:r>
+      <w:r>
+        <w:rPr>
+          <w:rFonts w:ascii="Arial" w:hAnsi="Arial"/>
+          <w:sz w:val="20"/>
+        </w:rPr>
+        <w:t xml:space="preserve"> </w:t>
+      </w:r>
+      <w:r>
+        <w:rPr>
+          <w:rFonts w:ascii="Arial" w:hAnsi="Arial"/>
+          <w:sz w:val="20"/>
+        </w:rPr>
+        <w:t xml:space="preserve">All backscatter signatures in Table S9 and</w:t>
+      </w:r>
+      <w:r>
+        <w:rPr>
+          <w:rFonts w:ascii="Arial" w:hAnsi="Arial"/>
+          <w:sz w:val="20"/>
+        </w:rPr>
+        <w:t xml:space="preserve"> </w:t>
+      </w:r>
+      <w:r>
+        <w:rPr>
+          <w:rFonts w:ascii="Arial" w:hAnsi="Arial"/>
+          <w:sz w:val="20"/>
+        </w:rPr>
+        <w:t xml:space="preserve">Figure S2 are extracted from the Microsoft Planetary Computer</w:t>
+      </w:r>
+      <w:r>
+        <w:rPr>
+          <w:rFonts w:ascii="Arial" w:hAnsi="Arial"/>
+          <w:sz w:val="20"/>
+        </w:rPr>
+        <w:t xml:space="preserve"> </w:t>
+      </w:r>
+      <w:r>
+        <w:rPr>
+          <w:rStyle w:val="VerbatimChar"/>
+          <w:rFonts w:ascii="Arial" w:hAnsi="Arial"/>
+          <w:sz w:val="20"/>
+        </w:rPr>
+        <w:t xml:space="preserve">sentinel-1-rtc</w:t>
+      </w:r>
+      <w:r>
+        <w:rPr>
+          <w:rFonts w:ascii="Arial" w:hAnsi="Arial"/>
+          <w:sz w:val="20"/>
+        </w:rPr>
+        <w:t xml:space="preserve"> </w:t>
+      </w:r>
+      <w:r>
+        <w:rPr>
+          <w:rFonts w:ascii="Arial" w:hAnsi="Arial"/>
+          <w:sz w:val="20"/>
+        </w:rPr>
+        <w:t xml:space="preserve">STAC collection (10 m, Interferometric Wide swath, Ground</w:t>
+      </w:r>
+      <w:r>
+        <w:rPr>
+          <w:rFonts w:ascii="Arial" w:hAnsi="Arial"/>
+          <w:sz w:val="20"/>
+        </w:rPr>
+        <w:t xml:space="preserve"> </w:t>
+      </w:r>
+      <w:r>
+        <w:rPr>
+          <w:rFonts w:ascii="Arial" w:hAnsi="Arial"/>
+          <w:sz w:val="20"/>
+        </w:rPr>
+        <w:t xml:space="preserve">Range Detected, dual-pol VV+VH, gamma_0 radiometric- and</w:t>
+      </w:r>
+      <w:r>
+        <w:rPr>
+          <w:rFonts w:ascii="Arial" w:hAnsi="Arial"/>
+          <w:sz w:val="20"/>
+        </w:rPr>
+        <w:t xml:space="preserve"> </w:t>
+      </w:r>
+      <w:r>
+        <w:rPr>
+          <w:rFonts w:ascii="Arial" w:hAnsi="Arial"/>
+          <w:sz w:val="20"/>
+        </w:rPr>
+        <w:t xml:space="preserve">terrain-corrected). Query window 2019-05-01 to 2019-12-15; coverage</w:t>
+      </w:r>
+      <w:r>
+        <w:rPr>
+          <w:rFonts w:ascii="Arial" w:hAnsi="Arial"/>
+          <w:sz w:val="20"/>
+        </w:rPr>
+        <w:t xml:space="preserve"> </w:t>
+      </w:r>
+      <w:r>
+        <w:rPr>
+          <w:rFonts w:ascii="Arial" w:hAnsi="Arial"/>
+          <w:sz w:val="20"/>
+        </w:rPr>
+        <w:t xml:space="preserve">spans the four paddy-dominant Bulbul probe districts (Boudh, Ganjam,</w:t>
+      </w:r>
+      <w:r>
+        <w:rPr>
+          <w:rFonts w:ascii="Arial" w:hAnsi="Arial"/>
+          <w:sz w:val="20"/>
+        </w:rPr>
+        <w:t xml:space="preserve"> </w:t>
+      </w:r>
+      <w:r>
+        <w:rPr>
+          <w:rFonts w:ascii="Arial" w:hAnsi="Arial"/>
+          <w:sz w:val="20"/>
+        </w:rPr>
+        <w:t xml:space="preserve">Khordha, Nayagarh) as identified in Note S1 §S1.2. Total = 85</w:t>
+      </w:r>
+      <w:r>
+        <w:rPr>
+          <w:rFonts w:ascii="Arial" w:hAnsi="Arial"/>
+          <w:sz w:val="20"/>
+        </w:rPr>
+        <w:t xml:space="preserve"> </w:t>
+      </w:r>
+      <w:r>
+        <w:rPr>
+          <w:rFonts w:ascii="Arial" w:hAnsi="Arial"/>
+          <w:sz w:val="20"/>
+        </w:rPr>
+        <w:t xml:space="preserve">district-dekad observations (Boudh 22, Ganjam 22, Khordha 23,</w:t>
+      </w:r>
+      <w:r>
+        <w:rPr>
+          <w:rFonts w:ascii="Arial" w:hAnsi="Arial"/>
+          <w:sz w:val="20"/>
+        </w:rPr>
+        <w:t xml:space="preserve"> </w:t>
+      </w:r>
+      <w:r>
+        <w:rPr>
+          <w:rFonts w:ascii="Arial" w:hAnsi="Arial"/>
+          <w:sz w:val="20"/>
+        </w:rPr>
+        <w:t xml:space="preserve">Nayagarh 18) drawn from 334 Sentinel-1 scenes.</w:t>
       </w:r>
     </w:p>
     <w:p>
@@ -9971,25 +10262,11 @@
       <w:r>
         <w:rPr>
           <w:rFonts w:ascii="Arial" w:hAnsi="Arial"/>
-          <w:sz w:val="20"/>
-        </w:rPr>
-        <w:t xml:space="preserve">The signatures themselves (Table S9; Figure S2) are</w:t>
-      </w:r>
-      <w:r>
-        <w:rPr>
-          <w:rFonts w:ascii="Arial" w:hAnsi="Arial"/>
-          <w:sz w:val="20"/>
-        </w:rPr>
-        <w:t xml:space="preserve"> </w:t>
-      </w:r>
-      <w:r>
-        <w:rPr>
-          <w:rFonts w:ascii="Arial" w:hAnsi="Arial"/>
           <w:b/>
           <w:bCs/>
           <w:sz w:val="20"/>
         </w:rPr>
-        <w:t xml:space="preserve">canonical idealisations</w:t>
+        <w:t xml:space="preserve">Aggregation.</w:t>
       </w:r>
       <w:r>
         <w:rPr>
@@ -10003,7 +10280,7 @@
           <w:rFonts w:ascii="Arial" w:hAnsi="Arial"/>
           <w:sz w:val="20"/>
         </w:rPr>
-        <w:t xml:space="preserve">calibrated against four independent radar studies (Hoshikawa et al. 2023; Wali et al. 2020; Filipponi 2019; Konkathi et al. 2024) and the Lee &amp; Pottier (2009) standard reference on dual-pol decomposition. They are the</w:t>
+        <w:t xml:space="preserve">Items are loaded with</w:t>
       </w:r>
       <w:r>
         <w:rPr>
@@ -10014,12 +10291,11 @@
       </w:r>
       <w:r>
         <w:rPr>
-          <w:rFonts w:ascii="Arial" w:hAnsi="Arial"/>
-          <w:i/>
-          <w:iCs/>
-          <w:sz w:val="20"/>
-        </w:rPr>
-        <w:t xml:space="preserve">targets</w:t>
+          <w:rStyle w:val="VerbatimChar"/>
+          <w:rFonts w:ascii="Arial" w:hAnsi="Arial"/>
+          <w:sz w:val="20"/>
+        </w:rPr>
+        <w:t xml:space="preserve">odc.stac.load</w:t>
       </w:r>
       <w:r>
         <w:rPr>
@@ -10033,22 +10309,584 @@
           <w:rFonts w:ascii="Arial" w:hAnsi="Arial"/>
           <w:sz w:val="20"/>
         </w:rPr>
-        <w:t xml:space="preserve">the classifier learns to recognise on the empirical Sentinel-1 IW GRD record over the Bay of Bengal coast (2017–2023).</w:t>
+        <w:t xml:space="preserve">at 100-m</w:t>
+      </w:r>
+      <w:r>
+        <w:rPr>
+          <w:rFonts w:ascii="Arial" w:hAnsi="Arial"/>
+          <w:sz w:val="20"/>
+        </w:rPr>
+        <w:t xml:space="preserve"> </w:t>
+      </w:r>
+      <w:r>
+        <w:rPr>
+          <w:rFonts w:ascii="Arial" w:hAnsi="Arial"/>
+          <w:sz w:val="20"/>
+        </w:rPr>
+        <w:t xml:space="preserve">resolution (sufficient for district-mean signatures; the 10 × spatial</w:t>
+      </w:r>
+      <w:r>
+        <w:rPr>
+          <w:rFonts w:ascii="Arial" w:hAnsi="Arial"/>
+          <w:sz w:val="20"/>
+        </w:rPr>
+        <w:t xml:space="preserve"> </w:t>
+      </w:r>
+      <w:r>
+        <w:rPr>
+          <w:rFonts w:ascii="Arial" w:hAnsi="Arial"/>
+          <w:sz w:val="20"/>
+        </w:rPr>
+        <w:t xml:space="preserve">down-sampling reduces per-scene retrieval cost by ~100× without altering</w:t>
+      </w:r>
+      <w:r>
+        <w:rPr>
+          <w:rFonts w:ascii="Arial" w:hAnsi="Arial"/>
+          <w:sz w:val="20"/>
+        </w:rPr>
+        <w:t xml:space="preserve"> </w:t>
+      </w:r>
+      <w:r>
+        <w:rPr>
+          <w:rFonts w:ascii="Arial" w:hAnsi="Arial"/>
+          <w:sz w:val="20"/>
+        </w:rPr>
+        <w:t xml:space="preserve">the district aggregate), reprojected to UTM N44 (EPSG:32644), masked</w:t>
+      </w:r>
+      <w:r>
+        <w:rPr>
+          <w:rFonts w:ascii="Arial" w:hAnsi="Arial"/>
+          <w:sz w:val="20"/>
+        </w:rPr>
+        <w:t xml:space="preserve"> </w:t>
+      </w:r>
+      <w:r>
+        <w:rPr>
+          <w:rFonts w:ascii="Arial" w:hAnsi="Arial"/>
+          <w:sz w:val="20"/>
+        </w:rPr>
+        <w:t xml:space="preserve">to GADM v4.1 L2 district polygons, and aggregated by 10-day dekad of</w:t>
+      </w:r>
+      <w:r>
+        <w:rPr>
+          <w:rFonts w:ascii="Arial" w:hAnsi="Arial"/>
+          <w:sz w:val="20"/>
+        </w:rPr>
+        <w:t xml:space="preserve"> </w:t>
+      </w:r>
+      <w:r>
+        <w:rPr>
+          <w:rFonts w:ascii="Arial" w:hAnsi="Arial"/>
+          <w:sz w:val="20"/>
+        </w:rPr>
+        <w:t xml:space="preserve">year (DOY-of-year ÷ 10, capped at 36).</w:t>
       </w:r>
     </w:p>
     <w:p>
-      <w:r>
-        <w:rPr>
-          <w:rFonts w:ascii="Arial" w:hAnsi="Arial"/>
-          <w:sz w:val="20"/>
-        </w:rPr>
-        <w:pict>
-          <v:rect style="width:0;height:1.5pt" o:hralign="center" o:hrstd="t" o:hr="t"/>
-        </w:pict>
+      <w:pPr>
+        <w:pStyle w:val="BodyText"/>
+      </w:pPr>
+      <w:r>
+        <w:rPr>
+          <w:rFonts w:ascii="Arial" w:hAnsi="Arial"/>
+          <w:b/>
+          <w:bCs/>
+          <w:sz w:val="20"/>
+        </w:rPr>
+        <w:t xml:space="preserve">Statistics.</w:t>
+      </w:r>
+      <w:r>
+        <w:rPr>
+          <w:rFonts w:ascii="Arial" w:hAnsi="Arial"/>
+          <w:sz w:val="20"/>
+        </w:rPr>
+        <w:t xml:space="preserve"> </w:t>
+      </w:r>
+      <w:r>
+        <w:rPr>
+          <w:rFonts w:ascii="Arial" w:hAnsi="Arial"/>
+          <w:sz w:val="20"/>
+        </w:rPr>
+        <w:t xml:space="preserve">Linear gamma_0 backscatter is converted to dB</w:t>
+      </w:r>
+      <w:r>
+        <w:rPr>
+          <w:rFonts w:ascii="Arial" w:hAnsi="Arial"/>
+          <w:sz w:val="20"/>
+        </w:rPr>
+        <w:t xml:space="preserve"> </w:t>
+      </w:r>
+      <w:r>
+        <w:rPr>
+          <w:rFonts w:ascii="Arial" w:hAnsi="Arial"/>
+          <w:sz w:val="20"/>
+        </w:rPr>
+        <w:t xml:space="preserve">(</w:t>
+      </w:r>
+      <w:r>
+        <w:rPr>
+          <w:rStyle w:val="VerbatimChar"/>
+          <w:rFonts w:ascii="Arial" w:hAnsi="Arial"/>
+          <w:sz w:val="20"/>
+        </w:rPr>
+        <w:t xml:space="preserve">dB = 10 · log10(linear)</w:t>
+      </w:r>
+      <w:r>
+        <w:rPr>
+          <w:rFonts w:ascii="Arial" w:hAnsi="Arial"/>
+          <w:sz w:val="20"/>
+        </w:rPr>
+        <w:t xml:space="preserve">). The cross-ratio CR is computed in linear</w:t>
+      </w:r>
+      <w:r>
+        <w:rPr>
+          <w:rFonts w:ascii="Arial" w:hAnsi="Arial"/>
+          <w:sz w:val="20"/>
+        </w:rPr>
+        <w:t xml:space="preserve"> </w:t>
+      </w:r>
+      <w:r>
+        <w:rPr>
+          <w:rFonts w:ascii="Arial" w:hAnsi="Arial"/>
+          <w:sz w:val="20"/>
+        </w:rPr>
+        <w:t xml:space="preserve">units (</w:t>
+      </w:r>
+      <w:r>
+        <w:rPr>
+          <w:rStyle w:val="VerbatimChar"/>
+          <w:rFonts w:ascii="Arial" w:hAnsi="Arial"/>
+          <w:sz w:val="20"/>
+        </w:rPr>
+        <w:t xml:space="preserve">CR = VH_linear / VV_linear</w:t>
+      </w:r>
+      <w:r>
+        <w:rPr>
+          <w:rFonts w:ascii="Arial" w:hAnsi="Arial"/>
+          <w:sz w:val="20"/>
+        </w:rPr>
+        <w:t xml:space="preserve">) rather than as a dB difference,</w:t>
+      </w:r>
+      <w:r>
+        <w:rPr>
+          <w:rFonts w:ascii="Arial" w:hAnsi="Arial"/>
+          <w:sz w:val="20"/>
+        </w:rPr>
+        <w:t xml:space="preserve"> </w:t>
+      </w:r>
+      <w:r>
+        <w:rPr>
+          <w:rFonts w:ascii="Arial" w:hAnsi="Arial"/>
+          <w:sz w:val="20"/>
+        </w:rPr>
+        <w:t xml:space="preserve">following Lee &amp; Pottier (2009). Each district-dekad row in Table S9</w:t>
+      </w:r>
+      <w:r>
+        <w:rPr>
+          <w:rFonts w:ascii="Arial" w:hAnsi="Arial"/>
+          <w:sz w:val="20"/>
+        </w:rPr>
+        <w:t xml:space="preserve"> </w:t>
+      </w:r>
+      <w:r>
+        <w:rPr>
+          <w:rFonts w:ascii="Arial" w:hAnsi="Arial"/>
+          <w:sz w:val="20"/>
+        </w:rPr>
+        <w:t xml:space="preserve">is the spatial mean over the masked district polygon of the temporal</w:t>
+      </w:r>
+      <w:r>
+        <w:rPr>
+          <w:rFonts w:ascii="Arial" w:hAnsi="Arial"/>
+          <w:sz w:val="20"/>
+        </w:rPr>
+        <w:t xml:space="preserve"> </w:t>
+      </w:r>
+      <w:r>
+        <w:rPr>
+          <w:rFonts w:ascii="Arial" w:hAnsi="Arial"/>
+          <w:sz w:val="20"/>
+        </w:rPr>
+        <w:t xml:space="preserve">mean over the dekad’s pre-aggregated solar-day scenes.</w:t>
       </w:r>
     </w:p>
-    <w:bookmarkEnd w:id="20"/>
-    <w:bookmarkStart w:id="21" w:name="X9b98659bccc45f2ac6c352674c4ceec20d58486"/>
+    <w:p>
+      <w:pPr>
+        <w:pStyle w:val="BodyText"/>
+      </w:pPr>
+      <w:r>
+        <w:rPr>
+          <w:rFonts w:ascii="Arial" w:hAnsi="Arial"/>
+          <w:b/>
+          <w:bCs/>
+          <w:sz w:val="20"/>
+        </w:rPr>
+        <w:t xml:space="preserve">Phase definitions</w:t>
+      </w:r>
+      <w:r>
+        <w:rPr>
+          <w:rFonts w:ascii="Arial" w:hAnsi="Arial"/>
+          <w:sz w:val="20"/>
+        </w:rPr>
+        <w:t xml:space="preserve"> </w:t>
+      </w:r>
+      <w:r>
+        <w:rPr>
+          <w:rFonts w:ascii="Arial" w:hAnsi="Arial"/>
+          <w:sz w:val="20"/>
+        </w:rPr>
+        <w:t xml:space="preserve">(anchored to the Odisha 2019 Kharif calendar):</w:t>
+      </w:r>
+    </w:p>
+    <w:tbl>
+      <w:tblPr>
+        <w:tblStyle w:val="Table"/>
+        <w:tblW w:type="auto" w:w="0"/>
+        <w:jc w:val="left"/>
+        <w:tblLook w:firstRow="1" w:lastRow="0" w:firstColumn="0" w:lastColumn="0" w:noHBand="0" w:noVBand="0" w:val="0020"/>
+      </w:tblPr>
+      <w:tblGrid>
+        <w:gridCol w:w="1980"/>
+        <w:gridCol w:w="1980"/>
+        <w:gridCol w:w="1980"/>
+        <w:gridCol w:w="1980"/>
+      </w:tblGrid>
+      <w:tr>
+        <w:trPr>
+          <w:tblHeader w:val="on"/>
+        </w:trPr>
+        <w:tc>
+          <w:tcPr/>
+          <w:p>
+            <w:pPr>
+              <w:pStyle w:val="Compact"/>
+              <w:jc w:val="left"/>
+            </w:pPr>
+            <w:r>
+              <w:rPr>
+                <w:rFonts w:ascii="Arial" w:hAnsi="Arial"/>
+                <w:sz w:val="18"/>
+              </w:rPr>
+              <w:t xml:space="preserve">Phase</w:t>
+            </w:r>
+          </w:p>
+        </w:tc>
+        <w:tc>
+          <w:tcPr/>
+          <w:p>
+            <w:pPr>
+              <w:pStyle w:val="Compact"/>
+              <w:jc w:val="left"/>
+            </w:pPr>
+            <w:r>
+              <w:rPr>
+                <w:rFonts w:ascii="Arial" w:hAnsi="Arial"/>
+                <w:sz w:val="18"/>
+              </w:rPr>
+              <w:t xml:space="preserve">DOY range</w:t>
+            </w:r>
+          </w:p>
+        </w:tc>
+        <w:tc>
+          <w:tcPr/>
+          <w:p>
+            <w:pPr>
+              <w:pStyle w:val="Compact"/>
+              <w:jc w:val="left"/>
+            </w:pPr>
+            <w:r>
+              <w:rPr>
+                <w:rFonts w:ascii="Arial" w:hAnsi="Arial"/>
+                <w:sz w:val="18"/>
+              </w:rPr>
+              <w:t xml:space="preserve">Calendar</w:t>
+            </w:r>
+          </w:p>
+        </w:tc>
+        <w:tc>
+          <w:tcPr/>
+          <w:p>
+            <w:pPr>
+              <w:pStyle w:val="Compact"/>
+              <w:jc w:val="left"/>
+            </w:pPr>
+            <w:r>
+              <w:rPr>
+                <w:rFonts w:ascii="Arial" w:hAnsi="Arial"/>
+                <w:sz w:val="18"/>
+              </w:rPr>
+              <w:t xml:space="preserve">n_dekads per district</w:t>
+            </w:r>
+          </w:p>
+        </w:tc>
+      </w:tr>
+      <w:tr>
+        <w:tc>
+          <w:tcPr/>
+          <w:p>
+            <w:pPr>
+              <w:pStyle w:val="Compact"/>
+              <w:jc w:val="left"/>
+            </w:pPr>
+            <w:r>
+              <w:rPr>
+                <w:rFonts w:ascii="Arial" w:hAnsi="Arial"/>
+                <w:sz w:val="18"/>
+              </w:rPr>
+              <w:t xml:space="preserve">Pre-transplant baseline</w:t>
+            </w:r>
+          </w:p>
+        </w:tc>
+        <w:tc>
+          <w:tcPr/>
+          <w:p>
+            <w:pPr>
+              <w:pStyle w:val="Compact"/>
+              <w:jc w:val="left"/>
+            </w:pPr>
+            <w:r>
+              <w:rPr>
+                <w:rFonts w:ascii="Arial" w:hAnsi="Arial"/>
+                <w:sz w:val="18"/>
+              </w:rPr>
+              <w:t xml:space="preserve">121–160</w:t>
+            </w:r>
+          </w:p>
+        </w:tc>
+        <w:tc>
+          <w:tcPr/>
+          <w:p>
+            <w:pPr>
+              <w:pStyle w:val="Compact"/>
+              <w:jc w:val="left"/>
+            </w:pPr>
+            <w:r>
+              <w:rPr>
+                <w:rFonts w:ascii="Arial" w:hAnsi="Arial"/>
+                <w:sz w:val="18"/>
+              </w:rPr>
+              <w:t xml:space="preserve">1 May – 9 Jun</w:t>
+            </w:r>
+          </w:p>
+        </w:tc>
+        <w:tc>
+          <w:tcPr/>
+          <w:p>
+            <w:pPr>
+              <w:pStyle w:val="Compact"/>
+              <w:jc w:val="left"/>
+            </w:pPr>
+            <w:r>
+              <w:rPr>
+                <w:rFonts w:ascii="Arial" w:hAnsi="Arial"/>
+                <w:sz w:val="18"/>
+              </w:rPr>
+              <w:t xml:space="preserve">1–4</w:t>
+            </w:r>
+          </w:p>
+        </w:tc>
+      </w:tr>
+      <w:tr>
+        <w:tc>
+          <w:tcPr/>
+          <w:p>
+            <w:pPr>
+              <w:pStyle w:val="Compact"/>
+              <w:jc w:val="left"/>
+            </w:pPr>
+            <w:r>
+              <w:rPr>
+                <w:rFonts w:ascii="Arial" w:hAnsi="Arial"/>
+                <w:sz w:val="18"/>
+              </w:rPr>
+              <w:t xml:space="preserve">Agronomic transplanting</w:t>
+            </w:r>
+          </w:p>
+        </w:tc>
+        <w:tc>
+          <w:tcPr/>
+          <w:p>
+            <w:pPr>
+              <w:pStyle w:val="Compact"/>
+              <w:jc w:val="left"/>
+            </w:pPr>
+            <w:r>
+              <w:rPr>
+                <w:rFonts w:ascii="Arial" w:hAnsi="Arial"/>
+                <w:sz w:val="18"/>
+              </w:rPr>
+              <w:t xml:space="preserve">171–220</w:t>
+            </w:r>
+          </w:p>
+        </w:tc>
+        <w:tc>
+          <w:tcPr/>
+          <w:p>
+            <w:pPr>
+              <w:pStyle w:val="Compact"/>
+              <w:jc w:val="left"/>
+            </w:pPr>
+            <w:r>
+              <w:rPr>
+                <w:rFonts w:ascii="Arial" w:hAnsi="Arial"/>
+                <w:sz w:val="18"/>
+              </w:rPr>
+              <w:t xml:space="preserve">20 Jun – 8 Aug</w:t>
+            </w:r>
+          </w:p>
+        </w:tc>
+        <w:tc>
+          <w:tcPr/>
+          <w:p>
+            <w:pPr>
+              <w:pStyle w:val="Compact"/>
+              <w:jc w:val="left"/>
+            </w:pPr>
+            <w:r>
+              <w:rPr>
+                <w:rFonts w:ascii="Arial" w:hAnsi="Arial"/>
+                <w:sz w:val="18"/>
+              </w:rPr>
+              <w:t xml:space="preserve">4–5</w:t>
+            </w:r>
+          </w:p>
+        </w:tc>
+      </w:tr>
+      <w:tr>
+        <w:tc>
+          <w:tcPr/>
+          <w:p>
+            <w:pPr>
+              <w:pStyle w:val="Compact"/>
+              <w:jc w:val="left"/>
+            </w:pPr>
+            <w:r>
+              <w:rPr>
+                <w:rFonts w:ascii="Arial" w:hAnsi="Arial"/>
+                <w:sz w:val="18"/>
+              </w:rPr>
+              <w:t xml:space="preserve">Peak canopy</w:t>
+            </w:r>
+          </w:p>
+        </w:tc>
+        <w:tc>
+          <w:tcPr/>
+          <w:p>
+            <w:pPr>
+              <w:pStyle w:val="Compact"/>
+              <w:jc w:val="left"/>
+            </w:pPr>
+            <w:r>
+              <w:rPr>
+                <w:rFonts w:ascii="Arial" w:hAnsi="Arial"/>
+                <w:sz w:val="18"/>
+              </w:rPr>
+              <w:t xml:space="preserve">230–270</w:t>
+            </w:r>
+          </w:p>
+        </w:tc>
+        <w:tc>
+          <w:tcPr/>
+          <w:p>
+            <w:pPr>
+              <w:pStyle w:val="Compact"/>
+              <w:jc w:val="left"/>
+            </w:pPr>
+            <w:r>
+              <w:rPr>
+                <w:rFonts w:ascii="Arial" w:hAnsi="Arial"/>
+                <w:sz w:val="18"/>
+              </w:rPr>
+              <w:t xml:space="preserve">18 Aug – 27 Sep</w:t>
+            </w:r>
+          </w:p>
+        </w:tc>
+        <w:tc>
+          <w:tcPr/>
+          <w:p>
+            <w:pPr>
+              <w:pStyle w:val="Compact"/>
+              <w:jc w:val="left"/>
+            </w:pPr>
+            <w:r>
+              <w:rPr>
+                <w:rFonts w:ascii="Arial" w:hAnsi="Arial"/>
+                <w:sz w:val="18"/>
+              </w:rPr>
+              <w:t xml:space="preserve">3–4</w:t>
+            </w:r>
+          </w:p>
+        </w:tc>
+      </w:tr>
+      <w:tr>
+        <w:tc>
+          <w:tcPr/>
+          <w:p>
+            <w:pPr>
+              <w:pStyle w:val="Compact"/>
+              <w:jc w:val="left"/>
+            </w:pPr>
+            <w:r>
+              <w:rPr>
+                <w:rFonts w:ascii="Arial" w:hAnsi="Arial"/>
+                <w:sz w:val="18"/>
+              </w:rPr>
+              <w:t xml:space="preserve">Bulbul event window</w:t>
+            </w:r>
+          </w:p>
+        </w:tc>
+        <w:tc>
+          <w:tcPr/>
+          <w:p>
+            <w:pPr>
+              <w:pStyle w:val="Compact"/>
+              <w:jc w:val="left"/>
+            </w:pPr>
+            <w:r>
+              <w:rPr>
+                <w:rFonts w:ascii="Arial" w:hAnsi="Arial"/>
+                <w:sz w:val="18"/>
+              </w:rPr>
+              <w:t xml:space="preserve">305–325</w:t>
+            </w:r>
+          </w:p>
+        </w:tc>
+        <w:tc>
+          <w:tcPr/>
+          <w:p>
+            <w:pPr>
+              <w:pStyle w:val="Compact"/>
+              <w:jc w:val="left"/>
+            </w:pPr>
+            <w:r>
+              <w:rPr>
+                <w:rFonts w:ascii="Arial" w:hAnsi="Arial"/>
+                <w:sz w:val="18"/>
+              </w:rPr>
+              <w:t xml:space="preserve">1 Nov – 21 Nov (landfall 9 Nov)</w:t>
+            </w:r>
+          </w:p>
+        </w:tc>
+        <w:tc>
+          <w:tcPr/>
+          <w:p>
+            <w:pPr>
+              <w:pStyle w:val="Compact"/>
+              <w:jc w:val="left"/>
+            </w:pPr>
+            <w:r>
+              <w:rPr>
+                <w:rFonts w:ascii="Arial" w:hAnsi="Arial"/>
+                <w:sz w:val="18"/>
+              </w:rPr>
+              <w:t xml:space="preserve">3</w:t>
+            </w:r>
+          </w:p>
+        </w:tc>
+      </w:tr>
+    </w:tbl>
+    <w:bookmarkEnd w:id="21"/>
+    <w:bookmarkStart w:id="23" w:name="X8b4813b165c4d18204f0891e91aa86299e3af69"/>
     <w:p>
       <w:pPr>
         <w:pStyle w:val="Heading2"/>
@@ -10057,7 +10895,7 @@
         <w:rPr>
           <w:rFonts w:ascii="Arial" w:hAnsi="Arial"/>
         </w:rPr>
-        <w:t xml:space="preserve">§S3.2 Dual-polarisation scattering physics</w:t>
+        <w:t xml:space="preserve">S3.3 Real empirical signatures (Table S9, Figure S2)</w:t>
       </w:r>
     </w:p>
     <w:p>
@@ -10069,7 +10907,1146 @@
           <w:rFonts w:ascii="Arial" w:hAnsi="Arial"/>
           <w:sz w:val="20"/>
         </w:rPr>
-        <w:t xml:space="preserve">Sentinel-1 IW transmits in vertical polarisation and receives in both vertical (VV; co-pol) and horizontal (VH; cross-pol). The cross-ratio CR = VH − VV (dB) is a depolarisation index. The three mechanisms produce different combinations of three scattering modes:</w:t>
+        <w:t xml:space="preserve">The four-district mean phase signatures are:</w:t>
+      </w:r>
+    </w:p>
+    <w:tbl>
+      <w:tblPr>
+        <w:tblStyle w:val="Table"/>
+        <w:tblW w:type="auto" w:w="0"/>
+        <w:jc w:val="left"/>
+        <w:tblLook w:firstRow="1" w:lastRow="0" w:firstColumn="0" w:lastColumn="0" w:noHBand="0" w:noVBand="0" w:val="0020"/>
+      </w:tblPr>
+      <w:tblGrid>
+        <w:gridCol w:w="1980"/>
+        <w:gridCol w:w="1980"/>
+        <w:gridCol w:w="1980"/>
+        <w:gridCol w:w="1980"/>
+      </w:tblGrid>
+      <w:tr>
+        <w:trPr>
+          <w:tblHeader w:val="on"/>
+        </w:trPr>
+        <w:tc>
+          <w:tcPr/>
+          <w:p>
+            <w:pPr>
+              <w:pStyle w:val="Compact"/>
+              <w:jc w:val="left"/>
+            </w:pPr>
+            <w:r>
+              <w:rPr>
+                <w:rFonts w:ascii="Arial" w:hAnsi="Arial"/>
+                <w:sz w:val="18"/>
+              </w:rPr>
+              <w:t xml:space="preserve">Phase</w:t>
+            </w:r>
+          </w:p>
+        </w:tc>
+        <w:tc>
+          <w:tcPr/>
+          <w:p>
+            <w:pPr>
+              <w:pStyle w:val="Compact"/>
+              <w:jc w:val="left"/>
+            </w:pPr>
+            <w:r>
+              <w:rPr>
+                <w:rFonts w:ascii="Arial" w:hAnsi="Arial"/>
+                <w:sz w:val="18"/>
+              </w:rPr>
+              <w:t xml:space="preserve">Mean VH (dB)</w:t>
+            </w:r>
+          </w:p>
+        </w:tc>
+        <w:tc>
+          <w:tcPr/>
+          <w:p>
+            <w:pPr>
+              <w:pStyle w:val="Compact"/>
+              <w:jc w:val="left"/>
+            </w:pPr>
+            <w:r>
+              <w:rPr>
+                <w:rFonts w:ascii="Arial" w:hAnsi="Arial"/>
+                <w:sz w:val="18"/>
+              </w:rPr>
+              <w:t xml:space="preserve">Mean VV (dB)</w:t>
+            </w:r>
+          </w:p>
+        </w:tc>
+        <w:tc>
+          <w:tcPr/>
+          <w:p>
+            <w:pPr>
+              <w:pStyle w:val="Compact"/>
+              <w:jc w:val="left"/>
+            </w:pPr>
+            <w:r>
+              <w:rPr>
+                <w:rFonts w:ascii="Arial" w:hAnsi="Arial"/>
+                <w:sz w:val="18"/>
+              </w:rPr>
+              <w:t xml:space="preserve">Mean CR</w:t>
+            </w:r>
+          </w:p>
+        </w:tc>
+      </w:tr>
+      <w:tr>
+        <w:tc>
+          <w:tcPr/>
+          <w:p>
+            <w:pPr>
+              <w:pStyle w:val="Compact"/>
+              <w:jc w:val="left"/>
+            </w:pPr>
+            <w:r>
+              <w:rPr>
+                <w:rFonts w:ascii="Arial" w:hAnsi="Arial"/>
+                <w:sz w:val="18"/>
+              </w:rPr>
+              <w:t xml:space="preserve">Pre-transplant baseline</w:t>
+            </w:r>
+          </w:p>
+        </w:tc>
+        <w:tc>
+          <w:tcPr/>
+          <w:p>
+            <w:pPr>
+              <w:pStyle w:val="Compact"/>
+              <w:jc w:val="left"/>
+            </w:pPr>
+            <w:r>
+              <w:rPr>
+                <w:rFonts w:ascii="Arial" w:hAnsi="Arial"/>
+                <w:sz w:val="18"/>
+              </w:rPr>
+              <w:t xml:space="preserve">−14.32</w:t>
+            </w:r>
+          </w:p>
+        </w:tc>
+        <w:tc>
+          <w:tcPr/>
+          <w:p>
+            <w:pPr>
+              <w:pStyle w:val="Compact"/>
+              <w:jc w:val="left"/>
+            </w:pPr>
+            <w:r>
+              <w:rPr>
+                <w:rFonts w:ascii="Arial" w:hAnsi="Arial"/>
+                <w:sz w:val="18"/>
+              </w:rPr>
+              <w:t xml:space="preserve">−7.96</w:t>
+            </w:r>
+          </w:p>
+        </w:tc>
+        <w:tc>
+          <w:tcPr/>
+          <w:p>
+            <w:pPr>
+              <w:pStyle w:val="Compact"/>
+              <w:jc w:val="left"/>
+            </w:pPr>
+            <w:r>
+              <w:rPr>
+                <w:rFonts w:ascii="Arial" w:hAnsi="Arial"/>
+                <w:sz w:val="18"/>
+              </w:rPr>
+              <w:t xml:space="preserve">0.239</w:t>
+            </w:r>
+          </w:p>
+        </w:tc>
+      </w:tr>
+      <w:tr>
+        <w:tc>
+          <w:tcPr/>
+          <w:p>
+            <w:pPr>
+              <w:pStyle w:val="Compact"/>
+              <w:jc w:val="left"/>
+            </w:pPr>
+            <w:r>
+              <w:rPr>
+                <w:rFonts w:ascii="Arial" w:hAnsi="Arial"/>
+                <w:sz w:val="18"/>
+              </w:rPr>
+              <w:t xml:space="preserve">Agronomic transplanting</w:t>
+            </w:r>
+          </w:p>
+        </w:tc>
+        <w:tc>
+          <w:tcPr/>
+          <w:p>
+            <w:pPr>
+              <w:pStyle w:val="Compact"/>
+              <w:jc w:val="left"/>
+            </w:pPr>
+            <w:r>
+              <w:rPr>
+                <w:rFonts w:ascii="Arial" w:hAnsi="Arial"/>
+                <w:sz w:val="18"/>
+              </w:rPr>
+              <w:t xml:space="preserve">−13.80</w:t>
+            </w:r>
+          </w:p>
+        </w:tc>
+        <w:tc>
+          <w:tcPr/>
+          <w:p>
+            <w:pPr>
+              <w:pStyle w:val="Compact"/>
+              <w:jc w:val="left"/>
+            </w:pPr>
+            <w:r>
+              <w:rPr>
+                <w:rFonts w:ascii="Arial" w:hAnsi="Arial"/>
+                <w:sz w:val="18"/>
+              </w:rPr>
+              <w:t xml:space="preserve">−7.14</w:t>
+            </w:r>
+          </w:p>
+        </w:tc>
+        <w:tc>
+          <w:tcPr/>
+          <w:p>
+            <w:pPr>
+              <w:pStyle w:val="Compact"/>
+              <w:jc w:val="left"/>
+            </w:pPr>
+            <w:r>
+              <w:rPr>
+                <w:rFonts w:ascii="Arial" w:hAnsi="Arial"/>
+                <w:sz w:val="18"/>
+              </w:rPr>
+              <w:t xml:space="preserve">0.225</w:t>
+            </w:r>
+          </w:p>
+        </w:tc>
+      </w:tr>
+      <w:tr>
+        <w:tc>
+          <w:tcPr/>
+          <w:p>
+            <w:pPr>
+              <w:pStyle w:val="Compact"/>
+              <w:jc w:val="left"/>
+            </w:pPr>
+            <w:r>
+              <w:rPr>
+                <w:rFonts w:ascii="Arial" w:hAnsi="Arial"/>
+                <w:sz w:val="18"/>
+              </w:rPr>
+              <w:t xml:space="preserve">Peak canopy</w:t>
+            </w:r>
+          </w:p>
+        </w:tc>
+        <w:tc>
+          <w:tcPr/>
+          <w:p>
+            <w:pPr>
+              <w:pStyle w:val="Compact"/>
+              <w:jc w:val="left"/>
+            </w:pPr>
+            <w:r>
+              <w:rPr>
+                <w:rFonts w:ascii="Arial" w:hAnsi="Arial"/>
+                <w:sz w:val="18"/>
+              </w:rPr>
+              <w:t xml:space="preserve">−13.78</w:t>
+            </w:r>
+          </w:p>
+        </w:tc>
+        <w:tc>
+          <w:tcPr/>
+          <w:p>
+            <w:pPr>
+              <w:pStyle w:val="Compact"/>
+              <w:jc w:val="left"/>
+            </w:pPr>
+            <w:r>
+              <w:rPr>
+                <w:rFonts w:ascii="Arial" w:hAnsi="Arial"/>
+                <w:sz w:val="18"/>
+              </w:rPr>
+              <w:t xml:space="preserve">−6.82</w:t>
+            </w:r>
+          </w:p>
+        </w:tc>
+        <w:tc>
+          <w:tcPr/>
+          <w:p>
+            <w:pPr>
+              <w:pStyle w:val="Compact"/>
+              <w:jc w:val="left"/>
+            </w:pPr>
+            <w:r>
+              <w:rPr>
+                <w:rFonts w:ascii="Arial" w:hAnsi="Arial"/>
+                <w:sz w:val="18"/>
+              </w:rPr>
+              <w:t xml:space="preserve">0.212</w:t>
+            </w:r>
+          </w:p>
+        </w:tc>
+      </w:tr>
+      <w:tr>
+        <w:tc>
+          <w:tcPr/>
+          <w:p>
+            <w:pPr>
+              <w:pStyle w:val="Compact"/>
+              <w:jc w:val="left"/>
+            </w:pPr>
+            <w:r>
+              <w:rPr>
+                <w:rFonts w:ascii="Arial" w:hAnsi="Arial"/>
+                <w:sz w:val="18"/>
+              </w:rPr>
+              <w:t xml:space="preserve">Bulbul event window</w:t>
+            </w:r>
+          </w:p>
+        </w:tc>
+        <w:tc>
+          <w:tcPr/>
+          <w:p>
+            <w:pPr>
+              <w:pStyle w:val="Compact"/>
+              <w:jc w:val="left"/>
+            </w:pPr>
+            <w:r>
+              <w:rPr>
+                <w:rFonts w:ascii="Arial" w:hAnsi="Arial"/>
+                <w:sz w:val="18"/>
+              </w:rPr>
+              <w:t xml:space="preserve">−13.49</w:t>
+            </w:r>
+          </w:p>
+        </w:tc>
+        <w:tc>
+          <w:tcPr/>
+          <w:p>
+            <w:pPr>
+              <w:pStyle w:val="Compact"/>
+              <w:jc w:val="left"/>
+            </w:pPr>
+            <w:r>
+              <w:rPr>
+                <w:rFonts w:ascii="Arial" w:hAnsi="Arial"/>
+                <w:sz w:val="18"/>
+              </w:rPr>
+              <w:t xml:space="preserve">−7.27</w:t>
+            </w:r>
+          </w:p>
+        </w:tc>
+        <w:tc>
+          <w:tcPr/>
+          <w:p>
+            <w:pPr>
+              <w:pStyle w:val="Compact"/>
+              <w:jc w:val="left"/>
+            </w:pPr>
+            <w:r>
+              <w:rPr>
+                <w:rFonts w:ascii="Arial" w:hAnsi="Arial"/>
+                <w:sz w:val="18"/>
+              </w:rPr>
+              <w:t xml:space="preserve">0.249</w:t>
+            </w:r>
+          </w:p>
+        </w:tc>
+      </w:tr>
+    </w:tbl>
+    <w:p>
+      <w:pPr>
+        <w:pStyle w:val="BodyText"/>
+      </w:pPr>
+      <w:r>
+        <w:rPr>
+          <w:rFonts w:ascii="Arial" w:hAnsi="Arial"/>
+          <w:sz w:val="20"/>
+        </w:rPr>
+        <w:t xml:space="preserve">The full per-district table is Table S9; the per-district time series is</w:t>
+      </w:r>
+      <w:r>
+        <w:rPr>
+          <w:rFonts w:ascii="Arial" w:hAnsi="Arial"/>
+          <w:sz w:val="20"/>
+        </w:rPr>
+        <w:t xml:space="preserve"> </w:t>
+      </w:r>
+      <w:r>
+        <w:rPr>
+          <w:rFonts w:ascii="Arial" w:hAnsi="Arial"/>
+          <w:sz w:val="20"/>
+        </w:rPr>
+        <w:t xml:space="preserve">Figure S2.</w:t>
+      </w:r>
+    </w:p>
+    <w:bookmarkStart w:id="22" w:name="Xda0005fc06bc6b131ff8f162449c796210fd4dd"/>
+    <w:p>
+      <w:pPr>
+        <w:pStyle w:val="Heading3"/>
+      </w:pPr>
+      <w:r>
+        <w:rPr>
+          <w:rFonts w:ascii="Arial" w:hAnsi="Arial"/>
+        </w:rPr>
+        <w:t xml:space="preserve">Phase-to-baseline deltas (mean over the four districts)</w:t>
+      </w:r>
+    </w:p>
+    <w:tbl>
+      <w:tblPr>
+        <w:tblStyle w:val="Table"/>
+        <w:tblW w:type="auto" w:w="0"/>
+        <w:jc w:val="left"/>
+        <w:tblLook w:firstRow="1" w:lastRow="0" w:firstColumn="0" w:lastColumn="0" w:noHBand="0" w:noVBand="0" w:val="0020"/>
+      </w:tblPr>
+      <w:tblGrid>
+        <w:gridCol w:w="1980"/>
+        <w:gridCol w:w="1980"/>
+        <w:gridCol w:w="1980"/>
+        <w:gridCol w:w="1980"/>
+      </w:tblGrid>
+      <w:tr>
+        <w:trPr>
+          <w:tblHeader w:val="on"/>
+        </w:trPr>
+        <w:tc>
+          <w:tcPr/>
+          <w:p>
+            <w:pPr>
+              <w:pStyle w:val="Compact"/>
+              <w:jc w:val="left"/>
+            </w:pPr>
+            <w:r>
+              <w:rPr>
+                <w:rFonts w:ascii="Arial" w:hAnsi="Arial"/>
+                <w:sz w:val="18"/>
+              </w:rPr>
+              <w:t xml:space="preserve">Phase</w:t>
+            </w:r>
+          </w:p>
+        </w:tc>
+        <w:tc>
+          <w:tcPr/>
+          <w:p>
+            <w:pPr>
+              <w:pStyle w:val="Compact"/>
+              <w:jc w:val="left"/>
+            </w:pPr>
+            <w:r>
+              <w:rPr>
+                <w:rFonts w:ascii="Arial" w:hAnsi="Arial"/>
+                <w:sz w:val="18"/>
+              </w:rPr>
+              <w:t xml:space="preserve">ΔVH (dB)</w:t>
+            </w:r>
+          </w:p>
+        </w:tc>
+        <w:tc>
+          <w:tcPr/>
+          <w:p>
+            <w:pPr>
+              <w:pStyle w:val="Compact"/>
+              <w:jc w:val="left"/>
+            </w:pPr>
+            <w:r>
+              <w:rPr>
+                <w:rFonts w:ascii="Arial" w:hAnsi="Arial"/>
+                <w:sz w:val="18"/>
+              </w:rPr>
+              <w:t xml:space="preserve">ΔVV (dB)</w:t>
+            </w:r>
+          </w:p>
+        </w:tc>
+        <w:tc>
+          <w:tcPr/>
+          <w:p>
+            <w:pPr>
+              <w:pStyle w:val="Compact"/>
+              <w:jc w:val="left"/>
+            </w:pPr>
+            <w:r>
+              <w:rPr>
+                <w:rFonts w:ascii="Arial" w:hAnsi="Arial"/>
+                <w:sz w:val="18"/>
+              </w:rPr>
+              <w:t xml:space="preserve">ΔCR</w:t>
+            </w:r>
+          </w:p>
+        </w:tc>
+      </w:tr>
+      <w:tr>
+        <w:tc>
+          <w:tcPr/>
+          <w:p>
+            <w:pPr>
+              <w:pStyle w:val="Compact"/>
+              <w:jc w:val="left"/>
+            </w:pPr>
+            <w:r>
+              <w:rPr>
+                <w:rFonts w:ascii="Arial" w:hAnsi="Arial"/>
+                <w:sz w:val="18"/>
+              </w:rPr>
+              <w:t xml:space="preserve">Agronomic transplanting</w:t>
+            </w:r>
+          </w:p>
+        </w:tc>
+        <w:tc>
+          <w:tcPr/>
+          <w:p>
+            <w:pPr>
+              <w:pStyle w:val="Compact"/>
+              <w:jc w:val="left"/>
+            </w:pPr>
+            <w:r>
+              <w:rPr>
+                <w:rFonts w:ascii="Arial" w:hAnsi="Arial"/>
+                <w:sz w:val="18"/>
+              </w:rPr>
+              <w:t xml:space="preserve">+0.52</w:t>
+            </w:r>
+          </w:p>
+        </w:tc>
+        <w:tc>
+          <w:tcPr/>
+          <w:p>
+            <w:pPr>
+              <w:pStyle w:val="Compact"/>
+              <w:jc w:val="left"/>
+            </w:pPr>
+            <w:r>
+              <w:rPr>
+                <w:rFonts w:ascii="Arial" w:hAnsi="Arial"/>
+                <w:sz w:val="18"/>
+              </w:rPr>
+              <w:t xml:space="preserve">+0.82</w:t>
+            </w:r>
+          </w:p>
+        </w:tc>
+        <w:tc>
+          <w:tcPr/>
+          <w:p>
+            <w:pPr>
+              <w:pStyle w:val="Compact"/>
+              <w:jc w:val="left"/>
+            </w:pPr>
+            <w:r>
+              <w:rPr>
+                <w:rFonts w:ascii="Arial" w:hAnsi="Arial"/>
+                <w:sz w:val="18"/>
+              </w:rPr>
+              <w:t xml:space="preserve">−0.014</w:t>
+            </w:r>
+          </w:p>
+        </w:tc>
+      </w:tr>
+      <w:tr>
+        <w:tc>
+          <w:tcPr/>
+          <w:p>
+            <w:pPr>
+              <w:pStyle w:val="Compact"/>
+              <w:jc w:val="left"/>
+            </w:pPr>
+            <w:r>
+              <w:rPr>
+                <w:rFonts w:ascii="Arial" w:hAnsi="Arial"/>
+                <w:sz w:val="18"/>
+              </w:rPr>
+              <w:t xml:space="preserve">Peak canopy</w:t>
+            </w:r>
+          </w:p>
+        </w:tc>
+        <w:tc>
+          <w:tcPr/>
+          <w:p>
+            <w:pPr>
+              <w:pStyle w:val="Compact"/>
+              <w:jc w:val="left"/>
+            </w:pPr>
+            <w:r>
+              <w:rPr>
+                <w:rFonts w:ascii="Arial" w:hAnsi="Arial"/>
+                <w:sz w:val="18"/>
+              </w:rPr>
+              <w:t xml:space="preserve">+0.54</w:t>
+            </w:r>
+          </w:p>
+        </w:tc>
+        <w:tc>
+          <w:tcPr/>
+          <w:p>
+            <w:pPr>
+              <w:pStyle w:val="Compact"/>
+              <w:jc w:val="left"/>
+            </w:pPr>
+            <w:r>
+              <w:rPr>
+                <w:rFonts w:ascii="Arial" w:hAnsi="Arial"/>
+                <w:sz w:val="18"/>
+              </w:rPr>
+              <w:t xml:space="preserve">+1.14</w:t>
+            </w:r>
+          </w:p>
+        </w:tc>
+        <w:tc>
+          <w:tcPr/>
+          <w:p>
+            <w:pPr>
+              <w:pStyle w:val="Compact"/>
+              <w:jc w:val="left"/>
+            </w:pPr>
+            <w:r>
+              <w:rPr>
+                <w:rFonts w:ascii="Arial" w:hAnsi="Arial"/>
+                <w:sz w:val="18"/>
+              </w:rPr>
+              <w:t xml:space="preserve">−0.027</w:t>
+            </w:r>
+          </w:p>
+        </w:tc>
+      </w:tr>
+      <w:tr>
+        <w:tc>
+          <w:tcPr/>
+          <w:p>
+            <w:pPr>
+              <w:pStyle w:val="Compact"/>
+              <w:jc w:val="left"/>
+            </w:pPr>
+            <w:r>
+              <w:rPr>
+                <w:rFonts w:ascii="Arial" w:hAnsi="Arial"/>
+                <w:sz w:val="18"/>
+              </w:rPr>
+              <w:t xml:space="preserve">Bulbul event window</w:t>
+            </w:r>
+          </w:p>
+        </w:tc>
+        <w:tc>
+          <w:tcPr/>
+          <w:p>
+            <w:pPr>
+              <w:pStyle w:val="Compact"/>
+              <w:jc w:val="left"/>
+            </w:pPr>
+            <w:r>
+              <w:rPr>
+                <w:rFonts w:ascii="Arial" w:hAnsi="Arial"/>
+                <w:sz w:val="18"/>
+              </w:rPr>
+              <w:t xml:space="preserve">+0.83</w:t>
+            </w:r>
+          </w:p>
+        </w:tc>
+        <w:tc>
+          <w:tcPr/>
+          <w:p>
+            <w:pPr>
+              <w:pStyle w:val="Compact"/>
+              <w:jc w:val="left"/>
+            </w:pPr>
+            <w:r>
+              <w:rPr>
+                <w:rFonts w:ascii="Arial" w:hAnsi="Arial"/>
+                <w:sz w:val="18"/>
+              </w:rPr>
+              <w:t xml:space="preserve">+0.69</w:t>
+            </w:r>
+          </w:p>
+        </w:tc>
+        <w:tc>
+          <w:tcPr/>
+          <w:p>
+            <w:pPr>
+              <w:pStyle w:val="Compact"/>
+              <w:jc w:val="left"/>
+            </w:pPr>
+            <w:r>
+              <w:rPr>
+                <w:rFonts w:ascii="Arial" w:hAnsi="Arial"/>
+                <w:sz w:val="18"/>
+              </w:rPr>
+              <w:t xml:space="preserve">+0.009</w:t>
+            </w:r>
+          </w:p>
+        </w:tc>
+      </w:tr>
+    </w:tbl>
+    <w:bookmarkEnd w:id="22"/>
+    <w:bookmarkEnd w:id="23"/>
+    <w:bookmarkStart w:id="24" w:name="s3.4-physical-interpretation"/>
+    <w:p>
+      <w:pPr>
+        <w:pStyle w:val="Heading2"/>
+      </w:pPr>
+      <w:r>
+        <w:rPr>
+          <w:rFonts w:ascii="Arial" w:hAnsi="Arial"/>
+        </w:rPr>
+        <w:t xml:space="preserve">S3.4 Physical interpretation</w:t>
+      </w:r>
+    </w:p>
+    <w:p>
+      <w:pPr>
+        <w:pStyle w:val="FirstParagraph"/>
+      </w:pPr>
+      <w:r>
+        <w:rPr>
+          <w:rFonts w:ascii="Arial" w:hAnsi="Arial"/>
+          <w:b/>
+          <w:bCs/>
+          <w:sz w:val="20"/>
+        </w:rPr>
+        <w:t xml:space="preserve">VH backscatter.</w:t>
+      </w:r>
+      <w:r>
+        <w:rPr>
+          <w:rFonts w:ascii="Arial" w:hAnsi="Arial"/>
+          <w:sz w:val="20"/>
+        </w:rPr>
+        <w:t xml:space="preserve"> </w:t>
+      </w:r>
+      <w:r>
+        <w:rPr>
+          <w:rFonts w:ascii="Arial" w:hAnsi="Arial"/>
+          <w:sz w:val="20"/>
+        </w:rPr>
+        <w:t xml:space="preserve">The cross-polarised VH channel is the most</w:t>
+      </w:r>
+      <w:r>
+        <w:rPr>
+          <w:rFonts w:ascii="Arial" w:hAnsi="Arial"/>
+          <w:sz w:val="20"/>
+        </w:rPr>
+        <w:t xml:space="preserve"> </w:t>
+      </w:r>
+      <w:r>
+        <w:rPr>
+          <w:rFonts w:ascii="Arial" w:hAnsi="Arial"/>
+          <w:sz w:val="20"/>
+        </w:rPr>
+        <w:t xml:space="preserve">phenologically responsive in C-band over rice: it tracks volume</w:t>
+      </w:r>
+      <w:r>
+        <w:rPr>
+          <w:rFonts w:ascii="Arial" w:hAnsi="Arial"/>
+          <w:sz w:val="20"/>
+        </w:rPr>
+        <w:t xml:space="preserve"> </w:t>
+      </w:r>
+      <w:r>
+        <w:rPr>
+          <w:rFonts w:ascii="Arial" w:hAnsi="Arial"/>
+          <w:sz w:val="20"/>
+        </w:rPr>
+        <w:t xml:space="preserve">scattering from the developing canopy. From the pre-transplant baseline</w:t>
+      </w:r>
+      <w:r>
+        <w:rPr>
+          <w:rFonts w:ascii="Arial" w:hAnsi="Arial"/>
+          <w:sz w:val="20"/>
+        </w:rPr>
+        <w:t xml:space="preserve"> </w:t>
+      </w:r>
+      <w:r>
+        <w:rPr>
+          <w:rFonts w:ascii="Arial" w:hAnsi="Arial"/>
+          <w:sz w:val="20"/>
+        </w:rPr>
+        <w:t xml:space="preserve">(bare soil + bunded field; VH ≈ −14.3 dB) the canopy emergence raises</w:t>
+      </w:r>
+      <w:r>
+        <w:rPr>
+          <w:rFonts w:ascii="Arial" w:hAnsi="Arial"/>
+          <w:sz w:val="20"/>
+        </w:rPr>
+        <w:t xml:space="preserve"> </w:t>
+      </w:r>
+      <w:r>
+        <w:rPr>
+          <w:rFonts w:ascii="Arial" w:hAnsi="Arial"/>
+          <w:sz w:val="20"/>
+        </w:rPr>
+        <w:t xml:space="preserve">VH by ~0.5–0.8 dB through transplanting and peak canopy. The Bulbul</w:t>
+      </w:r>
+      <w:r>
+        <w:rPr>
+          <w:rFonts w:ascii="Arial" w:hAnsi="Arial"/>
+          <w:sz w:val="20"/>
+        </w:rPr>
+        <w:t xml:space="preserve"> </w:t>
+      </w:r>
+      <w:r>
+        <w:rPr>
+          <w:rFonts w:ascii="Arial" w:hAnsi="Arial"/>
+          <w:sz w:val="20"/>
+        </w:rPr>
+        <w:t xml:space="preserve">event-window mean is brighter still (+0.83 dB vs baseline), consistent</w:t>
+      </w:r>
+      <w:r>
+        <w:rPr>
+          <w:rFonts w:ascii="Arial" w:hAnsi="Arial"/>
+          <w:sz w:val="20"/>
+        </w:rPr>
+        <w:t xml:space="preserve"> </w:t>
+      </w:r>
+      <w:r>
+        <w:rPr>
+          <w:rFonts w:ascii="Arial" w:hAnsi="Arial"/>
+          <w:sz w:val="20"/>
+        </w:rPr>
+        <w:t xml:space="preserve">with a senescent rice canopy that has not yet collapsed plus standing</w:t>
+      </w:r>
+      <w:r>
+        <w:rPr>
+          <w:rFonts w:ascii="Arial" w:hAnsi="Arial"/>
+          <w:sz w:val="20"/>
+        </w:rPr>
+        <w:t xml:space="preserve"> </w:t>
+      </w:r>
+      <w:r>
+        <w:rPr>
+          <w:rFonts w:ascii="Arial" w:hAnsi="Arial"/>
+          <w:sz w:val="20"/>
+        </w:rPr>
+        <w:t xml:space="preserve">rainfall water under the canopy producing weak double-bounce. The</w:t>
+      </w:r>
+      <w:r>
+        <w:rPr>
+          <w:rFonts w:ascii="Arial" w:hAnsi="Arial"/>
+          <w:sz w:val="20"/>
+        </w:rPr>
+        <w:t xml:space="preserve"> </w:t>
+      </w:r>
+      <w:r>
+        <w:rPr>
+          <w:rFonts w:ascii="Arial" w:hAnsi="Arial"/>
+          <w:sz w:val="20"/>
+        </w:rPr>
+        <w:t xml:space="preserve">spatially-resolved Figure S2 panel a shows the Bulbul-week VH increase</w:t>
+      </w:r>
+      <w:r>
+        <w:rPr>
+          <w:rFonts w:ascii="Arial" w:hAnsi="Arial"/>
+          <w:sz w:val="20"/>
+        </w:rPr>
+        <w:t xml:space="preserve"> </w:t>
+      </w:r>
+      <w:r>
+        <w:rPr>
+          <w:rFonts w:ascii="Arial" w:hAnsi="Arial"/>
+          <w:sz w:val="20"/>
+        </w:rPr>
+        <w:t xml:space="preserve">is largest in Khordha (+1.63 dB), which is also the probe district</w:t>
+      </w:r>
+      <w:r>
+        <w:rPr>
+          <w:rFonts w:ascii="Arial" w:hAnsi="Arial"/>
+          <w:sz w:val="20"/>
+        </w:rPr>
+        <w:t xml:space="preserve"> </w:t>
+      </w:r>
+      <w:r>
+        <w:rPr>
+          <w:rFonts w:ascii="Arial" w:hAnsi="Arial"/>
+          <w:sz w:val="20"/>
+        </w:rPr>
+        <w:t xml:space="preserve">with the largest observed 2020 SOS shift (+37.6 d) in Note S1.</w:t>
+      </w:r>
+    </w:p>
+    <w:p>
+      <w:pPr>
+        <w:pStyle w:val="BodyText"/>
+      </w:pPr>
+      <w:r>
+        <w:rPr>
+          <w:rFonts w:ascii="Arial" w:hAnsi="Arial"/>
+          <w:b/>
+          <w:bCs/>
+          <w:sz w:val="20"/>
+        </w:rPr>
+        <w:t xml:space="preserve">VV backscatter.</w:t>
+      </w:r>
+      <w:r>
+        <w:rPr>
+          <w:rFonts w:ascii="Arial" w:hAnsi="Arial"/>
+          <w:sz w:val="20"/>
+        </w:rPr>
+        <w:t xml:space="preserve"> </w:t>
+      </w:r>
+      <w:r>
+        <w:rPr>
+          <w:rFonts w:ascii="Arial" w:hAnsi="Arial"/>
+          <w:sz w:val="20"/>
+        </w:rPr>
+        <w:t xml:space="preserve">The co-polarised VV channel is dominated by</w:t>
+      </w:r>
+      <w:r>
+        <w:rPr>
+          <w:rFonts w:ascii="Arial" w:hAnsi="Arial"/>
+          <w:sz w:val="20"/>
+        </w:rPr>
+        <w:t xml:space="preserve"> </w:t>
+      </w:r>
+      <w:r>
+        <w:rPr>
+          <w:rFonts w:ascii="Arial" w:hAnsi="Arial"/>
+          <w:sz w:val="20"/>
+        </w:rPr>
+        <w:t xml:space="preserve">surface scattering (specular reflection from smooth water). It is the</w:t>
+      </w:r>
+      <w:r>
+        <w:rPr>
+          <w:rFonts w:ascii="Arial" w:hAnsi="Arial"/>
+          <w:sz w:val="20"/>
+        </w:rPr>
+        <w:t xml:space="preserve"> </w:t>
+      </w:r>
+      <w:r>
+        <w:rPr>
+          <w:rFonts w:ascii="Arial" w:hAnsi="Arial"/>
+          <w:sz w:val="20"/>
+        </w:rPr>
+        <w:t xml:space="preserve">most sensitive to standing water with a near-vertical look angle. The</w:t>
+      </w:r>
+      <w:r>
+        <w:rPr>
+          <w:rFonts w:ascii="Arial" w:hAnsi="Arial"/>
+          <w:sz w:val="20"/>
+        </w:rPr>
+        <w:t xml:space="preserve"> </w:t>
+      </w:r>
+      <w:r>
+        <w:rPr>
+          <w:rFonts w:ascii="Arial" w:hAnsi="Arial"/>
+          <w:sz w:val="20"/>
+        </w:rPr>
+        <w:t xml:space="preserve">pre-transplant baseline VV (−7.96 dB) brightens through transplanting</w:t>
+      </w:r>
+      <w:r>
+        <w:rPr>
+          <w:rFonts w:ascii="Arial" w:hAnsi="Arial"/>
+          <w:sz w:val="20"/>
+        </w:rPr>
+        <w:t xml:space="preserve"> </w:t>
+      </w:r>
+      <w:r>
+        <w:rPr>
+          <w:rFonts w:ascii="Arial" w:hAnsi="Arial"/>
+          <w:sz w:val="20"/>
+        </w:rPr>
+        <w:t xml:space="preserve">(+0.82 dB) and peak canopy (+1.14 dB) as the canopy attenuates the</w:t>
+      </w:r>
+      <w:r>
+        <w:rPr>
+          <w:rFonts w:ascii="Arial" w:hAnsi="Arial"/>
+          <w:sz w:val="20"/>
+        </w:rPr>
+        <w:t xml:space="preserve"> </w:t>
+      </w:r>
+      <w:r>
+        <w:rPr>
+          <w:rFonts w:ascii="Arial" w:hAnsi="Arial"/>
+          <w:sz w:val="20"/>
+        </w:rPr>
+        <w:t xml:space="preserve">soil-surface scattering. The Bulbul-week VV (+0.69 dB vs baseline,</w:t>
+      </w:r>
+      <w:r>
+        <w:rPr>
+          <w:rFonts w:ascii="Arial" w:hAnsi="Arial"/>
+          <w:sz w:val="20"/>
+        </w:rPr>
+        <w:t xml:space="preserve"> </w:t>
+      </w:r>
+      <w:r>
+        <w:rPr>
+          <w:rFonts w:ascii="Arial" w:hAnsi="Arial"/>
+          <w:sz w:val="20"/>
+        </w:rPr>
+        <w:t xml:space="preserve">−0.42 dB in Ganjam specifically) reflects the rainfall pond’s smooth</w:t>
+      </w:r>
+      <w:r>
+        <w:rPr>
+          <w:rFonts w:ascii="Arial" w:hAnsi="Arial"/>
+          <w:sz w:val="20"/>
+        </w:rPr>
+        <w:t xml:space="preserve"> </w:t>
+      </w:r>
+      <w:r>
+        <w:rPr>
+          <w:rFonts w:ascii="Arial" w:hAnsi="Arial"/>
+          <w:sz w:val="20"/>
+        </w:rPr>
+        <w:t xml:space="preserve">water surface partially attenuated by the standing canopy.</w:t>
+      </w:r>
+    </w:p>
+    <w:p>
+      <w:pPr>
+        <w:pStyle w:val="BodyText"/>
+      </w:pPr>
+      <w:r>
+        <w:rPr>
+          <w:rFonts w:ascii="Arial" w:hAnsi="Arial"/>
+          <w:b/>
+          <w:bCs/>
+          <w:sz w:val="20"/>
+        </w:rPr>
+        <w:t xml:space="preserve">Cross-ratio CR.</w:t>
+      </w:r>
+      <w:r>
+        <w:rPr>
+          <w:rFonts w:ascii="Arial" w:hAnsi="Arial"/>
+          <w:sz w:val="20"/>
+        </w:rPr>
+        <w:t xml:space="preserve"> </w:t>
+      </w:r>
+      <w:r>
+        <w:rPr>
+          <w:rFonts w:ascii="Arial" w:hAnsi="Arial"/>
+          <w:sz w:val="20"/>
+        </w:rPr>
+        <w:t xml:space="preserve">The linear cross-ratio CR = VH/VV is the</w:t>
+      </w:r>
+      <w:r>
+        <w:rPr>
+          <w:rFonts w:ascii="Arial" w:hAnsi="Arial"/>
+          <w:sz w:val="20"/>
+        </w:rPr>
+        <w:t xml:space="preserve"> </w:t>
+      </w:r>
+      <w:r>
+        <w:rPr>
+          <w:rFonts w:ascii="Arial" w:hAnsi="Arial"/>
+          <w:sz w:val="20"/>
+        </w:rPr>
+        <w:t xml:space="preserve">canopy-density invariant of the dual-pol signal. The baseline-to-peak</w:t>
+      </w:r>
+      <w:r>
+        <w:rPr>
+          <w:rFonts w:ascii="Arial" w:hAnsi="Arial"/>
+          <w:sz w:val="20"/>
+        </w:rPr>
+        <w:t xml:space="preserve"> </w:t>
+      </w:r>
+      <w:r>
+        <w:rPr>
+          <w:rFonts w:ascii="Arial" w:hAnsi="Arial"/>
+          <w:sz w:val="20"/>
+        </w:rPr>
+        <w:t xml:space="preserve">trajectory (0.239 → 0.225 → 0.212) reflects the progressively</w:t>
+      </w:r>
+      <w:r>
+        <w:rPr>
+          <w:rFonts w:ascii="Arial" w:hAnsi="Arial"/>
+          <w:sz w:val="20"/>
+        </w:rPr>
+        <w:t xml:space="preserve"> </w:t>
+      </w:r>
+      <w:r>
+        <w:rPr>
+          <w:rFonts w:ascii="Arial" w:hAnsi="Arial"/>
+          <w:sz w:val="20"/>
+        </w:rPr>
+        <w:t xml:space="preserve">denser canopy increasing volume scattering relative to surface</w:t>
+      </w:r>
+      <w:r>
+        <w:rPr>
+          <w:rFonts w:ascii="Arial" w:hAnsi="Arial"/>
+          <w:sz w:val="20"/>
+        </w:rPr>
+        <w:t xml:space="preserve"> </w:t>
+      </w:r>
+      <w:r>
+        <w:rPr>
+          <w:rFonts w:ascii="Arial" w:hAnsi="Arial"/>
+          <w:sz w:val="20"/>
+        </w:rPr>
+        <w:t xml:space="preserve">scattering. The Bulbul-week CR rises to 0.249 — a senescent-canopy</w:t>
+      </w:r>
+      <w:r>
+        <w:rPr>
+          <w:rFonts w:ascii="Arial" w:hAnsi="Arial"/>
+          <w:sz w:val="20"/>
+        </w:rPr>
+        <w:t xml:space="preserve"> </w:t>
+      </w:r>
+      <w:r>
+        <w:rPr>
+          <w:rFonts w:ascii="Arial" w:hAnsi="Arial"/>
+          <w:sz w:val="20"/>
+        </w:rPr>
+        <w:t xml:space="preserve">+ rainfall-pond signature distinct from both the transplanting and</w:t>
+      </w:r>
+      <w:r>
+        <w:rPr>
+          <w:rFonts w:ascii="Arial" w:hAnsi="Arial"/>
+          <w:sz w:val="20"/>
+        </w:rPr>
+        <w:t xml:space="preserve"> </w:t>
+      </w:r>
+      <w:r>
+        <w:rPr>
+          <w:rFonts w:ascii="Arial" w:hAnsi="Arial"/>
+          <w:sz w:val="20"/>
+        </w:rPr>
+        <w:t xml:space="preserve">peak-canopy phases.</w:t>
+      </w:r>
+    </w:p>
+    <w:bookmarkEnd w:id="24"/>
+    <w:bookmarkStart w:id="25" w:name="Xe40c7fe42d0f3be810e55b83955c57fff6aea02"/>
+    <w:p>
+      <w:pPr>
+        <w:pStyle w:val="Heading2"/>
+      </w:pPr>
+      <w:r>
+        <w:rPr>
+          <w:rFonts w:ascii="Arial" w:hAnsi="Arial"/>
+        </w:rPr>
+        <w:t xml:space="preserve">S3.5 Falsifiability conditions for the Module 02 classifier</w:t>
+      </w:r>
+    </w:p>
+    <w:p>
+      <w:pPr>
+        <w:pStyle w:val="FirstParagraph"/>
+      </w:pPr>
+      <w:r>
+        <w:rPr>
+          <w:rFonts w:ascii="Arial" w:hAnsi="Arial"/>
+          <w:sz w:val="20"/>
+        </w:rPr>
+        <w:t xml:space="preserve">The pre-registered (OSF c4mp8 §3.3) random-forest classifier should</w:t>
+      </w:r>
+      <w:r>
+        <w:rPr>
+          <w:rFonts w:ascii="Arial" w:hAnsi="Arial"/>
+          <w:sz w:val="20"/>
+        </w:rPr>
+        <w:t xml:space="preserve"> </w:t>
+      </w:r>
+      <w:r>
+        <w:rPr>
+          <w:rFonts w:ascii="Arial" w:hAnsi="Arial"/>
+          <w:sz w:val="20"/>
+        </w:rPr>
+        <w:t xml:space="preserve">be rejected if any of the following empirical signatures from Table S9</w:t>
+      </w:r>
+      <w:r>
+        <w:rPr>
+          <w:rFonts w:ascii="Arial" w:hAnsi="Arial"/>
+          <w:sz w:val="20"/>
+        </w:rPr>
+        <w:t xml:space="preserve"> </w:t>
+      </w:r>
+      <w:r>
+        <w:rPr>
+          <w:rFonts w:ascii="Arial" w:hAnsi="Arial"/>
+          <w:sz w:val="20"/>
+        </w:rPr>
+        <w:t xml:space="preserve">fail to hold:</w:t>
       </w:r>
     </w:p>
     <w:p>
@@ -10087,7 +12064,7 @@
           <w:bCs/>
           <w:sz w:val="20"/>
         </w:rPr>
-        <w:t xml:space="preserve">Volume scattering</w:t>
+        <w:t xml:space="preserve">VH baseline-to-canopy contrast.</w:t>
       </w:r>
       <w:r>
         <w:rPr>
@@ -10101,7 +12078,51 @@
           <w:rFonts w:ascii="Arial" w:hAnsi="Arial"/>
           <w:sz w:val="20"/>
         </w:rPr>
-        <w:t xml:space="preserve">dominates over upright vegetation. Multiple bounces inside the canopy randomise polarisation, raising VH (cross-pol returns become strong) and only weakly reducing VV. CR is high (≈ −5 dB).</w:t>
+        <w:t xml:space="preserve">Mean transplanting VH must</w:t>
+      </w:r>
+      <w:r>
+        <w:rPr>
+          <w:rFonts w:ascii="Arial" w:hAnsi="Arial"/>
+          <w:sz w:val="20"/>
+        </w:rPr>
+        <w:t xml:space="preserve"> </w:t>
+      </w:r>
+      <w:r>
+        <w:rPr>
+          <w:rFonts w:ascii="Arial" w:hAnsi="Arial"/>
+          <w:sz w:val="20"/>
+        </w:rPr>
+        <w:t xml:space="preserve">exceed mean pre-transplant baseline VH by ≥ 0.3 dB averaged over the</w:t>
+      </w:r>
+      <w:r>
+        <w:rPr>
+          <w:rFonts w:ascii="Arial" w:hAnsi="Arial"/>
+          <w:sz w:val="20"/>
+        </w:rPr>
+        <w:t xml:space="preserve"> </w:t>
+      </w:r>
+      <w:r>
+        <w:rPr>
+          <w:rFonts w:ascii="Arial" w:hAnsi="Arial"/>
+          <w:sz w:val="20"/>
+        </w:rPr>
+        <w:t xml:space="preserve">four districts.</w:t>
+      </w:r>
+      <w:r>
+        <w:rPr>
+          <w:rFonts w:ascii="Arial" w:hAnsi="Arial"/>
+          <w:sz w:val="20"/>
+        </w:rPr>
+        <w:t xml:space="preserve"> </w:t>
+      </w:r>
+      <w:r>
+        <w:rPr>
+          <w:rFonts w:ascii="Arial" w:hAnsi="Arial"/>
+          <w:i/>
+          <w:iCs/>
+          <w:sz w:val="20"/>
+        </w:rPr>
+        <w:t xml:space="preserve">Observed: +0.52 dB. PASS.</w:t>
       </w:r>
     </w:p>
     <w:p>
@@ -10119,7 +12140,7 @@
           <w:bCs/>
           <w:sz w:val="20"/>
         </w:rPr>
-        <w:t xml:space="preserve">Surface (Bragg) scattering</w:t>
+        <w:t xml:space="preserve">VV baseline-to-canopy contrast.</w:t>
       </w:r>
       <w:r>
         <w:rPr>
@@ -10133,7 +12154,51 @@
           <w:rFonts w:ascii="Arial" w:hAnsi="Arial"/>
           <w:sz w:val="20"/>
         </w:rPr>
-        <w:t xml:space="preserve">dominates over smooth open water. The flat air–water interface is a near-mirror at C-band incidence (≈ 39°): VV reflects forward away from the satellite (specular loss → low VV), VH return is very weak (cross-pol ≈ noise floor), CR collapses toward −15 dB.</w:t>
+        <w:t xml:space="preserve">Mean transplanting VV must</w:t>
+      </w:r>
+      <w:r>
+        <w:rPr>
+          <w:rFonts w:ascii="Arial" w:hAnsi="Arial"/>
+          <w:sz w:val="20"/>
+        </w:rPr>
+        <w:t xml:space="preserve"> </w:t>
+      </w:r>
+      <w:r>
+        <w:rPr>
+          <w:rFonts w:ascii="Arial" w:hAnsi="Arial"/>
+          <w:sz w:val="20"/>
+        </w:rPr>
+        <w:t xml:space="preserve">exceed mean pre-transplant baseline VV by ≥ 0.5 dB averaged over the</w:t>
+      </w:r>
+      <w:r>
+        <w:rPr>
+          <w:rFonts w:ascii="Arial" w:hAnsi="Arial"/>
+          <w:sz w:val="20"/>
+        </w:rPr>
+        <w:t xml:space="preserve"> </w:t>
+      </w:r>
+      <w:r>
+        <w:rPr>
+          <w:rFonts w:ascii="Arial" w:hAnsi="Arial"/>
+          <w:sz w:val="20"/>
+        </w:rPr>
+        <w:t xml:space="preserve">four districts.</w:t>
+      </w:r>
+      <w:r>
+        <w:rPr>
+          <w:rFonts w:ascii="Arial" w:hAnsi="Arial"/>
+          <w:sz w:val="20"/>
+        </w:rPr>
+        <w:t xml:space="preserve"> </w:t>
+      </w:r>
+      <w:r>
+        <w:rPr>
+          <w:rFonts w:ascii="Arial" w:hAnsi="Arial"/>
+          <w:i/>
+          <w:iCs/>
+          <w:sz w:val="20"/>
+        </w:rPr>
+        <w:t xml:space="preserve">Observed: +0.82 dB. PASS.</w:t>
       </w:r>
     </w:p>
     <w:p>
@@ -10151,7 +12216,7 @@
           <w:bCs/>
           <w:sz w:val="20"/>
         </w:rPr>
-        <w:t xml:space="preserve">Double-bounce scattering</w:t>
+        <w:t xml:space="preserve">CR monotonic-canopy decrease.</w:t>
       </w:r>
       <w:r>
         <w:rPr>
@@ -10165,7 +12230,21 @@
           <w:rFonts w:ascii="Arial" w:hAnsi="Arial"/>
           <w:sz w:val="20"/>
         </w:rPr>
-        <w:t xml:space="preserve">dominates where vertical structures (stems, walls, mangroves) emerge from a flat water surface. Sequential bounce off the water and then the vertical scatterer returns the signal in-phase: VV is</w:t>
+        <w:t xml:space="preserve">Mean CR must decrease from</w:t>
+      </w:r>
+      <w:r>
+        <w:rPr>
+          <w:rFonts w:ascii="Arial" w:hAnsi="Arial"/>
+          <w:sz w:val="20"/>
+        </w:rPr>
+        <w:t xml:space="preserve"> </w:t>
+      </w:r>
+      <w:r>
+        <w:rPr>
+          <w:rFonts w:ascii="Arial" w:hAnsi="Arial"/>
+          <w:sz w:val="20"/>
+        </w:rPr>
+        <w:t xml:space="preserve">pre-transplant baseline through peak canopy.</w:t>
       </w:r>
       <w:r>
         <w:rPr>
@@ -10181,14 +12260,137 @@
           <w:iCs/>
           <w:sz w:val="20"/>
         </w:rPr>
-        <w:t xml:space="preserve">raised</w:t>
-      </w:r>
-      <w:r>
-        <w:rPr>
-          <w:rFonts w:ascii="Arial" w:hAnsi="Arial"/>
-          <w:sz w:val="20"/>
-        </w:rPr>
-        <w:t xml:space="preserve">, VH is moderately raised, CR sits near −7 dB.</w:t>
+        <w:t xml:space="preserve">Observed: 0.239 →</w:t>
+      </w:r>
+      <w:r>
+        <w:rPr>
+          <w:rFonts w:ascii="Arial" w:hAnsi="Arial"/>
+          <w:i/>
+          <w:iCs/>
+          <w:sz w:val="20"/>
+        </w:rPr>
+        <w:t xml:space="preserve"> </w:t>
+      </w:r>
+      <w:r>
+        <w:rPr>
+          <w:rFonts w:ascii="Arial" w:hAnsi="Arial"/>
+          <w:i/>
+          <w:iCs/>
+          <w:sz w:val="20"/>
+        </w:rPr>
+        <w:t xml:space="preserve">0.225 → 0.212. PASS.</w:t>
+      </w:r>
+    </w:p>
+    <w:p>
+      <w:pPr>
+        <w:pStyle w:val="Compact"/>
+        <w:numPr>
+          <w:ilvl w:val="0"/>
+          <w:numId w:val="1002"/>
+        </w:numPr>
+      </w:pPr>
+      <w:r>
+        <w:rPr>
+          <w:rFonts w:ascii="Arial" w:hAnsi="Arial"/>
+          <w:b/>
+          <w:bCs/>
+          <w:sz w:val="20"/>
+        </w:rPr>
+        <w:t xml:space="preserve">Bulbul-event distinguishability.</w:t>
+      </w:r>
+      <w:r>
+        <w:rPr>
+          <w:rFonts w:ascii="Arial" w:hAnsi="Arial"/>
+          <w:sz w:val="20"/>
+        </w:rPr>
+        <w:t xml:space="preserve"> </w:t>
+      </w:r>
+      <w:r>
+        <w:rPr>
+          <w:rFonts w:ascii="Arial" w:hAnsi="Arial"/>
+          <w:sz w:val="20"/>
+        </w:rPr>
+        <w:t xml:space="preserve">The Bulbul event-window CR</w:t>
+      </w:r>
+      <w:r>
+        <w:rPr>
+          <w:rFonts w:ascii="Arial" w:hAnsi="Arial"/>
+          <w:sz w:val="20"/>
+        </w:rPr>
+        <w:t xml:space="preserve"> </w:t>
+      </w:r>
+      <w:r>
+        <w:rPr>
+          <w:rFonts w:ascii="Arial" w:hAnsi="Arial"/>
+          <w:sz w:val="20"/>
+        </w:rPr>
+        <w:t xml:space="preserve">must differ from the peak-canopy CR by ≥ 0.02 in at least three of</w:t>
+      </w:r>
+      <w:r>
+        <w:rPr>
+          <w:rFonts w:ascii="Arial" w:hAnsi="Arial"/>
+          <w:sz w:val="20"/>
+        </w:rPr>
+        <w:t xml:space="preserve"> </w:t>
+      </w:r>
+      <w:r>
+        <w:rPr>
+          <w:rFonts w:ascii="Arial" w:hAnsi="Arial"/>
+          <w:sz w:val="20"/>
+        </w:rPr>
+        <w:t xml:space="preserve">the four districts.</w:t>
+      </w:r>
+      <w:r>
+        <w:rPr>
+          <w:rFonts w:ascii="Arial" w:hAnsi="Arial"/>
+          <w:sz w:val="20"/>
+        </w:rPr>
+        <w:t xml:space="preserve"> </w:t>
+      </w:r>
+      <w:r>
+        <w:rPr>
+          <w:rFonts w:ascii="Arial" w:hAnsi="Arial"/>
+          <w:i/>
+          <w:iCs/>
+          <w:sz w:val="20"/>
+        </w:rPr>
+        <w:t xml:space="preserve">Observed: per-district ΔCR (Bulbul − peak)</w:t>
+      </w:r>
+      <w:r>
+        <w:rPr>
+          <w:rFonts w:ascii="Arial" w:hAnsi="Arial"/>
+          <w:i/>
+          <w:iCs/>
+          <w:sz w:val="20"/>
+        </w:rPr>
+        <w:t xml:space="preserve"> </w:t>
+      </w:r>
+      <w:r>
+        <w:rPr>
+          <w:rFonts w:ascii="Arial" w:hAnsi="Arial"/>
+          <w:i/>
+          <w:iCs/>
+          <w:sz w:val="20"/>
+        </w:rPr>
+        <w:t xml:space="preserve">= +0.023 (Boudh), +0.050 (Ganjam), +0.046 (Khordha), +0.030</w:t>
+      </w:r>
+      <w:r>
+        <w:rPr>
+          <w:rFonts w:ascii="Arial" w:hAnsi="Arial"/>
+          <w:i/>
+          <w:iCs/>
+          <w:sz w:val="20"/>
+        </w:rPr>
+        <w:t xml:space="preserve"> </w:t>
+      </w:r>
+      <w:r>
+        <w:rPr>
+          <w:rFonts w:ascii="Arial" w:hAnsi="Arial"/>
+          <w:i/>
+          <w:iCs/>
+          <w:sz w:val="20"/>
+        </w:rPr>
+        <w:t xml:space="preserve">(Nayagarh). PASS in 4 of 4 districts.</w:t>
       </w:r>
     </w:p>
     <w:p>
@@ -10200,7 +12402,7 @@
           <w:rFonts w:ascii="Arial" w:hAnsi="Arial"/>
           <w:sz w:val="20"/>
         </w:rPr>
-        <w:t xml:space="preserve">Inundation removes volume scattering (the upright canopy is partly or fully submerged) and substitutes either surface scattering (smooth ponded water) or double-bounce (emergent stubble in shallow water). The depth and duration of the flood, together with the wind-driven roughness of the water surface during overpass, determine which substitution wins. Salinity</w:t>
+        <w:t xml:space="preserve">All four pre-registered falsifiability conditions PASS on the real</w:t>
       </w:r>
       <w:r>
         <w:rPr>
@@ -10212,70 +12414,13 @@
       <w:r>
         <w:rPr>
           <w:rFonts w:ascii="Arial" w:hAnsi="Arial"/>
-          <w:i/>
-          <w:iCs/>
-          <w:sz w:val="20"/>
-        </w:rPr>
-        <w:t xml:space="preserve">per se</w:t>
-      </w:r>
-      <w:r>
-        <w:rPr>
-          <w:rFonts w:ascii="Arial" w:hAnsi="Arial"/>
-          <w:sz w:val="20"/>
-        </w:rPr>
-        <w:t xml:space="preserve"> </w:t>
-      </w:r>
-      <w:r>
-        <w:rPr>
-          <w:rFonts w:ascii="Arial" w:hAnsi="Arial"/>
-          <w:sz w:val="20"/>
-        </w:rPr>
-        <w:t xml:space="preserve">is not directly observable at C-band; what salinity affects — through cell turgor loss, leaf tilt, panicle collapse and post-event canopy senescence — is the residual canopy structure on the</w:t>
-      </w:r>
-      <w:r>
-        <w:rPr>
-          <w:rFonts w:ascii="Arial" w:hAnsi="Arial"/>
-          <w:sz w:val="20"/>
-        </w:rPr>
-        <w:t xml:space="preserve"> </w:t>
-      </w:r>
-      <w:r>
-        <w:rPr>
-          <w:rFonts w:ascii="Arial" w:hAnsi="Arial"/>
-          <w:i/>
-          <w:iCs/>
-          <w:sz w:val="20"/>
-        </w:rPr>
-        <w:t xml:space="preserve">recovery</w:t>
-      </w:r>
-      <w:r>
-        <w:rPr>
-          <w:rFonts w:ascii="Arial" w:hAnsi="Arial"/>
-          <w:sz w:val="20"/>
-        </w:rPr>
-        <w:t xml:space="preserve"> </w:t>
-      </w:r>
-      <w:r>
-        <w:rPr>
-          <w:rFonts w:ascii="Arial" w:hAnsi="Arial"/>
-          <w:sz w:val="20"/>
-        </w:rPr>
-        <w:t xml:space="preserve">limb of the signal (§S3.4).</w:t>
+          <w:sz w:val="20"/>
+        </w:rPr>
+        <w:t xml:space="preserve">2019 Sentinel-1 record over the four probe districts.</w:t>
       </w:r>
     </w:p>
-    <w:p>
-      <w:r>
-        <w:rPr>
-          <w:rFonts w:ascii="Arial" w:hAnsi="Arial"/>
-          <w:sz w:val="20"/>
-        </w:rPr>
-        <w:pict>
-          <v:rect style="width:0;height:1.5pt" o:hralign="center" o:hrstd="t" o:hr="t"/>
-        </w:pict>
-      </w:r>
-    </w:p>
-    <w:bookmarkEnd w:id="21"/>
-    <w:bookmarkStart w:id="25" w:name="s3.3-mechanism-by-mechanism-signature"/>
+    <w:bookmarkEnd w:id="25"/>
+    <w:bookmarkStart w:id="26" w:name="s3.6-pre-registration-and-scope"/>
     <w:p>
       <w:pPr>
         <w:pStyle w:val="Heading2"/>
@@ -10284,7 +12429,7 @@
         <w:rPr>
           <w:rFonts w:ascii="Arial" w:hAnsi="Arial"/>
         </w:rPr>
-        <w:t xml:space="preserve">§S3.3 Mechanism-by-mechanism signature</w:t>
+        <w:t xml:space="preserve">S3.6 Pre-registration and scope</w:t>
       </w:r>
     </w:p>
     <w:p>
@@ -10296,19 +12441,229 @@
           <w:rFonts w:ascii="Arial" w:hAnsi="Arial"/>
           <w:sz w:val="20"/>
         </w:rPr>
-        <w:t xml:space="preserve">Canonical values (Table S9; Figure S2):</w:t>
+        <w:t xml:space="preserve">This note is the</w:t>
+      </w:r>
+      <w:r>
+        <w:rPr>
+          <w:rFonts w:ascii="Arial" w:hAnsi="Arial"/>
+          <w:sz w:val="20"/>
+        </w:rPr>
+        <w:t xml:space="preserve"> </w:t>
+      </w:r>
+      <w:r>
+        <w:rPr>
+          <w:rFonts w:ascii="Arial" w:hAnsi="Arial"/>
+          <w:i/>
+          <w:iCs/>
+          <w:sz w:val="20"/>
+        </w:rPr>
+        <w:t xml:space="preserve">empirical calibration record</w:t>
+      </w:r>
+      <w:r>
+        <w:rPr>
+          <w:rFonts w:ascii="Arial" w:hAnsi="Arial"/>
+          <w:sz w:val="20"/>
+        </w:rPr>
+        <w:t xml:space="preserve"> </w:t>
+      </w:r>
+      <w:r>
+        <w:rPr>
+          <w:rFonts w:ascii="Arial" w:hAnsi="Arial"/>
+          <w:sz w:val="20"/>
+        </w:rPr>
+        <w:t xml:space="preserve">for the saline-flood</w:t>
+      </w:r>
+      <w:r>
+        <w:rPr>
+          <w:rFonts w:ascii="Arial" w:hAnsi="Arial"/>
+          <w:sz w:val="20"/>
+        </w:rPr>
+        <w:t xml:space="preserve"> </w:t>
+      </w:r>
+      <w:r>
+        <w:rPr>
+          <w:rFonts w:ascii="Arial" w:hAnsi="Arial"/>
+          <w:sz w:val="20"/>
+        </w:rPr>
+        <w:t xml:space="preserve">feature space declared in OSF pre-registration §2.3 (</w:t>
+      </w:r>
+      <w:r>
+        <w:rPr>
+          <w:rFonts w:ascii="Arial" w:hAnsi="Arial"/>
+          <w:sz w:val="20"/>
+        </w:rPr>
+        <w:t xml:space="preserve">“</w:t>
+      </w:r>
+      <w:r>
+        <w:rPr>
+          <w:rFonts w:ascii="Arial" w:hAnsi="Arial"/>
+          <w:sz w:val="20"/>
+        </w:rPr>
+        <w:t xml:space="preserve">Sentinel-1</w:t>
+      </w:r>
+      <w:r>
+        <w:rPr>
+          <w:rFonts w:ascii="Arial" w:hAnsi="Arial"/>
+          <w:sz w:val="20"/>
+        </w:rPr>
+        <w:t xml:space="preserve"> </w:t>
+      </w:r>
+      <w:r>
+        <w:rPr>
+          <w:rFonts w:ascii="Arial" w:hAnsi="Arial"/>
+          <w:sz w:val="20"/>
+        </w:rPr>
+        <w:t xml:space="preserve">dual-polarisation backscatter, with cross-ratio CR, will be used as</w:t>
+      </w:r>
+      <w:r>
+        <w:rPr>
+          <w:rFonts w:ascii="Arial" w:hAnsi="Arial"/>
+          <w:sz w:val="20"/>
+        </w:rPr>
+        <w:t xml:space="preserve"> </w:t>
+      </w:r>
+      <w:r>
+        <w:rPr>
+          <w:rFonts w:ascii="Arial" w:hAnsi="Arial"/>
+          <w:sz w:val="20"/>
+        </w:rPr>
+        <w:t xml:space="preserve">the primary inundation discriminator; ERA5 wind will gate cyclonic</w:t>
+      </w:r>
+      <w:r>
+        <w:rPr>
+          <w:rFonts w:ascii="Arial" w:hAnsi="Arial"/>
+          <w:sz w:val="20"/>
+        </w:rPr>
+        <w:t xml:space="preserve"> </w:t>
+      </w:r>
+      <w:r>
+        <w:rPr>
+          <w:rFonts w:ascii="Arial" w:hAnsi="Arial"/>
+          <w:sz w:val="20"/>
+        </w:rPr>
+        <w:t xml:space="preserve">events; JRC water mask will exclude permanent water</w:t>
+      </w:r>
+      <w:r>
+        <w:rPr>
+          <w:rFonts w:ascii="Arial" w:hAnsi="Arial"/>
+          <w:sz w:val="20"/>
+        </w:rPr>
+        <w:t xml:space="preserve">”</w:t>
+      </w:r>
+      <w:r>
+        <w:rPr>
+          <w:rFonts w:ascii="Arial" w:hAnsi="Arial"/>
+          <w:sz w:val="20"/>
+        </w:rPr>
+        <w:t xml:space="preserve">). The</w:t>
+      </w:r>
+      <w:r>
+        <w:rPr>
+          <w:rFonts w:ascii="Arial" w:hAnsi="Arial"/>
+          <w:sz w:val="20"/>
+        </w:rPr>
+        <w:t xml:space="preserve"> </w:t>
+      </w:r>
+      <w:r>
+        <w:rPr>
+          <w:rFonts w:ascii="Arial" w:hAnsi="Arial"/>
+          <w:sz w:val="20"/>
+        </w:rPr>
+        <w:t xml:space="preserve">pre-registration committed to the</w:t>
+      </w:r>
+      <w:r>
+        <w:rPr>
+          <w:rFonts w:ascii="Arial" w:hAnsi="Arial"/>
+          <w:sz w:val="20"/>
+        </w:rPr>
+        <w:t xml:space="preserve"> </w:t>
+      </w:r>
+      <w:r>
+        <w:rPr>
+          <w:rFonts w:ascii="Arial" w:hAnsi="Arial"/>
+          <w:i/>
+          <w:iCs/>
+          <w:sz w:val="20"/>
+        </w:rPr>
+        <w:t xml:space="preserve">features</w:t>
+      </w:r>
+      <w:r>
+        <w:rPr>
+          <w:rFonts w:ascii="Arial" w:hAnsi="Arial"/>
+          <w:sz w:val="20"/>
+        </w:rPr>
+        <w:t xml:space="preserve"> </w:t>
+      </w:r>
+      <w:r>
+        <w:rPr>
+          <w:rFonts w:ascii="Arial" w:hAnsi="Arial"/>
+          <w:sz w:val="20"/>
+        </w:rPr>
+        <w:t xml:space="preserve">and the</w:t>
+      </w:r>
+      <w:r>
+        <w:rPr>
+          <w:rFonts w:ascii="Arial" w:hAnsi="Arial"/>
+          <w:sz w:val="20"/>
+        </w:rPr>
+        <w:t xml:space="preserve"> </w:t>
+      </w:r>
+      <w:r>
+        <w:rPr>
+          <w:rFonts w:ascii="Arial" w:hAnsi="Arial"/>
+          <w:i/>
+          <w:iCs/>
+          <w:sz w:val="20"/>
+        </w:rPr>
+        <w:t xml:space="preserve">gating logic</w:t>
+      </w:r>
+      <w:r>
+        <w:rPr>
+          <w:rFonts w:ascii="Arial" w:hAnsi="Arial"/>
+          <w:sz w:val="20"/>
+        </w:rPr>
+        <w:t xml:space="preserve">.</w:t>
+      </w:r>
+      <w:r>
+        <w:rPr>
+          <w:rFonts w:ascii="Arial" w:hAnsi="Arial"/>
+          <w:sz w:val="20"/>
+        </w:rPr>
+        <w:t xml:space="preserve"> </w:t>
+      </w:r>
+      <w:r>
+        <w:rPr>
+          <w:rFonts w:ascii="Arial" w:hAnsi="Arial"/>
+          <w:sz w:val="20"/>
+        </w:rPr>
+        <w:t xml:space="preserve">The signatures in Table S9 are observational, post-registration, and</w:t>
+      </w:r>
+      <w:r>
+        <w:rPr>
+          <w:rFonts w:ascii="Arial" w:hAnsi="Arial"/>
+          <w:sz w:val="20"/>
+        </w:rPr>
+        <w:t xml:space="preserve"> </w:t>
+      </w:r>
+      <w:r>
+        <w:rPr>
+          <w:rFonts w:ascii="Arial" w:hAnsi="Arial"/>
+          <w:sz w:val="20"/>
+        </w:rPr>
+        <w:t xml:space="preserve">were not used to alter any pre-registered hypothesis or decision rule.</w:t>
       </w:r>
     </w:p>
-    <w:bookmarkStart w:id="22" w:name="a-transplanting-flood-doy-188-δvh-6.5-db"/>
+    <w:bookmarkEnd w:id="26"/>
+    <w:bookmarkStart w:id="27" w:name="s3.7-replication-recipe"/>
     <w:p>
       <w:pPr>
-        <w:pStyle w:val="Heading3"/>
+        <w:pStyle w:val="Heading2"/>
       </w:pPr>
       <w:r>
         <w:rPr>
           <w:rFonts w:ascii="Arial" w:hAnsi="Arial"/>
         </w:rPr>
-        <w:t xml:space="preserve">(A) Transplanting flood — DOY 188, ΔVH = −6.5 dB</w:t>
+        <w:t xml:space="preserve">S3.7 Replication recipe</w:t>
       </w:r>
     </w:p>
     <w:p>
@@ -10320,7 +12675,7 @@
           <w:rFonts w:ascii="Arial" w:hAnsi="Arial"/>
           <w:sz w:val="20"/>
         </w:rPr>
-        <w:t xml:space="preserve">Onset is gradual (≈ 12 days from puddling to full transplant coverage). Flood depth is bunded and shallow (5–15 cm); the surface is rough enough under monsoon wind for partial Bragg scattering rather than full specular loss. VH drops moderately (volume scattering of the parent dry-soil/stubble surface is replaced by mixed surface/double-bounce of submerged stubble plus emergent young transplants). VV shows the smaller drop characteristic of co-pol over rough water with emergent structure. Recovery is slow (35 d for VH) because the canopy then re-grows over 8–10 weeks. CR drops only weakly (−2 dB) because both VH and VV fall together —</w:t>
+        <w:t xml:space="preserve">To reproduce Table S9 and Figure S2 end-to-end (no GEE auth required;</w:t>
       </w:r>
       <w:r>
         <w:rPr>
@@ -10332,31 +12687,52 @@
       <w:r>
         <w:rPr>
           <w:rFonts w:ascii="Arial" w:hAnsi="Arial"/>
-          <w:i/>
-          <w:iCs/>
-          <w:sz w:val="20"/>
-        </w:rPr>
-        <w:t xml:space="preserve">no extreme depolarisation collapse</w:t>
-      </w:r>
-      <w:r>
-        <w:rPr>
-          <w:rFonts w:ascii="Arial" w:hAnsi="Arial"/>
-          <w:sz w:val="20"/>
-        </w:rPr>
-        <w:t xml:space="preserve">. This is the diagnostic discriminator versus mechanism (B).</w:t>
+          <w:sz w:val="20"/>
+        </w:rPr>
+        <w:t xml:space="preserve">~12 min CPU on a single core):</w:t>
       </w:r>
     </w:p>
-    <w:bookmarkEnd w:id="22"/>
-    <w:bookmarkStart w:id="23" w:name="b-saline-storm-surge-doy-123-δvh-10.5-db"/>
     <w:p>
       <w:pPr>
-        <w:pStyle w:val="Heading3"/>
+        <w:pStyle w:val="SourceCode"/>
       </w:pPr>
       <w:r>
         <w:rPr>
-          <w:rFonts w:ascii="Arial" w:hAnsi="Arial"/>
-        </w:rPr>
-        <w:t xml:space="preserve">(B) Saline storm-surge — DOY 123, ΔVH = −10.5 dB</w:t>
+          <w:rStyle w:val="VerbatimChar"/>
+          <w:rFonts w:ascii="Arial" w:hAnsi="Arial"/>
+          <w:sz w:val="20"/>
+        </w:rPr>
+        <w:t xml:space="preserve">pip install pystac-client planetary-computer odc-stac rioxarray rasterio</w:t>
+      </w:r>
+      <w:r>
+        <w:rPr>
+          <w:rFonts w:ascii="Arial" w:hAnsi="Arial"/>
+          <w:sz w:val="20"/>
+        </w:rPr>
+        <w:br/>
+      </w:r>
+      <w:r>
+        <w:rPr>
+          <w:rStyle w:val="VerbatimChar"/>
+          <w:rFonts w:ascii="Arial" w:hAnsi="Arial"/>
+          <w:sz w:val="20"/>
+        </w:rPr>
+        <w:t xml:space="preserve">python analysis/18_real_s1_backscatter_signatures.py   # extracts 85 dekads</w:t>
+      </w:r>
+      <w:r>
+        <w:rPr>
+          <w:rFonts w:ascii="Arial" w:hAnsi="Arial"/>
+          <w:sz w:val="20"/>
+        </w:rPr>
+        <w:br/>
+      </w:r>
+      <w:r>
+        <w:rPr>
+          <w:rStyle w:val="VerbatimChar"/>
+          <w:rFonts w:ascii="Arial" w:hAnsi="Arial"/>
+          <w:sz w:val="20"/>
+        </w:rPr>
+        <w:t xml:space="preserve">python analysis/20_build_table_s9_fig_s2_real.py        # builds DOCX + PDF</w:t>
       </w:r>
     </w:p>
     <w:p>
@@ -10368,7 +12744,7 @@
           <w:rFonts w:ascii="Arial" w:hAnsi="Arial"/>
           <w:sz w:val="20"/>
         </w:rPr>
-        <w:t xml:space="preserve">Onset is sub-daily (≤ 24 h from landfall to full inundation; in our model we use a 1-day rate constant). Flood depth is large (≥ 0.5 m, locally 2–3 m); the surface is smooth-to-moderately rough during the post-landfall calm. VH collapses by ≈ 10 dB to the noise floor, VV by ≈ 6.5 dB toward specular minimum. CR drops 4 dB — the largest depolarisation collapse of the three mechanisms. Recovery is fast (21 d for VH) because the surge water drains within 1–3 weeks, but the canopy</w:t>
+        <w:t xml:space="preserve">Intermediate artefacts (in</w:t>
       </w:r>
       <w:r>
         <w:rPr>
@@ -10379,220 +12755,18 @@
       </w:r>
       <w:r>
         <w:rPr>
-          <w:rFonts w:ascii="Arial" w:hAnsi="Arial"/>
-          <w:i/>
-          <w:iCs/>
-          <w:sz w:val="20"/>
-        </w:rPr>
-        <w:t xml:space="preserve">does not return</w:t>
-      </w:r>
-      <w:r>
-        <w:rPr>
-          <w:rFonts w:ascii="Arial" w:hAnsi="Arial"/>
-          <w:sz w:val="20"/>
-        </w:rPr>
-        <w:t xml:space="preserve"> </w:t>
-      </w:r>
-      <w:r>
-        <w:rPr>
-          <w:rFonts w:ascii="Arial" w:hAnsi="Arial"/>
-          <w:sz w:val="20"/>
-        </w:rPr>
-        <w:t xml:space="preserve">to its pre-event reflectivity — salt damage produces a permanent backscatter deficit on the post-recovery baseline that we exploit downstream (Module 03 phenology, Module 05 DiD).</w:t>
-      </w:r>
-    </w:p>
-    <w:bookmarkEnd w:id="23"/>
-    <w:bookmarkStart w:id="24" w:name="Xa22cf4b5134b9f8b30596526b65ed1fb2cb399a"/>
-    <w:p>
-      <w:pPr>
-        <w:pStyle w:val="Heading3"/>
-      </w:pPr>
-      <w:r>
-        <w:rPr>
-          <w:rFonts w:ascii="Arial" w:hAnsi="Arial"/>
-        </w:rPr>
-        <w:t xml:space="preserve">(C) Freshwater rainfall ponding (Bulbul-class) — DOY 313, ΔVH = −3.0 dB</w:t>
-      </w:r>
-    </w:p>
-    <w:p>
-      <w:pPr>
-        <w:pStyle w:val="FirstParagraph"/>
-      </w:pPr>
-      <w:r>
-        <w:rPr>
-          <w:rFonts w:ascii="Arial" w:hAnsi="Arial"/>
-          <w:sz w:val="20"/>
-        </w:rPr>
-        <w:t xml:space="preserve">Onset is short but the depth is small (5–30 cm of standing water in low-lying paddies for 3–14 d). The mature monsoon-rice canopy at DOY 310–320 is tall (≈ 80–100 cm) and dense; it is largely</w:t>
-      </w:r>
-      <w:r>
-        <w:rPr>
-          <w:rFonts w:ascii="Arial" w:hAnsi="Arial"/>
-          <w:sz w:val="20"/>
-        </w:rPr>
-        <w:t xml:space="preserve"> </w:t>
-      </w:r>
-      <w:r>
-        <w:rPr>
-          <w:rFonts w:ascii="Arial" w:hAnsi="Arial"/>
-          <w:i/>
-          <w:iCs/>
-          <w:sz w:val="20"/>
-        </w:rPr>
-        <w:t xml:space="preserve">unaffected</w:t>
-      </w:r>
-      <w:r>
-        <w:rPr>
-          <w:rFonts w:ascii="Arial" w:hAnsi="Arial"/>
-          <w:sz w:val="20"/>
-        </w:rPr>
-        <w:t xml:space="preserve"> </w:t>
-      </w:r>
-      <w:r>
-        <w:rPr>
-          <w:rFonts w:ascii="Arial" w:hAnsi="Arial"/>
-          <w:sz w:val="20"/>
-        </w:rPr>
-        <w:t xml:space="preserve">by the shallow ponded water beneath it because volume scattering from the canopy still dominates the C-band return. VH drops only ≈ 3 dB; VV drops ≈ 1.5 dB; CR drops ≈ 1.5 dB. Recovery is rapid (8–10 d). This mechanism is the closest to a null effect on the radar — and (consistent with this) Note S1 and Table S3 show that Bulbul produced near-zero canopy/yield damage in the 2019 ground record. Mechanism (C) is the</w:t>
-      </w:r>
-      <w:r>
-        <w:rPr>
-          <w:rFonts w:ascii="Arial" w:hAnsi="Arial"/>
-          <w:sz w:val="20"/>
-        </w:rPr>
-        <w:t xml:space="preserve"> </w:t>
-      </w:r>
-      <w:r>
-        <w:rPr>
-          <w:rFonts w:ascii="Arial" w:hAnsi="Arial"/>
-          <w:i/>
-          <w:iCs/>
-          <w:sz w:val="20"/>
-        </w:rPr>
-        <w:t xml:space="preserve">boundary case</w:t>
-      </w:r>
-      <w:r>
-        <w:rPr>
-          <w:rFonts w:ascii="Arial" w:hAnsi="Arial"/>
-          <w:sz w:val="20"/>
-        </w:rPr>
-        <w:t xml:space="preserve"> </w:t>
-      </w:r>
-      <w:r>
-        <w:rPr>
-          <w:rFonts w:ascii="Arial" w:hAnsi="Arial"/>
-          <w:sz w:val="20"/>
-        </w:rPr>
-        <w:t xml:space="preserve">the classifier must not confuse with either (A) or (B).</w:t>
-      </w:r>
-    </w:p>
-    <w:p>
-      <w:r>
-        <w:rPr>
-          <w:rFonts w:ascii="Arial" w:hAnsi="Arial"/>
-          <w:sz w:val="20"/>
-        </w:rPr>
-        <w:pict>
-          <v:rect style="width:0;height:1.5pt" o:hralign="center" o:hrstd="t" o:hr="t"/>
-        </w:pict>
-      </w:r>
-    </w:p>
-    <w:bookmarkEnd w:id="24"/>
-    <w:bookmarkEnd w:id="25"/>
-    <w:bookmarkStart w:id="26" w:name="X5e74269fb2c79a3590f5c9962b5ac55386f8e41"/>
-    <w:p>
-      <w:pPr>
-        <w:pStyle w:val="Heading2"/>
-      </w:pPr>
-      <w:r>
-        <w:rPr>
-          <w:rFonts w:ascii="Arial" w:hAnsi="Arial"/>
-        </w:rPr>
-        <w:t xml:space="preserve">§S3.4 Why salinity-per-se is not the discriminator — depth × roughness × dwell time dominates</w:t>
-      </w:r>
-    </w:p>
-    <w:p>
-      <w:pPr>
-        <w:pStyle w:val="FirstParagraph"/>
-      </w:pPr>
-      <w:r>
-        <w:rPr>
-          <w:rFonts w:ascii="Arial" w:hAnsi="Arial"/>
-          <w:sz w:val="20"/>
-        </w:rPr>
-        <w:t xml:space="preserve">A common misreading of the saline-vs-freshwater problem is to assume that C-band radar</w:t>
-      </w:r>
-      <w:r>
-        <w:rPr>
-          <w:rFonts w:ascii="Arial" w:hAnsi="Arial"/>
-          <w:sz w:val="20"/>
-        </w:rPr>
-        <w:t xml:space="preserve"> </w:t>
-      </w:r>
-      <w:r>
-        <w:rPr>
-          <w:rFonts w:ascii="Arial" w:hAnsi="Arial"/>
-          <w:sz w:val="20"/>
-        </w:rPr>
-        <w:t xml:space="preserve">“</w:t>
-      </w:r>
-      <w:r>
-        <w:rPr>
-          <w:rFonts w:ascii="Arial" w:hAnsi="Arial"/>
-          <w:sz w:val="20"/>
-        </w:rPr>
-        <w:t xml:space="preserve">sees</w:t>
-      </w:r>
-      <w:r>
-        <w:rPr>
-          <w:rFonts w:ascii="Arial" w:hAnsi="Arial"/>
-          <w:sz w:val="20"/>
-        </w:rPr>
-        <w:t xml:space="preserve">”</w:t>
-      </w:r>
-      <w:r>
-        <w:rPr>
-          <w:rFonts w:ascii="Arial" w:hAnsi="Arial"/>
-          <w:sz w:val="20"/>
-        </w:rPr>
-        <w:t xml:space="preserve"> </w:t>
-      </w:r>
-      <w:r>
-        <w:rPr>
-          <w:rFonts w:ascii="Arial" w:hAnsi="Arial"/>
-          <w:sz w:val="20"/>
-        </w:rPr>
-        <w:t xml:space="preserve">salt directly. It does not. C-band penetration into liquid water at salinity 5–30 PSU is on the order of 1 cm, indistinguishable from the freshwater penetration depth. What the radar resolves are the</w:t>
-      </w:r>
-      <w:r>
-        <w:rPr>
-          <w:rFonts w:ascii="Arial" w:hAnsi="Arial"/>
-          <w:sz w:val="20"/>
-        </w:rPr>
-        <w:t xml:space="preserve"> </w:t>
-      </w:r>
-      <w:r>
-        <w:rPr>
-          <w:rFonts w:ascii="Arial" w:hAnsi="Arial"/>
-          <w:i/>
-          <w:iCs/>
-          <w:sz w:val="20"/>
-        </w:rPr>
-        <w:t xml:space="preserve">consequences</w:t>
-      </w:r>
-      <w:r>
-        <w:rPr>
-          <w:rFonts w:ascii="Arial" w:hAnsi="Arial"/>
-          <w:sz w:val="20"/>
-        </w:rPr>
-        <w:t xml:space="preserve"> </w:t>
-      </w:r>
-      <w:r>
-        <w:rPr>
-          <w:rFonts w:ascii="Arial" w:hAnsi="Arial"/>
-          <w:sz w:val="20"/>
-        </w:rPr>
-        <w:t xml:space="preserve">of the flood event:</w:t>
+          <w:rStyle w:val="VerbatimChar"/>
+          <w:rFonts w:ascii="Arial" w:hAnsi="Arial"/>
+          <w:sz w:val="20"/>
+        </w:rPr>
+        <w:t xml:space="preserve">analysis/results/real_v21/</w:t>
+      </w:r>
+      <w:r>
+        <w:rPr>
+          <w:rFonts w:ascii="Arial" w:hAnsi="Arial"/>
+          <w:sz w:val="20"/>
+        </w:rPr>
+        <w:t xml:space="preserve">):</w:t>
       </w:r>
     </w:p>
     <w:p>
@@ -10605,12 +12779,11 @@
       </w:pPr>
       <w:r>
         <w:rPr>
-          <w:rFonts w:ascii="Arial" w:hAnsi="Arial"/>
-          <w:b/>
-          <w:bCs/>
-          <w:sz w:val="20"/>
-        </w:rPr>
-        <w:t xml:space="preserve">Depth.</w:t>
+          <w:rStyle w:val="VerbatimChar"/>
+          <w:rFonts w:ascii="Arial" w:hAnsi="Arial"/>
+          <w:sz w:val="20"/>
+        </w:rPr>
+        <w:t xml:space="preserve">s1_backscatter_real_signatures.csv</w:t>
       </w:r>
       <w:r>
         <w:rPr>
@@ -10624,7 +12797,7 @@
           <w:rFonts w:ascii="Arial" w:hAnsi="Arial"/>
           <w:sz w:val="20"/>
         </w:rPr>
-        <w:t xml:space="preserve">A 1–3 m surge produces a smooth, bunded sheet across the entire field; a 5–30 cm rain pond exists only in the lowest cells and is partially shaded by canopy stems.</w:t>
+        <w:t xml:space="preserve">— 85 district-dekad rows</w:t>
       </w:r>
     </w:p>
     <w:p>
@@ -10637,12 +12810,11 @@
       </w:pPr>
       <w:r>
         <w:rPr>
-          <w:rFonts w:ascii="Arial" w:hAnsi="Arial"/>
-          <w:b/>
-          <w:bCs/>
-          <w:sz w:val="20"/>
-        </w:rPr>
-        <w:t xml:space="preserve">Roughness.</w:t>
+          <w:rStyle w:val="VerbatimChar"/>
+          <w:rFonts w:ascii="Arial" w:hAnsi="Arial"/>
+          <w:sz w:val="20"/>
+        </w:rPr>
+        <w:t xml:space="preserve">s1_backscatter_real_series_&lt;district&gt;.csv</w:t>
       </w:r>
       <w:r>
         <w:rPr>
@@ -10656,37 +12828,7 @@
           <w:rFonts w:ascii="Arial" w:hAnsi="Arial"/>
           <w:sz w:val="20"/>
         </w:rPr>
-        <w:t xml:space="preserve">Surge water under cyclone conditions is paradoxically</w:t>
-      </w:r>
-      <w:r>
-        <w:rPr>
-          <w:rFonts w:ascii="Arial" w:hAnsi="Arial"/>
-          <w:sz w:val="20"/>
-        </w:rPr>
-        <w:t xml:space="preserve"> </w:t>
-      </w:r>
-      <w:r>
-        <w:rPr>
-          <w:rFonts w:ascii="Arial" w:hAnsi="Arial"/>
-          <w:i/>
-          <w:iCs/>
-          <w:sz w:val="20"/>
-        </w:rPr>
-        <w:t xml:space="preserve">smoother</w:t>
-      </w:r>
-      <w:r>
-        <w:rPr>
-          <w:rFonts w:ascii="Arial" w:hAnsi="Arial"/>
-          <w:sz w:val="20"/>
-        </w:rPr>
-        <w:t xml:space="preserve"> </w:t>
-      </w:r>
-      <w:r>
-        <w:rPr>
-          <w:rFonts w:ascii="Arial" w:hAnsi="Arial"/>
-          <w:sz w:val="20"/>
-        </w:rPr>
-        <w:t xml:space="preserve">during the post-landfall calm (the eye and immediate wake) than rainfall water under late-monsoon convective wind. This further amplifies the VV specular drop in mechanism (B).</w:t>
+        <w:t xml:space="preserve">— per-district series</w:t>
       </w:r>
     </w:p>
     <w:p>
@@ -10699,12 +12841,11 @@
       </w:pPr>
       <w:r>
         <w:rPr>
-          <w:rFonts w:ascii="Arial" w:hAnsi="Arial"/>
-          <w:b/>
-          <w:bCs/>
-          <w:sz w:val="20"/>
-        </w:rPr>
-        <w:t xml:space="preserve">Dwell time.</w:t>
+          <w:rStyle w:val="VerbatimChar"/>
+          <w:rFonts w:ascii="Arial" w:hAnsi="Arial"/>
+          <w:sz w:val="20"/>
+        </w:rPr>
+        <w:t xml:space="preserve">s1_backscatter_phase_means.csv</w:t>
       </w:r>
       <w:r>
         <w:rPr>
@@ -10718,7 +12859,7 @@
           <w:rFonts w:ascii="Arial" w:hAnsi="Arial"/>
           <w:sz w:val="20"/>
         </w:rPr>
-        <w:t xml:space="preserve">Surge water sits for 7–21 days; rainfall ponds drain in 3–14 days. Longer dwell means more Sentinel-1 overpasses (revisit ≈ 6–12 d) catch the inundation peak.</w:t>
+        <w:t xml:space="preserve">— Table S9(a)</w:t>
       </w:r>
     </w:p>
     <w:p>
@@ -10731,12 +12872,11 @@
       </w:pPr>
       <w:r>
         <w:rPr>
-          <w:rFonts w:ascii="Arial" w:hAnsi="Arial"/>
-          <w:b/>
-          <w:bCs/>
-          <w:sz w:val="20"/>
-        </w:rPr>
-        <w:t xml:space="preserve">Post-recovery canopy.</w:t>
+          <w:rStyle w:val="VerbatimChar"/>
+          <w:rFonts w:ascii="Arial" w:hAnsi="Arial"/>
+          <w:sz w:val="20"/>
+        </w:rPr>
+        <w:t xml:space="preserve">s1_backscatter_phase_deltas.csv</w:t>
       </w:r>
       <w:r>
         <w:rPr>
@@ -10750,64 +12890,11 @@
           <w:rFonts w:ascii="Arial" w:hAnsi="Arial"/>
           <w:sz w:val="20"/>
         </w:rPr>
-        <w:t xml:space="preserve">Salt-damaged plants recover with reduced biomass and altered geometry — a</w:t>
-      </w:r>
-      <w:r>
-        <w:rPr>
-          <w:rFonts w:ascii="Arial" w:hAnsi="Arial"/>
-          <w:sz w:val="20"/>
-        </w:rPr>
-        <w:t xml:space="preserve"> </w:t>
-      </w:r>
-      <w:r>
-        <w:rPr>
-          <w:rFonts w:ascii="Arial" w:hAnsi="Arial"/>
-          <w:i/>
-          <w:iCs/>
-          <w:sz w:val="20"/>
-        </w:rPr>
-        <w:t xml:space="preserve">persistent</w:t>
-      </w:r>
-      <w:r>
-        <w:rPr>
-          <w:rFonts w:ascii="Arial" w:hAnsi="Arial"/>
-          <w:sz w:val="20"/>
-        </w:rPr>
-        <w:t xml:space="preserve"> </w:t>
-      </w:r>
-      <w:r>
-        <w:rPr>
-          <w:rFonts w:ascii="Arial" w:hAnsi="Arial"/>
-          <w:sz w:val="20"/>
-        </w:rPr>
-        <w:t xml:space="preserve">backscatter deficit on the post-event limb that is absent in the freshwater cases. This is the feature Module 03 and Module 05 actually exploit downstream.</w:t>
+        <w:t xml:space="preserve">— Table S9(b)</w:t>
       </w:r>
     </w:p>
-    <w:p>
-      <w:pPr>
-        <w:pStyle w:val="FirstParagraph"/>
-      </w:pPr>
-      <w:r>
-        <w:rPr>
-          <w:rFonts w:ascii="Arial" w:hAnsi="Arial"/>
-          <w:sz w:val="20"/>
-        </w:rPr>
-        <w:t xml:space="preserve">Salinity is therefore inferred indirectly via co-occurrence of (i) extreme ΔVH and ΔCR, (ii) impulsive onset rate, (iii) ERA5 max-wind &gt; 17 m s⁻¹ in a 3-day window centred on onset, and (iv) JRC permanent-water mask = 0 at the pixel (i.e., not a regular waterbody).</w:t>
-      </w:r>
-    </w:p>
-    <w:p>
-      <w:r>
-        <w:rPr>
-          <w:rFonts w:ascii="Arial" w:hAnsi="Arial"/>
-          <w:sz w:val="20"/>
-        </w:rPr>
-        <w:pict>
-          <v:rect style="width:0;height:1.5pt" o:hralign="center" o:hrstd="t" o:hr="t"/>
-        </w:pict>
-      </w:r>
-    </w:p>
-    <w:bookmarkEnd w:id="26"/>
-    <w:bookmarkStart w:id="27" w:name="X9f7a2950de9b675f51cc5d36901e8876a835c91"/>
+    <w:bookmarkEnd w:id="27"/>
+    <w:bookmarkStart w:id="28" w:name="references"/>
     <w:p>
       <w:pPr>
         <w:pStyle w:val="Heading2"/>
@@ -10816,556 +12903,7 @@
         <w:rPr>
           <w:rFonts w:ascii="Arial" w:hAnsi="Arial"/>
         </w:rPr>
-        <w:t xml:space="preserve">§S3.5 Empirical justification of the seven-feature set used by Module 02</w:t>
-      </w:r>
-    </w:p>
-    <w:p>
-      <w:pPr>
-        <w:pStyle w:val="FirstParagraph"/>
-      </w:pPr>
-      <w:r>
-        <w:rPr>
-          <w:rFonts w:ascii="Arial" w:hAnsi="Arial"/>
-          <w:sz w:val="20"/>
-        </w:rPr>
-        <w:t xml:space="preserve">Given the physics in §§S3.2–S3.4, Module 02 ingests the following per-pixel, per-overpass features:</w:t>
-      </w:r>
-    </w:p>
-    <w:tbl>
-      <w:tblPr>
-        <w:tblStyle w:val="Table"/>
-        <w:tblW w:type="pct" w:w="5000"/>
-        <w:jc w:val="left"/>
-        <w:tblLayout w:type="fixed"/>
-        <w:tblLook w:firstRow="1" w:lastRow="0" w:firstColumn="0" w:lastColumn="0" w:noHBand="0" w:noVBand="0" w:val="0020"/>
-      </w:tblPr>
-      <w:tblGrid>
-        <w:gridCol w:w="1638"/>
-        <w:gridCol w:w="1570"/>
-        <w:gridCol w:w="4711"/>
-      </w:tblGrid>
-      <w:tr>
-        <w:trPr>
-          <w:tblHeader w:val="on"/>
-        </w:trPr>
-        <w:tc>
-          <w:tcPr/>
-          <w:p>
-            <w:pPr>
-              <w:pStyle w:val="Compact"/>
-              <w:jc w:val="left"/>
-            </w:pPr>
-            <w:r>
-              <w:rPr>
-                <w:rFonts w:ascii="Arial" w:hAnsi="Arial"/>
-                <w:sz w:val="18"/>
-              </w:rPr>
-              <w:t xml:space="preserve">Feature</w:t>
-            </w:r>
-          </w:p>
-        </w:tc>
-        <w:tc>
-          <w:tcPr/>
-          <w:p>
-            <w:pPr>
-              <w:pStyle w:val="Compact"/>
-              <w:jc w:val="left"/>
-            </w:pPr>
-            <w:r>
-              <w:rPr>
-                <w:rFonts w:ascii="Arial" w:hAnsi="Arial"/>
-                <w:sz w:val="18"/>
-              </w:rPr>
-              <w:t xml:space="preserve">Source</w:t>
-            </w:r>
-          </w:p>
-        </w:tc>
-        <w:tc>
-          <w:tcPr/>
-          <w:p>
-            <w:pPr>
-              <w:pStyle w:val="Compact"/>
-              <w:jc w:val="left"/>
-            </w:pPr>
-            <w:r>
-              <w:rPr>
-                <w:rFonts w:ascii="Arial" w:hAnsi="Arial"/>
-                <w:sz w:val="18"/>
-              </w:rPr>
-              <w:t xml:space="preserve">Role</w:t>
-            </w:r>
-          </w:p>
-        </w:tc>
-      </w:tr>
-      <w:tr>
-        <w:tc>
-          <w:tcPr/>
-          <w:p>
-            <w:pPr>
-              <w:pStyle w:val="Compact"/>
-              <w:jc w:val="left"/>
-            </w:pPr>
-            <w:r>
-              <w:rPr>
-                <w:rFonts w:ascii="Arial" w:hAnsi="Arial"/>
-                <w:b/>
-                <w:bCs/>
-                <w:sz w:val="18"/>
-              </w:rPr>
-              <w:t xml:space="preserve">VH (dB)</w:t>
-            </w:r>
-          </w:p>
-        </w:tc>
-        <w:tc>
-          <w:tcPr/>
-          <w:p>
-            <w:pPr>
-              <w:pStyle w:val="Compact"/>
-              <w:jc w:val="left"/>
-            </w:pPr>
-            <w:r>
-              <w:rPr>
-                <w:rFonts w:ascii="Arial" w:hAnsi="Arial"/>
-                <w:sz w:val="18"/>
-              </w:rPr>
-              <w:t xml:space="preserve">Sentinel-1 IW GRD</w:t>
-            </w:r>
-          </w:p>
-        </w:tc>
-        <w:tc>
-          <w:tcPr/>
-          <w:p>
-            <w:pPr>
-              <w:pStyle w:val="Compact"/>
-              <w:jc w:val="left"/>
-            </w:pPr>
-            <w:r>
-              <w:rPr>
-                <w:rFonts w:ascii="Arial" w:hAnsi="Arial"/>
-                <w:sz w:val="18"/>
-              </w:rPr>
-              <w:t xml:space="preserve">Cross-pol — primary discriminator (ΔVH separates A/B/C)</w:t>
-            </w:r>
-          </w:p>
-        </w:tc>
-      </w:tr>
-      <w:tr>
-        <w:tc>
-          <w:tcPr/>
-          <w:p>
-            <w:pPr>
-              <w:pStyle w:val="Compact"/>
-              <w:jc w:val="left"/>
-            </w:pPr>
-            <w:r>
-              <w:rPr>
-                <w:rFonts w:ascii="Arial" w:hAnsi="Arial"/>
-                <w:b/>
-                <w:bCs/>
-                <w:sz w:val="18"/>
-              </w:rPr>
-              <w:t xml:space="preserve">VV (dB)</w:t>
-            </w:r>
-          </w:p>
-        </w:tc>
-        <w:tc>
-          <w:tcPr/>
-          <w:p>
-            <w:pPr>
-              <w:pStyle w:val="Compact"/>
-              <w:jc w:val="left"/>
-            </w:pPr>
-            <w:r>
-              <w:rPr>
-                <w:rFonts w:ascii="Arial" w:hAnsi="Arial"/>
-                <w:sz w:val="18"/>
-              </w:rPr>
-              <w:t xml:space="preserve">Sentinel-1 IW GRD</w:t>
-            </w:r>
-          </w:p>
-        </w:tc>
-        <w:tc>
-          <w:tcPr/>
-          <w:p>
-            <w:pPr>
-              <w:pStyle w:val="Compact"/>
-              <w:jc w:val="left"/>
-            </w:pPr>
-            <w:r>
-              <w:rPr>
-                <w:rFonts w:ascii="Arial" w:hAnsi="Arial"/>
-                <w:sz w:val="18"/>
-              </w:rPr>
-              <w:t xml:space="preserve">Co-pol — surface vs. volume scattering</w:t>
-            </w:r>
-          </w:p>
-        </w:tc>
-      </w:tr>
-      <w:tr>
-        <w:tc>
-          <w:tcPr/>
-          <w:p>
-            <w:pPr>
-              <w:pStyle w:val="Compact"/>
-              <w:jc w:val="left"/>
-            </w:pPr>
-            <w:r>
-              <w:rPr>
-                <w:rFonts w:ascii="Arial" w:hAnsi="Arial"/>
-                <w:b/>
-                <w:bCs/>
-                <w:sz w:val="18"/>
-              </w:rPr>
-              <w:t xml:space="preserve">CR = VH − VV (dB)</w:t>
-            </w:r>
-          </w:p>
-        </w:tc>
-        <w:tc>
-          <w:tcPr/>
-          <w:p>
-            <w:pPr>
-              <w:pStyle w:val="Compact"/>
-              <w:jc w:val="left"/>
-            </w:pPr>
-            <w:r>
-              <w:rPr>
-                <w:rFonts w:ascii="Arial" w:hAnsi="Arial"/>
-                <w:sz w:val="18"/>
-              </w:rPr>
-              <w:t xml:space="preserve">derived</w:t>
-            </w:r>
-          </w:p>
-        </w:tc>
-        <w:tc>
-          <w:tcPr/>
-          <w:p>
-            <w:pPr>
-              <w:pStyle w:val="Compact"/>
-              <w:jc w:val="left"/>
-            </w:pPr>
-            <w:r>
-              <w:rPr>
-                <w:rFonts w:ascii="Arial" w:hAnsi="Arial"/>
-                <w:sz w:val="18"/>
-              </w:rPr>
-              <w:t xml:space="preserve">Depolarisation index — uniquely high for surge (B)</w:t>
-            </w:r>
-          </w:p>
-        </w:tc>
-      </w:tr>
-      <w:tr>
-        <w:tc>
-          <w:tcPr/>
-          <w:p>
-            <w:pPr>
-              <w:pStyle w:val="Compact"/>
-              <w:jc w:val="left"/>
-            </w:pPr>
-            <w:r>
-              <w:rPr>
-                <w:rFonts w:ascii="Arial" w:hAnsi="Arial"/>
-                <w:b/>
-                <w:bCs/>
-                <w:sz w:val="18"/>
-              </w:rPr>
-              <w:t xml:space="preserve">NDWI</w:t>
-            </w:r>
-          </w:p>
-        </w:tc>
-        <w:tc>
-          <w:tcPr/>
-          <w:p>
-            <w:pPr>
-              <w:pStyle w:val="Compact"/>
-              <w:jc w:val="left"/>
-            </w:pPr>
-            <w:r>
-              <w:rPr>
-                <w:rFonts w:ascii="Arial" w:hAnsi="Arial"/>
-                <w:sz w:val="18"/>
-              </w:rPr>
-              <w:t xml:space="preserve">Sentinel-2 SR (Harm.)</w:t>
-            </w:r>
-          </w:p>
-        </w:tc>
-        <w:tc>
-          <w:tcPr/>
-          <w:p>
-            <w:pPr>
-              <w:pStyle w:val="Compact"/>
-              <w:jc w:val="left"/>
-            </w:pPr>
-            <w:r>
-              <w:rPr>
-                <w:rFonts w:ascii="Arial" w:hAnsi="Arial"/>
-                <w:sz w:val="18"/>
-              </w:rPr>
-              <w:t xml:space="preserve">Optical surface-water confirmation, when cloud-free</w:t>
-            </w:r>
-          </w:p>
-        </w:tc>
-      </w:tr>
-      <w:tr>
-        <w:tc>
-          <w:tcPr/>
-          <w:p>
-            <w:pPr>
-              <w:pStyle w:val="Compact"/>
-              <w:jc w:val="left"/>
-            </w:pPr>
-            <w:r>
-              <w:rPr>
-                <w:rFonts w:ascii="Arial" w:hAnsi="Arial"/>
-                <w:b/>
-                <w:bCs/>
-                <w:sz w:val="18"/>
-              </w:rPr>
-              <w:t xml:space="preserve">LSWI</w:t>
-            </w:r>
-          </w:p>
-        </w:tc>
-        <w:tc>
-          <w:tcPr/>
-          <w:p>
-            <w:pPr>
-              <w:pStyle w:val="Compact"/>
-              <w:jc w:val="left"/>
-            </w:pPr>
-            <w:r>
-              <w:rPr>
-                <w:rFonts w:ascii="Arial" w:hAnsi="Arial"/>
-                <w:sz w:val="18"/>
-              </w:rPr>
-              <w:t xml:space="preserve">Sentinel-2 SR</w:t>
-            </w:r>
-          </w:p>
-        </w:tc>
-        <w:tc>
-          <w:tcPr/>
-          <w:p>
-            <w:pPr>
-              <w:pStyle w:val="Compact"/>
-              <w:jc w:val="left"/>
-            </w:pPr>
-            <w:r>
-              <w:rPr>
-                <w:rFonts w:ascii="Arial" w:hAnsi="Arial"/>
-                <w:sz w:val="18"/>
-              </w:rPr>
-              <w:t xml:space="preserve">Canopy water content — distinguishes flooded canopy from open water</w:t>
-            </w:r>
-          </w:p>
-        </w:tc>
-      </w:tr>
-      <w:tr>
-        <w:tc>
-          <w:tcPr/>
-          <w:p>
-            <w:pPr>
-              <w:pStyle w:val="Compact"/>
-              <w:jc w:val="left"/>
-            </w:pPr>
-            <w:r>
-              <w:rPr>
-                <w:rFonts w:ascii="Arial" w:hAnsi="Arial"/>
-                <w:b/>
-                <w:bCs/>
-                <w:sz w:val="18"/>
-              </w:rPr>
-              <w:t xml:space="preserve">JRC water permanence</w:t>
-            </w:r>
-          </w:p>
-        </w:tc>
-        <w:tc>
-          <w:tcPr/>
-          <w:p>
-            <w:pPr>
-              <w:pStyle w:val="Compact"/>
-              <w:jc w:val="left"/>
-            </w:pPr>
-            <w:r>
-              <w:rPr>
-                <w:rFonts w:ascii="Arial" w:hAnsi="Arial"/>
-                <w:sz w:val="18"/>
-              </w:rPr>
-              <w:t xml:space="preserve">JRC GSW v1.4</w:t>
-            </w:r>
-          </w:p>
-        </w:tc>
-        <w:tc>
-          <w:tcPr/>
-          <w:p>
-            <w:pPr>
-              <w:pStyle w:val="Compact"/>
-              <w:jc w:val="left"/>
-            </w:pPr>
-            <w:r>
-              <w:rPr>
-                <w:rFonts w:ascii="Arial" w:hAnsi="Arial"/>
-                <w:sz w:val="18"/>
-              </w:rPr>
-              <w:t xml:space="preserve">Excludes permanent waterbodies (rivers, ponds, aquaculture)</w:t>
-            </w:r>
-          </w:p>
-        </w:tc>
-      </w:tr>
-      <w:tr>
-        <w:tc>
-          <w:tcPr/>
-          <w:p>
-            <w:pPr>
-              <w:pStyle w:val="Compact"/>
-              <w:jc w:val="left"/>
-            </w:pPr>
-            <w:r>
-              <w:rPr>
-                <w:rFonts w:ascii="Arial" w:hAnsi="Arial"/>
-                <w:b/>
-                <w:bCs/>
-                <w:sz w:val="18"/>
-              </w:rPr>
-              <w:t xml:space="preserve">ERA5 3-day max wind</w:t>
-            </w:r>
-          </w:p>
-        </w:tc>
-        <w:tc>
-          <w:tcPr/>
-          <w:p>
-            <w:pPr>
-              <w:pStyle w:val="Compact"/>
-              <w:jc w:val="left"/>
-            </w:pPr>
-            <w:r>
-              <w:rPr>
-                <w:rFonts w:ascii="Arial" w:hAnsi="Arial"/>
-                <w:sz w:val="18"/>
-              </w:rPr>
-              <w:t xml:space="preserve">ERA5-Land hourly</w:t>
-            </w:r>
-          </w:p>
-        </w:tc>
-        <w:tc>
-          <w:tcPr/>
-          <w:p>
-            <w:pPr>
-              <w:pStyle w:val="Compact"/>
-              <w:jc w:val="left"/>
-            </w:pPr>
-            <w:r>
-              <w:rPr>
-                <w:rFonts w:ascii="Arial" w:hAnsi="Arial"/>
-                <w:sz w:val="18"/>
-              </w:rPr>
-              <w:t xml:space="preserve">Cyclonic-event filter for mechanism (B)</w:t>
-            </w:r>
-          </w:p>
-        </w:tc>
-      </w:tr>
-    </w:tbl>
-    <w:p>
-      <w:pPr>
-        <w:pStyle w:val="BodyText"/>
-      </w:pPr>
-      <w:r>
-        <w:rPr>
-          <w:rFonts w:ascii="Arial" w:hAnsi="Arial"/>
-          <w:sz w:val="20"/>
-        </w:rPr>
-        <w:t xml:space="preserve">Each feature is independently motivated and physically interpretable. There is</w:t>
-      </w:r>
-      <w:r>
-        <w:rPr>
-          <w:rFonts w:ascii="Arial" w:hAnsi="Arial"/>
-          <w:sz w:val="20"/>
-        </w:rPr>
-        <w:t xml:space="preserve"> </w:t>
-      </w:r>
-      <w:r>
-        <w:rPr>
-          <w:rFonts w:ascii="Arial" w:hAnsi="Arial"/>
-          <w:b/>
-          <w:bCs/>
-          <w:sz w:val="20"/>
-        </w:rPr>
-        <w:t xml:space="preserve">no</w:t>
-      </w:r>
-      <w:r>
-        <w:rPr>
-          <w:rFonts w:ascii="Arial" w:hAnsi="Arial"/>
-          <w:sz w:val="20"/>
-        </w:rPr>
-        <w:t xml:space="preserve"> </w:t>
-      </w:r>
-      <w:r>
-        <w:rPr>
-          <w:rFonts w:ascii="Arial" w:hAnsi="Arial"/>
-          <w:sz w:val="20"/>
-        </w:rPr>
-        <w:t xml:space="preserve">feature in the set whose role cannot be stated in one sentence in radar physics or hydrological terms. This is a deliberate constraint — black-box deep-learning classifiers are excluded from the protocol for reproducibility and falsifiability reasons.</w:t>
-      </w:r>
-    </w:p>
-    <w:p>
-      <w:r>
-        <w:rPr>
-          <w:rFonts w:ascii="Arial" w:hAnsi="Arial"/>
-          <w:sz w:val="20"/>
-        </w:rPr>
-        <w:pict>
-          <v:rect style="width:0;height:1.5pt" o:hralign="center" o:hrstd="t" o:hr="t"/>
-        </w:pict>
-      </w:r>
-    </w:p>
-    <w:bookmarkEnd w:id="27"/>
-    <w:bookmarkStart w:id="28" w:name="Xf68a0a5935df6be22767d622599cd98d67fa490"/>
-    <w:p>
-      <w:pPr>
-        <w:pStyle w:val="Heading2"/>
-      </w:pPr>
-      <w:r>
-        <w:rPr>
-          <w:rFonts w:ascii="Arial" w:hAnsi="Arial"/>
-        </w:rPr>
-        <w:t xml:space="preserve">§S3.6 Feature importance from the Module 02 random forest</w:t>
-      </w:r>
-    </w:p>
-    <w:p>
-      <w:pPr>
-        <w:pStyle w:val="FirstParagraph"/>
-      </w:pPr>
-      <w:r>
-        <w:rPr>
-          <w:rFonts w:ascii="Arial" w:hAnsi="Arial"/>
-          <w:sz w:val="20"/>
-        </w:rPr>
-        <w:t xml:space="preserve">The random-forest classifier (n_estimators=500, max_depth=12, class_weight=</w:t>
-      </w:r>
-      <w:r>
-        <w:rPr>
-          <w:rFonts w:ascii="Arial" w:hAnsi="Arial"/>
-          <w:sz w:val="20"/>
-        </w:rPr>
-        <w:t xml:space="preserve">“</w:t>
-      </w:r>
-      <w:r>
-        <w:rPr>
-          <w:rFonts w:ascii="Arial" w:hAnsi="Arial"/>
-          <w:sz w:val="20"/>
-        </w:rPr>
-        <w:t xml:space="preserve">balanced</w:t>
-      </w:r>
-      <w:r>
-        <w:rPr>
-          <w:rFonts w:ascii="Arial" w:hAnsi="Arial"/>
-          <w:sz w:val="20"/>
-        </w:rPr>
-        <w:t xml:space="preserve">”</w:t>
-      </w:r>
-      <w:r>
-        <w:rPr>
-          <w:rFonts w:ascii="Arial" w:hAnsi="Arial"/>
-          <w:sz w:val="20"/>
-        </w:rPr>
-        <w:t xml:space="preserve">) trained on the joint Bulbul (2019) + Fani (2019) + Yaas (2021) labelled pixels reports the following Gini-impurity feature importances on the held-out 2020 + 2022 + 2023 data (the test mode of Module 02):</w:t>
+        <w:t xml:space="preserve">References</w:t>
       </w:r>
     </w:p>
     <w:p>
@@ -11379,11 +12917,9 @@
       <w:r>
         <w:rPr>
           <w:rFonts w:ascii="Arial" w:hAnsi="Arial"/>
-          <w:b/>
-          <w:bCs/>
-          <w:sz w:val="20"/>
-        </w:rPr>
-        <w:t xml:space="preserve">ΔVH (event vs. 30-day pre-baseline)</w:t>
+          <w:sz w:val="20"/>
+        </w:rPr>
+        <w:t xml:space="preserve">Filipponi, F. (2019). Sentinel-1 GRD pre-processing workflow.</w:t>
       </w:r>
       <w:r>
         <w:rPr>
@@ -11395,9 +12931,25 @@
       <w:r>
         <w:rPr>
           <w:rFonts w:ascii="Arial" w:hAnsi="Arial"/>
-          <w:sz w:val="20"/>
-        </w:rPr>
-        <w:t xml:space="preserve">— 0.29</w:t>
+          <w:i/>
+          <w:iCs/>
+          <w:sz w:val="20"/>
+        </w:rPr>
+        <w:t xml:space="preserve">Proceedings</w:t>
+      </w:r>
+      <w:r>
+        <w:rPr>
+          <w:rFonts w:ascii="Arial" w:hAnsi="Arial"/>
+          <w:sz w:val="20"/>
+        </w:rPr>
+        <w:t xml:space="preserve"> </w:t>
+      </w:r>
+      <w:r>
+        <w:rPr>
+          <w:rFonts w:ascii="Arial" w:hAnsi="Arial"/>
+          <w:sz w:val="20"/>
+        </w:rPr>
+        <w:t xml:space="preserve">18:11.</w:t>
       </w:r>
     </w:p>
     <w:p>
@@ -11411,11 +12963,9 @@
       <w:r>
         <w:rPr>
           <w:rFonts w:ascii="Arial" w:hAnsi="Arial"/>
-          <w:b/>
-          <w:bCs/>
-          <w:sz w:val="20"/>
-        </w:rPr>
-        <w:t xml:space="preserve">ΔCR</w:t>
+          <w:sz w:val="20"/>
+        </w:rPr>
+        <w:t xml:space="preserve">Hoshikawa, K., Nagano, T., Kotera, A., et al. (2023). Quantifying</w:t>
       </w:r>
       <w:r>
         <w:rPr>
@@ -11429,7 +12979,55 @@
           <w:rFonts w:ascii="Arial" w:hAnsi="Arial"/>
           <w:sz w:val="20"/>
         </w:rPr>
-        <w:t xml:space="preserve">— 0.21</w:t>
+        <w:t xml:space="preserve">flood-induced rice loss in the Mekong Delta using SAR.</w:t>
+      </w:r>
+      <w:r>
+        <w:rPr>
+          <w:rFonts w:ascii="Arial" w:hAnsi="Arial"/>
+          <w:sz w:val="20"/>
+        </w:rPr>
+        <w:t xml:space="preserve"> </w:t>
+      </w:r>
+      <w:r>
+        <w:rPr>
+          <w:rFonts w:ascii="Arial" w:hAnsi="Arial"/>
+          <w:i/>
+          <w:iCs/>
+          <w:sz w:val="20"/>
+        </w:rPr>
+        <w:t xml:space="preserve">Remote</w:t>
+      </w:r>
+      <w:r>
+        <w:rPr>
+          <w:rFonts w:ascii="Arial" w:hAnsi="Arial"/>
+          <w:i/>
+          <w:iCs/>
+          <w:sz w:val="20"/>
+        </w:rPr>
+        <w:t xml:space="preserve"> </w:t>
+      </w:r>
+      <w:r>
+        <w:rPr>
+          <w:rFonts w:ascii="Arial" w:hAnsi="Arial"/>
+          <w:i/>
+          <w:iCs/>
+          <w:sz w:val="20"/>
+        </w:rPr>
+        <w:t xml:space="preserve">Sensing</w:t>
+      </w:r>
+      <w:r>
+        <w:rPr>
+          <w:rFonts w:ascii="Arial" w:hAnsi="Arial"/>
+          <w:sz w:val="20"/>
+        </w:rPr>
+        <w:t xml:space="preserve"> </w:t>
+      </w:r>
+      <w:r>
+        <w:rPr>
+          <w:rFonts w:ascii="Arial" w:hAnsi="Arial"/>
+          <w:sz w:val="20"/>
+        </w:rPr>
+        <w:t xml:space="preserve">15(8):2102.</w:t>
       </w:r>
     </w:p>
     <w:p>
@@ -11443,11 +13041,9 @@
       <w:r>
         <w:rPr>
           <w:rFonts w:ascii="Arial" w:hAnsi="Arial"/>
-          <w:b/>
-          <w:bCs/>
-          <w:sz w:val="20"/>
-        </w:rPr>
-        <w:t xml:space="preserve">VV minimum during event window</w:t>
+          <w:sz w:val="20"/>
+        </w:rPr>
+        <w:t xml:space="preserve">Konkathi, P., Vasundhara, R., Anandh, K., et al. (2024). Sentinel-1</w:t>
       </w:r>
       <w:r>
         <w:rPr>
@@ -11461,7 +13057,51 @@
           <w:rFonts w:ascii="Arial" w:hAnsi="Arial"/>
           <w:sz w:val="20"/>
         </w:rPr>
-        <w:t xml:space="preserve">— 0.16</w:t>
+        <w:t xml:space="preserve">C-band SAR for cyclone-induced inundation mapping over Indian east</w:t>
+      </w:r>
+      <w:r>
+        <w:rPr>
+          <w:rFonts w:ascii="Arial" w:hAnsi="Arial"/>
+          <w:sz w:val="20"/>
+        </w:rPr>
+        <w:t xml:space="preserve"> </w:t>
+      </w:r>
+      <w:r>
+        <w:rPr>
+          <w:rFonts w:ascii="Arial" w:hAnsi="Arial"/>
+          <w:sz w:val="20"/>
+        </w:rPr>
+        <w:t xml:space="preserve">coast.</w:t>
+      </w:r>
+      <w:r>
+        <w:rPr>
+          <w:rFonts w:ascii="Arial" w:hAnsi="Arial"/>
+          <w:sz w:val="20"/>
+        </w:rPr>
+        <w:t xml:space="preserve"> </w:t>
+      </w:r>
+      <w:r>
+        <w:rPr>
+          <w:rFonts w:ascii="Arial" w:hAnsi="Arial"/>
+          <w:i/>
+          <w:iCs/>
+          <w:sz w:val="20"/>
+        </w:rPr>
+        <w:t xml:space="preserve">International Journal of Remote Sensing</w:t>
+      </w:r>
+      <w:r>
+        <w:rPr>
+          <w:rFonts w:ascii="Arial" w:hAnsi="Arial"/>
+          <w:sz w:val="20"/>
+        </w:rPr>
+        <w:t xml:space="preserve"> </w:t>
+      </w:r>
+      <w:r>
+        <w:rPr>
+          <w:rFonts w:ascii="Arial" w:hAnsi="Arial"/>
+          <w:sz w:val="20"/>
+        </w:rPr>
+        <w:t xml:space="preserve">45(3):947–971.</w:t>
       </w:r>
     </w:p>
     <w:p>
@@ -11475,11 +13115,9 @@
       <w:r>
         <w:rPr>
           <w:rFonts w:ascii="Arial" w:hAnsi="Arial"/>
-          <w:b/>
-          <w:bCs/>
-          <w:sz w:val="20"/>
-        </w:rPr>
-        <w:t xml:space="preserve">ERA5 3-day max wind</w:t>
+          <w:sz w:val="20"/>
+        </w:rPr>
+        <w:t xml:space="preserve">Lee, J. S., Pottier, E. (2009).</w:t>
       </w:r>
       <w:r>
         <w:rPr>
@@ -11491,9 +13129,43 @@
       <w:r>
         <w:rPr>
           <w:rFonts w:ascii="Arial" w:hAnsi="Arial"/>
-          <w:sz w:val="20"/>
-        </w:rPr>
-        <w:t xml:space="preserve">— 0.14</w:t>
+          <w:i/>
+          <w:iCs/>
+          <w:sz w:val="20"/>
+        </w:rPr>
+        <w:t xml:space="preserve">Polarimetric Radar Imaging: From</w:t>
+      </w:r>
+      <w:r>
+        <w:rPr>
+          <w:rFonts w:ascii="Arial" w:hAnsi="Arial"/>
+          <w:i/>
+          <w:iCs/>
+          <w:sz w:val="20"/>
+        </w:rPr>
+        <w:t xml:space="preserve"> </w:t>
+      </w:r>
+      <w:r>
+        <w:rPr>
+          <w:rFonts w:ascii="Arial" w:hAnsi="Arial"/>
+          <w:i/>
+          <w:iCs/>
+          <w:sz w:val="20"/>
+        </w:rPr>
+        <w:t xml:space="preserve">Basics to Applications.</w:t>
+      </w:r>
+      <w:r>
+        <w:rPr>
+          <w:rFonts w:ascii="Arial" w:hAnsi="Arial"/>
+          <w:sz w:val="20"/>
+        </w:rPr>
+        <w:t xml:space="preserve"> </w:t>
+      </w:r>
+      <w:r>
+        <w:rPr>
+          <w:rFonts w:ascii="Arial" w:hAnsi="Arial"/>
+          <w:sz w:val="20"/>
+        </w:rPr>
+        <w:t xml:space="preserve">CRC Press.</w:t>
       </w:r>
     </w:p>
     <w:p>
@@ -11507,11 +13179,9 @@
       <w:r>
         <w:rPr>
           <w:rFonts w:ascii="Arial" w:hAnsi="Arial"/>
-          <w:b/>
-          <w:bCs/>
-          <w:sz w:val="20"/>
-        </w:rPr>
-        <w:t xml:space="preserve">LSWI minimum during event window</w:t>
+          <w:sz w:val="20"/>
+        </w:rPr>
+        <w:t xml:space="preserve">Wali, E., Jain, M., Mondal, P. (2020). Detecting flooded rice with</w:t>
       </w:r>
       <w:r>
         <w:rPr>
@@ -11525,25 +13195,7 @@
           <w:rFonts w:ascii="Arial" w:hAnsi="Arial"/>
           <w:sz w:val="20"/>
         </w:rPr>
-        <w:t xml:space="preserve">— 0.10</w:t>
-      </w:r>
-    </w:p>
-    <w:p>
-      <w:pPr>
-        <w:pStyle w:val="Compact"/>
-        <w:numPr>
-          <w:ilvl w:val="0"/>
-          <w:numId w:val="1004"/>
-        </w:numPr>
-      </w:pPr>
-      <w:r>
-        <w:rPr>
-          <w:rFonts w:ascii="Arial" w:hAnsi="Arial"/>
-          <w:b/>
-          <w:bCs/>
-          <w:sz w:val="20"/>
-        </w:rPr>
-        <w:t xml:space="preserve">JRC water permanence</w:t>
+        <w:t xml:space="preserve">synthetic aperture radar in cyclone-affected coastal Bangladesh.</w:t>
       </w:r>
       <w:r>
         <w:rPr>
@@ -11555,27 +13207,11 @@
       <w:r>
         <w:rPr>
           <w:rFonts w:ascii="Arial" w:hAnsi="Arial"/>
-          <w:sz w:val="20"/>
-        </w:rPr>
-        <w:t xml:space="preserve">— 0.06</w:t>
-      </w:r>
-    </w:p>
-    <w:p>
-      <w:pPr>
-        <w:pStyle w:val="Compact"/>
-        <w:numPr>
-          <w:ilvl w:val="0"/>
-          <w:numId w:val="1004"/>
-        </w:numPr>
-      </w:pPr>
-      <w:r>
-        <w:rPr>
-          <w:rFonts w:ascii="Arial" w:hAnsi="Arial"/>
-          <w:b/>
-          <w:bCs/>
-          <w:sz w:val="20"/>
-        </w:rPr>
-        <w:t xml:space="preserve">NDWI maximum during event window</w:t>
+          <w:i/>
+          <w:iCs/>
+          <w:sz w:val="20"/>
+        </w:rPr>
+        <w:t xml:space="preserve">Remote Sensing of Environment</w:t>
       </w:r>
       <w:r>
         <w:rPr>
@@ -11589,1455 +13225,11 @@
           <w:rFonts w:ascii="Arial" w:hAnsi="Arial"/>
           <w:sz w:val="20"/>
         </w:rPr>
-        <w:t xml:space="preserve">— 0.04</w:t>
-      </w:r>
-    </w:p>
-    <w:p>
-      <w:pPr>
-        <w:pStyle w:val="FirstParagraph"/>
-      </w:pPr>
-      <w:r>
-        <w:rPr>
-          <w:rFonts w:ascii="Arial" w:hAnsi="Arial"/>
-          <w:sz w:val="20"/>
-        </w:rPr>
-        <w:t xml:space="preserve">(The exact numbers are written by Module 02 to</w:t>
-      </w:r>
-      <w:r>
-        <w:rPr>
-          <w:rFonts w:ascii="Arial" w:hAnsi="Arial"/>
-          <w:sz w:val="20"/>
-        </w:rPr>
-        <w:t xml:space="preserve"> </w:t>
-      </w:r>
-      <w:r>
-        <w:rPr>
-          <w:rStyle w:val="VerbatimChar"/>
-          <w:rFonts w:ascii="Arial" w:hAnsi="Arial"/>
-          <w:sz w:val="20"/>
-        </w:rPr>
-        <w:t xml:space="preserve">analysis/results/rf_feature_importance.csv</w:t>
-      </w:r>
-      <w:r>
-        <w:rPr>
-          <w:rFonts w:ascii="Arial" w:hAnsi="Arial"/>
-          <w:sz w:val="20"/>
-        </w:rPr>
-        <w:t xml:space="preserve"> </w:t>
-      </w:r>
-      <w:r>
-        <w:rPr>
-          <w:rFonts w:ascii="Arial" w:hAnsi="Arial"/>
-          <w:sz w:val="20"/>
-        </w:rPr>
-        <w:t xml:space="preserve">and reproduced here verbatim. Numbers above are the locked v0.2.5 baseline.) Sentinel-1-derived features (ranks 1, 2, 3, plus ΔCR which is also S1-derived) carry 0.66 of total importance — consistent with the design assumption that radar, not optical, carries the discriminating information for inundation under cloud and at sub-daily latency. The ERA5 wind feature carries the cyclonic-event filter; without it, mechanism (A) (transplanting) and mechanism (B) (surge) become harder to separate at the very low ΔVH end.</w:t>
-      </w:r>
-    </w:p>
-    <w:p>
-      <w:r>
-        <w:rPr>
-          <w:rFonts w:ascii="Arial" w:hAnsi="Arial"/>
-          <w:sz w:val="20"/>
-        </w:rPr>
-        <w:pict>
-          <v:rect style="width:0;height:1.5pt" o:hralign="center" o:hrstd="t" o:hr="t"/>
-        </w:pict>
+        <w:t xml:space="preserve">251:112063.</w:t>
       </w:r>
     </w:p>
     <w:bookmarkEnd w:id="28"/>
-    <w:bookmarkStart w:id="29" w:name="s3.7-falsifiability-and-limitations"/>
-    <w:p>
-      <w:pPr>
-        <w:pStyle w:val="Heading2"/>
-      </w:pPr>
-      <w:r>
-        <w:rPr>
-          <w:rFonts w:ascii="Arial" w:hAnsi="Arial"/>
-        </w:rPr>
-        <w:t xml:space="preserve">§S3.7 Falsifiability and limitations</w:t>
-      </w:r>
-    </w:p>
-    <w:p>
-      <w:pPr>
-        <w:pStyle w:val="FirstParagraph"/>
-      </w:pPr>
-      <w:r>
-        <w:rPr>
-          <w:rFonts w:ascii="Arial" w:hAnsi="Arial"/>
-          <w:sz w:val="20"/>
-        </w:rPr>
-        <w:t xml:space="preserve">The discriminator is rejected — and the entire identification strategy with it — under any of the following conditions:</w:t>
-      </w:r>
-    </w:p>
-    <w:p>
-      <w:pPr>
-        <w:pStyle w:val="Compact"/>
-        <w:numPr>
-          <w:ilvl w:val="0"/>
-          <w:numId w:val="1005"/>
-        </w:numPr>
-      </w:pPr>
-      <w:r>
-        <w:rPr>
-          <w:rFonts w:ascii="Arial" w:hAnsi="Arial"/>
-          <w:b/>
-          <w:bCs/>
-          <w:sz w:val="20"/>
-        </w:rPr>
-        <w:t xml:space="preserve">Insufficient ΔVH separation.</w:t>
-      </w:r>
-      <w:r>
-        <w:rPr>
-          <w:rFonts w:ascii="Arial" w:hAnsi="Arial"/>
-          <w:sz w:val="20"/>
-        </w:rPr>
-        <w:t xml:space="preserve"> </w:t>
-      </w:r>
-      <w:r>
-        <w:rPr>
-          <w:rFonts w:ascii="Arial" w:hAnsi="Arial"/>
-          <w:sz w:val="20"/>
-        </w:rPr>
-        <w:t xml:space="preserve">If, on the empirical Sentinel-1 record, the median ΔVH for confirmed surge events does not exceed the median ΔVH for transplanting events by at least 3 dB, the cross-pol channel is uninformative for our problem.</w:t>
-      </w:r>
-    </w:p>
-    <w:p>
-      <w:pPr>
-        <w:pStyle w:val="Compact"/>
-        <w:numPr>
-          <w:ilvl w:val="0"/>
-          <w:numId w:val="1005"/>
-        </w:numPr>
-      </w:pPr>
-      <w:r>
-        <w:rPr>
-          <w:rFonts w:ascii="Arial" w:hAnsi="Arial"/>
-          <w:b/>
-          <w:bCs/>
-          <w:sz w:val="20"/>
-        </w:rPr>
-        <w:t xml:space="preserve">Onset-rate confound.</w:t>
-      </w:r>
-      <w:r>
-        <w:rPr>
-          <w:rFonts w:ascii="Arial" w:hAnsi="Arial"/>
-          <w:sz w:val="20"/>
-        </w:rPr>
-        <w:t xml:space="preserve"> </w:t>
-      </w:r>
-      <w:r>
-        <w:rPr>
-          <w:rFonts w:ascii="Arial" w:hAnsi="Arial"/>
-          <w:sz w:val="20"/>
-        </w:rPr>
-        <w:t xml:space="preserve">If transplanting and surge events cannot be separated by their fitted onset-rate constant (canonical 12 d vs. 1 d), the time-domain feature is degenerate.</w:t>
-      </w:r>
-    </w:p>
-    <w:p>
-      <w:pPr>
-        <w:pStyle w:val="Compact"/>
-        <w:numPr>
-          <w:ilvl w:val="0"/>
-          <w:numId w:val="1005"/>
-        </w:numPr>
-      </w:pPr>
-      <w:r>
-        <w:rPr>
-          <w:rFonts w:ascii="Arial" w:hAnsi="Arial"/>
-          <w:b/>
-          <w:bCs/>
-          <w:sz w:val="20"/>
-        </w:rPr>
-        <w:t xml:space="preserve">Wind co-variation.</w:t>
-      </w:r>
-      <w:r>
-        <w:rPr>
-          <w:rFonts w:ascii="Arial" w:hAnsi="Arial"/>
-          <w:sz w:val="20"/>
-        </w:rPr>
-        <w:t xml:space="preserve"> </w:t>
-      </w:r>
-      <w:r>
-        <w:rPr>
-          <w:rFonts w:ascii="Arial" w:hAnsi="Arial"/>
-          <w:sz w:val="20"/>
-        </w:rPr>
-        <w:t xml:space="preserve">If ERA5 3-day max wind correlates with transplanting onset above r = 0.3 (e.g., because monsoon onset and cyclones share wind regimes), the wind filter is invalid.</w:t>
-      </w:r>
-    </w:p>
-    <w:p>
-      <w:pPr>
-        <w:pStyle w:val="Compact"/>
-        <w:numPr>
-          <w:ilvl w:val="0"/>
-          <w:numId w:val="1005"/>
-        </w:numPr>
-      </w:pPr>
-      <w:r>
-        <w:rPr>
-          <w:rFonts w:ascii="Arial" w:hAnsi="Arial"/>
-          <w:b/>
-          <w:bCs/>
-          <w:sz w:val="20"/>
-        </w:rPr>
-        <w:t xml:space="preserve">No persistent post-event deficit.</w:t>
-      </w:r>
-      <w:r>
-        <w:rPr>
-          <w:rFonts w:ascii="Arial" w:hAnsi="Arial"/>
-          <w:sz w:val="20"/>
-        </w:rPr>
-        <w:t xml:space="preserve"> </w:t>
-      </w:r>
-      <w:r>
-        <w:rPr>
-          <w:rFonts w:ascii="Arial" w:hAnsi="Arial"/>
-          <w:sz w:val="20"/>
-        </w:rPr>
-        <w:t xml:space="preserve">If salt-damaged pixels recover to within 1 dB of pre-event VH within 30 days post-recovery, mechanism (B) is indistinguishable from mechanism (C) downstream and the DiD identification fails on the canopy phenology channel.</w:t>
-      </w:r>
-    </w:p>
-    <w:p>
-      <w:pPr>
-        <w:pStyle w:val="FirstParagraph"/>
-      </w:pPr>
-      <w:r>
-        <w:rPr>
-          <w:rFonts w:ascii="Arial" w:hAnsi="Arial"/>
-          <w:sz w:val="20"/>
-        </w:rPr>
-        <w:t xml:space="preserve">Conditions (1)–(4) are</w:t>
-      </w:r>
-      <w:r>
-        <w:rPr>
-          <w:rFonts w:ascii="Arial" w:hAnsi="Arial"/>
-          <w:sz w:val="20"/>
-        </w:rPr>
-        <w:t xml:space="preserve"> </w:t>
-      </w:r>
-      <w:r>
-        <w:rPr>
-          <w:rFonts w:ascii="Arial" w:hAnsi="Arial"/>
-          <w:i/>
-          <w:iCs/>
-          <w:sz w:val="20"/>
-        </w:rPr>
-        <w:t xml:space="preserve">all</w:t>
-      </w:r>
-      <w:r>
-        <w:rPr>
-          <w:rFonts w:ascii="Arial" w:hAnsi="Arial"/>
-          <w:sz w:val="20"/>
-        </w:rPr>
-        <w:t xml:space="preserve"> </w:t>
-      </w:r>
-      <w:r>
-        <w:rPr>
-          <w:rFonts w:ascii="Arial" w:hAnsi="Arial"/>
-          <w:sz w:val="20"/>
-        </w:rPr>
-        <w:t xml:space="preserve">checked empirically by Module 02 on the labelled training set. The locked v0.2.5 baseline passes all four with the following observed margins:</w:t>
-      </w:r>
-    </w:p>
-    <w:tbl>
-      <w:tblPr>
-        <w:tblStyle w:val="Table"/>
-        <w:tblW w:type="pct" w:w="5000"/>
-        <w:jc w:val="left"/>
-        <w:tblLayout w:type="fixed"/>
-        <w:tblLook w:firstRow="1" w:lastRow="0" w:firstColumn="0" w:lastColumn="0" w:noHBand="0" w:noVBand="0" w:val="0020"/>
-      </w:tblPr>
-      <w:tblGrid>
-        <w:gridCol w:w="1232"/>
-        <w:gridCol w:w="1936"/>
-        <w:gridCol w:w="1760"/>
-        <w:gridCol w:w="1408"/>
-        <w:gridCol w:w="1584"/>
-      </w:tblGrid>
-      <w:tr>
-        <w:trPr>
-          <w:tblHeader w:val="on"/>
-        </w:trPr>
-        <w:tc>
-          <w:tcPr/>
-          <w:p>
-            <w:pPr>
-              <w:pStyle w:val="Compact"/>
-              <w:jc w:val="left"/>
-            </w:pPr>
-            <w:r>
-              <w:rPr>
-                <w:rFonts w:ascii="Arial" w:hAnsi="Arial"/>
-                <w:sz w:val="18"/>
-              </w:rPr>
-              <w:t xml:space="preserve">Check</w:t>
-            </w:r>
-          </w:p>
-        </w:tc>
-        <w:tc>
-          <w:tcPr/>
-          <w:p>
-            <w:pPr>
-              <w:pStyle w:val="Compact"/>
-              <w:jc w:val="left"/>
-            </w:pPr>
-            <w:r>
-              <w:rPr>
-                <w:rFonts w:ascii="Arial" w:hAnsi="Arial"/>
-                <w:sz w:val="18"/>
-              </w:rPr>
-              <w:t xml:space="preserve">Threshold</w:t>
-            </w:r>
-          </w:p>
-        </w:tc>
-        <w:tc>
-          <w:tcPr/>
-          <w:p>
-            <w:pPr>
-              <w:pStyle w:val="Compact"/>
-              <w:jc w:val="left"/>
-            </w:pPr>
-            <w:r>
-              <w:rPr>
-                <w:rFonts w:ascii="Arial" w:hAnsi="Arial"/>
-                <w:sz w:val="18"/>
-              </w:rPr>
-              <w:t xml:space="preserve">Observed</w:t>
-            </w:r>
-          </w:p>
-        </w:tc>
-        <w:tc>
-          <w:tcPr/>
-          <w:p>
-            <w:pPr>
-              <w:pStyle w:val="Compact"/>
-              <w:jc w:val="left"/>
-            </w:pPr>
-            <w:r>
-              <w:rPr>
-                <w:rFonts w:ascii="Arial" w:hAnsi="Arial"/>
-                <w:sz w:val="18"/>
-              </w:rPr>
-              <w:t xml:space="preserve">Margin</w:t>
-            </w:r>
-          </w:p>
-        </w:tc>
-        <w:tc>
-          <w:tcPr/>
-          <w:p>
-            <w:pPr>
-              <w:pStyle w:val="Compact"/>
-              <w:jc w:val="left"/>
-            </w:pPr>
-            <w:r>
-              <w:rPr>
-                <w:rFonts w:ascii="Arial" w:hAnsi="Arial"/>
-                <w:sz w:val="18"/>
-              </w:rPr>
-              <w:t xml:space="preserve">Verdict</w:t>
-            </w:r>
-          </w:p>
-        </w:tc>
-      </w:tr>
-      <w:tr>
-        <w:tc>
-          <w:tcPr/>
-          <w:p>
-            <w:pPr>
-              <w:pStyle w:val="Compact"/>
-              <w:jc w:val="left"/>
-            </w:pPr>
-            <w:r>
-              <w:rPr>
-                <w:rFonts w:ascii="Arial" w:hAnsi="Arial"/>
-                <w:sz w:val="18"/>
-              </w:rPr>
-              <w:t xml:space="preserve">F1 — ΔVH gap (surge − transplanting)</w:t>
-            </w:r>
-          </w:p>
-        </w:tc>
-        <w:tc>
-          <w:tcPr/>
-          <w:p>
-            <w:pPr>
-              <w:pStyle w:val="Compact"/>
-              <w:jc w:val="left"/>
-            </w:pPr>
-            <w:r>
-              <w:rPr>
-                <w:rFonts w:ascii="Arial" w:hAnsi="Arial"/>
-                <w:sz w:val="18"/>
-              </w:rPr>
-              <w:t xml:space="preserve">≥ 3.0 dB</w:t>
-            </w:r>
-          </w:p>
-        </w:tc>
-        <w:tc>
-          <w:tcPr/>
-          <w:p>
-            <w:pPr>
-              <w:pStyle w:val="Compact"/>
-              <w:jc w:val="left"/>
-            </w:pPr>
-            <w:r>
-              <w:rPr>
-                <w:rFonts w:ascii="Arial" w:hAnsi="Arial"/>
-                <w:sz w:val="18"/>
-              </w:rPr>
-              <w:t xml:space="preserve">4.0 dB</w:t>
-            </w:r>
-          </w:p>
-        </w:tc>
-        <w:tc>
-          <w:tcPr/>
-          <w:p>
-            <w:pPr>
-              <w:pStyle w:val="Compact"/>
-              <w:jc w:val="left"/>
-            </w:pPr>
-            <w:r>
-              <w:rPr>
-                <w:rFonts w:ascii="Arial" w:hAnsi="Arial"/>
-                <w:sz w:val="18"/>
-              </w:rPr>
-              <w:t xml:space="preserve">+1.0 dB</w:t>
-            </w:r>
-          </w:p>
-        </w:tc>
-        <w:tc>
-          <w:tcPr/>
-          <w:p>
-            <w:pPr>
-              <w:pStyle w:val="Compact"/>
-              <w:jc w:val="left"/>
-            </w:pPr>
-            <w:r>
-              <w:rPr>
-                <w:rFonts w:ascii="Arial" w:hAnsi="Arial"/>
-                <w:sz w:val="18"/>
-              </w:rPr>
-              <w:t xml:space="preserve">pass</w:t>
-            </w:r>
-          </w:p>
-        </w:tc>
-      </w:tr>
-      <w:tr>
-        <w:tc>
-          <w:tcPr/>
-          <w:p>
-            <w:pPr>
-              <w:pStyle w:val="Compact"/>
-              <w:jc w:val="left"/>
-            </w:pPr>
-            <w:r>
-              <w:rPr>
-                <w:rFonts w:ascii="Arial" w:hAnsi="Arial"/>
-                <w:sz w:val="18"/>
-              </w:rPr>
-              <w:t xml:space="preserve">F2 — onset-rate separation</w:t>
-            </w:r>
-          </w:p>
-        </w:tc>
-        <w:tc>
-          <w:tcPr/>
-          <w:p>
-            <w:pPr>
-              <w:pStyle w:val="Compact"/>
-              <w:jc w:val="left"/>
-            </w:pPr>
-            <w:r>
-              <w:rPr>
-                <w:rFonts w:ascii="Arial" w:hAnsi="Arial"/>
-                <w:sz w:val="18"/>
-              </w:rPr>
-              <w:t xml:space="preserve">≥ 4×</w:t>
-            </w:r>
-          </w:p>
-        </w:tc>
-        <w:tc>
-          <w:tcPr/>
-          <w:p>
-            <w:pPr>
-              <w:pStyle w:val="Compact"/>
-              <w:jc w:val="left"/>
-            </w:pPr>
-            <w:r>
-              <w:rPr>
-                <w:rFonts w:ascii="Arial" w:hAnsi="Arial"/>
-                <w:sz w:val="18"/>
-              </w:rPr>
-              <w:t xml:space="preserve">12×</w:t>
-            </w:r>
-          </w:p>
-        </w:tc>
-        <w:tc>
-          <w:tcPr/>
-          <w:p>
-            <w:pPr>
-              <w:pStyle w:val="Compact"/>
-              <w:jc w:val="left"/>
-            </w:pPr>
-            <w:r>
-              <w:rPr>
-                <w:rFonts w:ascii="Arial" w:hAnsi="Arial"/>
-                <w:sz w:val="18"/>
-              </w:rPr>
-              <w:t xml:space="preserve">+8×</w:t>
-            </w:r>
-          </w:p>
-        </w:tc>
-        <w:tc>
-          <w:tcPr/>
-          <w:p>
-            <w:pPr>
-              <w:pStyle w:val="Compact"/>
-              <w:jc w:val="left"/>
-            </w:pPr>
-            <w:r>
-              <w:rPr>
-                <w:rFonts w:ascii="Arial" w:hAnsi="Arial"/>
-                <w:sz w:val="18"/>
-              </w:rPr>
-              <w:t xml:space="preserve">pass</w:t>
-            </w:r>
-          </w:p>
-        </w:tc>
-      </w:tr>
-      <w:tr>
-        <w:tc>
-          <w:tcPr/>
-          <w:p>
-            <w:pPr>
-              <w:pStyle w:val="Compact"/>
-              <w:jc w:val="left"/>
-            </w:pPr>
-            <w:r>
-              <w:rPr>
-                <w:rFonts w:ascii="Arial" w:hAnsi="Arial"/>
-                <w:sz w:val="18"/>
-              </w:rPr>
-              <w:t xml:space="preserve">F3 — wind ⊥ transplanting onset</w:t>
-            </w:r>
-          </w:p>
-        </w:tc>
-        <w:tc>
-          <w:tcPr/>
-          <w:p>
-            <w:pPr>
-              <w:pStyle w:val="Compact"/>
-              <w:jc w:val="left"/>
-            </w:pPr>
-            <w:r>
-              <w:rPr>
-                <w:rFonts w:ascii="Arial" w:hAnsi="Arial"/>
-                <w:sz w:val="18"/>
-              </w:rPr>
-              <w:t xml:space="preserve">|r| ≤ 0.30</w:t>
-            </w:r>
-          </w:p>
-        </w:tc>
-        <w:tc>
-          <w:tcPr/>
-          <w:p>
-            <w:pPr>
-              <w:pStyle w:val="Compact"/>
-              <w:jc w:val="left"/>
-            </w:pPr>
-            <w:r>
-              <w:rPr>
-                <w:rFonts w:ascii="Arial" w:hAnsi="Arial"/>
-                <w:sz w:val="18"/>
-              </w:rPr>
-              <w:t xml:space="preserve">r = 0.08</w:t>
-            </w:r>
-          </w:p>
-        </w:tc>
-        <w:tc>
-          <w:tcPr/>
-          <w:p>
-            <w:pPr>
-              <w:pStyle w:val="Compact"/>
-              <w:jc w:val="left"/>
-            </w:pPr>
-            <w:r>
-              <w:rPr>
-                <w:rFonts w:ascii="Arial" w:hAnsi="Arial"/>
-                <w:sz w:val="18"/>
-              </w:rPr>
-              <w:t xml:space="preserve">+0.22</w:t>
-            </w:r>
-          </w:p>
-        </w:tc>
-        <w:tc>
-          <w:tcPr/>
-          <w:p>
-            <w:pPr>
-              <w:pStyle w:val="Compact"/>
-              <w:jc w:val="left"/>
-            </w:pPr>
-            <w:r>
-              <w:rPr>
-                <w:rFonts w:ascii="Arial" w:hAnsi="Arial"/>
-                <w:sz w:val="18"/>
-              </w:rPr>
-              <w:t xml:space="preserve">pass</w:t>
-            </w:r>
-          </w:p>
-        </w:tc>
-      </w:tr>
-      <w:tr>
-        <w:tc>
-          <w:tcPr/>
-          <w:p>
-            <w:pPr>
-              <w:pStyle w:val="Compact"/>
-              <w:jc w:val="left"/>
-            </w:pPr>
-            <w:r>
-              <w:rPr>
-                <w:rFonts w:ascii="Arial" w:hAnsi="Arial"/>
-                <w:sz w:val="18"/>
-              </w:rPr>
-              <w:t xml:space="preserve">F4 — persistent post-event VH deficit</w:t>
-            </w:r>
-          </w:p>
-        </w:tc>
-        <w:tc>
-          <w:tcPr/>
-          <w:p>
-            <w:pPr>
-              <w:pStyle w:val="Compact"/>
-              <w:jc w:val="left"/>
-            </w:pPr>
-            <w:r>
-              <w:rPr>
-                <w:rFonts w:ascii="Arial" w:hAnsi="Arial"/>
-                <w:sz w:val="18"/>
-              </w:rPr>
-              <w:t xml:space="preserve">≥ 1.0 dB at +30 d</w:t>
-            </w:r>
-          </w:p>
-        </w:tc>
-        <w:tc>
-          <w:tcPr/>
-          <w:p>
-            <w:pPr>
-              <w:pStyle w:val="Compact"/>
-              <w:jc w:val="left"/>
-            </w:pPr>
-            <w:r>
-              <w:rPr>
-                <w:rFonts w:ascii="Arial" w:hAnsi="Arial"/>
-                <w:sz w:val="18"/>
-              </w:rPr>
-              <w:t xml:space="preserve">1.8 dB</w:t>
-            </w:r>
-          </w:p>
-        </w:tc>
-        <w:tc>
-          <w:tcPr/>
-          <w:p>
-            <w:pPr>
-              <w:pStyle w:val="Compact"/>
-              <w:jc w:val="left"/>
-            </w:pPr>
-            <w:r>
-              <w:rPr>
-                <w:rFonts w:ascii="Arial" w:hAnsi="Arial"/>
-                <w:sz w:val="18"/>
-              </w:rPr>
-              <w:t xml:space="preserve">+0.8 dB</w:t>
-            </w:r>
-          </w:p>
-        </w:tc>
-        <w:tc>
-          <w:tcPr/>
-          <w:p>
-            <w:pPr>
-              <w:pStyle w:val="Compact"/>
-              <w:jc w:val="left"/>
-            </w:pPr>
-            <w:r>
-              <w:rPr>
-                <w:rFonts w:ascii="Arial" w:hAnsi="Arial"/>
-                <w:sz w:val="18"/>
-              </w:rPr>
-              <w:t xml:space="preserve">pass</w:t>
-            </w:r>
-          </w:p>
-        </w:tc>
-      </w:tr>
-    </w:tbl>
-    <w:p>
-      <w:pPr>
-        <w:pStyle w:val="BodyText"/>
-      </w:pPr>
-      <w:r>
-        <w:rPr>
-          <w:rFonts w:ascii="Arial" w:hAnsi="Arial"/>
-          <w:sz w:val="20"/>
-        </w:rPr>
-        <w:t xml:space="preserve">The numbers and pass/fail margins are written to</w:t>
-      </w:r>
-      <w:r>
-        <w:rPr>
-          <w:rFonts w:ascii="Arial" w:hAnsi="Arial"/>
-          <w:sz w:val="20"/>
-        </w:rPr>
-        <w:t xml:space="preserve"> </w:t>
-      </w:r>
-      <w:r>
-        <w:rPr>
-          <w:rStyle w:val="VerbatimChar"/>
-          <w:rFonts w:ascii="Arial" w:hAnsi="Arial"/>
-          <w:sz w:val="20"/>
-        </w:rPr>
-        <w:t xml:space="preserve">analysis/results/rf_falsifiability_checks.csv</w:t>
-      </w:r>
-      <w:r>
-        <w:rPr>
-          <w:rFonts w:ascii="Arial" w:hAnsi="Arial"/>
-          <w:sz w:val="20"/>
-        </w:rPr>
-        <w:t xml:space="preserve"> </w:t>
-      </w:r>
-      <w:r>
-        <w:rPr>
-          <w:rFonts w:ascii="Arial" w:hAnsi="Arial"/>
-          <w:sz w:val="20"/>
-        </w:rPr>
-        <w:t xml:space="preserve">(emitted by Module 02 on every harness run).</w:t>
-      </w:r>
-    </w:p>
-    <w:p>
-      <w:pPr>
-        <w:pStyle w:val="BodyText"/>
-      </w:pPr>
-      <w:r>
-        <w:rPr>
-          <w:rFonts w:ascii="Arial" w:hAnsi="Arial"/>
-          <w:b/>
-          <w:bCs/>
-          <w:sz w:val="20"/>
-        </w:rPr>
-        <w:t xml:space="preserve">Limitations</w:t>
-      </w:r>
-      <w:r>
-        <w:rPr>
-          <w:rFonts w:ascii="Arial" w:hAnsi="Arial"/>
-          <w:sz w:val="20"/>
-        </w:rPr>
-        <w:t xml:space="preserve"> </w:t>
-      </w:r>
-      <w:r>
-        <w:rPr>
-          <w:rFonts w:ascii="Arial" w:hAnsi="Arial"/>
-          <w:sz w:val="20"/>
-        </w:rPr>
-        <w:t xml:space="preserve">(declared up front for the reviewer):</w:t>
-      </w:r>
-    </w:p>
-    <w:p>
-      <w:pPr>
-        <w:pStyle w:val="Compact"/>
-        <w:numPr>
-          <w:ilvl w:val="0"/>
-          <w:numId w:val="1006"/>
-        </w:numPr>
-      </w:pPr>
-      <w:r>
-        <w:rPr>
-          <w:rFonts w:ascii="Arial" w:hAnsi="Arial"/>
-          <w:sz w:val="20"/>
-        </w:rPr>
-        <w:t xml:space="preserve">C-band Sentinel-1 IW GRD is 6–12 d revisit; sub-daily surge dynamics are partially aliased. Mitigation: we use</w:t>
-      </w:r>
-      <w:r>
-        <w:rPr>
-          <w:rFonts w:ascii="Arial" w:hAnsi="Arial"/>
-          <w:sz w:val="20"/>
-        </w:rPr>
-        <w:t xml:space="preserve"> </w:t>
-      </w:r>
-      <w:r>
-        <w:rPr>
-          <w:rFonts w:ascii="Arial" w:hAnsi="Arial"/>
-          <w:i/>
-          <w:iCs/>
-          <w:sz w:val="20"/>
-        </w:rPr>
-        <w:t xml:space="preserve">event-window</w:t>
-      </w:r>
-      <w:r>
-        <w:rPr>
-          <w:rFonts w:ascii="Arial" w:hAnsi="Arial"/>
-          <w:sz w:val="20"/>
-        </w:rPr>
-        <w:t xml:space="preserve"> </w:t>
-      </w:r>
-      <w:r>
-        <w:rPr>
-          <w:rFonts w:ascii="Arial" w:hAnsi="Arial"/>
-          <w:sz w:val="20"/>
-        </w:rPr>
-        <w:t xml:space="preserve">aggregates (min, mean, ΔVH from baseline), not single-overpass values.</w:t>
-      </w:r>
-    </w:p>
-    <w:p>
-      <w:pPr>
-        <w:pStyle w:val="Compact"/>
-        <w:numPr>
-          <w:ilvl w:val="0"/>
-          <w:numId w:val="1006"/>
-        </w:numPr>
-      </w:pPr>
-      <w:r>
-        <w:rPr>
-          <w:rFonts w:ascii="Arial" w:hAnsi="Arial"/>
-          <w:sz w:val="20"/>
-        </w:rPr>
-        <w:t xml:space="preserve">Incidence-angle range across IW swaths (29°–46°) modulates Bragg vs. specular regimes; we apply the standard incidence-angle correction (Filipponi 2019) before computing baselines. The correction residual is &lt; 0.5 dB and does not affect class separation.</w:t>
-      </w:r>
-    </w:p>
-    <w:p>
-      <w:pPr>
-        <w:pStyle w:val="Compact"/>
-        <w:numPr>
-          <w:ilvl w:val="0"/>
-          <w:numId w:val="1006"/>
-        </w:numPr>
-      </w:pPr>
-      <w:r>
-        <w:rPr>
-          <w:rFonts w:ascii="Arial" w:hAnsi="Arial"/>
-          <w:sz w:val="20"/>
-        </w:rPr>
-        <w:t xml:space="preserve">Speckle noise on individual GRD scenes ≈ 1.5 dB; we apply a 5-look multilooking and a 30-day temporal Lee filter on the baseline channel.</w:t>
-      </w:r>
-    </w:p>
-    <w:p>
-      <w:pPr>
-        <w:pStyle w:val="Compact"/>
-        <w:numPr>
-          <w:ilvl w:val="0"/>
-          <w:numId w:val="1006"/>
-        </w:numPr>
-      </w:pPr>
-      <w:r>
-        <w:rPr>
-          <w:rFonts w:ascii="Arial" w:hAnsi="Arial"/>
-          <w:sz w:val="20"/>
-        </w:rPr>
-        <w:t xml:space="preserve">Bulbul-class events at the very shallow end (≤ 5 cm pond depth, ≤ 3 d dwell) are at the radar sensitivity floor; the Module 02 confidence threshold (posterior &gt; 0.6) excludes the lowest-confidence positives, biasing toward false negatives at this boundary. This is conservative for the cyclonic-loss estimand: we under-, not over-, attribute damage to mechanism (B).</w:t>
-      </w:r>
-    </w:p>
-    <w:p>
-      <w:r>
-        <w:rPr>
-          <w:rFonts w:ascii="Arial" w:hAnsi="Arial"/>
-          <w:sz w:val="20"/>
-        </w:rPr>
-        <w:pict>
-          <v:rect style="width:0;height:1.5pt" o:hralign="center" o:hrstd="t" o:hr="t"/>
-        </w:pict>
-      </w:r>
-    </w:p>
     <w:bookmarkEnd w:id="29"/>
-    <w:bookmarkStart w:id="30" w:name="s3.8-pre-registration-trail"/>
-    <w:p>
-      <w:pPr>
-        <w:pStyle w:val="Heading2"/>
-      </w:pPr>
-      <w:r>
-        <w:rPr>
-          <w:rFonts w:ascii="Arial" w:hAnsi="Arial"/>
-        </w:rPr>
-        <w:t xml:space="preserve">§S3.8 Pre-registration trail</w:t>
-      </w:r>
-    </w:p>
-    <w:p>
-      <w:pPr>
-        <w:pStyle w:val="FirstParagraph"/>
-      </w:pPr>
-      <w:r>
-        <w:rPr>
-          <w:rFonts w:ascii="Arial" w:hAnsi="Arial"/>
-          <w:sz w:val="20"/>
-        </w:rPr>
-        <w:t xml:space="preserve">This note is the</w:t>
-      </w:r>
-      <w:r>
-        <w:rPr>
-          <w:rFonts w:ascii="Arial" w:hAnsi="Arial"/>
-          <w:sz w:val="20"/>
-        </w:rPr>
-        <w:t xml:space="preserve"> </w:t>
-      </w:r>
-      <w:r>
-        <w:rPr>
-          <w:rFonts w:ascii="Arial" w:hAnsi="Arial"/>
-          <w:i/>
-          <w:iCs/>
-          <w:sz w:val="20"/>
-        </w:rPr>
-        <w:t xml:space="preserve">post-hoc</w:t>
-      </w:r>
-      <w:r>
-        <w:rPr>
-          <w:rFonts w:ascii="Arial" w:hAnsi="Arial"/>
-          <w:sz w:val="20"/>
-        </w:rPr>
-        <w:t xml:space="preserve"> </w:t>
-      </w:r>
-      <w:r>
-        <w:rPr>
-          <w:rFonts w:ascii="Arial" w:hAnsi="Arial"/>
-          <w:sz w:val="20"/>
-        </w:rPr>
-        <w:t xml:space="preserve">rationale-and-calibration document for the saline-flood feature space declared in OSF pre-registration §2.3 (</w:t>
-      </w:r>
-      <w:r>
-        <w:rPr>
-          <w:rFonts w:ascii="Arial" w:hAnsi="Arial"/>
-          <w:sz w:val="20"/>
-        </w:rPr>
-        <w:t xml:space="preserve">“</w:t>
-      </w:r>
-      <w:r>
-        <w:rPr>
-          <w:rFonts w:ascii="Arial" w:hAnsi="Arial"/>
-          <w:sz w:val="20"/>
-        </w:rPr>
-        <w:t xml:space="preserve">Sentinel-1 dual-polarisation backscatter, with cross-ratio CR, will be used as the primary inundation discriminator; ERA5 wind will gate cyclonic events; JRC water mask will exclude permanent water</w:t>
-      </w:r>
-      <w:r>
-        <w:rPr>
-          <w:rFonts w:ascii="Arial" w:hAnsi="Arial"/>
-          <w:sz w:val="20"/>
-        </w:rPr>
-        <w:t xml:space="preserve">”</w:t>
-      </w:r>
-      <w:r>
-        <w:rPr>
-          <w:rFonts w:ascii="Arial" w:hAnsi="Arial"/>
-          <w:sz w:val="20"/>
-        </w:rPr>
-        <w:t xml:space="preserve">). The pre-registration committed to the</w:t>
-      </w:r>
-      <w:r>
-        <w:rPr>
-          <w:rFonts w:ascii="Arial" w:hAnsi="Arial"/>
-          <w:sz w:val="20"/>
-        </w:rPr>
-        <w:t xml:space="preserve"> </w:t>
-      </w:r>
-      <w:r>
-        <w:rPr>
-          <w:rFonts w:ascii="Arial" w:hAnsi="Arial"/>
-          <w:i/>
-          <w:iCs/>
-          <w:sz w:val="20"/>
-        </w:rPr>
-        <w:t xml:space="preserve">features</w:t>
-      </w:r>
-      <w:r>
-        <w:rPr>
-          <w:rFonts w:ascii="Arial" w:hAnsi="Arial"/>
-          <w:sz w:val="20"/>
-        </w:rPr>
-        <w:t xml:space="preserve"> </w:t>
-      </w:r>
-      <w:r>
-        <w:rPr>
-          <w:rFonts w:ascii="Arial" w:hAnsi="Arial"/>
-          <w:sz w:val="20"/>
-        </w:rPr>
-        <w:t xml:space="preserve">and the</w:t>
-      </w:r>
-      <w:r>
-        <w:rPr>
-          <w:rFonts w:ascii="Arial" w:hAnsi="Arial"/>
-          <w:sz w:val="20"/>
-        </w:rPr>
-        <w:t xml:space="preserve"> </w:t>
-      </w:r>
-      <w:r>
-        <w:rPr>
-          <w:rFonts w:ascii="Arial" w:hAnsi="Arial"/>
-          <w:i/>
-          <w:iCs/>
-          <w:sz w:val="20"/>
-        </w:rPr>
-        <w:t xml:space="preserve">gating logic</w:t>
-      </w:r>
-      <w:r>
-        <w:rPr>
-          <w:rFonts w:ascii="Arial" w:hAnsi="Arial"/>
-          <w:sz w:val="20"/>
-        </w:rPr>
-        <w:t xml:space="preserve">. It did not commit to the canonical signatures in Table S9 — those are calibrated values, derived after pre-registration from the published radar literature, and pinned in v0.2.5. Any change to Table S9 in future versions will be flagged as a scope amendment on the OSF Wiki.</w:t>
-      </w:r>
-    </w:p>
-    <w:p>
-      <w:pPr>
-        <w:pStyle w:val="BodyText"/>
-      </w:pPr>
-      <w:r>
-        <w:rPr>
-          <w:rFonts w:ascii="Arial" w:hAnsi="Arial"/>
-          <w:sz w:val="20"/>
-        </w:rPr>
-        <w:t xml:space="preserve">The OSF working project (</w:t>
-      </w:r>
-      <w:r>
-        <w:rPr>
-          <w:rStyle w:val="VerbatimChar"/>
-          <w:rFonts w:ascii="Arial" w:hAnsi="Arial"/>
-          <w:sz w:val="20"/>
-        </w:rPr>
-        <w:t xml:space="preserve">https://osf.io/3vua4</w:t>
-      </w:r>
-      <w:r>
-        <w:rPr>
-          <w:rFonts w:ascii="Arial" w:hAnsi="Arial"/>
-          <w:sz w:val="20"/>
-        </w:rPr>
-        <w:t xml:space="preserve">) carries:</w:t>
-      </w:r>
-    </w:p>
-    <w:p>
-      <w:pPr>
-        <w:pStyle w:val="Compact"/>
-        <w:numPr>
-          <w:ilvl w:val="0"/>
-          <w:numId w:val="1007"/>
-        </w:numPr>
-      </w:pPr>
-      <w:r>
-        <w:rPr>
-          <w:rFonts w:ascii="Arial" w:hAnsi="Arial"/>
-          <w:sz w:val="20"/>
-        </w:rPr>
-        <w:t xml:space="preserve">the locked Module 12 source (</w:t>
-      </w:r>
-      <w:r>
-        <w:rPr>
-          <w:rStyle w:val="VerbatimChar"/>
-          <w:rFonts w:ascii="Arial" w:hAnsi="Arial"/>
-          <w:sz w:val="20"/>
-        </w:rPr>
-        <w:t xml:space="preserve">analysis/12_backscatter_signatures.py</w:t>
-      </w:r>
-      <w:r>
-        <w:rPr>
-          <w:rFonts w:ascii="Arial" w:hAnsi="Arial"/>
-          <w:sz w:val="20"/>
-        </w:rPr>
-        <w:t xml:space="preserve">);</w:t>
-      </w:r>
-    </w:p>
-    <w:p>
-      <w:pPr>
-        <w:pStyle w:val="Compact"/>
-        <w:numPr>
-          <w:ilvl w:val="0"/>
-          <w:numId w:val="1007"/>
-        </w:numPr>
-      </w:pPr>
-      <w:r>
-        <w:rPr>
-          <w:rFonts w:ascii="Arial" w:hAnsi="Arial"/>
-          <w:sz w:val="20"/>
-        </w:rPr>
-        <w:t xml:space="preserve">this note (</w:t>
-      </w:r>
-      <w:r>
-        <w:rPr>
-          <w:rStyle w:val="VerbatimChar"/>
-          <w:rFonts w:ascii="Arial" w:hAnsi="Arial"/>
-          <w:sz w:val="20"/>
-        </w:rPr>
-        <w:t xml:space="preserve">manuscript/supplement/methods_module12_backscatter.md</w:t>
-      </w:r>
-      <w:r>
-        <w:rPr>
-          <w:rFonts w:ascii="Arial" w:hAnsi="Arial"/>
-          <w:sz w:val="20"/>
-        </w:rPr>
-        <w:t xml:space="preserve">);</w:t>
-      </w:r>
-    </w:p>
-    <w:p>
-      <w:pPr>
-        <w:pStyle w:val="Compact"/>
-        <w:numPr>
-          <w:ilvl w:val="0"/>
-          <w:numId w:val="1007"/>
-        </w:numPr>
-      </w:pPr>
-      <w:r>
-        <w:rPr>
-          <w:rFonts w:ascii="Arial" w:hAnsi="Arial"/>
-          <w:sz w:val="20"/>
-        </w:rPr>
-        <w:t xml:space="preserve">the canonical signature CSV (</w:t>
-      </w:r>
-      <w:r>
-        <w:rPr>
-          <w:rStyle w:val="VerbatimChar"/>
-          <w:rFonts w:ascii="Arial" w:hAnsi="Arial"/>
-          <w:sz w:val="20"/>
-        </w:rPr>
-        <w:t xml:space="preserve">analysis/results/backscatter_signatures.csv</w:t>
-      </w:r>
-      <w:r>
-        <w:rPr>
-          <w:rFonts w:ascii="Arial" w:hAnsi="Arial"/>
-          <w:sz w:val="20"/>
-        </w:rPr>
-        <w:t xml:space="preserve">);</w:t>
-      </w:r>
-    </w:p>
-    <w:p>
-      <w:pPr>
-        <w:pStyle w:val="Compact"/>
-        <w:numPr>
-          <w:ilvl w:val="0"/>
-          <w:numId w:val="1007"/>
-        </w:numPr>
-      </w:pPr>
-      <w:r>
-        <w:rPr>
-          <w:rFonts w:ascii="Arial" w:hAnsi="Arial"/>
-          <w:sz w:val="20"/>
-        </w:rPr>
-        <w:t xml:space="preserve">Table S9 docx and Figure S2 PDF/PNG;</w:t>
-      </w:r>
-    </w:p>
-    <w:p>
-      <w:pPr>
-        <w:pStyle w:val="Compact"/>
-        <w:numPr>
-          <w:ilvl w:val="0"/>
-          <w:numId w:val="1007"/>
-        </w:numPr>
-      </w:pPr>
-      <w:r>
-        <w:rPr>
-          <w:rFonts w:ascii="Arial" w:hAnsi="Arial"/>
-          <w:sz w:val="20"/>
-        </w:rPr>
-        <w:t xml:space="preserve">the Module 02 random-forest feature-importance CSV and falsifiability-check CSV (</w:t>
-      </w:r>
-      <w:r>
-        <w:rPr>
-          <w:rStyle w:val="VerbatimChar"/>
-          <w:rFonts w:ascii="Arial" w:hAnsi="Arial"/>
-          <w:sz w:val="20"/>
-        </w:rPr>
-        <w:t xml:space="preserve">rf_feature_importance.csv</w:t>
-      </w:r>
-      <w:r>
-        <w:rPr>
-          <w:rFonts w:ascii="Arial" w:hAnsi="Arial"/>
-          <w:sz w:val="20"/>
-        </w:rPr>
-        <w:t xml:space="preserve">,</w:t>
-      </w:r>
-      <w:r>
-        <w:rPr>
-          <w:rFonts w:ascii="Arial" w:hAnsi="Arial"/>
-          <w:sz w:val="20"/>
-        </w:rPr>
-        <w:t xml:space="preserve"> </w:t>
-      </w:r>
-      <w:r>
-        <w:rPr>
-          <w:rStyle w:val="VerbatimChar"/>
-          <w:rFonts w:ascii="Arial" w:hAnsi="Arial"/>
-          <w:sz w:val="20"/>
-        </w:rPr>
-        <w:t xml:space="preserve">rf_falsifiability_checks.csv</w:t>
-      </w:r>
-      <w:r>
-        <w:rPr>
-          <w:rFonts w:ascii="Arial" w:hAnsi="Arial"/>
-          <w:sz w:val="20"/>
-        </w:rPr>
-        <w:t xml:space="preserve">), emitted on every harness run (Stage 02).</w:t>
-      </w:r>
-    </w:p>
-    <w:p>
-      <w:r>
-        <w:rPr>
-          <w:rFonts w:ascii="Arial" w:hAnsi="Arial"/>
-          <w:sz w:val="20"/>
-        </w:rPr>
-        <w:pict>
-          <v:rect style="width:0;height:1.5pt" o:hralign="center" o:hrstd="t" o:hr="t"/>
-        </w:pict>
-      </w:r>
-    </w:p>
-    <w:p>
-      <w:pPr>
-        <w:pStyle w:val="FirstParagraph"/>
-      </w:pPr>
-      <w:r>
-        <w:rPr>
-          <w:rFonts w:ascii="Arial" w:hAnsi="Arial"/>
-          <w:b/>
-          <w:bCs/>
-          <w:sz w:val="20"/>
-        </w:rPr>
-        <w:t xml:space="preserve">References</w:t>
-      </w:r>
-      <w:r>
-        <w:rPr>
-          <w:rFonts w:ascii="Arial" w:hAnsi="Arial"/>
-          <w:sz w:val="20"/>
-        </w:rPr>
-        <w:t xml:space="preserve"> </w:t>
-      </w:r>
-      <w:r>
-        <w:rPr>
-          <w:rFonts w:ascii="Arial" w:hAnsi="Arial"/>
-          <w:sz w:val="20"/>
-        </w:rPr>
-        <w:t xml:space="preserve">(full reference list in the main manuscript):</w:t>
-      </w:r>
-    </w:p>
-    <w:p>
-      <w:pPr>
-        <w:pStyle w:val="Compact"/>
-        <w:numPr>
-          <w:ilvl w:val="0"/>
-          <w:numId w:val="1008"/>
-        </w:numPr>
-      </w:pPr>
-      <w:r>
-        <w:rPr>
-          <w:rFonts w:ascii="Arial" w:hAnsi="Arial"/>
-          <w:sz w:val="20"/>
-        </w:rPr>
-        <w:t xml:space="preserve">Filipponi, F. (2019).</w:t>
-      </w:r>
-      <w:r>
-        <w:rPr>
-          <w:rFonts w:ascii="Arial" w:hAnsi="Arial"/>
-          <w:sz w:val="20"/>
-        </w:rPr>
-        <w:t xml:space="preserve"> </w:t>
-      </w:r>
-      <w:r>
-        <w:rPr>
-          <w:rFonts w:ascii="Arial" w:hAnsi="Arial"/>
-          <w:i/>
-          <w:iCs/>
-          <w:sz w:val="20"/>
-        </w:rPr>
-        <w:t xml:space="preserve">Sentinel-1 GRD Preprocessing Workflow.</w:t>
-      </w:r>
-      <w:r>
-        <w:rPr>
-          <w:rFonts w:ascii="Arial" w:hAnsi="Arial"/>
-          <w:sz w:val="20"/>
-        </w:rPr>
-        <w:t xml:space="preserve"> </w:t>
-      </w:r>
-      <w:r>
-        <w:rPr>
-          <w:rFonts w:ascii="Arial" w:hAnsi="Arial"/>
-          <w:sz w:val="20"/>
-        </w:rPr>
-        <w:t xml:space="preserve">Proceedings 18(1):11.</w:t>
-      </w:r>
-    </w:p>
-    <w:p>
-      <w:pPr>
-        <w:pStyle w:val="Compact"/>
-        <w:numPr>
-          <w:ilvl w:val="0"/>
-          <w:numId w:val="1008"/>
-        </w:numPr>
-      </w:pPr>
-      <w:r>
-        <w:rPr>
-          <w:rFonts w:ascii="Arial" w:hAnsi="Arial"/>
-          <w:sz w:val="20"/>
-        </w:rPr>
-        <w:t xml:space="preserve">Hoshikawa, K., Fujihara, Y., Siev, S., et al. (2023).</w:t>
-      </w:r>
-      <w:r>
-        <w:rPr>
-          <w:rFonts w:ascii="Arial" w:hAnsi="Arial"/>
-          <w:sz w:val="20"/>
-        </w:rPr>
-        <w:t xml:space="preserve"> </w:t>
-      </w:r>
-      <w:r>
-        <w:rPr>
-          <w:rFonts w:ascii="Arial" w:hAnsi="Arial"/>
-          <w:i/>
-          <w:iCs/>
-          <w:sz w:val="20"/>
-        </w:rPr>
-        <w:t xml:space="preserve">Mapping rice paddy inundation under monsoon-flood and irrigation-flood regimes using dual-polarimetric Sentinel-1 in the Mekong Delta.</w:t>
-      </w:r>
-      <w:r>
-        <w:rPr>
-          <w:rFonts w:ascii="Arial" w:hAnsi="Arial"/>
-          <w:sz w:val="20"/>
-        </w:rPr>
-        <w:t xml:space="preserve"> </w:t>
-      </w:r>
-      <w:r>
-        <w:rPr>
-          <w:rFonts w:ascii="Arial" w:hAnsi="Arial"/>
-          <w:sz w:val="20"/>
-        </w:rPr>
-        <w:t xml:space="preserve">Remote Sensing of Environment 286:113417.</w:t>
-      </w:r>
-    </w:p>
-    <w:p>
-      <w:pPr>
-        <w:pStyle w:val="Compact"/>
-        <w:numPr>
-          <w:ilvl w:val="0"/>
-          <w:numId w:val="1008"/>
-        </w:numPr>
-      </w:pPr>
-      <w:r>
-        <w:rPr>
-          <w:rFonts w:ascii="Arial" w:hAnsi="Arial"/>
-          <w:sz w:val="20"/>
-        </w:rPr>
-        <w:t xml:space="preserve">Konkathi, P., Shetty, A., Kolluru, V. (2024).</w:t>
-      </w:r>
-      <w:r>
-        <w:rPr>
-          <w:rFonts w:ascii="Arial" w:hAnsi="Arial"/>
-          <w:sz w:val="20"/>
-        </w:rPr>
-        <w:t xml:space="preserve"> </w:t>
-      </w:r>
-      <w:r>
-        <w:rPr>
-          <w:rFonts w:ascii="Arial" w:hAnsi="Arial"/>
-          <w:i/>
-          <w:iCs/>
-          <w:sz w:val="20"/>
-        </w:rPr>
-        <w:t xml:space="preserve">Saline-water inundation detection from Sentinel-1 SAR: a Bay of Bengal case study.</w:t>
-      </w:r>
-      <w:r>
-        <w:rPr>
-          <w:rFonts w:ascii="Arial" w:hAnsi="Arial"/>
-          <w:sz w:val="20"/>
-        </w:rPr>
-        <w:t xml:space="preserve"> </w:t>
-      </w:r>
-      <w:r>
-        <w:rPr>
-          <w:rFonts w:ascii="Arial" w:hAnsi="Arial"/>
-          <w:sz w:val="20"/>
-        </w:rPr>
-        <w:t xml:space="preserve">International Journal of Applied Earth Observation and Geoinformation 128:103745.</w:t>
-      </w:r>
-    </w:p>
-    <w:p>
-      <w:pPr>
-        <w:pStyle w:val="Compact"/>
-        <w:numPr>
-          <w:ilvl w:val="0"/>
-          <w:numId w:val="1008"/>
-        </w:numPr>
-      </w:pPr>
-      <w:r>
-        <w:rPr>
-          <w:rFonts w:ascii="Arial" w:hAnsi="Arial"/>
-          <w:sz w:val="20"/>
-        </w:rPr>
-        <w:t xml:space="preserve">Lee, J.-S., Pottier, E. (2009).</w:t>
-      </w:r>
-      <w:r>
-        <w:rPr>
-          <w:rFonts w:ascii="Arial" w:hAnsi="Arial"/>
-          <w:sz w:val="20"/>
-        </w:rPr>
-        <w:t xml:space="preserve"> </w:t>
-      </w:r>
-      <w:r>
-        <w:rPr>
-          <w:rFonts w:ascii="Arial" w:hAnsi="Arial"/>
-          <w:i/>
-          <w:iCs/>
-          <w:sz w:val="20"/>
-        </w:rPr>
-        <w:t xml:space="preserve">Polarimetric Radar Imaging: From Basics to Applications.</w:t>
-      </w:r>
-      <w:r>
-        <w:rPr>
-          <w:rFonts w:ascii="Arial" w:hAnsi="Arial"/>
-          <w:sz w:val="20"/>
-        </w:rPr>
-        <w:t xml:space="preserve"> </w:t>
-      </w:r>
-      <w:r>
-        <w:rPr>
-          <w:rFonts w:ascii="Arial" w:hAnsi="Arial"/>
-          <w:sz w:val="20"/>
-        </w:rPr>
-        <w:t xml:space="preserve">CRC Press.</w:t>
-      </w:r>
-    </w:p>
-    <w:p>
-      <w:pPr>
-        <w:pStyle w:val="Compact"/>
-        <w:numPr>
-          <w:ilvl w:val="0"/>
-          <w:numId w:val="1008"/>
-        </w:numPr>
-      </w:pPr>
-      <w:r>
-        <w:rPr>
-          <w:rFonts w:ascii="Arial" w:hAnsi="Arial"/>
-          <w:sz w:val="20"/>
-        </w:rPr>
-        <w:t xml:space="preserve">Wali, E., Jain, M., Mondal, P. (2020).</w:t>
-      </w:r>
-      <w:r>
-        <w:rPr>
-          <w:rFonts w:ascii="Arial" w:hAnsi="Arial"/>
-          <w:sz w:val="20"/>
-        </w:rPr>
-        <w:t xml:space="preserve"> </w:t>
-      </w:r>
-      <w:r>
-        <w:rPr>
-          <w:rFonts w:ascii="Arial" w:hAnsi="Arial"/>
-          <w:i/>
-          <w:iCs/>
-          <w:sz w:val="20"/>
-        </w:rPr>
-        <w:t xml:space="preserve">Detecting flooded rice with synthetic aperture radar in cyclone-affected coastal Bangladesh.</w:t>
-      </w:r>
-      <w:r>
-        <w:rPr>
-          <w:rFonts w:ascii="Arial" w:hAnsi="Arial"/>
-          <w:sz w:val="20"/>
-        </w:rPr>
-        <w:t xml:space="preserve"> </w:t>
-      </w:r>
-      <w:r>
-        <w:rPr>
-          <w:rFonts w:ascii="Arial" w:hAnsi="Arial"/>
-          <w:sz w:val="20"/>
-        </w:rPr>
-        <w:t xml:space="preserve">Remote Sensing of Environment 251:112063.</w:t>
-      </w:r>
-    </w:p>
-    <w:bookmarkEnd w:id="30"/>
-    <w:bookmarkEnd w:id="31"/>
     <w:p>
       <w:r>
         <w:rPr>
@@ -13052,7 +13244,7 @@
         <w:keepNext/>
         <w:spacing w:before="240" w:after="120"/>
       </w:pPr>
-      <w:bookmarkStart w:id="12746" w:name="table_s1"/>
+      <w:bookmarkStart w:id="1349" w:name="table_s1"/>
       <w:r>
         <w:rPr>
           <w:rFonts w:ascii="Arial" w:hAnsi="Arial"/>
@@ -13062,7 +13254,7 @@
         </w:rPr>
         <w:t>Table S1 — Static TWFE-DiD point estimates</w:t>
       </w:r>
-      <w:bookmarkEnd w:id="12746"/>
+      <w:bookmarkEnd w:id="1349"/>
     </w:p>
     <w:p>
       <w:pPr>
@@ -14224,7 +14416,7 @@
         <w:keepNext/>
         <w:spacing w:before="240" w:after="120"/>
       </w:pPr>
-      <w:bookmarkStart w:id="27590" w:name="table_s2"/>
+      <w:bookmarkStart w:id="51163" w:name="table_s2"/>
       <w:r>
         <w:rPr>
           <w:rFonts w:ascii="Arial" w:hAnsi="Arial"/>
@@ -14234,7 +14426,7 @@
         </w:rPr>
         <w:t>Table S2 — Pre-trend tests</w:t>
       </w:r>
-      <w:bookmarkEnd w:id="27590"/>
+      <w:bookmarkEnd w:id="51163"/>
     </w:p>
     <w:p>
       <w:pPr>
@@ -14986,7 +15178,7 @@
         <w:keepNext/>
         <w:spacing w:before="240" w:after="120"/>
       </w:pPr>
-      <w:bookmarkStart w:id="268" w:name="table_s3"/>
+      <w:bookmarkStart w:id="88767" w:name="table_s3"/>
       <w:r>
         <w:rPr>
           <w:rFonts w:ascii="Arial" w:hAnsi="Arial"/>
@@ -14996,7 +15188,7 @@
         </w:rPr>
         <w:t>Table S3 — Bulbul transferability residuals</w:t>
       </w:r>
-      <w:bookmarkEnd w:id="268"/>
+      <w:bookmarkEnd w:id="88767"/>
     </w:p>
     <w:p>
       <w:r>
@@ -16235,7 +16427,7 @@
         <w:keepNext/>
         <w:spacing w:before="240" w:after="120"/>
       </w:pPr>
-      <w:bookmarkStart w:id="50862" w:name="table_s4"/>
+      <w:bookmarkStart w:id="29373" w:name="table_s4"/>
       <w:r>
         <w:rPr>
           <w:rFonts w:ascii="Arial" w:hAnsi="Arial"/>
@@ -16245,7 +16437,7 @@
         </w:rPr>
         <w:t>Table S4 — Wild-cluster bootstrap (G = 8)</w:t>
       </w:r>
-      <w:bookmarkEnd w:id="50862"/>
+      <w:bookmarkEnd w:id="29373"/>
     </w:p>
     <w:p>
       <w:pPr>
@@ -17107,7 +17299,7 @@
         <w:keepNext/>
         <w:spacing w:before="240" w:after="120"/>
       </w:pPr>
-      <w:bookmarkStart w:id="30695" w:name="table_s5"/>
+      <w:bookmarkStart w:id="86728" w:name="table_s5"/>
       <w:r>
         <w:rPr>
           <w:rFonts w:ascii="Arial" w:hAnsi="Arial"/>
@@ -17117,7 +17309,7 @@
         </w:rPr>
         <w:t>Table S5 — Jackknife leave-one-out</w:t>
       </w:r>
-      <w:bookmarkEnd w:id="30695"/>
+      <w:bookmarkEnd w:id="86728"/>
     </w:p>
     <w:p>
       <w:pPr>
@@ -24780,7 +24972,7 @@
         <w:keepNext/>
         <w:spacing w:before="240" w:after="120"/>
       </w:pPr>
-      <w:bookmarkStart w:id="90018" w:name="table_s6"/>
+      <w:bookmarkStart w:id="77061" w:name="table_s6"/>
       <w:r>
         <w:rPr>
           <w:rFonts w:ascii="Arial" w:hAnsi="Arial"/>
@@ -24790,7 +24982,7 @@
         </w:rPr>
         <w:t>Table S6 — MDE / power</w:t>
       </w:r>
-      <w:bookmarkEnd w:id="90018"/>
+      <w:bookmarkEnd w:id="77061"/>
     </w:p>
     <w:p>
       <w:pPr>
@@ -25651,7 +25843,7 @@
         <w:keepNext/>
         <w:spacing w:before="240" w:after="120"/>
       </w:pPr>
-      <w:bookmarkStart w:id="57888" w:name="table_s7"/>
+      <w:bookmarkStart w:id="92289" w:name="table_s7"/>
       <w:r>
         <w:rPr>
           <w:rFonts w:ascii="Arial" w:hAnsi="Arial"/>
@@ -25661,7 +25853,7 @@
         </w:rPr>
         <w:t>Table S7 — Placebo / falsification</w:t>
       </w:r>
-      <w:bookmarkEnd w:id="57888"/>
+      <w:bookmarkEnd w:id="92289"/>
     </w:p>
     <w:p>
       <w:r>
@@ -27262,7 +27454,7 @@
         <w:keepNext/>
         <w:spacing w:before="240" w:after="120"/>
       </w:pPr>
-      <w:bookmarkStart w:id="90603" w:name="table_s8"/>
+      <w:bookmarkStart w:id="42761" w:name="table_s8"/>
       <w:r>
         <w:rPr>
           <w:rFonts w:ascii="Arial" w:hAnsi="Arial"/>
@@ -27272,7 +27464,7 @@
         </w:rPr>
         <w:t>Table S8 — Pre-Kharif cyclone climatology</w:t>
       </w:r>
-      <w:bookmarkEnd w:id="90603"/>
+      <w:bookmarkEnd w:id="42761"/>
     </w:p>
     <w:p>
       <w:r>
@@ -28138,7 +28330,7 @@
         <w:keepNext/>
         <w:spacing w:before="240" w:after="120"/>
       </w:pPr>
-      <w:bookmarkStart w:id="74713" w:name="table_s9"/>
+      <w:bookmarkStart w:id="62800" w:name="table_s9"/>
       <w:r>
         <w:rPr>
           <w:rFonts w:ascii="Arial" w:hAnsi="Arial"/>
@@ -28148,7 +28340,7 @@
         </w:rPr>
         <w:t>Table S9 — Canonical S1 dual-pol features</w:t>
       </w:r>
-      <w:bookmarkEnd w:id="74713"/>
+      <w:bookmarkEnd w:id="62800"/>
     </w:p>
     <w:p>
       <w:r>
@@ -29072,7 +29264,7 @@
         <w:keepNext/>
         <w:spacing w:before="240" w:after="120"/>
       </w:pPr>
-      <w:bookmarkStart w:id="19251" w:name="figure_s1"/>
+      <w:bookmarkStart w:id="16319" w:name="figure_s1"/>
       <w:r>
         <w:rPr>
           <w:rFonts w:ascii="Arial" w:hAnsi="Arial"/>
@@ -29082,7 +29274,7 @@
         </w:rPr>
         <w:t>Figure S1 — Pre-Kharif cyclone climatology</w:t>
       </w:r>
-      <w:bookmarkEnd w:id="19251"/>
+      <w:bookmarkEnd w:id="16319"/>
     </w:p>
     <w:p>
       <w:pPr>
@@ -29163,7 +29355,7 @@
         <w:keepNext/>
         <w:spacing w:before="240" w:after="120"/>
       </w:pPr>
-      <w:bookmarkStart w:id="25455" w:name="figure_s2"/>
+      <w:bookmarkStart w:id="50092" w:name="figure_s2"/>
       <w:r>
         <w:rPr>
           <w:rFonts w:ascii="Arial" w:hAnsi="Arial"/>
@@ -29173,7 +29365,7 @@
         </w:rPr>
         <w:t>Figure S2 — Canonical Sentinel-1 backscatter signatures</w:t>
       </w:r>
-      <w:bookmarkEnd w:id="25455"/>
+      <w:bookmarkEnd w:id="50092"/>
     </w:p>
     <w:p>
       <w:pPr>
@@ -29186,7 +29378,7 @@
         </w:rPr>
         <w:drawing>
           <wp:inline xmlns:a="http://schemas.openxmlformats.org/drawingml/2006/main" xmlns:pic="http://schemas.openxmlformats.org/drawingml/2006/picture">
-            <wp:extent cx="5943600" cy="5625760"/>
+            <wp:extent cx="5943600" cy="6257393"/>
             <wp:docPr id="2" name="Picture 2"/>
             <wp:cNvGraphicFramePr>
               <a:graphicFrameLocks noChangeAspect="1"/>
@@ -29207,7 +29399,7 @@
                   <pic:spPr>
                     <a:xfrm>
                       <a:off x="0" y="0"/>
-                      <a:ext cx="5943600" cy="5625760"/>
+                      <a:ext cx="5943600" cy="6257393"/>
                     </a:xfrm>
                     <a:prstGeom prst="rect"/>
                   </pic:spPr>

--- a/manuscript/supplement/Supplement_Combined.docx
+++ b/manuscript/supplement/Supplement_Combined.docx
@@ -141,7 +141,7 @@
         <w:keepNext/>
         <w:spacing w:before="240" w:after="120"/>
       </w:pPr>
-      <w:bookmarkStart w:id="5588" w:name="provenance"/>
+      <w:bookmarkStart w:id="69369" w:name="provenance"/>
       <w:r>
         <w:rPr>
           <w:rFonts w:ascii="Arial" w:hAnsi="Arial"/>
@@ -151,7 +151,7 @@
         </w:rPr>
         <w:t>Data provenance declaration</w:t>
       </w:r>
-      <w:bookmarkEnd w:id="5588"/>
+      <w:bookmarkEnd w:id="69369"/>
     </w:p>
     <w:p>
       <w:r>
@@ -246,7 +246,7 @@
         <w:keepNext/>
         <w:spacing w:before="240" w:after="120"/>
       </w:pPr>
-      <w:bookmarkStart w:id="47172" w:name="toc"/>
+      <w:bookmarkStart w:id="98804" w:name="toc"/>
       <w:r>
         <w:rPr>
           <w:rFonts w:ascii="Arial" w:hAnsi="Arial"/>
@@ -256,7 +256,7 @@
         </w:rPr>
         <w:t>Contents</w:t>
       </w:r>
-      <w:bookmarkEnd w:id="47172"/>
+      <w:bookmarkEnd w:id="98804"/>
     </w:p>
     <w:p>
       <w:pPr>
@@ -343,7 +343,7 @@
           <w:b/>
           <w:sz w:val="20"/>
         </w:rPr>
-        <w:t>Table S1</w:t>
+        <w:t>Note S4</w:t>
       </w:r>
       <w:r>
         <w:rPr>
@@ -351,7 +351,7 @@
           <w:sz w:val="20"/>
         </w:rPr>
         <w:tab/>
-        <w:t>Static TWFE-DiD point estimates (SOS, POS, EOS)</w:t>
+        <w:t>Small-G power / minimum detectable effect simulator</w:t>
       </w:r>
     </w:p>
     <w:p>
@@ -367,7 +367,7 @@
           <w:b/>
           <w:sz w:val="20"/>
         </w:rPr>
-        <w:t>Table S2</w:t>
+        <w:t>Table S1</w:t>
       </w:r>
       <w:r>
         <w:rPr>
@@ -375,7 +375,7 @@
           <w:sz w:val="20"/>
         </w:rPr>
         <w:tab/>
-        <w:t>Pre-trend tests on the BACI panel</w:t>
+        <w:t>Static TWFE-DiD point estimates (SOS, POS, EOS)</w:t>
       </w:r>
     </w:p>
     <w:p>
@@ -391,7 +391,7 @@
           <w:b/>
           <w:sz w:val="20"/>
         </w:rPr>
-        <w:t>Table S3</w:t>
+        <w:t>Table S2</w:t>
       </w:r>
       <w:r>
         <w:rPr>
@@ -399,7 +399,7 @@
           <w:sz w:val="20"/>
         </w:rPr>
         <w:tab/>
-        <w:t>Bulbul transferability — district-level residuals</w:t>
+        <w:t>Pre-trend tests on the BACI panel</w:t>
       </w:r>
     </w:p>
     <w:p>
@@ -415,7 +415,7 @@
           <w:b/>
           <w:sz w:val="20"/>
         </w:rPr>
-        <w:t>Table S4</w:t>
+        <w:t>Table S3</w:t>
       </w:r>
       <w:r>
         <w:rPr>
@@ -423,7 +423,7 @@
           <w:sz w:val="20"/>
         </w:rPr>
         <w:tab/>
-        <w:t>Wild-cluster bootstrap 95% CIs (G = 8)</w:t>
+        <w:t>Bulbul transferability — district-level residuals</w:t>
       </w:r>
     </w:p>
     <w:p>
@@ -439,7 +439,7 @@
           <w:b/>
           <w:sz w:val="20"/>
         </w:rPr>
-        <w:t>Table S5</w:t>
+        <w:t>Table S4</w:t>
       </w:r>
       <w:r>
         <w:rPr>
@@ -447,7 +447,7 @@
           <w:sz w:val="20"/>
         </w:rPr>
         <w:tab/>
-        <w:t>Jackknife leave-one-out (district + year)</w:t>
+        <w:t>Wild-cluster bootstrap 95% CIs (G = 8)</w:t>
       </w:r>
     </w:p>
     <w:p>
@@ -463,7 +463,7 @@
           <w:b/>
           <w:sz w:val="20"/>
         </w:rPr>
-        <w:t>Table S6</w:t>
+        <w:t>Table S5</w:t>
       </w:r>
       <w:r>
         <w:rPr>
@@ -471,7 +471,7 @@
           <w:sz w:val="20"/>
         </w:rPr>
         <w:tab/>
-        <w:t>MDE and power curves at G = 8</w:t>
+        <w:t>Jackknife leave-one-out (district + year)</w:t>
       </w:r>
     </w:p>
     <w:p>
@@ -487,7 +487,7 @@
           <w:b/>
           <w:sz w:val="20"/>
         </w:rPr>
-        <w:t>Table S7</w:t>
+        <w:t>Table S6</w:t>
       </w:r>
       <w:r>
         <w:rPr>
@@ -495,7 +495,7 @@
           <w:sz w:val="20"/>
         </w:rPr>
         <w:tab/>
-        <w:t>Placebo / falsification permutation tests</w:t>
+        <w:t>MDE and power curves at G = 8</w:t>
       </w:r>
     </w:p>
     <w:p>
@@ -511,7 +511,7 @@
           <w:b/>
           <w:sz w:val="20"/>
         </w:rPr>
-        <w:t>Table S8</w:t>
+        <w:t>Table S7</w:t>
       </w:r>
       <w:r>
         <w:rPr>
@@ -519,7 +519,7 @@
           <w:sz w:val="20"/>
         </w:rPr>
         <w:tab/>
-        <w:t>Pre-Kharif cyclone climatology — per-storm percentiles</w:t>
+        <w:t>Placebo / falsification permutation tests</w:t>
       </w:r>
     </w:p>
     <w:p>
@@ -535,7 +535,7 @@
           <w:b/>
           <w:sz w:val="20"/>
         </w:rPr>
-        <w:t>Table S9</w:t>
+        <w:t>Table S8</w:t>
       </w:r>
       <w:r>
         <w:rPr>
@@ -543,7 +543,7 @@
           <w:sz w:val="20"/>
         </w:rPr>
         <w:tab/>
-        <w:t>Canonical Sentinel-1 dual-pol backscatter features</w:t>
+        <w:t>Pre-Kharif cyclone climatology — per-storm percentiles</w:t>
       </w:r>
     </w:p>
     <w:p>
@@ -559,7 +559,7 @@
           <w:b/>
           <w:sz w:val="20"/>
         </w:rPr>
-        <w:t>Figure S1</w:t>
+        <w:t>Table S9</w:t>
       </w:r>
       <w:r>
         <w:rPr>
@@ -567,7 +567,7 @@
           <w:sz w:val="20"/>
         </w:rPr>
         <w:tab/>
-        <w:t>Pre-Kharif cyclone climatology — track + intensity-vs-DOY</w:t>
+        <w:t>Canonical Sentinel-1 dual-pol backscatter features</w:t>
       </w:r>
     </w:p>
     <w:p>
@@ -583,6 +583,30 @@
           <w:b/>
           <w:sz w:val="20"/>
         </w:rPr>
+        <w:t>Figure S1</w:t>
+      </w:r>
+      <w:r>
+        <w:rPr>
+          <w:rFonts w:ascii="Arial" w:hAnsi="Arial"/>
+          <w:sz w:val="20"/>
+        </w:rPr>
+        <w:tab/>
+        <w:t>Pre-Kharif cyclone climatology — track + intensity-vs-DOY</w:t>
+      </w:r>
+    </w:p>
+    <w:p>
+      <w:pPr>
+        <w:tabs>
+          <w:tab w:pos="2268" w:val="left"/>
+        </w:tabs>
+        <w:spacing w:after="40"/>
+      </w:pPr>
+      <w:r>
+        <w:rPr>
+          <w:rFonts w:ascii="Arial" w:hAnsi="Arial"/>
+          <w:b/>
+          <w:sz w:val="20"/>
+        </w:rPr>
         <w:t>Figure S2</w:t>
       </w:r>
       <w:r>
@@ -608,7 +632,7 @@
         <w:keepNext/>
         <w:spacing w:before="240" w:after="120"/>
       </w:pPr>
-      <w:bookmarkStart w:id="14484" w:name="note_s1"/>
+      <w:bookmarkStart w:id="29931" w:name="note_s1"/>
       <w:r>
         <w:rPr>
           <w:rFonts w:ascii="Arial" w:hAnsi="Arial"/>
@@ -618,7 +642,7 @@
         </w:rPr>
         <w:t>Note S1 — Bulbul (2019) transferability probe</w:t>
       </w:r>
-      <w:bookmarkEnd w:id="14484"/>
+      <w:bookmarkEnd w:id="29931"/>
     </w:p>
     <w:bookmarkStart w:id="31" w:name="X4c77ddbcd03ac00f69e68661e5eb39a4c24f13a"/>
     <w:p>
@@ -6391,7 +6415,7 @@
         <w:keepNext/>
         <w:spacing w:before="240" w:after="120"/>
       </w:pPr>
-      <w:bookmarkStart w:id="22474" w:name="note_s2"/>
+      <w:bookmarkStart w:id="58889" w:name="note_s2"/>
       <w:r>
         <w:rPr>
           <w:rFonts w:ascii="Arial" w:hAnsi="Arial"/>
@@ -6401,7 +6425,7 @@
         </w:rPr>
         <w:t>Note S2 — Pre-Kharif Bay-of-Bengal cyclone climatology</w:t>
       </w:r>
-      <w:bookmarkEnd w:id="22474"/>
+      <w:bookmarkEnd w:id="58889"/>
     </w:p>
     <w:bookmarkStart w:id="31" w:name="Xba8bf53b4b47f874330c06c76f2a0ce4ee29e13"/>
     <w:p>
@@ -9593,7 +9617,7 @@
         <w:keepNext/>
         <w:spacing w:before="240" w:after="120"/>
       </w:pPr>
-      <w:bookmarkStart w:id="94896" w:name="note_s3"/>
+      <w:bookmarkStart w:id="58319" w:name="note_s3"/>
       <w:r>
         <w:rPr>
           <w:rFonts w:ascii="Arial" w:hAnsi="Arial"/>
@@ -9603,7 +9627,7 @@
         </w:rPr>
         <w:t>Note S3 — Sentinel-1 dual-polarisation backscatter signatures</w:t>
       </w:r>
-      <w:bookmarkEnd w:id="94896"/>
+      <w:bookmarkEnd w:id="58319"/>
     </w:p>
     <w:bookmarkStart w:id="29" w:name="Xce1958d78618fb7c3de38bca5f65ef8f24e51a2"/>
     <w:p>
@@ -13244,7 +13268,7 @@
         <w:keepNext/>
         <w:spacing w:before="240" w:after="120"/>
       </w:pPr>
-      <w:bookmarkStart w:id="1349" w:name="table_s1"/>
+      <w:bookmarkStart w:id="66130" w:name="note_s4"/>
       <w:r>
         <w:rPr>
           <w:rFonts w:ascii="Arial" w:hAnsi="Arial"/>
@@ -13252,9 +13276,2482 @@
           <w:color w:val="1F3A5F"/>
           <w:sz w:val="32"/>
         </w:rPr>
+        <w:t>Note S4 — Small-G power / minimum detectable effect simulator</w:t>
+      </w:r>
+      <w:bookmarkEnd w:id="66130"/>
+    </w:p>
+    <w:bookmarkStart w:id="23" w:name="Xa4e2dea2d376ab4d6475c8d9700aaff9982f219"/>
+    <w:p>
+      <w:pPr>
+        <w:pStyle w:val="Heading1"/>
+      </w:pPr>
+      <w:r>
+        <w:rPr>
+          <w:rFonts w:ascii="Arial" w:hAnsi="Arial"/>
+        </w:rPr>
+        <w:t xml:space="preserve">Methods §3.Y.4 — Post-hoc power and minimum detectable effect</w:t>
+      </w:r>
+    </w:p>
+    <w:p>
+      <w:pPr>
+        <w:pStyle w:val="FirstParagraph"/>
+      </w:pPr>
+      <w:r>
+        <w:rPr>
+          <w:rFonts w:ascii="Arial" w:hAnsi="Arial"/>
+          <w:sz w:val="20"/>
+        </w:rPr>
+        <w:t xml:space="preserve">The panel size is fixed by geography: G=8 districts (5 coastal-treated,</w:t>
+      </w:r>
+      <w:r>
+        <w:rPr>
+          <w:rFonts w:ascii="Arial" w:hAnsi="Arial"/>
+          <w:sz w:val="20"/>
+        </w:rPr>
+        <w:t xml:space="preserve"> </w:t>
+      </w:r>
+      <w:r>
+        <w:rPr>
+          <w:rFonts w:ascii="Arial" w:hAnsi="Arial"/>
+          <w:sz w:val="20"/>
+        </w:rPr>
+        <w:t xml:space="preserve">3 inland-control) is the universe of districts where rice phenology and</w:t>
+      </w:r>
+      <w:r>
+        <w:rPr>
+          <w:rFonts w:ascii="Arial" w:hAnsi="Arial"/>
+          <w:sz w:val="20"/>
+        </w:rPr>
+        <w:t xml:space="preserve"> </w:t>
+      </w:r>
+      <w:r>
+        <w:rPr>
+          <w:rFonts w:ascii="Arial" w:hAnsi="Arial"/>
+          <w:sz w:val="20"/>
+        </w:rPr>
+        <w:t xml:space="preserve">cyclone exposure can both be observed in our study window. We therefore</w:t>
+      </w:r>
+      <w:r>
+        <w:rPr>
+          <w:rFonts w:ascii="Arial" w:hAnsi="Arial"/>
+          <w:sz w:val="20"/>
+        </w:rPr>
+        <w:t xml:space="preserve"> </w:t>
+      </w:r>
+      <w:r>
+        <w:rPr>
+          <w:rFonts w:ascii="Arial" w:hAnsi="Arial"/>
+          <w:sz w:val="20"/>
+        </w:rPr>
+        <w:t xml:space="preserve">report</w:t>
+      </w:r>
+      <w:r>
+        <w:rPr>
+          <w:rFonts w:ascii="Arial" w:hAnsi="Arial"/>
+          <w:sz w:val="20"/>
+        </w:rPr>
+        <w:t xml:space="preserve"> </w:t>
+      </w:r>
+      <w:r>
+        <w:rPr>
+          <w:rFonts w:ascii="Arial" w:hAnsi="Arial"/>
+          <w:b/>
+          <w:bCs/>
+          <w:sz w:val="20"/>
+        </w:rPr>
+        <w:t xml:space="preserve">post-hoc</w:t>
+      </w:r>
+      <w:r>
+        <w:rPr>
+          <w:rFonts w:ascii="Arial" w:hAnsi="Arial"/>
+          <w:sz w:val="20"/>
+        </w:rPr>
+        <w:t xml:space="preserve"> </w:t>
+      </w:r>
+      <w:r>
+        <w:rPr>
+          <w:rFonts w:ascii="Arial" w:hAnsi="Arial"/>
+          <w:sz w:val="20"/>
+        </w:rPr>
+        <w:t xml:space="preserve">power and the minimum detectable effect (MDE)</w:t>
+      </w:r>
+      <w:r>
+        <w:rPr>
+          <w:rFonts w:ascii="Arial" w:hAnsi="Arial"/>
+          <w:sz w:val="20"/>
+        </w:rPr>
+        <w:t xml:space="preserve"> </w:t>
+      </w:r>
+      <w:r>
+        <w:rPr>
+          <w:rFonts w:ascii="Arial" w:hAnsi="Arial"/>
+          <w:sz w:val="20"/>
+        </w:rPr>
+        <w:t xml:space="preserve">transparently, alongside the inferential results, so reviewers can</w:t>
+      </w:r>
+      <w:r>
+        <w:rPr>
+          <w:rFonts w:ascii="Arial" w:hAnsi="Arial"/>
+          <w:sz w:val="20"/>
+        </w:rPr>
+        <w:t xml:space="preserve"> </w:t>
+      </w:r>
+      <w:r>
+        <w:rPr>
+          <w:rFonts w:ascii="Arial" w:hAnsi="Arial"/>
+          <w:sz w:val="20"/>
+        </w:rPr>
+        <w:t xml:space="preserve">assess what could and could not be learned from this design. Power is</w:t>
+      </w:r>
+      <w:r>
+        <w:rPr>
+          <w:rFonts w:ascii="Arial" w:hAnsi="Arial"/>
+          <w:sz w:val="20"/>
+        </w:rPr>
+        <w:t xml:space="preserve"> </w:t>
+      </w:r>
+      <w:r>
+        <w:rPr>
+          <w:rFonts w:ascii="Arial" w:hAnsi="Arial"/>
+          <w:b/>
+          <w:bCs/>
+          <w:sz w:val="20"/>
+        </w:rPr>
+        <w:t xml:space="preserve">not</w:t>
+      </w:r>
+      <w:r>
+        <w:rPr>
+          <w:rFonts w:ascii="Arial" w:hAnsi="Arial"/>
+          <w:sz w:val="20"/>
+        </w:rPr>
+        <w:t xml:space="preserve"> </w:t>
+      </w:r>
+      <w:r>
+        <w:rPr>
+          <w:rFonts w:ascii="Arial" w:hAnsi="Arial"/>
+          <w:sz w:val="20"/>
+        </w:rPr>
+        <w:t xml:space="preserve">used to recompute p-values (those come from the wild-cluster</w:t>
+      </w:r>
+      <w:r>
+        <w:rPr>
+          <w:rFonts w:ascii="Arial" w:hAnsi="Arial"/>
+          <w:sz w:val="20"/>
+        </w:rPr>
+        <w:t xml:space="preserve"> </w:t>
+      </w:r>
+      <w:r>
+        <w:rPr>
+          <w:rFonts w:ascii="Arial" w:hAnsi="Arial"/>
+          <w:sz w:val="20"/>
+        </w:rPr>
+        <w:t xml:space="preserve">restricted bootstrap, §3.Y.3).</w:t>
+      </w:r>
+    </w:p>
+    <w:bookmarkStart w:id="20" w:name="X01accebc7f868c35dd72684079370319d4b05c8"/>
+    <w:p>
+      <w:pPr>
+        <w:pStyle w:val="Heading2"/>
+      </w:pPr>
+      <w:r>
+        <w:rPr>
+          <w:rFonts w:ascii="Arial" w:hAnsi="Arial"/>
+        </w:rPr>
+        <w:t xml:space="preserve">3.Y.4.1 Minimum detectable effect (analytical)</w:t>
+      </w:r>
+    </w:p>
+    <w:p>
+      <w:pPr>
+        <w:pStyle w:val="FirstParagraph"/>
+      </w:pPr>
+      <w:r>
+        <w:rPr>
+          <w:rFonts w:ascii="Arial" w:hAnsi="Arial"/>
+          <w:sz w:val="20"/>
+        </w:rPr>
+        <w:t xml:space="preserve">For each (pipeline × phenometric) cell we compute the two-sided MDE at</w:t>
+      </w:r>
+      <w:r>
+        <w:rPr>
+          <w:rFonts w:ascii="Arial" w:hAnsi="Arial"/>
+          <w:sz w:val="20"/>
+        </w:rPr>
+        <w:t xml:space="preserve"> </w:t>
+      </w:r>
+      <w:r>
+        <w:rPr>
+          <w:rFonts w:ascii="Arial" w:hAnsi="Arial"/>
+          <w:sz w:val="20"/>
+        </w:rPr>
+        <w:t xml:space="preserve">α = 0.05 and power = 0.80 using the small-cluster t-distribution with</w:t>
+      </w:r>
+      <w:r>
+        <w:rPr>
+          <w:rFonts w:ascii="Arial" w:hAnsi="Arial"/>
+          <w:sz w:val="20"/>
+        </w:rPr>
+        <w:t xml:space="preserve"> </w:t>
+      </w:r>
+      <w:r>
+        <w:rPr>
+          <w:rFonts w:ascii="Arial" w:hAnsi="Arial"/>
+          <w:sz w:val="20"/>
+        </w:rPr>
+        <w:t xml:space="preserve">df = G − 1 = 7 (Donald and Lang, 2007):</w:t>
+      </w:r>
+    </w:p>
+    <w:p>
+      <w:pPr>
+        <w:pStyle w:val="BodyText"/>
+      </w:pPr>
+      <m:oMathPara>
+        <m:oMathParaPr>
+          <m:jc m:val="center"/>
+        </m:oMathParaPr>
+        <m:oMath>
+          <m:r>
+            <m:rPr>
+              <m:sty m:val="p"/>
+            </m:rPr>
+            <m:t>M</m:t>
+          </m:r>
+          <m:r>
+            <m:rPr>
+              <m:sty m:val="p"/>
+            </m:rPr>
+            <m:t>D</m:t>
+          </m:r>
+          <m:r>
+            <m:rPr>
+              <m:sty m:val="p"/>
+            </m:rPr>
+            <m:t>E</m:t>
+          </m:r>
+          <m:r>
+            <m:t> </m:t>
+          </m:r>
+          <m:r>
+            <m:rPr>
+              <m:sty m:val="p"/>
+            </m:rPr>
+            <m:t>=</m:t>
+          </m:r>
+          <m:r>
+            <m:t> </m:t>
+          </m:r>
+          <m:d>
+            <m:dPr>
+              <m:begChr m:val="("/>
+              <m:endChr m:val=")"/>
+              <m:sepChr m:val=""/>
+              <m:grow/>
+            </m:dPr>
+            <m:e>
+              <m:sSub>
+                <m:e>
+                  <m:r>
+                    <m:t>t</m:t>
+                  </m:r>
+                </m:e>
+                <m:sub>
+                  <m:r>
+                    <m:t>α</m:t>
+                  </m:r>
+                  <m:r>
+                    <m:rPr>
+                      <m:sty m:val="p"/>
+                    </m:rPr>
+                    <m:t>/</m:t>
+                  </m:r>
+                  <m:r>
+                    <m:t>2</m:t>
+                  </m:r>
+                  <m:r>
+                    <m:rPr>
+                      <m:sty m:val="p"/>
+                    </m:rPr>
+                    <m:t>,</m:t>
+                  </m:r>
+                  <m:r>
+                    <m:t> </m:t>
+                  </m:r>
+                  <m:r>
+                    <m:t>G</m:t>
+                  </m:r>
+                  <m:r>
+                    <m:rPr>
+                      <m:sty m:val="p"/>
+                    </m:rPr>
+                    <m:t>−</m:t>
+                  </m:r>
+                  <m:r>
+                    <m:t>1</m:t>
+                  </m:r>
+                </m:sub>
+              </m:sSub>
+              <m:r>
+                <m:rPr>
+                  <m:sty m:val="p"/>
+                </m:rPr>
+                <m:t>+</m:t>
+              </m:r>
+              <m:sSub>
+                <m:e>
+                  <m:r>
+                    <m:t>t</m:t>
+                  </m:r>
+                </m:e>
+                <m:sub>
+                  <m:r>
+                    <m:t>1</m:t>
+                  </m:r>
+                  <m:r>
+                    <m:rPr>
+                      <m:sty m:val="p"/>
+                    </m:rPr>
+                    <m:t>−</m:t>
+                  </m:r>
+                  <m:r>
+                    <m:t>β</m:t>
+                  </m:r>
+                  <m:r>
+                    <m:rPr>
+                      <m:sty m:val="p"/>
+                    </m:rPr>
+                    <m:t>,</m:t>
+                  </m:r>
+                  <m:r>
+                    <m:t> </m:t>
+                  </m:r>
+                  <m:r>
+                    <m:t>G</m:t>
+                  </m:r>
+                  <m:r>
+                    <m:rPr>
+                      <m:sty m:val="p"/>
+                    </m:rPr>
+                    <m:t>−</m:t>
+                  </m:r>
+                  <m:r>
+                    <m:t>1</m:t>
+                  </m:r>
+                </m:sub>
+              </m:sSub>
+            </m:e>
+          </m:d>
+          <m:r>
+            <m:rPr>
+              <m:sty m:val="p"/>
+            </m:rPr>
+            <m:t>⋅</m:t>
+          </m:r>
+          <m:acc>
+            <m:accPr>
+              <m:chr m:val="̂"/>
+            </m:accPr>
+            <m:e>
+              <m:r>
+                <m:t>S</m:t>
+              </m:r>
+              <m:r>
+                <m:t>E</m:t>
+              </m:r>
+            </m:e>
+          </m:acc>
+          <m:d>
+            <m:dPr>
+              <m:begChr m:val="("/>
+              <m:endChr m:val=")"/>
+              <m:sepChr m:val=""/>
+              <m:grow/>
+            </m:dPr>
+            <m:e>
+              <m:acc>
+                <m:accPr>
+                  <m:chr m:val="̂"/>
+                </m:accPr>
+                <m:e>
+                  <m:r>
+                    <m:t>τ</m:t>
+                  </m:r>
+                </m:e>
+              </m:acc>
+            </m:e>
+          </m:d>
+        </m:oMath>
+      </m:oMathPara>
+    </w:p>
+    <w:p>
+      <w:pPr>
+        <w:pStyle w:val="FirstParagraph"/>
+      </w:pPr>
+      <w:r>
+        <w:rPr>
+          <w:rFonts w:ascii="Arial" w:hAnsi="Arial"/>
+          <w:sz w:val="20"/>
+        </w:rPr>
+        <w:t xml:space="preserve">where</w:t>
+      </w:r>
+      <w:r>
+        <w:rPr>
+          <w:rFonts w:ascii="Arial" w:hAnsi="Arial"/>
+          <w:sz w:val="20"/>
+        </w:rPr>
+        <w:t xml:space="preserve"> </w:t>
+      </w:r>
+      <m:oMath>
+        <m:acc>
+          <m:accPr>
+            <m:chr m:val="̂"/>
+          </m:accPr>
+          <m:e>
+            <m:r>
+              <m:t>S</m:t>
+            </m:r>
+            <m:r>
+              <m:t>E</m:t>
+            </m:r>
+          </m:e>
+        </m:acc>
+        <m:d>
+          <m:dPr>
+            <m:begChr m:val="("/>
+            <m:endChr m:val=")"/>
+            <m:sepChr m:val=""/>
+            <m:grow/>
+          </m:dPr>
+          <m:e>
+            <m:acc>
+              <m:accPr>
+                <m:chr m:val="̂"/>
+              </m:accPr>
+              <m:e>
+                <m:r>
+                  <m:t>τ</m:t>
+                </m:r>
+              </m:e>
+            </m:acc>
+          </m:e>
+        </m:d>
+      </m:oMath>
+      <w:r>
+        <w:rPr>
+          <w:rFonts w:ascii="Arial" w:hAnsi="Arial"/>
+          <w:sz w:val="20"/>
+        </w:rPr>
+        <w:t xml:space="preserve"> </w:t>
+      </w:r>
+      <w:r>
+        <w:rPr>
+          <w:rFonts w:ascii="Arial" w:hAnsi="Arial"/>
+          <w:sz w:val="20"/>
+        </w:rPr>
+        <w:t xml:space="preserve">is the cluster-robust standard error</w:t>
+      </w:r>
+      <w:r>
+        <w:rPr>
+          <w:rFonts w:ascii="Arial" w:hAnsi="Arial"/>
+          <w:sz w:val="20"/>
+        </w:rPr>
+        <w:t xml:space="preserve"> </w:t>
+      </w:r>
+      <w:r>
+        <w:rPr>
+          <w:rFonts w:ascii="Arial" w:hAnsi="Arial"/>
+          <w:sz w:val="20"/>
+        </w:rPr>
+        <w:t xml:space="preserve">recovered in §3.Y.3 (Module 05a). Results land in</w:t>
+      </w:r>
+      <w:r>
+        <w:rPr>
+          <w:rFonts w:ascii="Arial" w:hAnsi="Arial"/>
+          <w:sz w:val="20"/>
+        </w:rPr>
+        <w:t xml:space="preserve"> </w:t>
+      </w:r>
+      <w:r>
+        <w:rPr>
+          <w:rStyle w:val="VerbatimChar"/>
+          <w:rFonts w:ascii="Arial" w:hAnsi="Arial"/>
+          <w:sz w:val="20"/>
+        </w:rPr>
+        <w:t xml:space="preserve">analysis/results/power_mde.csv</w:t>
+      </w:r>
+      <w:r>
+        <w:rPr>
+          <w:rFonts w:ascii="Arial" w:hAnsi="Arial"/>
+          <w:sz w:val="20"/>
+        </w:rPr>
+        <w:t xml:space="preserve"> </w:t>
+      </w:r>
+      <w:r>
+        <w:rPr>
+          <w:rFonts w:ascii="Arial" w:hAnsi="Arial"/>
+          <w:sz w:val="20"/>
+        </w:rPr>
+        <w:t xml:space="preserve">and Table S6.</w:t>
+      </w:r>
+    </w:p>
+    <w:p>
+      <w:pPr>
+        <w:pStyle w:val="BodyText"/>
+      </w:pPr>
+      <w:r>
+        <w:rPr>
+          <w:rFonts w:ascii="Arial" w:hAnsi="Arial"/>
+          <w:sz w:val="20"/>
+        </w:rPr>
+        <w:t xml:space="preserve">For the six cells in our specification the MDE ranges from</w:t>
+      </w:r>
+      <w:r>
+        <w:rPr>
+          <w:rFonts w:ascii="Arial" w:hAnsi="Arial"/>
+          <w:sz w:val="20"/>
+        </w:rPr>
+        <w:t xml:space="preserve"> </w:t>
+      </w:r>
+      <w:r>
+        <w:rPr>
+          <w:rFonts w:ascii="Arial" w:hAnsi="Arial"/>
+          <w:b/>
+          <w:bCs/>
+          <w:sz w:val="20"/>
+        </w:rPr>
+        <w:t xml:space="preserve">1.04 d</w:t>
+      </w:r>
+      <w:r>
+        <w:rPr>
+          <w:rFonts w:ascii="Arial" w:hAnsi="Arial"/>
+          <w:sz w:val="20"/>
+        </w:rPr>
+        <w:t xml:space="preserve"> </w:t>
+      </w:r>
+      <w:r>
+        <w:rPr>
+          <w:rFonts w:ascii="Arial" w:hAnsi="Arial"/>
+          <w:sz w:val="20"/>
+        </w:rPr>
+        <w:t xml:space="preserve">(raw / POS) to</w:t>
+      </w:r>
+      <w:r>
+        <w:rPr>
+          <w:rFonts w:ascii="Arial" w:hAnsi="Arial"/>
+          <w:sz w:val="20"/>
+        </w:rPr>
+        <w:t xml:space="preserve"> </w:t>
+      </w:r>
+      <w:r>
+        <w:rPr>
+          <w:rFonts w:ascii="Arial" w:hAnsi="Arial"/>
+          <w:b/>
+          <w:bCs/>
+          <w:sz w:val="20"/>
+        </w:rPr>
+        <w:t xml:space="preserve">2.49 d</w:t>
+      </w:r>
+      <w:r>
+        <w:rPr>
+          <w:rFonts w:ascii="Arial" w:hAnsi="Arial"/>
+          <w:sz w:val="20"/>
+        </w:rPr>
+        <w:t xml:space="preserve"> </w:t>
+      </w:r>
+      <w:r>
+        <w:rPr>
+          <w:rFonts w:ascii="Arial" w:hAnsi="Arial"/>
+          <w:sz w:val="20"/>
+        </w:rPr>
+        <w:t xml:space="preserve">(raw / SOS); five of six observed effects</w:t>
+      </w:r>
+      <w:r>
+        <w:rPr>
+          <w:rFonts w:ascii="Arial" w:hAnsi="Arial"/>
+          <w:sz w:val="20"/>
+        </w:rPr>
+        <w:t xml:space="preserve"> </w:t>
+      </w:r>
+      <w:r>
+        <w:rPr>
+          <w:rFonts w:ascii="Arial" w:hAnsi="Arial"/>
+          <w:sz w:val="20"/>
+        </w:rPr>
+        <w:t xml:space="preserve">exceed their MDE (</w:t>
+      </w:r>
+      <w:r>
+        <w:rPr>
+          <w:rStyle w:val="VerbatimChar"/>
+          <w:rFonts w:ascii="Arial" w:hAnsi="Arial"/>
+          <w:sz w:val="20"/>
+        </w:rPr>
+        <w:t xml:space="preserve">detectable = "yes"</w:t>
+      </w:r>
+      <w:r>
+        <w:rPr>
+          <w:rFonts w:ascii="Arial" w:hAnsi="Arial"/>
+          <w:sz w:val="20"/>
+        </w:rPr>
+        <w:t xml:space="preserve">). The single cell that does not —</w:t>
+      </w:r>
+      <w:r>
+        <w:rPr>
+          <w:rFonts w:ascii="Arial" w:hAnsi="Arial"/>
+          <w:sz w:val="20"/>
+        </w:rPr>
+        <w:t xml:space="preserve"> </w:t>
+      </w:r>
+      <w:r>
+        <w:rPr>
+          <w:rFonts w:ascii="Arial" w:hAnsi="Arial"/>
+          <w:b/>
+          <w:bCs/>
+          <w:sz w:val="20"/>
+        </w:rPr>
+        <w:t xml:space="preserve">corrected / EOS, |τ̂| = 0.56 d vs MDE = 1.31 d</w:t>
+      </w:r>
+      <w:r>
+        <w:rPr>
+          <w:rFonts w:ascii="Arial" w:hAnsi="Arial"/>
+          <w:sz w:val="20"/>
+        </w:rPr>
+        <w:t xml:space="preserve"> </w:t>
+      </w:r>
+      <w:r>
+        <w:rPr>
+          <w:rFonts w:ascii="Arial" w:hAnsi="Arial"/>
+          <w:sz w:val="20"/>
+        </w:rPr>
+        <w:t xml:space="preserve">— is precisely the</w:t>
+      </w:r>
+      <w:r>
+        <w:rPr>
+          <w:rFonts w:ascii="Arial" w:hAnsi="Arial"/>
+          <w:sz w:val="20"/>
+        </w:rPr>
+        <w:t xml:space="preserve"> </w:t>
+      </w:r>
+      <w:r>
+        <w:rPr>
+          <w:rFonts w:ascii="Arial" w:hAnsi="Arial"/>
+          <w:sz w:val="20"/>
+        </w:rPr>
+        <w:t xml:space="preserve">cell our wild-cluster bootstrap fails to reject (p = 0.20, §3.Y.3).</w:t>
+      </w:r>
+      <w:r>
+        <w:rPr>
+          <w:rFonts w:ascii="Arial" w:hAnsi="Arial"/>
+          <w:sz w:val="20"/>
+        </w:rPr>
+        <w:t xml:space="preserve"> </w:t>
+      </w:r>
+      <w:r>
+        <w:rPr>
+          <w:rFonts w:ascii="Arial" w:hAnsi="Arial"/>
+          <w:sz w:val="20"/>
+        </w:rPr>
+        <w:t xml:space="preserve">Power and inference therefore tell the same story.</w:t>
+      </w:r>
+    </w:p>
+    <w:bookmarkEnd w:id="20"/>
+    <w:bookmarkStart w:id="21" w:name="y.4.2-power-curves-monte-carlo"/>
+    <w:p>
+      <w:pPr>
+        <w:pStyle w:val="Heading2"/>
+      </w:pPr>
+      <w:r>
+        <w:rPr>
+          <w:rFonts w:ascii="Arial" w:hAnsi="Arial"/>
+        </w:rPr>
+        <w:t xml:space="preserve">3.Y.4.2 Power curves (Monte-Carlo)</w:t>
+      </w:r>
+    </w:p>
+    <w:p>
+      <w:pPr>
+        <w:pStyle w:val="FirstParagraph"/>
+      </w:pPr>
+      <w:r>
+        <w:rPr>
+          <w:rFonts w:ascii="Arial" w:hAnsi="Arial"/>
+          <w:sz w:val="20"/>
+        </w:rPr>
+        <w:t xml:space="preserve">To map sensitivity to the cluster count itself, we simulate the data-</w:t>
+      </w:r>
+      <w:r>
+        <w:rPr>
+          <w:rFonts w:ascii="Arial" w:hAnsi="Arial"/>
+          <w:sz w:val="20"/>
+        </w:rPr>
+        <w:t xml:space="preserve"> </w:t>
+      </w:r>
+      <w:r>
+        <w:rPr>
+          <w:rFonts w:ascii="Arial" w:hAnsi="Arial"/>
+          <w:sz w:val="20"/>
+        </w:rPr>
+        <w:t xml:space="preserve">generating process</w:t>
+      </w:r>
+    </w:p>
+    <w:p>
+      <w:pPr>
+        <w:pStyle w:val="BodyText"/>
+      </w:pPr>
+      <m:oMathPara>
+        <m:oMathParaPr>
+          <m:jc m:val="center"/>
+        </m:oMathParaPr>
+        <m:oMath>
+          <m:sSub>
+            <m:e>
+              <m:r>
+                <m:t>y</m:t>
+              </m:r>
+            </m:e>
+            <m:sub>
+              <m:r>
+                <m:t>i</m:t>
+              </m:r>
+              <m:r>
+                <m:t>t</m:t>
+              </m:r>
+            </m:sub>
+          </m:sSub>
+          <m:r>
+            <m:t> </m:t>
+          </m:r>
+          <m:r>
+            <m:rPr>
+              <m:sty m:val="p"/>
+            </m:rPr>
+            <m:t>=</m:t>
+          </m:r>
+          <m:r>
+            <m:t> </m:t>
+          </m:r>
+          <m:sSub>
+            <m:e>
+              <m:r>
+                <m:t>α</m:t>
+              </m:r>
+            </m:e>
+            <m:sub>
+              <m:r>
+                <m:t>i</m:t>
+              </m:r>
+            </m:sub>
+          </m:sSub>
+          <m:r>
+            <m:rPr>
+              <m:sty m:val="p"/>
+            </m:rPr>
+            <m:t>+</m:t>
+          </m:r>
+          <m:sSub>
+            <m:e>
+              <m:r>
+                <m:t>δ</m:t>
+              </m:r>
+            </m:e>
+            <m:sub>
+              <m:r>
+                <m:t>t</m:t>
+              </m:r>
+            </m:sub>
+          </m:sSub>
+          <m:r>
+            <m:rPr>
+              <m:sty m:val="p"/>
+            </m:rPr>
+            <m:t>+</m:t>
+          </m:r>
+          <m:r>
+            <m:t>τ</m:t>
+          </m:r>
+          <m:r>
+            <m:rPr>
+              <m:sty m:val="p"/>
+            </m:rPr>
+            <m:t>⋅</m:t>
+          </m:r>
+          <m:sSub>
+            <m:e>
+              <m:r>
+                <m:t>D</m:t>
+              </m:r>
+            </m:e>
+            <m:sub>
+              <m:r>
+                <m:t>i</m:t>
+              </m:r>
+              <m:r>
+                <m:t>t</m:t>
+              </m:r>
+            </m:sub>
+          </m:sSub>
+          <m:r>
+            <m:rPr>
+              <m:sty m:val="p"/>
+            </m:rPr>
+            <m:t>+</m:t>
+          </m:r>
+          <m:sSub>
+            <m:e>
+              <m:r>
+                <m:t>ε</m:t>
+              </m:r>
+            </m:e>
+            <m:sub>
+              <m:r>
+                <m:t>i</m:t>
+              </m:r>
+              <m:r>
+                <m:t>t</m:t>
+              </m:r>
+            </m:sub>
+          </m:sSub>
+          <m:r>
+            <m:rPr>
+              <m:sty m:val="p"/>
+            </m:rPr>
+            <m:t>,</m:t>
+          </m:r>
+        </m:oMath>
+      </m:oMathPara>
+    </w:p>
+    <w:p>
+      <w:pPr>
+        <w:pStyle w:val="FirstParagraph"/>
+      </w:pPr>
+      <w:r>
+        <w:rPr>
+          <w:rFonts w:ascii="Arial" w:hAnsi="Arial"/>
+          <w:sz w:val="20"/>
+        </w:rPr>
+        <w:t xml:space="preserve">with district FE</w:t>
+      </w:r>
+      <w:r>
+        <w:rPr>
+          <w:rFonts w:ascii="Arial" w:hAnsi="Arial"/>
+          <w:sz w:val="20"/>
+        </w:rPr>
+        <w:t xml:space="preserve"> </w:t>
+      </w:r>
+      <m:oMath>
+        <m:sSub>
+          <m:e>
+            <m:r>
+              <m:t>α</m:t>
+            </m:r>
+          </m:e>
+          <m:sub>
+            <m:r>
+              <m:t>i</m:t>
+            </m:r>
+          </m:sub>
+        </m:sSub>
+        <m:r>
+          <m:t>​</m:t>
+        </m:r>
+        <m:r>
+          <m:rPr>
+            <m:sty m:val="p"/>
+          </m:rPr>
+          <m:t>∼</m:t>
+        </m:r>
+        <m:r>
+          <m:t>​</m:t>
+        </m:r>
+        <m:r>
+          <m:t>N</m:t>
+        </m:r>
+        <m:d>
+          <m:dPr>
+            <m:begChr m:val="("/>
+            <m:endChr m:val=")"/>
+            <m:sepChr m:val=""/>
+            <m:grow/>
+          </m:dPr>
+          <m:e>
+            <m:r>
+              <m:t>0</m:t>
+            </m:r>
+            <m:r>
+              <m:rPr>
+                <m:sty m:val="p"/>
+              </m:rPr>
+              <m:t>,</m:t>
+            </m:r>
+            <m:sSubSup>
+              <m:e>
+                <m:r>
+                  <m:t>σ</m:t>
+                </m:r>
+              </m:e>
+              <m:sub>
+                <m:r>
+                  <m:t>u</m:t>
+                </m:r>
+              </m:sub>
+              <m:sup>
+                <m:r>
+                  <m:t>2</m:t>
+                </m:r>
+              </m:sup>
+            </m:sSubSup>
+          </m:e>
+        </m:d>
+      </m:oMath>
+      <w:r>
+        <w:rPr>
+          <w:rFonts w:ascii="Arial" w:hAnsi="Arial"/>
+          <w:sz w:val="20"/>
+        </w:rPr>
+        <w:t xml:space="preserve"> </w:t>
+      </w:r>
+      <w:r>
+        <w:rPr>
+          <w:rFonts w:ascii="Arial" w:hAnsi="Arial"/>
+          <w:sz w:val="20"/>
+        </w:rPr>
+        <w:t xml:space="preserve">(</w:t>
+      </w:r>
+      <m:oMath>
+        <m:sSub>
+          <m:e>
+            <m:r>
+              <m:t>σ</m:t>
+            </m:r>
+          </m:e>
+          <m:sub>
+            <m:r>
+              <m:t>u</m:t>
+            </m:r>
+          </m:sub>
+        </m:sSub>
+        <m:r>
+          <m:rPr>
+            <m:sty m:val="p"/>
+          </m:rPr>
+          <m:t>=</m:t>
+        </m:r>
+        <m:r>
+          <m:t>13.06</m:t>
+        </m:r>
+      </m:oMath>
+      <w:r>
+        <w:rPr>
+          <w:rFonts w:ascii="Arial" w:hAnsi="Arial"/>
+          <w:sz w:val="20"/>
+        </w:rPr>
+        <w:t xml:space="preserve"> </w:t>
+      </w:r>
+      <w:r>
+        <w:rPr>
+          <w:rFonts w:ascii="Arial" w:hAnsi="Arial"/>
+          <w:sz w:val="20"/>
+        </w:rPr>
+        <w:t xml:space="preserve">d),</w:t>
+      </w:r>
+      <w:r>
+        <w:rPr>
+          <w:rFonts w:ascii="Arial" w:hAnsi="Arial"/>
+          <w:sz w:val="20"/>
+        </w:rPr>
+        <w:t xml:space="preserve"> </w:t>
+      </w:r>
+      <w:r>
+        <w:rPr>
+          <w:rFonts w:ascii="Arial" w:hAnsi="Arial"/>
+          <w:sz w:val="20"/>
+        </w:rPr>
+        <w:t xml:space="preserve">year FE</w:t>
+      </w:r>
+      <w:r>
+        <w:rPr>
+          <w:rFonts w:ascii="Arial" w:hAnsi="Arial"/>
+          <w:sz w:val="20"/>
+        </w:rPr>
+        <w:t xml:space="preserve"> </w:t>
+      </w:r>
+      <m:oMath>
+        <m:sSub>
+          <m:e>
+            <m:r>
+              <m:t>δ</m:t>
+            </m:r>
+          </m:e>
+          <m:sub>
+            <m:r>
+              <m:t>t</m:t>
+            </m:r>
+          </m:sub>
+        </m:sSub>
+        <m:r>
+          <m:t>​</m:t>
+        </m:r>
+        <m:r>
+          <m:rPr>
+            <m:sty m:val="p"/>
+          </m:rPr>
+          <m:t>∼</m:t>
+        </m:r>
+        <m:r>
+          <m:t>​</m:t>
+        </m:r>
+        <m:r>
+          <m:t>N</m:t>
+        </m:r>
+        <m:d>
+          <m:dPr>
+            <m:begChr m:val="("/>
+            <m:endChr m:val=")"/>
+            <m:sepChr m:val=""/>
+            <m:grow/>
+          </m:dPr>
+          <m:e>
+            <m:r>
+              <m:t>0</m:t>
+            </m:r>
+            <m:r>
+              <m:rPr>
+                <m:sty m:val="p"/>
+              </m:rPr>
+              <m:t>,</m:t>
+            </m:r>
+            <m:sSubSup>
+              <m:e>
+                <m:r>
+                  <m:t>σ</m:t>
+                </m:r>
+              </m:e>
+              <m:sub>
+                <m:r>
+                  <m:t>t</m:t>
+                </m:r>
+              </m:sub>
+              <m:sup>
+                <m:r>
+                  <m:t>2</m:t>
+                </m:r>
+              </m:sup>
+            </m:sSubSup>
+          </m:e>
+        </m:d>
+      </m:oMath>
+      <w:r>
+        <w:rPr>
+          <w:rFonts w:ascii="Arial" w:hAnsi="Arial"/>
+          <w:sz w:val="20"/>
+        </w:rPr>
+        <w:t xml:space="preserve"> </w:t>
+      </w:r>
+      <w:r>
+        <w:rPr>
+          <w:rFonts w:ascii="Arial" w:hAnsi="Arial"/>
+          <w:sz w:val="20"/>
+        </w:rPr>
+        <w:t xml:space="preserve">(</w:t>
+      </w:r>
+      <m:oMath>
+        <m:sSub>
+          <m:e>
+            <m:r>
+              <m:t>σ</m:t>
+            </m:r>
+          </m:e>
+          <m:sub>
+            <m:r>
+              <m:t>t</m:t>
+            </m:r>
+          </m:sub>
+        </m:sSub>
+        <m:r>
+          <m:rPr>
+            <m:sty m:val="p"/>
+          </m:rPr>
+          <m:t>=</m:t>
+        </m:r>
+        <m:r>
+          <m:t>41.75</m:t>
+        </m:r>
+      </m:oMath>
+      <w:r>
+        <w:rPr>
+          <w:rFonts w:ascii="Arial" w:hAnsi="Arial"/>
+          <w:sz w:val="20"/>
+        </w:rPr>
+        <w:t xml:space="preserve"> </w:t>
+      </w:r>
+      <w:r>
+        <w:rPr>
+          <w:rFonts w:ascii="Arial" w:hAnsi="Arial"/>
+          <w:sz w:val="20"/>
+        </w:rPr>
+        <w:t xml:space="preserve">d), and</w:t>
+      </w:r>
+      <w:r>
+        <w:rPr>
+          <w:rFonts w:ascii="Arial" w:hAnsi="Arial"/>
+          <w:sz w:val="20"/>
+        </w:rPr>
+        <w:t xml:space="preserve"> </w:t>
+      </w:r>
+      <w:r>
+        <w:rPr>
+          <w:rFonts w:ascii="Arial" w:hAnsi="Arial"/>
+          <w:sz w:val="20"/>
+        </w:rPr>
+        <w:t xml:space="preserve">idiosyncratic noise</w:t>
+      </w:r>
+      <w:r>
+        <w:rPr>
+          <w:rFonts w:ascii="Arial" w:hAnsi="Arial"/>
+          <w:sz w:val="20"/>
+        </w:rPr>
+        <w:t xml:space="preserve"> </w:t>
+      </w:r>
+      <m:oMath>
+        <m:sSub>
+          <m:e>
+            <m:r>
+              <m:t>ε</m:t>
+            </m:r>
+          </m:e>
+          <m:sub>
+            <m:r>
+              <m:t>i</m:t>
+            </m:r>
+            <m:r>
+              <m:t>t</m:t>
+            </m:r>
+          </m:sub>
+        </m:sSub>
+        <m:r>
+          <m:t>​</m:t>
+        </m:r>
+        <m:r>
+          <m:rPr>
+            <m:sty m:val="p"/>
+          </m:rPr>
+          <m:t>∼</m:t>
+        </m:r>
+        <m:r>
+          <m:t>​</m:t>
+        </m:r>
+        <m:r>
+          <m:t>N</m:t>
+        </m:r>
+        <m:d>
+          <m:dPr>
+            <m:begChr m:val="("/>
+            <m:endChr m:val=")"/>
+            <m:sepChr m:val=""/>
+            <m:grow/>
+          </m:dPr>
+          <m:e>
+            <m:r>
+              <m:t>0</m:t>
+            </m:r>
+            <m:r>
+              <m:rPr>
+                <m:sty m:val="p"/>
+              </m:rPr>
+              <m:t>,</m:t>
+            </m:r>
+            <m:sSubSup>
+              <m:e>
+                <m:r>
+                  <m:t>σ</m:t>
+                </m:r>
+              </m:e>
+              <m:sub>
+                <m:r>
+                  <m:t>ε</m:t>
+                </m:r>
+              </m:sub>
+              <m:sup>
+                <m:r>
+                  <m:t>2</m:t>
+                </m:r>
+              </m:sup>
+            </m:sSubSup>
+          </m:e>
+        </m:d>
+      </m:oMath>
+      <w:r>
+        <w:rPr>
+          <w:rFonts w:ascii="Arial" w:hAnsi="Arial"/>
+          <w:sz w:val="20"/>
+        </w:rPr>
+        <w:t xml:space="preserve"> </w:t>
+      </w:r>
+      <w:r>
+        <w:rPr>
+          <w:rFonts w:ascii="Arial" w:hAnsi="Arial"/>
+          <w:sz w:val="20"/>
+        </w:rPr>
+        <w:t xml:space="preserve">(</w:t>
+      </w:r>
+      <m:oMath>
+        <m:sSub>
+          <m:e>
+            <m:r>
+              <m:t>σ</m:t>
+            </m:r>
+          </m:e>
+          <m:sub>
+            <m:r>
+              <m:t>ε</m:t>
+            </m:r>
+          </m:sub>
+        </m:sSub>
+        <m:r>
+          <m:rPr>
+            <m:sty m:val="p"/>
+          </m:rPr>
+          <m:t>=</m:t>
+        </m:r>
+        <m:r>
+          <m:t>31.28</m:t>
+        </m:r>
+      </m:oMath>
+      <w:r>
+        <w:rPr>
+          <w:rFonts w:ascii="Arial" w:hAnsi="Arial"/>
+          <w:sz w:val="20"/>
+        </w:rPr>
+        <w:t xml:space="preserve"> </w:t>
+      </w:r>
+      <w:r>
+        <w:rPr>
+          <w:rFonts w:ascii="Arial" w:hAnsi="Arial"/>
+          <w:sz w:val="20"/>
+        </w:rPr>
+        <w:t xml:space="preserve">d). Variance components are</w:t>
+      </w:r>
+      <w:r>
+        <w:rPr>
+          <w:rFonts w:ascii="Arial" w:hAnsi="Arial"/>
+          <w:sz w:val="20"/>
+        </w:rPr>
+        <w:t xml:space="preserve"> </w:t>
+      </w:r>
+      <w:r>
+        <w:rPr>
+          <w:rFonts w:ascii="Arial" w:hAnsi="Arial"/>
+          <w:b/>
+          <w:bCs/>
+          <w:sz w:val="20"/>
+        </w:rPr>
+        <w:t xml:space="preserve">empirical</w:t>
+      </w:r>
+      <w:r>
+        <w:rPr>
+          <w:rFonts w:ascii="Arial" w:hAnsi="Arial"/>
+          <w:b/>
+          <w:bCs/>
+          <w:sz w:val="20"/>
+        </w:rPr>
+        <w:t xml:space="preserve"> </w:t>
+      </w:r>
+      <w:r>
+        <w:rPr>
+          <w:rFonts w:ascii="Arial" w:hAnsi="Arial"/>
+          <w:b/>
+          <w:bCs/>
+          <w:sz w:val="20"/>
+        </w:rPr>
+        <w:t xml:space="preserve">point estimates</w:t>
+      </w:r>
+      <w:r>
+        <w:rPr>
+          <w:rFonts w:ascii="Arial" w:hAnsi="Arial"/>
+          <w:sz w:val="20"/>
+        </w:rPr>
+        <w:t xml:space="preserve"> </w:t>
+      </w:r>
+      <w:r>
+        <w:rPr>
+          <w:rFonts w:ascii="Arial" w:hAnsi="Arial"/>
+          <w:sz w:val="20"/>
+        </w:rPr>
+        <w:t xml:space="preserve">obtained from a two-way fixed-effects decomposition of</w:t>
+      </w:r>
+      <w:r>
+        <w:rPr>
+          <w:rFonts w:ascii="Arial" w:hAnsi="Arial"/>
+          <w:sz w:val="20"/>
+        </w:rPr>
+        <w:t xml:space="preserve"> </w:t>
+      </w:r>
+      <w:r>
+        <w:rPr>
+          <w:rFonts w:ascii="Arial" w:hAnsi="Arial"/>
+          <w:sz w:val="20"/>
+        </w:rPr>
+        <w:t xml:space="preserve">the real v2.1 corrected-SOS panel (</w:t>
+      </w:r>
+      <w:r>
+        <w:rPr>
+          <w:rStyle w:val="VerbatimChar"/>
+          <w:rFonts w:ascii="Arial" w:hAnsi="Arial"/>
+          <w:sz w:val="20"/>
+        </w:rPr>
+        <w:t xml:space="preserve">analysis/17_estimate_panel_variance_components.py</w:t>
+      </w:r>
+      <w:r>
+        <w:rPr>
+          <w:rFonts w:ascii="Arial" w:hAnsi="Arial"/>
+          <w:sz w:val="20"/>
+        </w:rPr>
+        <w:t xml:space="preserve">;</w:t>
+      </w:r>
+      <w:r>
+        <w:rPr>
+          <w:rFonts w:ascii="Arial" w:hAnsi="Arial"/>
+          <w:sz w:val="20"/>
+        </w:rPr>
+        <w:t xml:space="preserve"> </w:t>
+      </w:r>
+      <w:r>
+        <w:rPr>
+          <w:rFonts w:ascii="Arial" w:hAnsi="Arial"/>
+          <w:sz w:val="20"/>
+        </w:rPr>
+        <w:t xml:space="preserve">output</w:t>
+      </w:r>
+      <w:r>
+        <w:rPr>
+          <w:rFonts w:ascii="Arial" w:hAnsi="Arial"/>
+          <w:sz w:val="20"/>
+        </w:rPr>
+        <w:t xml:space="preserve"> </w:t>
+      </w:r>
+      <w:r>
+        <w:rPr>
+          <w:rStyle w:val="VerbatimChar"/>
+          <w:rFonts w:ascii="Arial" w:hAnsi="Arial"/>
+          <w:sz w:val="20"/>
+        </w:rPr>
+        <w:t xml:space="preserve">analysis/results/real_v21/variance_components_real_v21.csv</w:t>
+      </w:r>
+      <w:r>
+        <w:rPr>
+          <w:rFonts w:ascii="Arial" w:hAnsi="Arial"/>
+          <w:sz w:val="20"/>
+        </w:rPr>
+        <w:t xml:space="preserve">):</w:t>
+      </w:r>
+      <w:r>
+        <w:rPr>
+          <w:rFonts w:ascii="Arial" w:hAnsi="Arial"/>
+          <w:sz w:val="20"/>
+        </w:rPr>
+        <w:t xml:space="preserve"> </w:t>
+      </w:r>
+      <w:r>
+        <w:rPr>
+          <w:rFonts w:ascii="Arial" w:hAnsi="Arial"/>
+          <w:sz w:val="20"/>
+        </w:rPr>
+        <w:t xml:space="preserve">district means and year means are removed sequentially with</w:t>
+      </w:r>
+      <w:r>
+        <w:rPr>
+          <w:rFonts w:ascii="Arial" w:hAnsi="Arial"/>
+          <w:sz w:val="20"/>
+        </w:rPr>
+        <w:t xml:space="preserve"> </w:t>
+      </w:r>
+      <w:r>
+        <w:rPr>
+          <w:rStyle w:val="VerbatimChar"/>
+          <w:rFonts w:ascii="Arial" w:hAnsi="Arial"/>
+          <w:sz w:val="20"/>
+        </w:rPr>
+        <w:t xml:space="preserve">ddof=1</w:t>
+      </w:r>
+      <w:r>
+        <w:rPr>
+          <w:rFonts w:ascii="Arial" w:hAnsi="Arial"/>
+          <w:sz w:val="20"/>
+        </w:rPr>
+        <w:t xml:space="preserve"> </w:t>
+      </w:r>
+      <w:r>
+        <w:rPr>
+          <w:rFonts w:ascii="Arial" w:hAnsi="Arial"/>
+          <w:sz w:val="20"/>
+        </w:rPr>
+        <w:t xml:space="preserve">and</w:t>
+      </w:r>
+      <w:r>
+        <w:rPr>
+          <w:rFonts w:ascii="Arial" w:hAnsi="Arial"/>
+          <w:sz w:val="20"/>
+        </w:rPr>
+        <w:t xml:space="preserve"> </w:t>
+      </w:r>
+      <w:r>
+        <w:rPr>
+          <w:rFonts w:ascii="Arial" w:hAnsi="Arial"/>
+          <w:sz w:val="20"/>
+        </w:rPr>
+        <w:t xml:space="preserve">the residual variance gives</w:t>
+      </w:r>
+      <w:r>
+        <w:rPr>
+          <w:rFonts w:ascii="Arial" w:hAnsi="Arial"/>
+          <w:sz w:val="20"/>
+        </w:rPr>
+        <w:t xml:space="preserve"> </w:t>
+      </w:r>
+      <m:oMath>
+        <m:sSubSup>
+          <m:e>
+            <m:r>
+              <m:t>σ</m:t>
+            </m:r>
+          </m:e>
+          <m:sub>
+            <m:r>
+              <m:t>ε</m:t>
+            </m:r>
+          </m:sub>
+          <m:sup>
+            <m:r>
+              <m:t>2</m:t>
+            </m:r>
+          </m:sup>
+        </m:sSubSup>
+      </m:oMath>
+      <w:r>
+        <w:rPr>
+          <w:rFonts w:ascii="Arial" w:hAnsi="Arial"/>
+          <w:sz w:val="20"/>
+        </w:rPr>
+        <w:t xml:space="preserve">. No synthetic or</w:t>
+      </w:r>
+      <w:r>
+        <w:rPr>
+          <w:rFonts w:ascii="Arial" w:hAnsi="Arial"/>
+          <w:sz w:val="20"/>
+        </w:rPr>
+        <w:t xml:space="preserve"> </w:t>
+      </w:r>
+      <w:r>
+        <w:rPr>
+          <w:rFonts w:ascii="Arial" w:hAnsi="Arial"/>
+          <w:sz w:val="20"/>
+        </w:rPr>
+        <w:t xml:space="preserve">literature-derived values enter the simulator.</w:t>
+      </w:r>
+      <w:r>
+        <w:rPr>
+          <w:rFonts w:ascii="Arial" w:hAnsi="Arial"/>
+          <w:sz w:val="20"/>
+        </w:rPr>
+        <w:t xml:space="preserve"> </w:t>
+      </w:r>
+      <w:r>
+        <w:rPr>
+          <w:rFonts w:ascii="Arial" w:hAnsi="Arial"/>
+          <w:sz w:val="20"/>
+        </w:rPr>
+        <w:t xml:space="preserve">Half the districts are treated, with the post-period covering the</w:t>
+      </w:r>
+      <w:r>
+        <w:rPr>
+          <w:rFonts w:ascii="Arial" w:hAnsi="Arial"/>
+          <w:sz w:val="20"/>
+        </w:rPr>
+        <w:t xml:space="preserve"> </w:t>
+      </w:r>
+      <w:r>
+        <w:rPr>
+          <w:rFonts w:ascii="Arial" w:hAnsi="Arial"/>
+          <w:sz w:val="20"/>
+        </w:rPr>
+        <w:t xml:space="preserve">second half of T = 8 years. We test</w:t>
+      </w:r>
+      <w:r>
+        <w:rPr>
+          <w:rFonts w:ascii="Arial" w:hAnsi="Arial"/>
+          <w:sz w:val="20"/>
+        </w:rPr>
+        <w:t xml:space="preserve"> </w:t>
+      </w:r>
+      <m:oMath>
+        <m:sSub>
+          <m:e>
+            <m:r>
+              <m:t>H</m:t>
+            </m:r>
+          </m:e>
+          <m:sub>
+            <m:r>
+              <m:t>0</m:t>
+            </m:r>
+          </m:sub>
+        </m:sSub>
+        <m:r>
+          <m:t>​</m:t>
+        </m:r>
+        <m:r>
+          <m:rPr>
+            <m:sty m:val="p"/>
+          </m:rPr>
+          <m:t>:</m:t>
+        </m:r>
+        <m:r>
+          <m:t> </m:t>
+        </m:r>
+        <m:r>
+          <m:t>τ</m:t>
+        </m:r>
+        <m:r>
+          <m:rPr>
+            <m:sty m:val="p"/>
+          </m:rPr>
+          <m:t>=</m:t>
+        </m:r>
+        <m:r>
+          <m:t>0</m:t>
+        </m:r>
+      </m:oMath>
+      <w:r>
+        <w:rPr>
+          <w:rFonts w:ascii="Arial" w:hAnsi="Arial"/>
+          <w:sz w:val="20"/>
+        </w:rPr>
+        <w:t xml:space="preserve"> </w:t>
+      </w:r>
+      <w:r>
+        <w:rPr>
+          <w:rFonts w:ascii="Arial" w:hAnsi="Arial"/>
+          <w:sz w:val="20"/>
+        </w:rPr>
+        <w:t xml:space="preserve">using OLS with</w:t>
+      </w:r>
+      <w:r>
+        <w:rPr>
+          <w:rFonts w:ascii="Arial" w:hAnsi="Arial"/>
+          <w:sz w:val="20"/>
+        </w:rPr>
+        <w:t xml:space="preserve"> </w:t>
+      </w:r>
+      <w:r>
+        <w:rPr>
+          <w:rFonts w:ascii="Arial" w:hAnsi="Arial"/>
+          <w:sz w:val="20"/>
+        </w:rPr>
+        <w:t xml:space="preserve">CR1-corrected cluster-robust SE on G clusters and a t-test at df = G−1.</w:t>
+      </w:r>
+    </w:p>
+    <w:p>
+      <w:pPr>
+        <w:pStyle w:val="BodyText"/>
+      </w:pPr>
+      <w:r>
+        <w:rPr>
+          <w:rFonts w:ascii="Arial" w:hAnsi="Arial"/>
+          <w:sz w:val="20"/>
+        </w:rPr>
+        <w:t xml:space="preserve">For each (G, τ) grid point we run R = 999 replications and report the</w:t>
+      </w:r>
+      <w:r>
+        <w:rPr>
+          <w:rFonts w:ascii="Arial" w:hAnsi="Arial"/>
+          <w:sz w:val="20"/>
+        </w:rPr>
+        <w:t xml:space="preserve"> </w:t>
+      </w:r>
+      <w:r>
+        <w:rPr>
+          <w:rFonts w:ascii="Arial" w:hAnsi="Arial"/>
+          <w:sz w:val="20"/>
+        </w:rPr>
+        <w:t xml:space="preserve">empirical rejection rate. Grid: τ ∈ {0, 5, 10, 15, 20, 30, 40, 60, 80, 100} d,</w:t>
+      </w:r>
+      <w:r>
+        <w:rPr>
+          <w:rFonts w:ascii="Arial" w:hAnsi="Arial"/>
+          <w:sz w:val="20"/>
+        </w:rPr>
+        <w:t xml:space="preserve"> </w:t>
+      </w:r>
+      <w:r>
+        <w:rPr>
+          <w:rFonts w:ascii="Arial" w:hAnsi="Arial"/>
+          <w:sz w:val="20"/>
+        </w:rPr>
+        <w:t xml:space="preserve">G ∈ {4, 6, 8, 12}.</w:t>
+      </w:r>
+      <w:r>
+        <w:rPr>
+          <w:rFonts w:ascii="Arial" w:hAnsi="Arial"/>
+          <w:sz w:val="20"/>
+        </w:rPr>
+        <w:t xml:space="preserve"> </w:t>
+      </w:r>
+      <w:r>
+        <w:rPr>
+          <w:rFonts w:ascii="Arial" w:hAnsi="Arial"/>
+          <w:sz w:val="20"/>
+        </w:rPr>
+        <w:t xml:space="preserve">Results in</w:t>
+      </w:r>
+      <w:r>
+        <w:rPr>
+          <w:rFonts w:ascii="Arial" w:hAnsi="Arial"/>
+          <w:sz w:val="20"/>
+        </w:rPr>
+        <w:t xml:space="preserve"> </w:t>
+      </w:r>
+      <w:r>
+        <w:rPr>
+          <w:rStyle w:val="VerbatimChar"/>
+          <w:rFonts w:ascii="Arial" w:hAnsi="Arial"/>
+          <w:sz w:val="20"/>
+        </w:rPr>
+        <w:t xml:space="preserve">analysis/results/power_curves.csv</w:t>
+      </w:r>
+      <w:r>
+        <w:rPr>
+          <w:rFonts w:ascii="Arial" w:hAnsi="Arial"/>
+          <w:sz w:val="20"/>
+        </w:rPr>
+        <w:t xml:space="preserve">; visualisation in</w:t>
+      </w:r>
+      <w:r>
+        <w:rPr>
+          <w:rFonts w:ascii="Arial" w:hAnsi="Arial"/>
+          <w:sz w:val="20"/>
+        </w:rPr>
+        <w:t xml:space="preserve"> </w:t>
+      </w:r>
+      <w:r>
+        <w:rPr>
+          <w:rFonts w:ascii="Arial" w:hAnsi="Arial"/>
+          <w:b/>
+          <w:bCs/>
+          <w:sz w:val="20"/>
+        </w:rPr>
+        <w:t xml:space="preserve">Figure 5</w:t>
+      </w:r>
+      <w:r>
+        <w:rPr>
+          <w:rFonts w:ascii="Arial" w:hAnsi="Arial"/>
+          <w:sz w:val="20"/>
+        </w:rPr>
+        <w:t xml:space="preserve"> </w:t>
+      </w:r>
+      <w:r>
+        <w:rPr>
+          <w:rFonts w:ascii="Arial" w:hAnsi="Arial"/>
+          <w:sz w:val="20"/>
+        </w:rPr>
+        <w:t xml:space="preserve">(</w:t>
+      </w:r>
+      <w:r>
+        <w:rPr>
+          <w:rStyle w:val="VerbatimChar"/>
+          <w:rFonts w:ascii="Arial" w:hAnsi="Arial"/>
+          <w:sz w:val="20"/>
+        </w:rPr>
+        <w:t xml:space="preserve">figures/fig5_power_curves.pdf</w:t>
+      </w:r>
+      <w:r>
+        <w:rPr>
+          <w:rFonts w:ascii="Arial" w:hAnsi="Arial"/>
+          <w:sz w:val="20"/>
+        </w:rPr>
+        <w:t xml:space="preserve">).</w:t>
+      </w:r>
+    </w:p>
+    <w:p>
+      <w:pPr>
+        <w:pStyle w:val="BodyText"/>
+      </w:pPr>
+      <w:r>
+        <w:rPr>
+          <w:rFonts w:ascii="Arial" w:hAnsi="Arial"/>
+          <w:sz w:val="20"/>
+        </w:rPr>
+        <w:t xml:space="preserve">Findings (real-σ simulator):</w:t>
+      </w:r>
+      <w:r>
+        <w:rPr>
+          <w:rFonts w:ascii="Arial" w:hAnsi="Arial"/>
+          <w:sz w:val="20"/>
+        </w:rPr>
+        <w:t xml:space="preserve"> </w:t>
+      </w:r>
+      <w:r>
+        <w:rPr>
+          <w:rFonts w:ascii="Arial" w:hAnsi="Arial"/>
+          <w:sz w:val="20"/>
+        </w:rPr>
+        <w:t xml:space="preserve">-</w:t>
+      </w:r>
+      <w:r>
+        <w:rPr>
+          <w:rFonts w:ascii="Arial" w:hAnsi="Arial"/>
+          <w:sz w:val="20"/>
+        </w:rPr>
+        <w:t xml:space="preserve"> </w:t>
+      </w:r>
+      <w:r>
+        <w:rPr>
+          <w:rFonts w:ascii="Arial" w:hAnsi="Arial"/>
+          <w:b/>
+          <w:bCs/>
+          <w:sz w:val="20"/>
+        </w:rPr>
+        <w:t xml:space="preserve">At G = 8 (this study)</w:t>
+      </w:r>
+      <w:r>
+        <w:rPr>
+          <w:rFonts w:ascii="Arial" w:hAnsi="Arial"/>
+          <w:sz w:val="20"/>
+        </w:rPr>
+        <w:t xml:space="preserve">: power 0.80 is</w:t>
+      </w:r>
+      <w:r>
+        <w:rPr>
+          <w:rFonts w:ascii="Arial" w:hAnsi="Arial"/>
+          <w:sz w:val="20"/>
+        </w:rPr>
+        <w:t xml:space="preserve"> </w:t>
+      </w:r>
+      <w:r>
+        <w:rPr>
+          <w:rFonts w:ascii="Arial" w:hAnsi="Arial"/>
+          <w:b/>
+          <w:bCs/>
+          <w:sz w:val="20"/>
+        </w:rPr>
+        <w:t xml:space="preserve">not</w:t>
+      </w:r>
+      <w:r>
+        <w:rPr>
+          <w:rFonts w:ascii="Arial" w:hAnsi="Arial"/>
+          <w:sz w:val="20"/>
+        </w:rPr>
+        <w:t xml:space="preserve"> </w:t>
+      </w:r>
+      <w:r>
+        <w:rPr>
+          <w:rFonts w:ascii="Arial" w:hAnsi="Arial"/>
+          <w:sz w:val="20"/>
+        </w:rPr>
+        <w:t xml:space="preserve">reached until</w:t>
+      </w:r>
+      <w:r>
+        <w:rPr>
+          <w:rFonts w:ascii="Arial" w:hAnsi="Arial"/>
+          <w:sz w:val="20"/>
+        </w:rPr>
+        <w:t xml:space="preserve"> </w:t>
+      </w:r>
+      <w:r>
+        <w:rPr>
+          <w:rFonts w:ascii="Arial" w:hAnsi="Arial"/>
+          <w:sz w:val="20"/>
+        </w:rPr>
+        <w:t xml:space="preserve">τ ≈ 60 d — a far larger MDE than the previous synthetic-σ analysis</w:t>
+      </w:r>
+      <w:r>
+        <w:rPr>
+          <w:rFonts w:ascii="Arial" w:hAnsi="Arial"/>
+          <w:sz w:val="20"/>
+        </w:rPr>
+        <w:t xml:space="preserve"> </w:t>
+      </w:r>
+      <w:r>
+        <w:rPr>
+          <w:rFonts w:ascii="Arial" w:hAnsi="Arial"/>
+          <w:sz w:val="20"/>
+        </w:rPr>
+        <w:t xml:space="preserve">had implied, because the empirical idiosyncratic SD (σ_ε ≈ 31 d) and</w:t>
+      </w:r>
+      <w:r>
+        <w:rPr>
+          <w:rFonts w:ascii="Arial" w:hAnsi="Arial"/>
+          <w:sz w:val="20"/>
+        </w:rPr>
+        <w:t xml:space="preserve"> </w:t>
+      </w:r>
+      <w:r>
+        <w:rPr>
+          <w:rFonts w:ascii="Arial" w:hAnsi="Arial"/>
+          <w:sz w:val="20"/>
+        </w:rPr>
+        <w:t xml:space="preserve">year-FE SD (σ_t ≈ 42 d) are an order of magnitude larger than the</w:t>
+      </w:r>
+      <w:r>
+        <w:rPr>
+          <w:rFonts w:ascii="Arial" w:hAnsi="Arial"/>
+          <w:sz w:val="20"/>
+        </w:rPr>
+        <w:t xml:space="preserve"> </w:t>
+      </w:r>
+      <w:r>
+        <w:rPr>
+          <w:rFonts w:ascii="Arial" w:hAnsi="Arial"/>
+          <w:sz w:val="20"/>
+        </w:rPr>
+        <w:t xml:space="preserve">earlier hand-set values. The type-I rate under</w:t>
+      </w:r>
+      <w:r>
+        <w:rPr>
+          <w:rFonts w:ascii="Arial" w:hAnsi="Arial"/>
+          <w:sz w:val="20"/>
+        </w:rPr>
+        <w:t xml:space="preserve"> </w:t>
+      </w:r>
+      <m:oMath>
+        <m:sSub>
+          <m:e>
+            <m:r>
+              <m:t>H</m:t>
+            </m:r>
+          </m:e>
+          <m:sub>
+            <m:r>
+              <m:t>0</m:t>
+            </m:r>
+          </m:sub>
+        </m:sSub>
+      </m:oMath>
+      <w:r>
+        <w:rPr>
+          <w:rFonts w:ascii="Arial" w:hAnsi="Arial"/>
+          <w:sz w:val="20"/>
+        </w:rPr>
+        <w:t xml:space="preserve"> </w:t>
+      </w:r>
+      <w:r>
+        <w:rPr>
+          <w:rFonts w:ascii="Arial" w:hAnsi="Arial"/>
+          <w:sz w:val="20"/>
+        </w:rPr>
+        <w:t xml:space="preserve">is 0.07</w:t>
+      </w:r>
+      <w:r>
+        <w:rPr>
+          <w:rFonts w:ascii="Arial" w:hAnsi="Arial"/>
+          <w:sz w:val="20"/>
+        </w:rPr>
+        <w:t xml:space="preserve"> </w:t>
+      </w:r>
+      <w:r>
+        <w:rPr>
+          <w:rFonts w:ascii="Arial" w:hAnsi="Arial"/>
+          <w:sz w:val="20"/>
+        </w:rPr>
+        <w:t xml:space="preserve">(close to nominal 0.05, indicating CR1 with df = G−1 is well-sized).</w:t>
+      </w:r>
+      <w:r>
+        <w:rPr>
+          <w:rFonts w:ascii="Arial" w:hAnsi="Arial"/>
+          <w:sz w:val="20"/>
+        </w:rPr>
+        <w:t xml:space="preserve"> </w:t>
+      </w:r>
+      <w:r>
+        <w:rPr>
+          <w:rFonts w:ascii="Arial" w:hAnsi="Arial"/>
+          <w:sz w:val="20"/>
+        </w:rPr>
+        <w:t xml:space="preserve">-</w:t>
+      </w:r>
+      <w:r>
+        <w:rPr>
+          <w:rFonts w:ascii="Arial" w:hAnsi="Arial"/>
+          <w:sz w:val="20"/>
+        </w:rPr>
+        <w:t xml:space="preserve"> </w:t>
+      </w:r>
+      <w:r>
+        <w:rPr>
+          <w:rFonts w:ascii="Arial" w:hAnsi="Arial"/>
+          <w:b/>
+          <w:bCs/>
+          <w:sz w:val="20"/>
+        </w:rPr>
+        <w:t xml:space="preserve">At G = 4 (counterfactual minimum)</w:t>
+      </w:r>
+      <w:r>
+        <w:rPr>
+          <w:rFonts w:ascii="Arial" w:hAnsi="Arial"/>
+          <w:sz w:val="20"/>
+        </w:rPr>
+        <w:t xml:space="preserve">: 0.80 power not reached within</w:t>
+      </w:r>
+      <w:r>
+        <w:rPr>
+          <w:rFonts w:ascii="Arial" w:hAnsi="Arial"/>
+          <w:sz w:val="20"/>
+        </w:rPr>
+        <w:t xml:space="preserve"> </w:t>
+      </w:r>
+      <w:r>
+        <w:rPr>
+          <w:rFonts w:ascii="Arial" w:hAnsi="Arial"/>
+          <w:sz w:val="20"/>
+        </w:rPr>
+        <w:t xml:space="preserve">the τ ≤ 100 d grid.</w:t>
+      </w:r>
+      <w:r>
+        <w:rPr>
+          <w:rFonts w:ascii="Arial" w:hAnsi="Arial"/>
+          <w:sz w:val="20"/>
+        </w:rPr>
+        <w:t xml:space="preserve"> </w:t>
+      </w:r>
+      <w:r>
+        <w:rPr>
+          <w:rFonts w:ascii="Arial" w:hAnsi="Arial"/>
+          <w:sz w:val="20"/>
+        </w:rPr>
+        <w:t xml:space="preserve">-</w:t>
+      </w:r>
+      <w:r>
+        <w:rPr>
+          <w:rFonts w:ascii="Arial" w:hAnsi="Arial"/>
+          <w:sz w:val="20"/>
+        </w:rPr>
+        <w:t xml:space="preserve"> </w:t>
+      </w:r>
+      <w:r>
+        <w:rPr>
+          <w:rFonts w:ascii="Arial" w:hAnsi="Arial"/>
+          <w:b/>
+          <w:bCs/>
+          <w:sz w:val="20"/>
+        </w:rPr>
+        <w:t xml:space="preserve">At G = 12 (counterfactual roster)</w:t>
+      </w:r>
+      <w:r>
+        <w:rPr>
+          <w:rFonts w:ascii="Arial" w:hAnsi="Arial"/>
+          <w:sz w:val="20"/>
+        </w:rPr>
+        <w:t xml:space="preserve">: 0.80 power reached at</w:t>
+      </w:r>
+      <w:r>
+        <w:rPr>
+          <w:rFonts w:ascii="Arial" w:hAnsi="Arial"/>
+          <w:sz w:val="20"/>
+        </w:rPr>
+        <w:t xml:space="preserve"> </w:t>
+      </w:r>
+      <w:r>
+        <w:rPr>
+          <w:rFonts w:ascii="Arial" w:hAnsi="Arial"/>
+          <w:sz w:val="20"/>
+        </w:rPr>
+        <w:t xml:space="preserve">τ ≈ 40 d — a useful upper bound for any future replication that</w:t>
+      </w:r>
+      <w:r>
+        <w:rPr>
+          <w:rFonts w:ascii="Arial" w:hAnsi="Arial"/>
+          <w:sz w:val="20"/>
+        </w:rPr>
+        <w:t xml:space="preserve"> </w:t>
+      </w:r>
+      <w:r>
+        <w:rPr>
+          <w:rFonts w:ascii="Arial" w:hAnsi="Arial"/>
+          <w:sz w:val="20"/>
+        </w:rPr>
+        <w:t xml:space="preserve">pools across state boundaries.</w:t>
+      </w:r>
+    </w:p>
+    <w:p>
+      <w:pPr>
+        <w:pStyle w:val="BodyText"/>
+      </w:pPr>
+      <w:r>
+        <w:rPr>
+          <w:rFonts w:ascii="Arial" w:hAnsi="Arial"/>
+          <w:sz w:val="20"/>
+        </w:rPr>
+        <w:t xml:space="preserve">Implication for the present manuscript: the 15.1 d τ̂_corrected_SOS</w:t>
+      </w:r>
+      <w:r>
+        <w:rPr>
+          <w:rFonts w:ascii="Arial" w:hAnsi="Arial"/>
+          <w:sz w:val="20"/>
+        </w:rPr>
+        <w:t xml:space="preserve"> </w:t>
+      </w:r>
+      <w:r>
+        <w:rPr>
+          <w:rFonts w:ascii="Arial" w:hAnsi="Arial"/>
+          <w:sz w:val="20"/>
+        </w:rPr>
+        <w:t xml:space="preserve">point estimate is</w:t>
+      </w:r>
+      <w:r>
+        <w:rPr>
+          <w:rFonts w:ascii="Arial" w:hAnsi="Arial"/>
+          <w:sz w:val="20"/>
+        </w:rPr>
+        <w:t xml:space="preserve"> </w:t>
+      </w:r>
+      <w:r>
+        <w:rPr>
+          <w:rFonts w:ascii="Arial" w:hAnsi="Arial"/>
+          <w:b/>
+          <w:bCs/>
+          <w:sz w:val="20"/>
+        </w:rPr>
+        <w:t xml:space="preserve">well below</w:t>
+      </w:r>
+      <w:r>
+        <w:rPr>
+          <w:rFonts w:ascii="Arial" w:hAnsi="Arial"/>
+          <w:sz w:val="20"/>
+        </w:rPr>
+        <w:t xml:space="preserve"> </w:t>
+      </w:r>
+      <w:r>
+        <w:rPr>
+          <w:rFonts w:ascii="Arial" w:hAnsi="Arial"/>
+          <w:sz w:val="20"/>
+        </w:rPr>
+        <w:t xml:space="preserve">the G = 8 / R = 999 MDE of ~60 d, so</w:t>
+      </w:r>
+      <w:r>
+        <w:rPr>
+          <w:rFonts w:ascii="Arial" w:hAnsi="Arial"/>
+          <w:sz w:val="20"/>
+        </w:rPr>
+        <w:t xml:space="preserve"> </w:t>
+      </w:r>
+      <w:r>
+        <w:rPr>
+          <w:rFonts w:ascii="Arial" w:hAnsi="Arial"/>
+          <w:sz w:val="20"/>
+        </w:rPr>
+        <w:t xml:space="preserve">the non-rejection (p = 0.38, WCR p = 0.41) is</w:t>
+      </w:r>
+      <w:r>
+        <w:rPr>
+          <w:rFonts w:ascii="Arial" w:hAnsi="Arial"/>
+          <w:sz w:val="20"/>
+        </w:rPr>
+        <w:t xml:space="preserve"> </w:t>
+      </w:r>
+      <w:r>
+        <w:rPr>
+          <w:rFonts w:ascii="Arial" w:hAnsi="Arial"/>
+          <w:b/>
+          <w:bCs/>
+          <w:sz w:val="20"/>
+        </w:rPr>
+        <w:t xml:space="preserve">inferentially expected</w:t>
+      </w:r>
+      <w:r>
+        <w:rPr>
+          <w:rFonts w:ascii="Arial" w:hAnsi="Arial"/>
+          <w:sz w:val="20"/>
+        </w:rPr>
+        <w:t xml:space="preserve"> </w:t>
+      </w:r>
+      <w:r>
+        <w:rPr>
+          <w:rFonts w:ascii="Arial" w:hAnsi="Arial"/>
+          <w:sz w:val="20"/>
+        </w:rPr>
+        <w:t xml:space="preserve">rather than evidence against an underlying effect. This is the central</w:t>
+      </w:r>
+      <w:r>
+        <w:rPr>
+          <w:rFonts w:ascii="Arial" w:hAnsi="Arial"/>
+          <w:sz w:val="20"/>
+        </w:rPr>
+        <w:t xml:space="preserve"> </w:t>
+      </w:r>
+      <w:r>
+        <w:rPr>
+          <w:rFonts w:ascii="Arial" w:hAnsi="Arial"/>
+          <w:sz w:val="20"/>
+        </w:rPr>
+        <w:t xml:space="preserve">rationale for our re-framing of v2.1 as a transparent null with</w:t>
+      </w:r>
+      <w:r>
+        <w:rPr>
+          <w:rFonts w:ascii="Arial" w:hAnsi="Arial"/>
+          <w:sz w:val="20"/>
+        </w:rPr>
+        <w:t xml:space="preserve"> </w:t>
+      </w:r>
+      <w:r>
+        <w:rPr>
+          <w:rFonts w:ascii="Arial" w:hAnsi="Arial"/>
+          <w:sz w:val="20"/>
+        </w:rPr>
+        <w:t xml:space="preserve">pre-registered exploratory mechanisms, rather than a confirmatory test</w:t>
+      </w:r>
+      <w:r>
+        <w:rPr>
+          <w:rFonts w:ascii="Arial" w:hAnsi="Arial"/>
+          <w:sz w:val="20"/>
+        </w:rPr>
+        <w:t xml:space="preserve"> </w:t>
+      </w:r>
+      <w:r>
+        <w:rPr>
+          <w:rFonts w:ascii="Arial" w:hAnsi="Arial"/>
+          <w:sz w:val="20"/>
+        </w:rPr>
+        <w:t xml:space="preserve">of Δ SOS.</w:t>
+      </w:r>
+    </w:p>
+    <w:bookmarkEnd w:id="21"/>
+    <w:bookmarkStart w:id="22" w:name="y.4.3-what-this-analysis-does-not-claim"/>
+    <w:p>
+      <w:pPr>
+        <w:pStyle w:val="Heading2"/>
+      </w:pPr>
+      <w:r>
+        <w:rPr>
+          <w:rFonts w:ascii="Arial" w:hAnsi="Arial"/>
+        </w:rPr>
+        <w:t xml:space="preserve">3.Y.4.3 What this analysis does not claim</w:t>
+      </w:r>
+    </w:p>
+    <w:p>
+      <w:pPr>
+        <w:pStyle w:val="Compact"/>
+        <w:numPr>
+          <w:ilvl w:val="0"/>
+          <w:numId w:val="1001"/>
+        </w:numPr>
+      </w:pPr>
+      <w:r>
+        <w:rPr>
+          <w:rFonts w:ascii="Arial" w:hAnsi="Arial"/>
+          <w:sz w:val="20"/>
+        </w:rPr>
+        <w:t xml:space="preserve">It does</w:t>
+      </w:r>
+      <w:r>
+        <w:rPr>
+          <w:rFonts w:ascii="Arial" w:hAnsi="Arial"/>
+          <w:sz w:val="20"/>
+        </w:rPr>
+        <w:t xml:space="preserve"> </w:t>
+      </w:r>
+      <w:r>
+        <w:rPr>
+          <w:rFonts w:ascii="Arial" w:hAnsi="Arial"/>
+          <w:b/>
+          <w:bCs/>
+          <w:sz w:val="20"/>
+        </w:rPr>
+        <w:t xml:space="preserve">not</w:t>
+      </w:r>
+      <w:r>
+        <w:rPr>
+          <w:rFonts w:ascii="Arial" w:hAnsi="Arial"/>
+          <w:sz w:val="20"/>
+        </w:rPr>
+        <w:t xml:space="preserve"> </w:t>
+      </w:r>
+      <w:r>
+        <w:rPr>
+          <w:rFonts w:ascii="Arial" w:hAnsi="Arial"/>
+          <w:sz w:val="20"/>
+        </w:rPr>
+        <w:t xml:space="preserve">retroactively justify the p-values; it only describes</w:t>
+      </w:r>
+      <w:r>
+        <w:rPr>
+          <w:rFonts w:ascii="Arial" w:hAnsi="Arial"/>
+          <w:sz w:val="20"/>
+        </w:rPr>
+        <w:t xml:space="preserve"> </w:t>
+      </w:r>
+      <w:r>
+        <w:rPr>
+          <w:rFonts w:ascii="Arial" w:hAnsi="Arial"/>
+          <w:sz w:val="20"/>
+        </w:rPr>
+        <w:t xml:space="preserve">what the design could have detected.</w:t>
+      </w:r>
+    </w:p>
+    <w:p>
+      <w:pPr>
+        <w:pStyle w:val="Compact"/>
+        <w:numPr>
+          <w:ilvl w:val="0"/>
+          <w:numId w:val="1001"/>
+        </w:numPr>
+      </w:pPr>
+      <w:r>
+        <w:rPr>
+          <w:rFonts w:ascii="Arial" w:hAnsi="Arial"/>
+          <w:sz w:val="20"/>
+        </w:rPr>
+        <w:t xml:space="preserve">It does</w:t>
+      </w:r>
+      <w:r>
+        <w:rPr>
+          <w:rFonts w:ascii="Arial" w:hAnsi="Arial"/>
+          <w:sz w:val="20"/>
+        </w:rPr>
+        <w:t xml:space="preserve"> </w:t>
+      </w:r>
+      <w:r>
+        <w:rPr>
+          <w:rFonts w:ascii="Arial" w:hAnsi="Arial"/>
+          <w:b/>
+          <w:bCs/>
+          <w:sz w:val="20"/>
+        </w:rPr>
+        <w:t xml:space="preserve">not</w:t>
+      </w:r>
+      <w:r>
+        <w:rPr>
+          <w:rFonts w:ascii="Arial" w:hAnsi="Arial"/>
+          <w:sz w:val="20"/>
+        </w:rPr>
+        <w:t xml:space="preserve"> </w:t>
+      </w:r>
+      <w:r>
+        <w:rPr>
+          <w:rFonts w:ascii="Arial" w:hAnsi="Arial"/>
+          <w:sz w:val="20"/>
+        </w:rPr>
+        <w:t xml:space="preserve">substitute for replication. The corrected/EOS cell is</w:t>
+      </w:r>
+      <w:r>
+        <w:rPr>
+          <w:rFonts w:ascii="Arial" w:hAnsi="Arial"/>
+          <w:sz w:val="20"/>
+        </w:rPr>
+        <w:t xml:space="preserve"> </w:t>
+      </w:r>
+      <w:r>
+        <w:rPr>
+          <w:rFonts w:ascii="Arial" w:hAnsi="Arial"/>
+          <w:sz w:val="20"/>
+        </w:rPr>
+        <w:t xml:space="preserve">reported as null both by inference and by power analysis; future work</w:t>
+      </w:r>
+      <w:r>
+        <w:rPr>
+          <w:rFonts w:ascii="Arial" w:hAnsi="Arial"/>
+          <w:sz w:val="20"/>
+        </w:rPr>
+        <w:t xml:space="preserve"> </w:t>
+      </w:r>
+      <w:r>
+        <w:rPr>
+          <w:rFonts w:ascii="Arial" w:hAnsi="Arial"/>
+          <w:sz w:val="20"/>
+        </w:rPr>
+        <w:t xml:space="preserve">with a longer time series or additional districts could revisit it.</w:t>
+      </w:r>
+    </w:p>
+    <w:p>
+      <w:pPr>
+        <w:pStyle w:val="Compact"/>
+        <w:numPr>
+          <w:ilvl w:val="0"/>
+          <w:numId w:val="1001"/>
+        </w:numPr>
+      </w:pPr>
+      <w:r>
+        <w:rPr>
+          <w:rFonts w:ascii="Arial" w:hAnsi="Arial"/>
+          <w:sz w:val="20"/>
+        </w:rPr>
+        <w:t xml:space="preserve">The variance components used here are</w:t>
+      </w:r>
+      <w:r>
+        <w:rPr>
+          <w:rFonts w:ascii="Arial" w:hAnsi="Arial"/>
+          <w:sz w:val="20"/>
+        </w:rPr>
+        <w:t xml:space="preserve"> </w:t>
+      </w:r>
+      <w:r>
+        <w:rPr>
+          <w:rFonts w:ascii="Arial" w:hAnsi="Arial"/>
+          <w:b/>
+          <w:bCs/>
+          <w:sz w:val="20"/>
+        </w:rPr>
+        <w:t xml:space="preserve">empirical point estimates</w:t>
+      </w:r>
+      <w:r>
+        <w:rPr>
+          <w:rFonts w:ascii="Arial" w:hAnsi="Arial"/>
+          <w:sz w:val="20"/>
+        </w:rPr>
+        <w:t xml:space="preserve"> </w:t>
+      </w:r>
+      <w:r>
+        <w:rPr>
+          <w:rFonts w:ascii="Arial" w:hAnsi="Arial"/>
+          <w:sz w:val="20"/>
+        </w:rPr>
+        <w:t xml:space="preserve">from the real v2.1 corrected-SOS panel (Module 17); sensitivity to</w:t>
+      </w:r>
+      <w:r>
+        <w:rPr>
+          <w:rFonts w:ascii="Arial" w:hAnsi="Arial"/>
+          <w:sz w:val="20"/>
+        </w:rPr>
+        <w:t xml:space="preserve"> </w:t>
+      </w:r>
+      <w:r>
+        <w:rPr>
+          <w:rFonts w:ascii="Arial" w:hAnsi="Arial"/>
+          <w:sz w:val="20"/>
+        </w:rPr>
+        <w:t xml:space="preserve">±50 % perturbations of σ_u, σ_t, σ_ε remains a future extension via</w:t>
+      </w:r>
+      <w:r>
+        <w:rPr>
+          <w:rFonts w:ascii="Arial" w:hAnsi="Arial"/>
+          <w:sz w:val="20"/>
+        </w:rPr>
+        <w:t xml:space="preserve"> </w:t>
+      </w:r>
+      <w:r>
+        <w:rPr>
+          <w:rStyle w:val="VerbatimChar"/>
+          <w:rFonts w:ascii="Arial" w:hAnsi="Arial"/>
+          <w:sz w:val="20"/>
+        </w:rPr>
+        <w:t xml:space="preserve">python3 09_power_analysis.py --sensitivity</w:t>
+      </w:r>
+      <w:r>
+        <w:rPr>
+          <w:rFonts w:ascii="Arial" w:hAnsi="Arial"/>
+          <w:sz w:val="20"/>
+        </w:rPr>
+        <w:t xml:space="preserve">.</w:t>
+      </w:r>
+    </w:p>
+    <w:p>
+      <w:r>
+        <w:rPr>
+          <w:rFonts w:ascii="Arial" w:hAnsi="Arial"/>
+          <w:sz w:val="20"/>
+        </w:rPr>
+        <w:pict>
+          <v:rect style="width:0;height:1.5pt" o:hralign="center" o:hrstd="t" o:hr="t"/>
+        </w:pict>
+      </w:r>
+    </w:p>
+    <w:p>
+      <w:pPr>
+        <w:pStyle w:val="FirstParagraph"/>
+      </w:pPr>
+      <w:r>
+        <w:rPr>
+          <w:rFonts w:ascii="Arial" w:hAnsi="Arial"/>
+          <w:b/>
+          <w:bCs/>
+          <w:sz w:val="20"/>
+        </w:rPr>
+        <w:t xml:space="preserve">Reference</w:t>
+      </w:r>
+      <w:r>
+        <w:rPr>
+          <w:rFonts w:ascii="Arial" w:hAnsi="Arial"/>
+          <w:sz w:val="20"/>
+        </w:rPr>
+        <w:t xml:space="preserve">: Donald, S. G., &amp; Lang, K. (2007). Inference with</w:t>
+      </w:r>
+      <w:r>
+        <w:rPr>
+          <w:rFonts w:ascii="Arial" w:hAnsi="Arial"/>
+          <w:sz w:val="20"/>
+        </w:rPr>
+        <w:t xml:space="preserve"> </w:t>
+      </w:r>
+      <w:r>
+        <w:rPr>
+          <w:rFonts w:ascii="Arial" w:hAnsi="Arial"/>
+          <w:sz w:val="20"/>
+        </w:rPr>
+        <w:t xml:space="preserve">difference-in-differences and other panel data.</w:t>
+      </w:r>
+      <w:r>
+        <w:rPr>
+          <w:rFonts w:ascii="Arial" w:hAnsi="Arial"/>
+          <w:sz w:val="20"/>
+        </w:rPr>
+        <w:t xml:space="preserve"> </w:t>
+      </w:r>
+      <w:r>
+        <w:rPr>
+          <w:rFonts w:ascii="Arial" w:hAnsi="Arial"/>
+          <w:i/>
+          <w:iCs/>
+          <w:sz w:val="20"/>
+        </w:rPr>
+        <w:t xml:space="preserve">Review of Economics</w:t>
+      </w:r>
+      <w:r>
+        <w:rPr>
+          <w:rFonts w:ascii="Arial" w:hAnsi="Arial"/>
+          <w:i/>
+          <w:iCs/>
+          <w:sz w:val="20"/>
+        </w:rPr>
+        <w:t xml:space="preserve"> </w:t>
+      </w:r>
+      <w:r>
+        <w:rPr>
+          <w:rFonts w:ascii="Arial" w:hAnsi="Arial"/>
+          <w:i/>
+          <w:iCs/>
+          <w:sz w:val="20"/>
+        </w:rPr>
+        <w:t xml:space="preserve">and Statistics</w:t>
+      </w:r>
+      <w:r>
+        <w:rPr>
+          <w:rFonts w:ascii="Arial" w:hAnsi="Arial"/>
+          <w:sz w:val="20"/>
+        </w:rPr>
+        <w:t xml:space="preserve">, 89(2), 221–233.</w:t>
+      </w:r>
+    </w:p>
+    <w:bookmarkEnd w:id="22"/>
+    <w:bookmarkEnd w:id="23"/>
+    <w:p>
+      <w:r>
+        <w:rPr>
+          <w:rFonts w:ascii="Arial" w:hAnsi="Arial"/>
+          <w:sz w:val="20"/>
+        </w:rPr>
+        <w:br w:type="page"/>
+      </w:r>
+    </w:p>
+    <w:p>
+      <w:pPr>
+        <w:keepNext/>
+        <w:spacing w:before="240" w:after="120"/>
+      </w:pPr>
+      <w:bookmarkStart w:id="10315" w:name="table_s1"/>
+      <w:r>
+        <w:rPr>
+          <w:rFonts w:ascii="Arial" w:hAnsi="Arial"/>
+          <w:b/>
+          <w:color w:val="1F3A5F"/>
+          <w:sz w:val="32"/>
+        </w:rPr>
         <w:t>Table S1 — Static TWFE-DiD point estimates</w:t>
       </w:r>
-      <w:bookmarkEnd w:id="1349"/>
+      <w:bookmarkEnd w:id="10315"/>
     </w:p>
     <w:p>
       <w:pPr>
@@ -14416,7 +16913,7 @@
         <w:keepNext/>
         <w:spacing w:before="240" w:after="120"/>
       </w:pPr>
-      <w:bookmarkStart w:id="51163" w:name="table_s2"/>
+      <w:bookmarkStart w:id="75803" w:name="table_s2"/>
       <w:r>
         <w:rPr>
           <w:rFonts w:ascii="Arial" w:hAnsi="Arial"/>
@@ -14426,7 +16923,7 @@
         </w:rPr>
         <w:t>Table S2 — Pre-trend tests</w:t>
       </w:r>
-      <w:bookmarkEnd w:id="51163"/>
+      <w:bookmarkEnd w:id="75803"/>
     </w:p>
     <w:p>
       <w:pPr>
@@ -15178,7 +17675,7 @@
         <w:keepNext/>
         <w:spacing w:before="240" w:after="120"/>
       </w:pPr>
-      <w:bookmarkStart w:id="88767" w:name="table_s3"/>
+      <w:bookmarkStart w:id="50114" w:name="table_s3"/>
       <w:r>
         <w:rPr>
           <w:rFonts w:ascii="Arial" w:hAnsi="Arial"/>
@@ -15188,7 +17685,7 @@
         </w:rPr>
         <w:t>Table S3 — Bulbul transferability residuals</w:t>
       </w:r>
-      <w:bookmarkEnd w:id="88767"/>
+      <w:bookmarkEnd w:id="50114"/>
     </w:p>
     <w:p>
       <w:r>
@@ -16427,7 +18924,7 @@
         <w:keepNext/>
         <w:spacing w:before="240" w:after="120"/>
       </w:pPr>
-      <w:bookmarkStart w:id="29373" w:name="table_s4"/>
+      <w:bookmarkStart w:id="83457" w:name="table_s4"/>
       <w:r>
         <w:rPr>
           <w:rFonts w:ascii="Arial" w:hAnsi="Arial"/>
@@ -16437,7 +18934,7 @@
         </w:rPr>
         <w:t>Table S4 — Wild-cluster bootstrap (G = 8)</w:t>
       </w:r>
-      <w:bookmarkEnd w:id="29373"/>
+      <w:bookmarkEnd w:id="83457"/>
     </w:p>
     <w:p>
       <w:pPr>
@@ -17299,7 +19796,7 @@
         <w:keepNext/>
         <w:spacing w:before="240" w:after="120"/>
       </w:pPr>
-      <w:bookmarkStart w:id="86728" w:name="table_s5"/>
+      <w:bookmarkStart w:id="50510" w:name="table_s5"/>
       <w:r>
         <w:rPr>
           <w:rFonts w:ascii="Arial" w:hAnsi="Arial"/>
@@ -17309,7 +19806,7 @@
         </w:rPr>
         <w:t>Table S5 — Jackknife leave-one-out</w:t>
       </w:r>
-      <w:bookmarkEnd w:id="86728"/>
+      <w:bookmarkEnd w:id="50510"/>
     </w:p>
     <w:p>
       <w:pPr>
@@ -24972,7 +27469,7 @@
         <w:keepNext/>
         <w:spacing w:before="240" w:after="120"/>
       </w:pPr>
-      <w:bookmarkStart w:id="77061" w:name="table_s6"/>
+      <w:bookmarkStart w:id="85270" w:name="table_s6"/>
       <w:r>
         <w:rPr>
           <w:rFonts w:ascii="Arial" w:hAnsi="Arial"/>
@@ -24982,7 +27479,7 @@
         </w:rPr>
         <w:t>Table S6 — MDE / power</w:t>
       </w:r>
-      <w:bookmarkEnd w:id="77061"/>
+      <w:bookmarkEnd w:id="85270"/>
     </w:p>
     <w:p>
       <w:pPr>
@@ -25843,7 +28340,7 @@
         <w:keepNext/>
         <w:spacing w:before="240" w:after="120"/>
       </w:pPr>
-      <w:bookmarkStart w:id="92289" w:name="table_s7"/>
+      <w:bookmarkStart w:id="69781" w:name="table_s7"/>
       <w:r>
         <w:rPr>
           <w:rFonts w:ascii="Arial" w:hAnsi="Arial"/>
@@ -25853,7 +28350,7 @@
         </w:rPr>
         <w:t>Table S7 — Placebo / falsification</w:t>
       </w:r>
-      <w:bookmarkEnd w:id="92289"/>
+      <w:bookmarkEnd w:id="69781"/>
     </w:p>
     <w:p>
       <w:r>
@@ -27454,7 +29951,7 @@
         <w:keepNext/>
         <w:spacing w:before="240" w:after="120"/>
       </w:pPr>
-      <w:bookmarkStart w:id="42761" w:name="table_s8"/>
+      <w:bookmarkStart w:id="41727" w:name="table_s8"/>
       <w:r>
         <w:rPr>
           <w:rFonts w:ascii="Arial" w:hAnsi="Arial"/>
@@ -27464,7 +29961,7 @@
         </w:rPr>
         <w:t>Table S8 — Pre-Kharif cyclone climatology</w:t>
       </w:r>
-      <w:bookmarkEnd w:id="42761"/>
+      <w:bookmarkEnd w:id="41727"/>
     </w:p>
     <w:p>
       <w:r>
@@ -28330,7 +30827,7 @@
         <w:keepNext/>
         <w:spacing w:before="240" w:after="120"/>
       </w:pPr>
-      <w:bookmarkStart w:id="62800" w:name="table_s9"/>
+      <w:bookmarkStart w:id="91720" w:name="table_s9"/>
       <w:r>
         <w:rPr>
           <w:rFonts w:ascii="Arial" w:hAnsi="Arial"/>
@@ -28340,7 +30837,7 @@
         </w:rPr>
         <w:t>Table S9 — Canonical S1 dual-pol features</w:t>
       </w:r>
-      <w:bookmarkEnd w:id="62800"/>
+      <w:bookmarkEnd w:id="91720"/>
     </w:p>
     <w:p>
       <w:r>
@@ -29264,7 +31761,7 @@
         <w:keepNext/>
         <w:spacing w:before="240" w:after="120"/>
       </w:pPr>
-      <w:bookmarkStart w:id="16319" w:name="figure_s1"/>
+      <w:bookmarkStart w:id="93024" w:name="figure_s1"/>
       <w:r>
         <w:rPr>
           <w:rFonts w:ascii="Arial" w:hAnsi="Arial"/>
@@ -29274,7 +31771,7 @@
         </w:rPr>
         <w:t>Figure S1 — Pre-Kharif cyclone climatology</w:t>
       </w:r>
-      <w:bookmarkEnd w:id="16319"/>
+      <w:bookmarkEnd w:id="93024"/>
     </w:p>
     <w:p>
       <w:pPr>
@@ -29355,7 +31852,7 @@
         <w:keepNext/>
         <w:spacing w:before="240" w:after="120"/>
       </w:pPr>
-      <w:bookmarkStart w:id="50092" w:name="figure_s2"/>
+      <w:bookmarkStart w:id="46430" w:name="figure_s2"/>
       <w:r>
         <w:rPr>
           <w:rFonts w:ascii="Arial" w:hAnsi="Arial"/>
@@ -29365,7 +31862,7 @@
         </w:rPr>
         <w:t>Figure S2 — Canonical Sentinel-1 backscatter signatures</w:t>
       </w:r>
-      <w:bookmarkEnd w:id="50092"/>
+      <w:bookmarkEnd w:id="46430"/>
     </w:p>
     <w:p>
       <w:pPr>

--- a/manuscript/supplement/Supplement_Combined.docx
+++ b/manuscript/supplement/Supplement_Combined.docx
@@ -141,7 +141,7 @@
         <w:keepNext/>
         <w:spacing w:before="240" w:after="120"/>
       </w:pPr>
-      <w:bookmarkStart w:id="69369" w:name="provenance"/>
+      <w:bookmarkStart w:id="71009" w:name="provenance"/>
       <w:r>
         <w:rPr>
           <w:rFonts w:ascii="Arial" w:hAnsi="Arial"/>
@@ -151,7 +151,7 @@
         </w:rPr>
         <w:t>Data provenance declaration</w:t>
       </w:r>
-      <w:bookmarkEnd w:id="69369"/>
+      <w:bookmarkEnd w:id="71009"/>
     </w:p>
     <w:p>
       <w:r>
@@ -246,7 +246,7 @@
         <w:keepNext/>
         <w:spacing w:before="240" w:after="120"/>
       </w:pPr>
-      <w:bookmarkStart w:id="98804" w:name="toc"/>
+      <w:bookmarkStart w:id="26096" w:name="toc"/>
       <w:r>
         <w:rPr>
           <w:rFonts w:ascii="Arial" w:hAnsi="Arial"/>
@@ -256,7 +256,7 @@
         </w:rPr>
         <w:t>Contents</w:t>
       </w:r>
-      <w:bookmarkEnd w:id="98804"/>
+      <w:bookmarkEnd w:id="26096"/>
     </w:p>
     <w:p>
       <w:pPr>
@@ -567,7 +567,7 @@
           <w:sz w:val="20"/>
         </w:rPr>
         <w:tab/>
-        <w:t>Canonical Sentinel-1 dual-pol backscatter features</w:t>
+        <w:t>Real Sentinel-1 RTC dual-pol backscatter signatures (4 Bulbul probe districts)</w:t>
       </w:r>
     </w:p>
     <w:p>
@@ -615,7 +615,7 @@
           <w:sz w:val="20"/>
         </w:rPr>
         <w:tab/>
-        <w:t>Canonical backscatter signatures — VH/VV/CR vs DOY</w:t>
+        <w:t>Real Sentinel-1 RTC backscatter signatures — VH/VV/CR vs DOY (Planetary Computer)</w:t>
       </w:r>
     </w:p>
     <w:p>
@@ -632,7 +632,7 @@
         <w:keepNext/>
         <w:spacing w:before="240" w:after="120"/>
       </w:pPr>
-      <w:bookmarkStart w:id="29931" w:name="note_s1"/>
+      <w:bookmarkStart w:id="73558" w:name="note_s1"/>
       <w:r>
         <w:rPr>
           <w:rFonts w:ascii="Arial" w:hAnsi="Arial"/>
@@ -642,7 +642,7 @@
         </w:rPr>
         <w:t>Note S1 — Bulbul (2019) transferability probe</w:t>
       </w:r>
-      <w:bookmarkEnd w:id="29931"/>
+      <w:bookmarkEnd w:id="73558"/>
     </w:p>
     <w:bookmarkStart w:id="31" w:name="X4c77ddbcd03ac00f69e68661e5eb39a4c24f13a"/>
     <w:p>
@@ -6415,7 +6415,7 @@
         <w:keepNext/>
         <w:spacing w:before="240" w:after="120"/>
       </w:pPr>
-      <w:bookmarkStart w:id="58889" w:name="note_s2"/>
+      <w:bookmarkStart w:id="89390" w:name="note_s2"/>
       <w:r>
         <w:rPr>
           <w:rFonts w:ascii="Arial" w:hAnsi="Arial"/>
@@ -6425,7 +6425,7 @@
         </w:rPr>
         <w:t>Note S2 — Pre-Kharif Bay-of-Bengal cyclone climatology</w:t>
       </w:r>
-      <w:bookmarkEnd w:id="58889"/>
+      <w:bookmarkEnd w:id="89390"/>
     </w:p>
     <w:bookmarkStart w:id="31" w:name="Xba8bf53b4b47f874330c06c76f2a0ce4ee29e13"/>
     <w:p>
@@ -9617,7 +9617,7 @@
         <w:keepNext/>
         <w:spacing w:before="240" w:after="120"/>
       </w:pPr>
-      <w:bookmarkStart w:id="58319" w:name="note_s3"/>
+      <w:bookmarkStart w:id="44083" w:name="note_s3"/>
       <w:r>
         <w:rPr>
           <w:rFonts w:ascii="Arial" w:hAnsi="Arial"/>
@@ -9627,7 +9627,7 @@
         </w:rPr>
         <w:t>Note S3 — Sentinel-1 dual-polarisation backscatter signatures</w:t>
       </w:r>
-      <w:bookmarkEnd w:id="58319"/>
+      <w:bookmarkEnd w:id="44083"/>
     </w:p>
     <w:bookmarkStart w:id="29" w:name="Xce1958d78618fb7c3de38bca5f65ef8f24e51a2"/>
     <w:p>
@@ -13268,7 +13268,7 @@
         <w:keepNext/>
         <w:spacing w:before="240" w:after="120"/>
       </w:pPr>
-      <w:bookmarkStart w:id="66130" w:name="note_s4"/>
+      <w:bookmarkStart w:id="99695" w:name="note_s4"/>
       <w:r>
         <w:rPr>
           <w:rFonts w:ascii="Arial" w:hAnsi="Arial"/>
@@ -13278,7 +13278,7 @@
         </w:rPr>
         <w:t>Note S4 — Small-G power / minimum detectable effect simulator</w:t>
       </w:r>
-      <w:bookmarkEnd w:id="66130"/>
+      <w:bookmarkEnd w:id="99695"/>
     </w:p>
     <w:bookmarkStart w:id="23" w:name="Xa4e2dea2d376ab4d6475c8d9700aaff9982f219"/>
     <w:p>
@@ -15741,7 +15741,7 @@
         <w:keepNext/>
         <w:spacing w:before="240" w:after="120"/>
       </w:pPr>
-      <w:bookmarkStart w:id="10315" w:name="table_s1"/>
+      <w:bookmarkStart w:id="54271" w:name="table_s1"/>
       <w:r>
         <w:rPr>
           <w:rFonts w:ascii="Arial" w:hAnsi="Arial"/>
@@ -15751,7 +15751,7 @@
         </w:rPr>
         <w:t>Table S1 — Static TWFE-DiD point estimates</w:t>
       </w:r>
-      <w:bookmarkEnd w:id="10315"/>
+      <w:bookmarkEnd w:id="54271"/>
     </w:p>
     <w:p>
       <w:pPr>
@@ -16913,7 +16913,7 @@
         <w:keepNext/>
         <w:spacing w:before="240" w:after="120"/>
       </w:pPr>
-      <w:bookmarkStart w:id="75803" w:name="table_s2"/>
+      <w:bookmarkStart w:id="89165" w:name="table_s2"/>
       <w:r>
         <w:rPr>
           <w:rFonts w:ascii="Arial" w:hAnsi="Arial"/>
@@ -16923,7 +16923,7 @@
         </w:rPr>
         <w:t>Table S2 — Pre-trend tests</w:t>
       </w:r>
-      <w:bookmarkEnd w:id="75803"/>
+      <w:bookmarkEnd w:id="89165"/>
     </w:p>
     <w:p>
       <w:pPr>
@@ -17675,7 +17675,7 @@
         <w:keepNext/>
         <w:spacing w:before="240" w:after="120"/>
       </w:pPr>
-      <w:bookmarkStart w:id="50114" w:name="table_s3"/>
+      <w:bookmarkStart w:id="96661" w:name="table_s3"/>
       <w:r>
         <w:rPr>
           <w:rFonts w:ascii="Arial" w:hAnsi="Arial"/>
@@ -17685,7 +17685,7 @@
         </w:rPr>
         <w:t>Table S3 — Bulbul transferability residuals</w:t>
       </w:r>
-      <w:bookmarkEnd w:id="50114"/>
+      <w:bookmarkEnd w:id="96661"/>
     </w:p>
     <w:p>
       <w:r>
@@ -18924,7 +18924,7 @@
         <w:keepNext/>
         <w:spacing w:before="240" w:after="120"/>
       </w:pPr>
-      <w:bookmarkStart w:id="83457" w:name="table_s4"/>
+      <w:bookmarkStart w:id="98381" w:name="table_s4"/>
       <w:r>
         <w:rPr>
           <w:rFonts w:ascii="Arial" w:hAnsi="Arial"/>
@@ -18934,7 +18934,7 @@
         </w:rPr>
         <w:t>Table S4 — Wild-cluster bootstrap (G = 8)</w:t>
       </w:r>
-      <w:bookmarkEnd w:id="83457"/>
+      <w:bookmarkEnd w:id="98381"/>
     </w:p>
     <w:p>
       <w:pPr>
@@ -19796,7 +19796,7 @@
         <w:keepNext/>
         <w:spacing w:before="240" w:after="120"/>
       </w:pPr>
-      <w:bookmarkStart w:id="50510" w:name="table_s5"/>
+      <w:bookmarkStart w:id="90777" w:name="table_s5"/>
       <w:r>
         <w:rPr>
           <w:rFonts w:ascii="Arial" w:hAnsi="Arial"/>
@@ -19806,7 +19806,7 @@
         </w:rPr>
         <w:t>Table S5 — Jackknife leave-one-out</w:t>
       </w:r>
-      <w:bookmarkEnd w:id="50510"/>
+      <w:bookmarkEnd w:id="90777"/>
     </w:p>
     <w:p>
       <w:pPr>
@@ -27469,7 +27469,7 @@
         <w:keepNext/>
         <w:spacing w:before="240" w:after="120"/>
       </w:pPr>
-      <w:bookmarkStart w:id="85270" w:name="table_s6"/>
+      <w:bookmarkStart w:id="89470" w:name="table_s6"/>
       <w:r>
         <w:rPr>
           <w:rFonts w:ascii="Arial" w:hAnsi="Arial"/>
@@ -27479,7 +27479,7 @@
         </w:rPr>
         <w:t>Table S6 — MDE / power</w:t>
       </w:r>
-      <w:bookmarkEnd w:id="85270"/>
+      <w:bookmarkEnd w:id="89470"/>
     </w:p>
     <w:p>
       <w:pPr>
@@ -27671,7 +27671,7 @@
                 <w:rFonts w:ascii="Arial" w:hAnsi="Arial"/>
                 <w:sz w:val="18"/>
               </w:rPr>
-              <w:t>5.662</w:t>
+              <w:t>15.289</w:t>
             </w:r>
           </w:p>
         </w:tc>
@@ -27685,7 +27685,7 @@
                 <w:rFonts w:ascii="Arial" w:hAnsi="Arial"/>
                 <w:sz w:val="18"/>
               </w:rPr>
-              <w:t>0.764</w:t>
+              <w:t>17.328</w:t>
             </w:r>
           </w:p>
         </w:tc>
@@ -27699,7 +27699,7 @@
                 <w:rFonts w:ascii="Arial" w:hAnsi="Arial"/>
                 <w:sz w:val="18"/>
               </w:rPr>
-              <w:t>2.491</w:t>
+              <w:t>56.501</w:t>
             </w:r>
           </w:p>
         </w:tc>
@@ -27713,7 +27713,7 @@
                 <w:rFonts w:ascii="Arial" w:hAnsi="Arial"/>
                 <w:sz w:val="18"/>
               </w:rPr>
-              <w:t>2.132</w:t>
+              <w:t>48.356</w:t>
             </w:r>
           </w:p>
         </w:tc>
@@ -27727,7 +27727,7 @@
                 <w:rFonts w:ascii="Arial" w:hAnsi="Arial"/>
                 <w:sz w:val="18"/>
               </w:rPr>
-              <w:t>2.27</w:t>
+              <w:t>0.27</w:t>
             </w:r>
           </w:p>
         </w:tc>
@@ -27741,7 +27741,7 @@
                 <w:rFonts w:ascii="Arial" w:hAnsi="Arial"/>
                 <w:sz w:val="18"/>
               </w:rPr>
-              <w:t>yes</w:t>
+              <w:t>no</w:t>
             </w:r>
           </w:p>
         </w:tc>
@@ -27785,7 +27785,7 @@
                 <w:rFonts w:ascii="Arial" w:hAnsi="Arial"/>
                 <w:sz w:val="18"/>
               </w:rPr>
-              <w:t>4.348</w:t>
+              <w:t>-3.587</w:t>
             </w:r>
           </w:p>
         </w:tc>
@@ -27799,7 +27799,7 @@
                 <w:rFonts w:ascii="Arial" w:hAnsi="Arial"/>
                 <w:sz w:val="18"/>
               </w:rPr>
-              <w:t>0.318</w:t>
+              <w:t>2.882</w:t>
             </w:r>
           </w:p>
         </w:tc>
@@ -27813,7 +27813,7 @@
                 <w:rFonts w:ascii="Arial" w:hAnsi="Arial"/>
                 <w:sz w:val="18"/>
               </w:rPr>
-              <w:t>1.037</w:t>
+              <w:t>9.397</w:t>
             </w:r>
           </w:p>
         </w:tc>
@@ -27827,7 +27827,7 @@
                 <w:rFonts w:ascii="Arial" w:hAnsi="Arial"/>
                 <w:sz w:val="18"/>
               </w:rPr>
-              <w:t>0.887</w:t>
+              <w:t>8.043</w:t>
             </w:r>
           </w:p>
         </w:tc>
@@ -27841,7 +27841,7 @@
                 <w:rFonts w:ascii="Arial" w:hAnsi="Arial"/>
                 <w:sz w:val="18"/>
               </w:rPr>
-              <w:t>4.19</w:t>
+              <w:t>0.38</w:t>
             </w:r>
           </w:p>
         </w:tc>
@@ -27855,7 +27855,7 @@
                 <w:rFonts w:ascii="Arial" w:hAnsi="Arial"/>
                 <w:sz w:val="18"/>
               </w:rPr>
-              <w:t>yes</w:t>
+              <w:t>no</w:t>
             </w:r>
           </w:p>
         </w:tc>
@@ -27899,7 +27899,7 @@
                 <w:rFonts w:ascii="Arial" w:hAnsi="Arial"/>
                 <w:sz w:val="18"/>
               </w:rPr>
-              <w:t>1.884</w:t>
+              <w:t>-0.000</w:t>
             </w:r>
           </w:p>
         </w:tc>
@@ -27913,7 +27913,7 @@
                 <w:rFonts w:ascii="Arial" w:hAnsi="Arial"/>
                 <w:sz w:val="18"/>
               </w:rPr>
-              <w:t>0.506</w:t>
+              <w:t>0.000</w:t>
             </w:r>
           </w:p>
         </w:tc>
@@ -27927,7 +27927,7 @@
                 <w:rFonts w:ascii="Arial" w:hAnsi="Arial"/>
                 <w:sz w:val="18"/>
               </w:rPr>
-              <w:t>1.650</w:t>
+              <w:t>0.000</w:t>
             </w:r>
           </w:p>
         </w:tc>
@@ -27941,7 +27941,7 @@
                 <w:rFonts w:ascii="Arial" w:hAnsi="Arial"/>
                 <w:sz w:val="18"/>
               </w:rPr>
-              <w:t>1.412</w:t>
+              <w:t>0.000</w:t>
             </w:r>
           </w:p>
         </w:tc>
@@ -27955,7 +27955,7 @@
                 <w:rFonts w:ascii="Arial" w:hAnsi="Arial"/>
                 <w:sz w:val="18"/>
               </w:rPr>
-              <w:t>1.14</w:t>
+              <w:t>nan</w:t>
             </w:r>
           </w:p>
         </w:tc>
@@ -28013,7 +28013,7 @@
                 <w:rFonts w:ascii="Arial" w:hAnsi="Arial"/>
                 <w:sz w:val="18"/>
               </w:rPr>
-              <w:t>1.962</w:t>
+              <w:t>15.108</w:t>
             </w:r>
           </w:p>
         </w:tc>
@@ -28027,7 +28027,7 @@
                 <w:rFonts w:ascii="Arial" w:hAnsi="Arial"/>
                 <w:sz w:val="18"/>
               </w:rPr>
-              <w:t>0.564</w:t>
+              <w:t>17.312</w:t>
             </w:r>
           </w:p>
         </w:tc>
@@ -28041,7 +28041,7 @@
                 <w:rFonts w:ascii="Arial" w:hAnsi="Arial"/>
                 <w:sz w:val="18"/>
               </w:rPr>
-              <w:t>1.839</w:t>
+              <w:t>56.448</w:t>
             </w:r>
           </w:p>
         </w:tc>
@@ -28055,7 +28055,7 @@
                 <w:rFonts w:ascii="Arial" w:hAnsi="Arial"/>
                 <w:sz w:val="18"/>
               </w:rPr>
-              <w:t>1.574</w:t>
+              <w:t>48.311</w:t>
             </w:r>
           </w:p>
         </w:tc>
@@ -28069,7 +28069,7 @@
                 <w:rFonts w:ascii="Arial" w:hAnsi="Arial"/>
                 <w:sz w:val="18"/>
               </w:rPr>
-              <w:t>1.07</w:t>
+              <w:t>0.27</w:t>
             </w:r>
           </w:p>
         </w:tc>
@@ -28083,7 +28083,7 @@
                 <w:rFonts w:ascii="Arial" w:hAnsi="Arial"/>
                 <w:sz w:val="18"/>
               </w:rPr>
-              <w:t>yes</w:t>
+              <w:t>no</w:t>
             </w:r>
           </w:p>
         </w:tc>
@@ -28127,7 +28127,7 @@
                 <w:rFonts w:ascii="Arial" w:hAnsi="Arial"/>
                 <w:sz w:val="18"/>
               </w:rPr>
-              <w:t>2.102</w:t>
+              <w:t>-3.677</w:t>
             </w:r>
           </w:p>
         </w:tc>
@@ -28141,7 +28141,7 @@
                 <w:rFonts w:ascii="Arial" w:hAnsi="Arial"/>
                 <w:sz w:val="18"/>
               </w:rPr>
-              <w:t>0.470</w:t>
+              <w:t>2.897</w:t>
             </w:r>
           </w:p>
         </w:tc>
@@ -28155,7 +28155,7 @@
                 <w:rFonts w:ascii="Arial" w:hAnsi="Arial"/>
                 <w:sz w:val="18"/>
               </w:rPr>
-              <w:t>1.533</w:t>
+              <w:t>9.446</w:t>
             </w:r>
           </w:p>
         </w:tc>
@@ -28169,7 +28169,7 @@
                 <w:rFonts w:ascii="Arial" w:hAnsi="Arial"/>
                 <w:sz w:val="18"/>
               </w:rPr>
-              <w:t>1.312</w:t>
+              <w:t>8.084</w:t>
             </w:r>
           </w:p>
         </w:tc>
@@ -28183,7 +28183,7 @@
                 <w:rFonts w:ascii="Arial" w:hAnsi="Arial"/>
                 <w:sz w:val="18"/>
               </w:rPr>
-              <w:t>1.37</w:t>
+              <w:t>0.39</w:t>
             </w:r>
           </w:p>
         </w:tc>
@@ -28197,7 +28197,7 @@
                 <w:rFonts w:ascii="Arial" w:hAnsi="Arial"/>
                 <w:sz w:val="18"/>
               </w:rPr>
-              <w:t>yes</w:t>
+              <w:t>no</w:t>
             </w:r>
           </w:p>
         </w:tc>
@@ -28241,7 +28241,7 @@
                 <w:rFonts w:ascii="Arial" w:hAnsi="Arial"/>
                 <w:sz w:val="18"/>
               </w:rPr>
-              <w:t>0.560</w:t>
+              <w:t>-0.239</w:t>
             </w:r>
           </w:p>
         </w:tc>
@@ -28255,7 +28255,7 @@
                 <w:rFonts w:ascii="Arial" w:hAnsi="Arial"/>
                 <w:sz w:val="18"/>
               </w:rPr>
-              <w:t>0.402</w:t>
+              <w:t>0.169</w:t>
             </w:r>
           </w:p>
         </w:tc>
@@ -28269,7 +28269,7 @@
                 <w:rFonts w:ascii="Arial" w:hAnsi="Arial"/>
                 <w:sz w:val="18"/>
               </w:rPr>
-              <w:t>1.311</w:t>
+              <w:t>0.551</w:t>
             </w:r>
           </w:p>
         </w:tc>
@@ -28283,7 +28283,7 @@
                 <w:rFonts w:ascii="Arial" w:hAnsi="Arial"/>
                 <w:sz w:val="18"/>
               </w:rPr>
-              <w:t>1.122</w:t>
+              <w:t>0.472</w:t>
             </w:r>
           </w:p>
         </w:tc>
@@ -28340,7 +28340,7 @@
         <w:keepNext/>
         <w:spacing w:before="240" w:after="120"/>
       </w:pPr>
-      <w:bookmarkStart w:id="69781" w:name="table_s7"/>
+      <w:bookmarkStart w:id="63553" w:name="table_s7"/>
       <w:r>
         <w:rPr>
           <w:rFonts w:ascii="Arial" w:hAnsi="Arial"/>
@@ -28350,7 +28350,7 @@
         </w:rPr>
         <w:t>Table S7 — Placebo / falsification</w:t>
       </w:r>
-      <w:bookmarkEnd w:id="69781"/>
+      <w:bookmarkEnd w:id="63553"/>
     </w:p>
     <w:p>
       <w:r>
@@ -29951,7 +29951,7 @@
         <w:keepNext/>
         <w:spacing w:before="240" w:after="120"/>
       </w:pPr>
-      <w:bookmarkStart w:id="41727" w:name="table_s8"/>
+      <w:bookmarkStart w:id="40547" w:name="table_s8"/>
       <w:r>
         <w:rPr>
           <w:rFonts w:ascii="Arial" w:hAnsi="Arial"/>
@@ -29961,7 +29961,7 @@
         </w:rPr>
         <w:t>Table S8 — Pre-Kharif cyclone climatology</w:t>
       </w:r>
-      <w:bookmarkEnd w:id="41727"/>
+      <w:bookmarkEnd w:id="40547"/>
     </w:p>
     <w:p>
       <w:r>
@@ -30827,7 +30827,7 @@
         <w:keepNext/>
         <w:spacing w:before="240" w:after="120"/>
       </w:pPr>
-      <w:bookmarkStart w:id="91720" w:name="table_s9"/>
+      <w:bookmarkStart w:id="81043" w:name="table_s9"/>
       <w:r>
         <w:rPr>
           <w:rFonts w:ascii="Arial" w:hAnsi="Arial"/>
@@ -30835,18 +30835,39 @@
           <w:color w:val="1F3A5F"/>
           <w:sz w:val="32"/>
         </w:rPr>
-        <w:t>Table S9 — Canonical S1 dual-pol features</w:t>
-      </w:r>
-      <w:bookmarkEnd w:id="91720"/>
+        <w:t>Table S9 — Real Sentinel-1 RTC dual-pol backscatter signatures (Planetary Computer)</w:t>
+      </w:r>
+      <w:bookmarkEnd w:id="81043"/>
     </w:p>
     <w:p>
       <w:r>
         <w:rPr>
           <w:rFonts w:ascii="Arial" w:hAnsi="Arial"/>
           <w:b/>
-          <w:sz w:val="20"/>
-        </w:rPr>
-        <w:t>Table S9. Canonical Sentinel-1 dual-polarisation backscatter signatures for the three inundation mechanisms exploited by the Module 02 saline-flood classifier.</w:t>
+          <w:sz w:val="22"/>
+        </w:rPr>
+        <w:t>Table S9. Real Sentinel-1 RTC dual-polarisation backscatter signatures across rice-phenology phases in the four Bulbul probe districts, 2019.</w:t>
+      </w:r>
+    </w:p>
+    <w:p>
+      <w:r>
+        <w:rPr>
+          <w:rFonts w:ascii="Arial" w:hAnsi="Arial"/>
+          <w:i/>
+          <w:sz w:val="18"/>
+        </w:rPr>
+        <w:t>Source: Microsoft Planetary Computer Sentinel-1 RTC collection (10 m, IW GRD, gamma_0 terrain-corrected), district-mean monthly aggregates at 100-m resolution within GADM v4.1 L2 polygons, 2019-05-01 to 2019-12-15. n_dekads = number of 10-day epochs averaged. VH and VV in dB; CR = VH_linear / VV_linear (linear ratio). Phase definitions: baseline pre-transplant = DOY 121-160; agronomic transplanting = DOY 171-220; peak canopy = DOY 230-270; Bulbul event window (landfall 9-Nov-2019) = DOY 305-325. Delta values are phase mean minus pre-transplant baseline, per district. n = 85 district-dekads total across the four districts.</w:t>
+      </w:r>
+    </w:p>
+    <w:p/>
+    <w:p>
+      <w:r>
+        <w:rPr>
+          <w:rFonts w:ascii="Arial" w:hAnsi="Arial"/>
+          <w:b/>
+          <w:sz w:val="20"/>
+        </w:rPr>
+        <w:t>(a) Phase means</w:t>
       </w:r>
     </w:p>
     <w:tbl>
@@ -30856,245 +30877,101 @@
         <w:tblLook w:firstColumn="1" w:firstRow="1" w:lastColumn="0" w:lastRow="0" w:noHBand="0" w:noVBand="1" w:val="04A0"/>
       </w:tblPr>
       <w:tblGrid>
-        <w:gridCol w:w="1002"/>
-        <w:gridCol w:w="1002"/>
-        <w:gridCol w:w="1002"/>
-        <w:gridCol w:w="1002"/>
-        <w:gridCol w:w="1002"/>
-        <w:gridCol w:w="1002"/>
-        <w:gridCol w:w="1002"/>
-        <w:gridCol w:w="1002"/>
-        <w:gridCol w:w="1002"/>
-        <w:gridCol w:w="1002"/>
-        <w:gridCol w:w="1002"/>
-        <w:gridCol w:w="1002"/>
-        <w:gridCol w:w="1002"/>
-        <w:gridCol w:w="1002"/>
-        <w:gridCol w:w="1002"/>
+        <w:gridCol w:w="1656"/>
+        <w:gridCol w:w="1656"/>
+        <w:gridCol w:w="1656"/>
+        <w:gridCol w:w="1656"/>
+        <w:gridCol w:w="1656"/>
+        <w:gridCol w:w="1656"/>
       </w:tblGrid>
       <w:tr>
         <w:tc>
           <w:tcPr>
-            <w:tcW w:type="dxa" w:w="1002"/>
+            <w:tcW w:type="dxa" w:w="1656"/>
           </w:tcPr>
           <w:p>
             <w:r>
               <w:rPr>
                 <w:rFonts w:ascii="Arial" w:hAnsi="Arial"/>
                 <w:b/>
-                <w:sz w:val="16"/>
-              </w:rPr>
-              <w:t>Mechanism</w:t>
-            </w:r>
-          </w:p>
-        </w:tc>
-        <w:tc>
-          <w:tcPr>
-            <w:tcW w:type="dxa" w:w="1002"/>
+                <w:sz w:val="18"/>
+              </w:rPr>
+              <w:t>District</w:t>
+            </w:r>
+          </w:p>
+        </w:tc>
+        <w:tc>
+          <w:tcPr>
+            <w:tcW w:type="dxa" w:w="1656"/>
           </w:tcPr>
           <w:p>
             <w:r>
               <w:rPr>
                 <w:rFonts w:ascii="Arial" w:hAnsi="Arial"/>
                 <w:b/>
-                <w:sz w:val="16"/>
-              </w:rPr>
-              <w:t>Onset DOY</w:t>
-            </w:r>
-          </w:p>
-        </w:tc>
-        <w:tc>
-          <w:tcPr>
-            <w:tcW w:type="dxa" w:w="1002"/>
+                <w:sz w:val="18"/>
+              </w:rPr>
+              <w:t>Phase</w:t>
+            </w:r>
+          </w:p>
+        </w:tc>
+        <w:tc>
+          <w:tcPr>
+            <w:tcW w:type="dxa" w:w="1656"/>
           </w:tcPr>
           <w:p>
             <w:r>
               <w:rPr>
                 <w:rFonts w:ascii="Arial" w:hAnsi="Arial"/>
                 <w:b/>
-                <w:sz w:val="16"/>
-              </w:rPr>
-              <w:t>Onset rate (d)</w:t>
-            </w:r>
-          </w:p>
-        </w:tc>
-        <w:tc>
-          <w:tcPr>
-            <w:tcW w:type="dxa" w:w="1002"/>
+                <w:sz w:val="18"/>
+              </w:rPr>
+              <w:t>n_dekads</w:t>
+            </w:r>
+          </w:p>
+        </w:tc>
+        <w:tc>
+          <w:tcPr>
+            <w:tcW w:type="dxa" w:w="1656"/>
           </w:tcPr>
           <w:p>
             <w:r>
               <w:rPr>
                 <w:rFonts w:ascii="Arial" w:hAnsi="Arial"/>
                 <w:b/>
-                <w:sz w:val="16"/>
-              </w:rPr>
-              <w:t>VH base (dB)</w:t>
-            </w:r>
-          </w:p>
-        </w:tc>
-        <w:tc>
-          <w:tcPr>
-            <w:tcW w:type="dxa" w:w="1002"/>
+                <w:sz w:val="18"/>
+              </w:rPr>
+              <w:t>Mean VH (dB)</w:t>
+            </w:r>
+          </w:p>
+        </w:tc>
+        <w:tc>
+          <w:tcPr>
+            <w:tcW w:type="dxa" w:w="1656"/>
           </w:tcPr>
           <w:p>
             <w:r>
               <w:rPr>
                 <w:rFonts w:ascii="Arial" w:hAnsi="Arial"/>
                 <w:b/>
-                <w:sz w:val="16"/>
-              </w:rPr>
-              <w:t>VH min (dB)</w:t>
-            </w:r>
-          </w:p>
-        </w:tc>
-        <w:tc>
-          <w:tcPr>
-            <w:tcW w:type="dxa" w:w="1002"/>
+                <w:sz w:val="18"/>
+              </w:rPr>
+              <w:t>Mean VV (dB)</w:t>
+            </w:r>
+          </w:p>
+        </w:tc>
+        <w:tc>
+          <w:tcPr>
+            <w:tcW w:type="dxa" w:w="1656"/>
           </w:tcPr>
           <w:p>
             <w:r>
               <w:rPr>
                 <w:rFonts w:ascii="Arial" w:hAnsi="Arial"/>
                 <w:b/>
-                <w:sz w:val="16"/>
-              </w:rPr>
-              <w:t>ΔVH (dB)</w:t>
-            </w:r>
-          </w:p>
-        </w:tc>
-        <w:tc>
-          <w:tcPr>
-            <w:tcW w:type="dxa" w:w="1002"/>
-          </w:tcPr>
-          <w:p>
-            <w:r>
-              <w:rPr>
-                <w:rFonts w:ascii="Arial" w:hAnsi="Arial"/>
-                <w:b/>
-                <w:sz w:val="16"/>
-              </w:rPr>
-              <w:t>VV base (dB)</w:t>
-            </w:r>
-          </w:p>
-        </w:tc>
-        <w:tc>
-          <w:tcPr>
-            <w:tcW w:type="dxa" w:w="1002"/>
-          </w:tcPr>
-          <w:p>
-            <w:r>
-              <w:rPr>
-                <w:rFonts w:ascii="Arial" w:hAnsi="Arial"/>
-                <w:b/>
-                <w:sz w:val="16"/>
-              </w:rPr>
-              <w:t>VV min (dB)</w:t>
-            </w:r>
-          </w:p>
-        </w:tc>
-        <w:tc>
-          <w:tcPr>
-            <w:tcW w:type="dxa" w:w="1002"/>
-          </w:tcPr>
-          <w:p>
-            <w:r>
-              <w:rPr>
-                <w:rFonts w:ascii="Arial" w:hAnsi="Arial"/>
-                <w:b/>
-                <w:sz w:val="16"/>
-              </w:rPr>
-              <w:t>ΔVV (dB)</w:t>
-            </w:r>
-          </w:p>
-        </w:tc>
-        <w:tc>
-          <w:tcPr>
-            <w:tcW w:type="dxa" w:w="1002"/>
-          </w:tcPr>
-          <w:p>
-            <w:r>
-              <w:rPr>
-                <w:rFonts w:ascii="Arial" w:hAnsi="Arial"/>
-                <w:b/>
-                <w:sz w:val="16"/>
-              </w:rPr>
-              <w:t>CR base (dB)</w:t>
-            </w:r>
-          </w:p>
-        </w:tc>
-        <w:tc>
-          <w:tcPr>
-            <w:tcW w:type="dxa" w:w="1002"/>
-          </w:tcPr>
-          <w:p>
-            <w:r>
-              <w:rPr>
-                <w:rFonts w:ascii="Arial" w:hAnsi="Arial"/>
-                <w:b/>
-                <w:sz w:val="16"/>
-              </w:rPr>
-              <w:t>CR min (dB)</w:t>
-            </w:r>
-          </w:p>
-        </w:tc>
-        <w:tc>
-          <w:tcPr>
-            <w:tcW w:type="dxa" w:w="1002"/>
-          </w:tcPr>
-          <w:p>
-            <w:r>
-              <w:rPr>
-                <w:rFonts w:ascii="Arial" w:hAnsi="Arial"/>
-                <w:b/>
-                <w:sz w:val="16"/>
-              </w:rPr>
-              <w:t>ΔCR (dB)</w:t>
-            </w:r>
-          </w:p>
-        </w:tc>
-        <w:tc>
-          <w:tcPr>
-            <w:tcW w:type="dxa" w:w="1002"/>
-          </w:tcPr>
-          <w:p>
-            <w:r>
-              <w:rPr>
-                <w:rFonts w:ascii="Arial" w:hAnsi="Arial"/>
-                <w:b/>
-                <w:sz w:val="16"/>
-              </w:rPr>
-              <w:t>VH recov. (d)</w:t>
-            </w:r>
-          </w:p>
-        </w:tc>
-        <w:tc>
-          <w:tcPr>
-            <w:tcW w:type="dxa" w:w="1002"/>
-          </w:tcPr>
-          <w:p>
-            <w:r>
-              <w:rPr>
-                <w:rFonts w:ascii="Arial" w:hAnsi="Arial"/>
-                <w:b/>
-                <w:sz w:val="16"/>
-              </w:rPr>
-              <w:t>VV recov. (d)</w:t>
-            </w:r>
-          </w:p>
-        </w:tc>
-        <w:tc>
-          <w:tcPr>
-            <w:tcW w:type="dxa" w:w="1002"/>
-          </w:tcPr>
-          <w:p>
-            <w:r>
-              <w:rPr>
-                <w:rFonts w:ascii="Arial" w:hAnsi="Arial"/>
-                <w:b/>
-                <w:sz w:val="16"/>
-              </w:rPr>
-              <w:t>CR recov. (d)</w:t>
+                <w:sz w:val="18"/>
+              </w:rPr>
+              <w:t>Mean CR</w:t>
             </w:r>
           </w:p>
         </w:tc>
@@ -31102,211 +30979,85 @@
       <w:tr>
         <w:tc>
           <w:tcPr>
-            <w:tcW w:type="dxa" w:w="1002"/>
-          </w:tcPr>
-          <w:p>
-            <w:r>
-              <w:rPr>
-                <w:rFonts w:ascii="Arial" w:hAnsi="Arial"/>
-                <w:sz w:val="16"/>
-              </w:rPr>
-              <w:t>Transplanting flood (agronomic)</w:t>
-            </w:r>
-          </w:p>
-        </w:tc>
-        <w:tc>
-          <w:tcPr>
-            <w:tcW w:type="dxa" w:w="1002"/>
-          </w:tcPr>
-          <w:p>
-            <w:r>
-              <w:rPr>
-                <w:rFonts w:ascii="Arial" w:hAnsi="Arial"/>
-                <w:sz w:val="16"/>
-              </w:rPr>
-              <w:t>188</w:t>
-            </w:r>
-          </w:p>
-        </w:tc>
-        <w:tc>
-          <w:tcPr>
-            <w:tcW w:type="dxa" w:w="1002"/>
-          </w:tcPr>
-          <w:p>
-            <w:r>
-              <w:rPr>
-                <w:rFonts w:ascii="Arial" w:hAnsi="Arial"/>
-                <w:sz w:val="16"/>
-              </w:rPr>
-              <w:t>12</w:t>
-            </w:r>
-          </w:p>
-        </w:tc>
-        <w:tc>
-          <w:tcPr>
-            <w:tcW w:type="dxa" w:w="1002"/>
-          </w:tcPr>
-          <w:p>
-            <w:r>
-              <w:rPr>
-                <w:rFonts w:ascii="Arial" w:hAnsi="Arial"/>
-                <w:sz w:val="16"/>
-              </w:rPr>
-              <w:t>-14.0</w:t>
-            </w:r>
-          </w:p>
-        </w:tc>
-        <w:tc>
-          <w:tcPr>
-            <w:tcW w:type="dxa" w:w="1002"/>
-          </w:tcPr>
-          <w:p>
-            <w:r>
-              <w:rPr>
-                <w:rFonts w:ascii="Arial" w:hAnsi="Arial"/>
-                <w:sz w:val="16"/>
-              </w:rPr>
-              <w:t>-20.5</w:t>
-            </w:r>
-          </w:p>
-        </w:tc>
-        <w:tc>
-          <w:tcPr>
-            <w:tcW w:type="dxa" w:w="1002"/>
-          </w:tcPr>
-          <w:p>
-            <w:r>
-              <w:rPr>
-                <w:rFonts w:ascii="Arial" w:hAnsi="Arial"/>
-                <w:sz w:val="16"/>
-              </w:rPr>
-              <w:t>-6.5</w:t>
-            </w:r>
-          </w:p>
-        </w:tc>
-        <w:tc>
-          <w:tcPr>
-            <w:tcW w:type="dxa" w:w="1002"/>
-          </w:tcPr>
-          <w:p>
-            <w:r>
-              <w:rPr>
-                <w:rFonts w:ascii="Arial" w:hAnsi="Arial"/>
-                <w:sz w:val="16"/>
-              </w:rPr>
-              <w:t>-9.0</w:t>
-            </w:r>
-          </w:p>
-        </w:tc>
-        <w:tc>
-          <w:tcPr>
-            <w:tcW w:type="dxa" w:w="1002"/>
-          </w:tcPr>
-          <w:p>
-            <w:r>
-              <w:rPr>
-                <w:rFonts w:ascii="Arial" w:hAnsi="Arial"/>
-                <w:sz w:val="16"/>
-              </w:rPr>
-              <w:t>-13.5</w:t>
-            </w:r>
-          </w:p>
-        </w:tc>
-        <w:tc>
-          <w:tcPr>
-            <w:tcW w:type="dxa" w:w="1002"/>
-          </w:tcPr>
-          <w:p>
-            <w:r>
-              <w:rPr>
-                <w:rFonts w:ascii="Arial" w:hAnsi="Arial"/>
-                <w:sz w:val="16"/>
-              </w:rPr>
-              <w:t>-4.5</w:t>
-            </w:r>
-          </w:p>
-        </w:tc>
-        <w:tc>
-          <w:tcPr>
-            <w:tcW w:type="dxa" w:w="1002"/>
-          </w:tcPr>
-          <w:p>
-            <w:r>
-              <w:rPr>
-                <w:rFonts w:ascii="Arial" w:hAnsi="Arial"/>
-                <w:sz w:val="16"/>
-              </w:rPr>
-              <w:t>-5.0</w:t>
-            </w:r>
-          </w:p>
-        </w:tc>
-        <w:tc>
-          <w:tcPr>
-            <w:tcW w:type="dxa" w:w="1002"/>
-          </w:tcPr>
-          <w:p>
-            <w:r>
-              <w:rPr>
-                <w:rFonts w:ascii="Arial" w:hAnsi="Arial"/>
-                <w:sz w:val="16"/>
-              </w:rPr>
-              <w:t>-7.0</w:t>
-            </w:r>
-          </w:p>
-        </w:tc>
-        <w:tc>
-          <w:tcPr>
-            <w:tcW w:type="dxa" w:w="1002"/>
-          </w:tcPr>
-          <w:p>
-            <w:r>
-              <w:rPr>
-                <w:rFonts w:ascii="Arial" w:hAnsi="Arial"/>
-                <w:sz w:val="16"/>
-              </w:rPr>
-              <w:t>-2.0</w:t>
-            </w:r>
-          </w:p>
-        </w:tc>
-        <w:tc>
-          <w:tcPr>
-            <w:tcW w:type="dxa" w:w="1002"/>
-          </w:tcPr>
-          <w:p>
-            <w:r>
-              <w:rPr>
-                <w:rFonts w:ascii="Arial" w:hAnsi="Arial"/>
-                <w:sz w:val="16"/>
-              </w:rPr>
-              <w:t>35</w:t>
-            </w:r>
-          </w:p>
-        </w:tc>
-        <w:tc>
-          <w:tcPr>
-            <w:tcW w:type="dxa" w:w="1002"/>
-          </w:tcPr>
-          <w:p>
-            <w:r>
-              <w:rPr>
-                <w:rFonts w:ascii="Arial" w:hAnsi="Arial"/>
-                <w:sz w:val="16"/>
-              </w:rPr>
-              <w:t>50</w:t>
-            </w:r>
-          </w:p>
-        </w:tc>
-        <w:tc>
-          <w:tcPr>
-            <w:tcW w:type="dxa" w:w="1002"/>
-          </w:tcPr>
-          <w:p>
-            <w:r>
-              <w:rPr>
-                <w:rFonts w:ascii="Arial" w:hAnsi="Arial"/>
-                <w:sz w:val="16"/>
-              </w:rPr>
-              <w:t>42</w:t>
+            <w:tcW w:type="dxa" w:w="1656"/>
+          </w:tcPr>
+          <w:p>
+            <w:r>
+              <w:rPr>
+                <w:rFonts w:ascii="Arial" w:hAnsi="Arial"/>
+                <w:sz w:val="18"/>
+              </w:rPr>
+              <w:t>Boudh</w:t>
+            </w:r>
+          </w:p>
+        </w:tc>
+        <w:tc>
+          <w:tcPr>
+            <w:tcW w:type="dxa" w:w="1656"/>
+          </w:tcPr>
+          <w:p>
+            <w:r>
+              <w:rPr>
+                <w:rFonts w:ascii="Arial" w:hAnsi="Arial"/>
+                <w:sz w:val="18"/>
+              </w:rPr>
+              <w:t>Pre-transplant baseline (May)</w:t>
+            </w:r>
+          </w:p>
+        </w:tc>
+        <w:tc>
+          <w:tcPr>
+            <w:tcW w:type="dxa" w:w="1656"/>
+          </w:tcPr>
+          <w:p>
+            <w:r>
+              <w:rPr>
+                <w:rFonts w:ascii="Arial" w:hAnsi="Arial"/>
+                <w:sz w:val="18"/>
+              </w:rPr>
+              <w:t>3</w:t>
+            </w:r>
+          </w:p>
+        </w:tc>
+        <w:tc>
+          <w:tcPr>
+            <w:tcW w:type="dxa" w:w="1656"/>
+          </w:tcPr>
+          <w:p>
+            <w:r>
+              <w:rPr>
+                <w:rFonts w:ascii="Arial" w:hAnsi="Arial"/>
+                <w:sz w:val="18"/>
+              </w:rPr>
+              <w:t>-15.18</w:t>
+            </w:r>
+          </w:p>
+        </w:tc>
+        <w:tc>
+          <w:tcPr>
+            <w:tcW w:type="dxa" w:w="1656"/>
+          </w:tcPr>
+          <w:p>
+            <w:r>
+              <w:rPr>
+                <w:rFonts w:ascii="Arial" w:hAnsi="Arial"/>
+                <w:sz w:val="18"/>
+              </w:rPr>
+              <w:t>-8.83</w:t>
+            </w:r>
+          </w:p>
+        </w:tc>
+        <w:tc>
+          <w:tcPr>
+            <w:tcW w:type="dxa" w:w="1656"/>
+          </w:tcPr>
+          <w:p>
+            <w:r>
+              <w:rPr>
+                <w:rFonts w:ascii="Arial" w:hAnsi="Arial"/>
+                <w:sz w:val="18"/>
+              </w:rPr>
+              <w:t>0.239</w:t>
             </w:r>
           </w:p>
         </w:tc>
@@ -31314,211 +31065,85 @@
       <w:tr>
         <w:tc>
           <w:tcPr>
-            <w:tcW w:type="dxa" w:w="1002"/>
-          </w:tcPr>
-          <w:p>
-            <w:r>
-              <w:rPr>
-                <w:rFonts w:ascii="Arial" w:hAnsi="Arial"/>
-                <w:sz w:val="16"/>
-              </w:rPr>
-              <w:t>Saline storm-surge (cyclonic)</w:t>
-            </w:r>
-          </w:p>
-        </w:tc>
-        <w:tc>
-          <w:tcPr>
-            <w:tcW w:type="dxa" w:w="1002"/>
-          </w:tcPr>
-          <w:p>
-            <w:r>
-              <w:rPr>
-                <w:rFonts w:ascii="Arial" w:hAnsi="Arial"/>
-                <w:sz w:val="16"/>
-              </w:rPr>
-              <w:t>123</w:t>
-            </w:r>
-          </w:p>
-        </w:tc>
-        <w:tc>
-          <w:tcPr>
-            <w:tcW w:type="dxa" w:w="1002"/>
-          </w:tcPr>
-          <w:p>
-            <w:r>
-              <w:rPr>
-                <w:rFonts w:ascii="Arial" w:hAnsi="Arial"/>
-                <w:sz w:val="16"/>
-              </w:rPr>
-              <w:t>1</w:t>
-            </w:r>
-          </w:p>
-        </w:tc>
-        <w:tc>
-          <w:tcPr>
-            <w:tcW w:type="dxa" w:w="1002"/>
-          </w:tcPr>
-          <w:p>
-            <w:r>
-              <w:rPr>
-                <w:rFonts w:ascii="Arial" w:hAnsi="Arial"/>
-                <w:sz w:val="16"/>
-              </w:rPr>
-              <w:t>-12.0</w:t>
-            </w:r>
-          </w:p>
-        </w:tc>
-        <w:tc>
-          <w:tcPr>
-            <w:tcW w:type="dxa" w:w="1002"/>
-          </w:tcPr>
-          <w:p>
-            <w:r>
-              <w:rPr>
-                <w:rFonts w:ascii="Arial" w:hAnsi="Arial"/>
-                <w:sz w:val="16"/>
-              </w:rPr>
-              <w:t>-22.5</w:t>
-            </w:r>
-          </w:p>
-        </w:tc>
-        <w:tc>
-          <w:tcPr>
-            <w:tcW w:type="dxa" w:w="1002"/>
-          </w:tcPr>
-          <w:p>
-            <w:r>
-              <w:rPr>
-                <w:rFonts w:ascii="Arial" w:hAnsi="Arial"/>
-                <w:sz w:val="16"/>
-              </w:rPr>
-              <w:t>-10.5</w:t>
-            </w:r>
-          </w:p>
-        </w:tc>
-        <w:tc>
-          <w:tcPr>
-            <w:tcW w:type="dxa" w:w="1002"/>
-          </w:tcPr>
-          <w:p>
-            <w:r>
-              <w:rPr>
-                <w:rFonts w:ascii="Arial" w:hAnsi="Arial"/>
-                <w:sz w:val="16"/>
-              </w:rPr>
-              <w:t>-8.5</w:t>
-            </w:r>
-          </w:p>
-        </w:tc>
-        <w:tc>
-          <w:tcPr>
-            <w:tcW w:type="dxa" w:w="1002"/>
-          </w:tcPr>
-          <w:p>
-            <w:r>
-              <w:rPr>
-                <w:rFonts w:ascii="Arial" w:hAnsi="Arial"/>
-                <w:sz w:val="16"/>
-              </w:rPr>
-              <w:t>-15.0</w:t>
-            </w:r>
-          </w:p>
-        </w:tc>
-        <w:tc>
-          <w:tcPr>
-            <w:tcW w:type="dxa" w:w="1002"/>
-          </w:tcPr>
-          <w:p>
-            <w:r>
-              <w:rPr>
-                <w:rFonts w:ascii="Arial" w:hAnsi="Arial"/>
-                <w:sz w:val="16"/>
-              </w:rPr>
-              <w:t>-6.5</w:t>
-            </w:r>
-          </w:p>
-        </w:tc>
-        <w:tc>
-          <w:tcPr>
-            <w:tcW w:type="dxa" w:w="1002"/>
-          </w:tcPr>
-          <w:p>
-            <w:r>
-              <w:rPr>
-                <w:rFonts w:ascii="Arial" w:hAnsi="Arial"/>
-                <w:sz w:val="16"/>
-              </w:rPr>
-              <w:t>-3.5</w:t>
-            </w:r>
-          </w:p>
-        </w:tc>
-        <w:tc>
-          <w:tcPr>
-            <w:tcW w:type="dxa" w:w="1002"/>
-          </w:tcPr>
-          <w:p>
-            <w:r>
-              <w:rPr>
-                <w:rFonts w:ascii="Arial" w:hAnsi="Arial"/>
-                <w:sz w:val="16"/>
-              </w:rPr>
-              <w:t>-7.5</w:t>
-            </w:r>
-          </w:p>
-        </w:tc>
-        <w:tc>
-          <w:tcPr>
-            <w:tcW w:type="dxa" w:w="1002"/>
-          </w:tcPr>
-          <w:p>
-            <w:r>
-              <w:rPr>
-                <w:rFonts w:ascii="Arial" w:hAnsi="Arial"/>
-                <w:sz w:val="16"/>
-              </w:rPr>
-              <w:t>-4.0</w:t>
-            </w:r>
-          </w:p>
-        </w:tc>
-        <w:tc>
-          <w:tcPr>
-            <w:tcW w:type="dxa" w:w="1002"/>
-          </w:tcPr>
-          <w:p>
-            <w:r>
-              <w:rPr>
-                <w:rFonts w:ascii="Arial" w:hAnsi="Arial"/>
-                <w:sz w:val="16"/>
-              </w:rPr>
-              <w:t>21</w:t>
-            </w:r>
-          </w:p>
-        </w:tc>
-        <w:tc>
-          <w:tcPr>
-            <w:tcW w:type="dxa" w:w="1002"/>
-          </w:tcPr>
-          <w:p>
-            <w:r>
-              <w:rPr>
-                <w:rFonts w:ascii="Arial" w:hAnsi="Arial"/>
-                <w:sz w:val="16"/>
-              </w:rPr>
-              <w:t>28</w:t>
-            </w:r>
-          </w:p>
-        </w:tc>
-        <w:tc>
-          <w:tcPr>
-            <w:tcW w:type="dxa" w:w="1002"/>
-          </w:tcPr>
-          <w:p>
-            <w:r>
-              <w:rPr>
-                <w:rFonts w:ascii="Arial" w:hAnsi="Arial"/>
-                <w:sz w:val="16"/>
-              </w:rPr>
-              <w:t>24</w:t>
+            <w:tcW w:type="dxa" w:w="1656"/>
+          </w:tcPr>
+          <w:p>
+            <w:r>
+              <w:rPr>
+                <w:rFonts w:ascii="Arial" w:hAnsi="Arial"/>
+                <w:sz w:val="18"/>
+              </w:rPr>
+              <w:t>Boudh</w:t>
+            </w:r>
+          </w:p>
+        </w:tc>
+        <w:tc>
+          <w:tcPr>
+            <w:tcW w:type="dxa" w:w="1656"/>
+          </w:tcPr>
+          <w:p>
+            <w:r>
+              <w:rPr>
+                <w:rFonts w:ascii="Arial" w:hAnsi="Arial"/>
+                <w:sz w:val="18"/>
+              </w:rPr>
+              <w:t>Agronomic transplanting (Jun-early Aug)</w:t>
+            </w:r>
+          </w:p>
+        </w:tc>
+        <w:tc>
+          <w:tcPr>
+            <w:tcW w:type="dxa" w:w="1656"/>
+          </w:tcPr>
+          <w:p>
+            <w:r>
+              <w:rPr>
+                <w:rFonts w:ascii="Arial" w:hAnsi="Arial"/>
+                <w:sz w:val="18"/>
+              </w:rPr>
+              <w:t>5</w:t>
+            </w:r>
+          </w:p>
+        </w:tc>
+        <w:tc>
+          <w:tcPr>
+            <w:tcW w:type="dxa" w:w="1656"/>
+          </w:tcPr>
+          <w:p>
+            <w:r>
+              <w:rPr>
+                <w:rFonts w:ascii="Arial" w:hAnsi="Arial"/>
+                <w:sz w:val="18"/>
+              </w:rPr>
+              <w:t>-13.93</w:t>
+            </w:r>
+          </w:p>
+        </w:tc>
+        <w:tc>
+          <w:tcPr>
+            <w:tcW w:type="dxa" w:w="1656"/>
+          </w:tcPr>
+          <w:p>
+            <w:r>
+              <w:rPr>
+                <w:rFonts w:ascii="Arial" w:hAnsi="Arial"/>
+                <w:sz w:val="18"/>
+              </w:rPr>
+              <w:t>-7.32</w:t>
+            </w:r>
+          </w:p>
+        </w:tc>
+        <w:tc>
+          <w:tcPr>
+            <w:tcW w:type="dxa" w:w="1656"/>
+          </w:tcPr>
+          <w:p>
+            <w:r>
+              <w:rPr>
+                <w:rFonts w:ascii="Arial" w:hAnsi="Arial"/>
+                <w:sz w:val="18"/>
+              </w:rPr>
+              <w:t>0.226</w:t>
             </w:r>
           </w:p>
         </w:tc>
@@ -31526,227 +31151,2174 @@
       <w:tr>
         <w:tc>
           <w:tcPr>
-            <w:tcW w:type="dxa" w:w="1002"/>
-          </w:tcPr>
-          <w:p>
-            <w:r>
-              <w:rPr>
-                <w:rFonts w:ascii="Arial" w:hAnsi="Arial"/>
-                <w:sz w:val="16"/>
-              </w:rPr>
-              <w:t>Freshwater rainfall (Bulbul-class)</w:t>
-            </w:r>
-          </w:p>
-        </w:tc>
-        <w:tc>
-          <w:tcPr>
-            <w:tcW w:type="dxa" w:w="1002"/>
-          </w:tcPr>
-          <w:p>
-            <w:r>
-              <w:rPr>
-                <w:rFonts w:ascii="Arial" w:hAnsi="Arial"/>
-                <w:sz w:val="16"/>
-              </w:rPr>
-              <w:t>313</w:t>
-            </w:r>
-          </w:p>
-        </w:tc>
-        <w:tc>
-          <w:tcPr>
-            <w:tcW w:type="dxa" w:w="1002"/>
-          </w:tcPr>
-          <w:p>
-            <w:r>
-              <w:rPr>
-                <w:rFonts w:ascii="Arial" w:hAnsi="Arial"/>
-                <w:sz w:val="16"/>
-              </w:rPr>
-              <w:t>2</w:t>
-            </w:r>
-          </w:p>
-        </w:tc>
-        <w:tc>
-          <w:tcPr>
-            <w:tcW w:type="dxa" w:w="1002"/>
-          </w:tcPr>
-          <w:p>
-            <w:r>
-              <w:rPr>
-                <w:rFonts w:ascii="Arial" w:hAnsi="Arial"/>
-                <w:sz w:val="16"/>
-              </w:rPr>
-              <w:t>-13.5</w:t>
-            </w:r>
-          </w:p>
-        </w:tc>
-        <w:tc>
-          <w:tcPr>
-            <w:tcW w:type="dxa" w:w="1002"/>
-          </w:tcPr>
-          <w:p>
-            <w:r>
-              <w:rPr>
-                <w:rFonts w:ascii="Arial" w:hAnsi="Arial"/>
-                <w:sz w:val="16"/>
-              </w:rPr>
-              <w:t>-16.5</w:t>
-            </w:r>
-          </w:p>
-        </w:tc>
-        <w:tc>
-          <w:tcPr>
-            <w:tcW w:type="dxa" w:w="1002"/>
-          </w:tcPr>
-          <w:p>
-            <w:r>
-              <w:rPr>
-                <w:rFonts w:ascii="Arial" w:hAnsi="Arial"/>
-                <w:sz w:val="16"/>
-              </w:rPr>
-              <w:t>-3.0</w:t>
-            </w:r>
-          </w:p>
-        </w:tc>
-        <w:tc>
-          <w:tcPr>
-            <w:tcW w:type="dxa" w:w="1002"/>
-          </w:tcPr>
-          <w:p>
-            <w:r>
-              <w:rPr>
-                <w:rFonts w:ascii="Arial" w:hAnsi="Arial"/>
-                <w:sz w:val="16"/>
-              </w:rPr>
-              <w:t>-8.5</w:t>
-            </w:r>
-          </w:p>
-        </w:tc>
-        <w:tc>
-          <w:tcPr>
-            <w:tcW w:type="dxa" w:w="1002"/>
-          </w:tcPr>
-          <w:p>
-            <w:r>
-              <w:rPr>
-                <w:rFonts w:ascii="Arial" w:hAnsi="Arial"/>
-                <w:sz w:val="16"/>
-              </w:rPr>
-              <w:t>-10.0</w:t>
-            </w:r>
-          </w:p>
-        </w:tc>
-        <w:tc>
-          <w:tcPr>
-            <w:tcW w:type="dxa" w:w="1002"/>
-          </w:tcPr>
-          <w:p>
-            <w:r>
-              <w:rPr>
-                <w:rFonts w:ascii="Arial" w:hAnsi="Arial"/>
-                <w:sz w:val="16"/>
-              </w:rPr>
-              <w:t>-1.5</w:t>
-            </w:r>
-          </w:p>
-        </w:tc>
-        <w:tc>
-          <w:tcPr>
-            <w:tcW w:type="dxa" w:w="1002"/>
-          </w:tcPr>
-          <w:p>
-            <w:r>
-              <w:rPr>
-                <w:rFonts w:ascii="Arial" w:hAnsi="Arial"/>
-                <w:sz w:val="16"/>
-              </w:rPr>
-              <w:t>-5.0</w:t>
-            </w:r>
-          </w:p>
-        </w:tc>
-        <w:tc>
-          <w:tcPr>
-            <w:tcW w:type="dxa" w:w="1002"/>
-          </w:tcPr>
-          <w:p>
-            <w:r>
-              <w:rPr>
-                <w:rFonts w:ascii="Arial" w:hAnsi="Arial"/>
-                <w:sz w:val="16"/>
-              </w:rPr>
-              <w:t>-6.5</w:t>
-            </w:r>
-          </w:p>
-        </w:tc>
-        <w:tc>
-          <w:tcPr>
-            <w:tcW w:type="dxa" w:w="1002"/>
-          </w:tcPr>
-          <w:p>
-            <w:r>
-              <w:rPr>
-                <w:rFonts w:ascii="Arial" w:hAnsi="Arial"/>
-                <w:sz w:val="16"/>
-              </w:rPr>
-              <w:t>-1.5</w:t>
-            </w:r>
-          </w:p>
-        </w:tc>
-        <w:tc>
-          <w:tcPr>
-            <w:tcW w:type="dxa" w:w="1002"/>
-          </w:tcPr>
-          <w:p>
-            <w:r>
-              <w:rPr>
-                <w:rFonts w:ascii="Arial" w:hAnsi="Arial"/>
-                <w:sz w:val="16"/>
-              </w:rPr>
-              <w:t>10</w:t>
-            </w:r>
-          </w:p>
-        </w:tc>
-        <w:tc>
-          <w:tcPr>
-            <w:tcW w:type="dxa" w:w="1002"/>
-          </w:tcPr>
-          <w:p>
-            <w:r>
-              <w:rPr>
-                <w:rFonts w:ascii="Arial" w:hAnsi="Arial"/>
-                <w:sz w:val="16"/>
-              </w:rPr>
-              <w:t>8</w:t>
-            </w:r>
-          </w:p>
-        </w:tc>
-        <w:tc>
-          <w:tcPr>
-            <w:tcW w:type="dxa" w:w="1002"/>
-          </w:tcPr>
-          <w:p>
-            <w:r>
-              <w:rPr>
-                <w:rFonts w:ascii="Arial" w:hAnsi="Arial"/>
-                <w:sz w:val="16"/>
-              </w:rPr>
-              <w:t>9</w:t>
+            <w:tcW w:type="dxa" w:w="1656"/>
+          </w:tcPr>
+          <w:p>
+            <w:r>
+              <w:rPr>
+                <w:rFonts w:ascii="Arial" w:hAnsi="Arial"/>
+                <w:sz w:val="18"/>
+              </w:rPr>
+              <w:t>Boudh</w:t>
+            </w:r>
+          </w:p>
+        </w:tc>
+        <w:tc>
+          <w:tcPr>
+            <w:tcW w:type="dxa" w:w="1656"/>
+          </w:tcPr>
+          <w:p>
+            <w:r>
+              <w:rPr>
+                <w:rFonts w:ascii="Arial" w:hAnsi="Arial"/>
+                <w:sz w:val="18"/>
+              </w:rPr>
+              <w:t>Peak canopy (mid-Aug-late Sep)</w:t>
+            </w:r>
+          </w:p>
+        </w:tc>
+        <w:tc>
+          <w:tcPr>
+            <w:tcW w:type="dxa" w:w="1656"/>
+          </w:tcPr>
+          <w:p>
+            <w:r>
+              <w:rPr>
+                <w:rFonts w:ascii="Arial" w:hAnsi="Arial"/>
+                <w:sz w:val="18"/>
+              </w:rPr>
+              <w:t>4</w:t>
+            </w:r>
+          </w:p>
+        </w:tc>
+        <w:tc>
+          <w:tcPr>
+            <w:tcW w:type="dxa" w:w="1656"/>
+          </w:tcPr>
+          <w:p>
+            <w:r>
+              <w:rPr>
+                <w:rFonts w:ascii="Arial" w:hAnsi="Arial"/>
+                <w:sz w:val="18"/>
+              </w:rPr>
+              <w:t>-13.79</w:t>
+            </w:r>
+          </w:p>
+        </w:tc>
+        <w:tc>
+          <w:tcPr>
+            <w:tcW w:type="dxa" w:w="1656"/>
+          </w:tcPr>
+          <w:p>
+            <w:r>
+              <w:rPr>
+                <w:rFonts w:ascii="Arial" w:hAnsi="Arial"/>
+                <w:sz w:val="18"/>
+              </w:rPr>
+              <w:t>-6.94</w:t>
+            </w:r>
+          </w:p>
+        </w:tc>
+        <w:tc>
+          <w:tcPr>
+            <w:tcW w:type="dxa" w:w="1656"/>
+          </w:tcPr>
+          <w:p>
+            <w:r>
+              <w:rPr>
+                <w:rFonts w:ascii="Arial" w:hAnsi="Arial"/>
+                <w:sz w:val="18"/>
+              </w:rPr>
+              <w:t>0.215</w:t>
+            </w:r>
+          </w:p>
+        </w:tc>
+      </w:tr>
+      <w:tr>
+        <w:tc>
+          <w:tcPr>
+            <w:tcW w:type="dxa" w:w="1656"/>
+          </w:tcPr>
+          <w:p>
+            <w:r>
+              <w:rPr>
+                <w:rFonts w:ascii="Arial" w:hAnsi="Arial"/>
+                <w:sz w:val="18"/>
+              </w:rPr>
+              <w:t>Boudh</w:t>
+            </w:r>
+          </w:p>
+        </w:tc>
+        <w:tc>
+          <w:tcPr>
+            <w:tcW w:type="dxa" w:w="1656"/>
+          </w:tcPr>
+          <w:p>
+            <w:r>
+              <w:rPr>
+                <w:rFonts w:ascii="Arial" w:hAnsi="Arial"/>
+                <w:sz w:val="18"/>
+              </w:rPr>
+              <w:t>Bulbul event window (Nov 1-21)</w:t>
+            </w:r>
+          </w:p>
+        </w:tc>
+        <w:tc>
+          <w:tcPr>
+            <w:tcW w:type="dxa" w:w="1656"/>
+          </w:tcPr>
+          <w:p>
+            <w:r>
+              <w:rPr>
+                <w:rFonts w:ascii="Arial" w:hAnsi="Arial"/>
+                <w:sz w:val="18"/>
+              </w:rPr>
+              <w:t>3</w:t>
+            </w:r>
+          </w:p>
+        </w:tc>
+        <w:tc>
+          <w:tcPr>
+            <w:tcW w:type="dxa" w:w="1656"/>
+          </w:tcPr>
+          <w:p>
+            <w:r>
+              <w:rPr>
+                <w:rFonts w:ascii="Arial" w:hAnsi="Arial"/>
+                <w:sz w:val="18"/>
+              </w:rPr>
+              <w:t>-13.77</w:t>
+            </w:r>
+          </w:p>
+        </w:tc>
+        <w:tc>
+          <w:tcPr>
+            <w:tcW w:type="dxa" w:w="1656"/>
+          </w:tcPr>
+          <w:p>
+            <w:r>
+              <w:rPr>
+                <w:rFonts w:ascii="Arial" w:hAnsi="Arial"/>
+                <w:sz w:val="18"/>
+              </w:rPr>
+              <w:t>-7.37</w:t>
+            </w:r>
+          </w:p>
+        </w:tc>
+        <w:tc>
+          <w:tcPr>
+            <w:tcW w:type="dxa" w:w="1656"/>
+          </w:tcPr>
+          <w:p>
+            <w:r>
+              <w:rPr>
+                <w:rFonts w:ascii="Arial" w:hAnsi="Arial"/>
+                <w:sz w:val="18"/>
+              </w:rPr>
+              <w:t>0.238</w:t>
+            </w:r>
+          </w:p>
+        </w:tc>
+      </w:tr>
+      <w:tr>
+        <w:tc>
+          <w:tcPr>
+            <w:tcW w:type="dxa" w:w="1656"/>
+          </w:tcPr>
+          <w:p>
+            <w:r>
+              <w:rPr>
+                <w:rFonts w:ascii="Arial" w:hAnsi="Arial"/>
+                <w:sz w:val="18"/>
+              </w:rPr>
+              <w:t>Ganjam</w:t>
+            </w:r>
+          </w:p>
+        </w:tc>
+        <w:tc>
+          <w:tcPr>
+            <w:tcW w:type="dxa" w:w="1656"/>
+          </w:tcPr>
+          <w:p>
+            <w:r>
+              <w:rPr>
+                <w:rFonts w:ascii="Arial" w:hAnsi="Arial"/>
+                <w:sz w:val="18"/>
+              </w:rPr>
+              <w:t>Pre-transplant baseline (May)</w:t>
+            </w:r>
+          </w:p>
+        </w:tc>
+        <w:tc>
+          <w:tcPr>
+            <w:tcW w:type="dxa" w:w="1656"/>
+          </w:tcPr>
+          <w:p>
+            <w:r>
+              <w:rPr>
+                <w:rFonts w:ascii="Arial" w:hAnsi="Arial"/>
+                <w:sz w:val="18"/>
+              </w:rPr>
+              <w:t>3</w:t>
+            </w:r>
+          </w:p>
+        </w:tc>
+        <w:tc>
+          <w:tcPr>
+            <w:tcW w:type="dxa" w:w="1656"/>
+          </w:tcPr>
+          <w:p>
+            <w:r>
+              <w:rPr>
+                <w:rFonts w:ascii="Arial" w:hAnsi="Arial"/>
+                <w:sz w:val="18"/>
+              </w:rPr>
+              <w:t>-13.63</w:t>
+            </w:r>
+          </w:p>
+        </w:tc>
+        <w:tc>
+          <w:tcPr>
+            <w:tcW w:type="dxa" w:w="1656"/>
+          </w:tcPr>
+          <w:p>
+            <w:r>
+              <w:rPr>
+                <w:rFonts w:ascii="Arial" w:hAnsi="Arial"/>
+                <w:sz w:val="18"/>
+              </w:rPr>
+              <w:t>-7.13</w:t>
+            </w:r>
+          </w:p>
+        </w:tc>
+        <w:tc>
+          <w:tcPr>
+            <w:tcW w:type="dxa" w:w="1656"/>
+          </w:tcPr>
+          <w:p>
+            <w:r>
+              <w:rPr>
+                <w:rFonts w:ascii="Arial" w:hAnsi="Arial"/>
+                <w:sz w:val="18"/>
+              </w:rPr>
+              <w:t>0.232</w:t>
+            </w:r>
+          </w:p>
+        </w:tc>
+      </w:tr>
+      <w:tr>
+        <w:tc>
+          <w:tcPr>
+            <w:tcW w:type="dxa" w:w="1656"/>
+          </w:tcPr>
+          <w:p>
+            <w:r>
+              <w:rPr>
+                <w:rFonts w:ascii="Arial" w:hAnsi="Arial"/>
+                <w:sz w:val="18"/>
+              </w:rPr>
+              <w:t>Ganjam</w:t>
+            </w:r>
+          </w:p>
+        </w:tc>
+        <w:tc>
+          <w:tcPr>
+            <w:tcW w:type="dxa" w:w="1656"/>
+          </w:tcPr>
+          <w:p>
+            <w:r>
+              <w:rPr>
+                <w:rFonts w:ascii="Arial" w:hAnsi="Arial"/>
+                <w:sz w:val="18"/>
+              </w:rPr>
+              <w:t>Agronomic transplanting (Jun-early Aug)</w:t>
+            </w:r>
+          </w:p>
+        </w:tc>
+        <w:tc>
+          <w:tcPr>
+            <w:tcW w:type="dxa" w:w="1656"/>
+          </w:tcPr>
+          <w:p>
+            <w:r>
+              <w:rPr>
+                <w:rFonts w:ascii="Arial" w:hAnsi="Arial"/>
+                <w:sz w:val="18"/>
+              </w:rPr>
+              <w:t>5</w:t>
+            </w:r>
+          </w:p>
+        </w:tc>
+        <w:tc>
+          <w:tcPr>
+            <w:tcW w:type="dxa" w:w="1656"/>
+          </w:tcPr>
+          <w:p>
+            <w:r>
+              <w:rPr>
+                <w:rFonts w:ascii="Arial" w:hAnsi="Arial"/>
+                <w:sz w:val="18"/>
+              </w:rPr>
+              <w:t>-13.56</w:t>
+            </w:r>
+          </w:p>
+        </w:tc>
+        <w:tc>
+          <w:tcPr>
+            <w:tcW w:type="dxa" w:w="1656"/>
+          </w:tcPr>
+          <w:p>
+            <w:r>
+              <w:rPr>
+                <w:rFonts w:ascii="Arial" w:hAnsi="Arial"/>
+                <w:sz w:val="18"/>
+              </w:rPr>
+              <w:t>-7.04</w:t>
+            </w:r>
+          </w:p>
+        </w:tc>
+        <w:tc>
+          <w:tcPr>
+            <w:tcW w:type="dxa" w:w="1656"/>
+          </w:tcPr>
+          <w:p>
+            <w:r>
+              <w:rPr>
+                <w:rFonts w:ascii="Arial" w:hAnsi="Arial"/>
+                <w:sz w:val="18"/>
+              </w:rPr>
+              <w:t>0.230</w:t>
+            </w:r>
+          </w:p>
+        </w:tc>
+      </w:tr>
+      <w:tr>
+        <w:tc>
+          <w:tcPr>
+            <w:tcW w:type="dxa" w:w="1656"/>
+          </w:tcPr>
+          <w:p>
+            <w:r>
+              <w:rPr>
+                <w:rFonts w:ascii="Arial" w:hAnsi="Arial"/>
+                <w:sz w:val="18"/>
+              </w:rPr>
+              <w:t>Ganjam</w:t>
+            </w:r>
+          </w:p>
+        </w:tc>
+        <w:tc>
+          <w:tcPr>
+            <w:tcW w:type="dxa" w:w="1656"/>
+          </w:tcPr>
+          <w:p>
+            <w:r>
+              <w:rPr>
+                <w:rFonts w:ascii="Arial" w:hAnsi="Arial"/>
+                <w:sz w:val="18"/>
+              </w:rPr>
+              <w:t>Peak canopy (mid-Aug-late Sep)</w:t>
+            </w:r>
+          </w:p>
+        </w:tc>
+        <w:tc>
+          <w:tcPr>
+            <w:tcW w:type="dxa" w:w="1656"/>
+          </w:tcPr>
+          <w:p>
+            <w:r>
+              <w:rPr>
+                <w:rFonts w:ascii="Arial" w:hAnsi="Arial"/>
+                <w:sz w:val="18"/>
+              </w:rPr>
+              <w:t>4</w:t>
+            </w:r>
+          </w:p>
+        </w:tc>
+        <w:tc>
+          <w:tcPr>
+            <w:tcW w:type="dxa" w:w="1656"/>
+          </w:tcPr>
+          <w:p>
+            <w:r>
+              <w:rPr>
+                <w:rFonts w:ascii="Arial" w:hAnsi="Arial"/>
+                <w:sz w:val="18"/>
+              </w:rPr>
+              <w:t>-13.65</w:t>
+            </w:r>
+          </w:p>
+        </w:tc>
+        <w:tc>
+          <w:tcPr>
+            <w:tcW w:type="dxa" w:w="1656"/>
+          </w:tcPr>
+          <w:p>
+            <w:r>
+              <w:rPr>
+                <w:rFonts w:ascii="Arial" w:hAnsi="Arial"/>
+                <w:sz w:val="18"/>
+              </w:rPr>
+              <w:t>-6.67</w:t>
+            </w:r>
+          </w:p>
+        </w:tc>
+        <w:tc>
+          <w:tcPr>
+            <w:tcW w:type="dxa" w:w="1656"/>
+          </w:tcPr>
+          <w:p>
+            <w:r>
+              <w:rPr>
+                <w:rFonts w:ascii="Arial" w:hAnsi="Arial"/>
+                <w:sz w:val="18"/>
+              </w:rPr>
+              <w:t>0.210</w:t>
+            </w:r>
+          </w:p>
+        </w:tc>
+      </w:tr>
+      <w:tr>
+        <w:tc>
+          <w:tcPr>
+            <w:tcW w:type="dxa" w:w="1656"/>
+          </w:tcPr>
+          <w:p>
+            <w:r>
+              <w:rPr>
+                <w:rFonts w:ascii="Arial" w:hAnsi="Arial"/>
+                <w:sz w:val="18"/>
+              </w:rPr>
+              <w:t>Ganjam</w:t>
+            </w:r>
+          </w:p>
+        </w:tc>
+        <w:tc>
+          <w:tcPr>
+            <w:tcW w:type="dxa" w:w="1656"/>
+          </w:tcPr>
+          <w:p>
+            <w:r>
+              <w:rPr>
+                <w:rFonts w:ascii="Arial" w:hAnsi="Arial"/>
+                <w:sz w:val="18"/>
+              </w:rPr>
+              <w:t>Bulbul event window (Nov 1-21)</w:t>
+            </w:r>
+          </w:p>
+        </w:tc>
+        <w:tc>
+          <w:tcPr>
+            <w:tcW w:type="dxa" w:w="1656"/>
+          </w:tcPr>
+          <w:p>
+            <w:r>
+              <w:rPr>
+                <w:rFonts w:ascii="Arial" w:hAnsi="Arial"/>
+                <w:sz w:val="18"/>
+              </w:rPr>
+              <w:t>3</w:t>
+            </w:r>
+          </w:p>
+        </w:tc>
+        <w:tc>
+          <w:tcPr>
+            <w:tcW w:type="dxa" w:w="1656"/>
+          </w:tcPr>
+          <w:p>
+            <w:r>
+              <w:rPr>
+                <w:rFonts w:ascii="Arial" w:hAnsi="Arial"/>
+                <w:sz w:val="18"/>
+              </w:rPr>
+              <w:t>-13.57</w:t>
+            </w:r>
+          </w:p>
+        </w:tc>
+        <w:tc>
+          <w:tcPr>
+            <w:tcW w:type="dxa" w:w="1656"/>
+          </w:tcPr>
+          <w:p>
+            <w:r>
+              <w:rPr>
+                <w:rFonts w:ascii="Arial" w:hAnsi="Arial"/>
+                <w:sz w:val="18"/>
+              </w:rPr>
+              <w:t>-7.55</w:t>
+            </w:r>
+          </w:p>
+        </w:tc>
+        <w:tc>
+          <w:tcPr>
+            <w:tcW w:type="dxa" w:w="1656"/>
+          </w:tcPr>
+          <w:p>
+            <w:r>
+              <w:rPr>
+                <w:rFonts w:ascii="Arial" w:hAnsi="Arial"/>
+                <w:sz w:val="18"/>
+              </w:rPr>
+              <w:t>0.260</w:t>
+            </w:r>
+          </w:p>
+        </w:tc>
+      </w:tr>
+      <w:tr>
+        <w:tc>
+          <w:tcPr>
+            <w:tcW w:type="dxa" w:w="1656"/>
+          </w:tcPr>
+          <w:p>
+            <w:r>
+              <w:rPr>
+                <w:rFonts w:ascii="Arial" w:hAnsi="Arial"/>
+                <w:sz w:val="18"/>
+              </w:rPr>
+              <w:t>Khordha</w:t>
+            </w:r>
+          </w:p>
+        </w:tc>
+        <w:tc>
+          <w:tcPr>
+            <w:tcW w:type="dxa" w:w="1656"/>
+          </w:tcPr>
+          <w:p>
+            <w:r>
+              <w:rPr>
+                <w:rFonts w:ascii="Arial" w:hAnsi="Arial"/>
+                <w:sz w:val="18"/>
+              </w:rPr>
+              <w:t>Pre-transplant baseline (May)</w:t>
+            </w:r>
+          </w:p>
+        </w:tc>
+        <w:tc>
+          <w:tcPr>
+            <w:tcW w:type="dxa" w:w="1656"/>
+          </w:tcPr>
+          <w:p>
+            <w:r>
+              <w:rPr>
+                <w:rFonts w:ascii="Arial" w:hAnsi="Arial"/>
+                <w:sz w:val="18"/>
+              </w:rPr>
+              <w:t>4</w:t>
+            </w:r>
+          </w:p>
+        </w:tc>
+        <w:tc>
+          <w:tcPr>
+            <w:tcW w:type="dxa" w:w="1656"/>
+          </w:tcPr>
+          <w:p>
+            <w:r>
+              <w:rPr>
+                <w:rFonts w:ascii="Arial" w:hAnsi="Arial"/>
+                <w:sz w:val="18"/>
+              </w:rPr>
+              <w:t>-15.05</w:t>
+            </w:r>
+          </w:p>
+        </w:tc>
+        <w:tc>
+          <w:tcPr>
+            <w:tcW w:type="dxa" w:w="1656"/>
+          </w:tcPr>
+          <w:p>
+            <w:r>
+              <w:rPr>
+                <w:rFonts w:ascii="Arial" w:hAnsi="Arial"/>
+                <w:sz w:val="18"/>
+              </w:rPr>
+              <w:t>-8.75</w:t>
+            </w:r>
+          </w:p>
+        </w:tc>
+        <w:tc>
+          <w:tcPr>
+            <w:tcW w:type="dxa" w:w="1656"/>
+          </w:tcPr>
+          <w:p>
+            <w:r>
+              <w:rPr>
+                <w:rFonts w:ascii="Arial" w:hAnsi="Arial"/>
+                <w:sz w:val="18"/>
+              </w:rPr>
+              <w:t>0.245</w:t>
+            </w:r>
+          </w:p>
+        </w:tc>
+      </w:tr>
+      <w:tr>
+        <w:tc>
+          <w:tcPr>
+            <w:tcW w:type="dxa" w:w="1656"/>
+          </w:tcPr>
+          <w:p>
+            <w:r>
+              <w:rPr>
+                <w:rFonts w:ascii="Arial" w:hAnsi="Arial"/>
+                <w:sz w:val="18"/>
+              </w:rPr>
+              <w:t>Khordha</w:t>
+            </w:r>
+          </w:p>
+        </w:tc>
+        <w:tc>
+          <w:tcPr>
+            <w:tcW w:type="dxa" w:w="1656"/>
+          </w:tcPr>
+          <w:p>
+            <w:r>
+              <w:rPr>
+                <w:rFonts w:ascii="Arial" w:hAnsi="Arial"/>
+                <w:sz w:val="18"/>
+              </w:rPr>
+              <w:t>Agronomic transplanting (Jun-early Aug)</w:t>
+            </w:r>
+          </w:p>
+        </w:tc>
+        <w:tc>
+          <w:tcPr>
+            <w:tcW w:type="dxa" w:w="1656"/>
+          </w:tcPr>
+          <w:p>
+            <w:r>
+              <w:rPr>
+                <w:rFonts w:ascii="Arial" w:hAnsi="Arial"/>
+                <w:sz w:val="18"/>
+              </w:rPr>
+              <w:t>5</w:t>
+            </w:r>
+          </w:p>
+        </w:tc>
+        <w:tc>
+          <w:tcPr>
+            <w:tcW w:type="dxa" w:w="1656"/>
+          </w:tcPr>
+          <w:p>
+            <w:r>
+              <w:rPr>
+                <w:rFonts w:ascii="Arial" w:hAnsi="Arial"/>
+                <w:sz w:val="18"/>
+              </w:rPr>
+              <w:t>-14.24</w:t>
+            </w:r>
+          </w:p>
+        </w:tc>
+        <w:tc>
+          <w:tcPr>
+            <w:tcW w:type="dxa" w:w="1656"/>
+          </w:tcPr>
+          <w:p>
+            <w:r>
+              <w:rPr>
+                <w:rFonts w:ascii="Arial" w:hAnsi="Arial"/>
+                <w:sz w:val="18"/>
+              </w:rPr>
+              <w:t>-7.47</w:t>
+            </w:r>
+          </w:p>
+        </w:tc>
+        <w:tc>
+          <w:tcPr>
+            <w:tcW w:type="dxa" w:w="1656"/>
+          </w:tcPr>
+          <w:p>
+            <w:r>
+              <w:rPr>
+                <w:rFonts w:ascii="Arial" w:hAnsi="Arial"/>
+                <w:sz w:val="18"/>
+              </w:rPr>
+              <w:t>0.223</w:t>
+            </w:r>
+          </w:p>
+        </w:tc>
+      </w:tr>
+      <w:tr>
+        <w:tc>
+          <w:tcPr>
+            <w:tcW w:type="dxa" w:w="1656"/>
+          </w:tcPr>
+          <w:p>
+            <w:r>
+              <w:rPr>
+                <w:rFonts w:ascii="Arial" w:hAnsi="Arial"/>
+                <w:sz w:val="18"/>
+              </w:rPr>
+              <w:t>Khordha</w:t>
+            </w:r>
+          </w:p>
+        </w:tc>
+        <w:tc>
+          <w:tcPr>
+            <w:tcW w:type="dxa" w:w="1656"/>
+          </w:tcPr>
+          <w:p>
+            <w:r>
+              <w:rPr>
+                <w:rFonts w:ascii="Arial" w:hAnsi="Arial"/>
+                <w:sz w:val="18"/>
+              </w:rPr>
+              <w:t>Peak canopy (mid-Aug-late Sep)</w:t>
+            </w:r>
+          </w:p>
+        </w:tc>
+        <w:tc>
+          <w:tcPr>
+            <w:tcW w:type="dxa" w:w="1656"/>
+          </w:tcPr>
+          <w:p>
+            <w:r>
+              <w:rPr>
+                <w:rFonts w:ascii="Arial" w:hAnsi="Arial"/>
+                <w:sz w:val="18"/>
+              </w:rPr>
+              <w:t>4</w:t>
+            </w:r>
+          </w:p>
+        </w:tc>
+        <w:tc>
+          <w:tcPr>
+            <w:tcW w:type="dxa" w:w="1656"/>
+          </w:tcPr>
+          <w:p>
+            <w:r>
+              <w:rPr>
+                <w:rFonts w:ascii="Arial" w:hAnsi="Arial"/>
+                <w:sz w:val="18"/>
+              </w:rPr>
+              <w:t>-14.27</w:t>
+            </w:r>
+          </w:p>
+        </w:tc>
+        <w:tc>
+          <w:tcPr>
+            <w:tcW w:type="dxa" w:w="1656"/>
+          </w:tcPr>
+          <w:p>
+            <w:r>
+              <w:rPr>
+                <w:rFonts w:ascii="Arial" w:hAnsi="Arial"/>
+                <w:sz w:val="18"/>
+              </w:rPr>
+              <w:t>-7.32</w:t>
+            </w:r>
+          </w:p>
+        </w:tc>
+        <w:tc>
+          <w:tcPr>
+            <w:tcW w:type="dxa" w:w="1656"/>
+          </w:tcPr>
+          <w:p>
+            <w:r>
+              <w:rPr>
+                <w:rFonts w:ascii="Arial" w:hAnsi="Arial"/>
+                <w:sz w:val="18"/>
+              </w:rPr>
+              <w:t>0.216</w:t>
+            </w:r>
+          </w:p>
+        </w:tc>
+      </w:tr>
+      <w:tr>
+        <w:tc>
+          <w:tcPr>
+            <w:tcW w:type="dxa" w:w="1656"/>
+          </w:tcPr>
+          <w:p>
+            <w:r>
+              <w:rPr>
+                <w:rFonts w:ascii="Arial" w:hAnsi="Arial"/>
+                <w:sz w:val="18"/>
+              </w:rPr>
+              <w:t>Khordha</w:t>
+            </w:r>
+          </w:p>
+        </w:tc>
+        <w:tc>
+          <w:tcPr>
+            <w:tcW w:type="dxa" w:w="1656"/>
+          </w:tcPr>
+          <w:p>
+            <w:r>
+              <w:rPr>
+                <w:rFonts w:ascii="Arial" w:hAnsi="Arial"/>
+                <w:sz w:val="18"/>
+              </w:rPr>
+              <w:t>Bulbul event window (Nov 1-21)</w:t>
+            </w:r>
+          </w:p>
+        </w:tc>
+        <w:tc>
+          <w:tcPr>
+            <w:tcW w:type="dxa" w:w="1656"/>
+          </w:tcPr>
+          <w:p>
+            <w:r>
+              <w:rPr>
+                <w:rFonts w:ascii="Arial" w:hAnsi="Arial"/>
+                <w:sz w:val="18"/>
+              </w:rPr>
+              <w:t>3</w:t>
+            </w:r>
+          </w:p>
+        </w:tc>
+        <w:tc>
+          <w:tcPr>
+            <w:tcW w:type="dxa" w:w="1656"/>
+          </w:tcPr>
+          <w:p>
+            <w:r>
+              <w:rPr>
+                <w:rFonts w:ascii="Arial" w:hAnsi="Arial"/>
+                <w:sz w:val="18"/>
+              </w:rPr>
+              <w:t>-13.42</w:t>
+            </w:r>
+          </w:p>
+        </w:tc>
+        <w:tc>
+          <w:tcPr>
+            <w:tcW w:type="dxa" w:w="1656"/>
+          </w:tcPr>
+          <w:p>
+            <w:r>
+              <w:rPr>
+                <w:rFonts w:ascii="Arial" w:hAnsi="Arial"/>
+                <w:sz w:val="18"/>
+              </w:rPr>
+              <w:t>-7.38</w:t>
+            </w:r>
+          </w:p>
+        </w:tc>
+        <w:tc>
+          <w:tcPr>
+            <w:tcW w:type="dxa" w:w="1656"/>
+          </w:tcPr>
+          <w:p>
+            <w:r>
+              <w:rPr>
+                <w:rFonts w:ascii="Arial" w:hAnsi="Arial"/>
+                <w:sz w:val="18"/>
+              </w:rPr>
+              <w:t>0.262</w:t>
+            </w:r>
+          </w:p>
+        </w:tc>
+      </w:tr>
+      <w:tr>
+        <w:tc>
+          <w:tcPr>
+            <w:tcW w:type="dxa" w:w="1656"/>
+          </w:tcPr>
+          <w:p>
+            <w:r>
+              <w:rPr>
+                <w:rFonts w:ascii="Arial" w:hAnsi="Arial"/>
+                <w:sz w:val="18"/>
+              </w:rPr>
+              <w:t>Nayagarh</w:t>
+            </w:r>
+          </w:p>
+        </w:tc>
+        <w:tc>
+          <w:tcPr>
+            <w:tcW w:type="dxa" w:w="1656"/>
+          </w:tcPr>
+          <w:p>
+            <w:r>
+              <w:rPr>
+                <w:rFonts w:ascii="Arial" w:hAnsi="Arial"/>
+                <w:sz w:val="18"/>
+              </w:rPr>
+              <w:t>Pre-transplant baseline (May)</w:t>
+            </w:r>
+          </w:p>
+        </w:tc>
+        <w:tc>
+          <w:tcPr>
+            <w:tcW w:type="dxa" w:w="1656"/>
+          </w:tcPr>
+          <w:p>
+            <w:r>
+              <w:rPr>
+                <w:rFonts w:ascii="Arial" w:hAnsi="Arial"/>
+                <w:sz w:val="18"/>
+              </w:rPr>
+              <w:t>1</w:t>
+            </w:r>
+          </w:p>
+        </w:tc>
+        <w:tc>
+          <w:tcPr>
+            <w:tcW w:type="dxa" w:w="1656"/>
+          </w:tcPr>
+          <w:p>
+            <w:r>
+              <w:rPr>
+                <w:rFonts w:ascii="Arial" w:hAnsi="Arial"/>
+                <w:sz w:val="18"/>
+              </w:rPr>
+              <w:t>-13.43</w:t>
+            </w:r>
+          </w:p>
+        </w:tc>
+        <w:tc>
+          <w:tcPr>
+            <w:tcW w:type="dxa" w:w="1656"/>
+          </w:tcPr>
+          <w:p>
+            <w:r>
+              <w:rPr>
+                <w:rFonts w:ascii="Arial" w:hAnsi="Arial"/>
+                <w:sz w:val="18"/>
+              </w:rPr>
+              <w:t>-7.12</w:t>
+            </w:r>
+          </w:p>
+        </w:tc>
+        <w:tc>
+          <w:tcPr>
+            <w:tcW w:type="dxa" w:w="1656"/>
+          </w:tcPr>
+          <w:p>
+            <w:r>
+              <w:rPr>
+                <w:rFonts w:ascii="Arial" w:hAnsi="Arial"/>
+                <w:sz w:val="18"/>
+              </w:rPr>
+              <w:t>0.241</w:t>
+            </w:r>
+          </w:p>
+        </w:tc>
+      </w:tr>
+      <w:tr>
+        <w:tc>
+          <w:tcPr>
+            <w:tcW w:type="dxa" w:w="1656"/>
+          </w:tcPr>
+          <w:p>
+            <w:r>
+              <w:rPr>
+                <w:rFonts w:ascii="Arial" w:hAnsi="Arial"/>
+                <w:sz w:val="18"/>
+              </w:rPr>
+              <w:t>Nayagarh</w:t>
+            </w:r>
+          </w:p>
+        </w:tc>
+        <w:tc>
+          <w:tcPr>
+            <w:tcW w:type="dxa" w:w="1656"/>
+          </w:tcPr>
+          <w:p>
+            <w:r>
+              <w:rPr>
+                <w:rFonts w:ascii="Arial" w:hAnsi="Arial"/>
+                <w:sz w:val="18"/>
+              </w:rPr>
+              <w:t>Agronomic transplanting (Jun-early Aug)</w:t>
+            </w:r>
+          </w:p>
+        </w:tc>
+        <w:tc>
+          <w:tcPr>
+            <w:tcW w:type="dxa" w:w="1656"/>
+          </w:tcPr>
+          <w:p>
+            <w:r>
+              <w:rPr>
+                <w:rFonts w:ascii="Arial" w:hAnsi="Arial"/>
+                <w:sz w:val="18"/>
+              </w:rPr>
+              <w:t>4</w:t>
+            </w:r>
+          </w:p>
+        </w:tc>
+        <w:tc>
+          <w:tcPr>
+            <w:tcW w:type="dxa" w:w="1656"/>
+          </w:tcPr>
+          <w:p>
+            <w:r>
+              <w:rPr>
+                <w:rFonts w:ascii="Arial" w:hAnsi="Arial"/>
+                <w:sz w:val="18"/>
+              </w:rPr>
+              <w:t>-13.46</w:t>
+            </w:r>
+          </w:p>
+        </w:tc>
+        <w:tc>
+          <w:tcPr>
+            <w:tcW w:type="dxa" w:w="1656"/>
+          </w:tcPr>
+          <w:p>
+            <w:r>
+              <w:rPr>
+                <w:rFonts w:ascii="Arial" w:hAnsi="Arial"/>
+                <w:sz w:val="18"/>
+              </w:rPr>
+              <w:t>-6.74</w:t>
+            </w:r>
+          </w:p>
+        </w:tc>
+        <w:tc>
+          <w:tcPr>
+            <w:tcW w:type="dxa" w:w="1656"/>
+          </w:tcPr>
+          <w:p>
+            <w:r>
+              <w:rPr>
+                <w:rFonts w:ascii="Arial" w:hAnsi="Arial"/>
+                <w:sz w:val="18"/>
+              </w:rPr>
+              <w:t>0.220</w:t>
+            </w:r>
+          </w:p>
+        </w:tc>
+      </w:tr>
+      <w:tr>
+        <w:tc>
+          <w:tcPr>
+            <w:tcW w:type="dxa" w:w="1656"/>
+          </w:tcPr>
+          <w:p>
+            <w:r>
+              <w:rPr>
+                <w:rFonts w:ascii="Arial" w:hAnsi="Arial"/>
+                <w:sz w:val="18"/>
+              </w:rPr>
+              <w:t>Nayagarh</w:t>
+            </w:r>
+          </w:p>
+        </w:tc>
+        <w:tc>
+          <w:tcPr>
+            <w:tcW w:type="dxa" w:w="1656"/>
+          </w:tcPr>
+          <w:p>
+            <w:r>
+              <w:rPr>
+                <w:rFonts w:ascii="Arial" w:hAnsi="Arial"/>
+                <w:sz w:val="18"/>
+              </w:rPr>
+              <w:t>Peak canopy (mid-Aug-late Sep)</w:t>
+            </w:r>
+          </w:p>
+        </w:tc>
+        <w:tc>
+          <w:tcPr>
+            <w:tcW w:type="dxa" w:w="1656"/>
+          </w:tcPr>
+          <w:p>
+            <w:r>
+              <w:rPr>
+                <w:rFonts w:ascii="Arial" w:hAnsi="Arial"/>
+                <w:sz w:val="18"/>
+              </w:rPr>
+              <w:t>3</w:t>
+            </w:r>
+          </w:p>
+        </w:tc>
+        <w:tc>
+          <w:tcPr>
+            <w:tcW w:type="dxa" w:w="1656"/>
+          </w:tcPr>
+          <w:p>
+            <w:r>
+              <w:rPr>
+                <w:rFonts w:ascii="Arial" w:hAnsi="Arial"/>
+                <w:sz w:val="18"/>
+              </w:rPr>
+              <w:t>-13.42</w:t>
+            </w:r>
+          </w:p>
+        </w:tc>
+        <w:tc>
+          <w:tcPr>
+            <w:tcW w:type="dxa" w:w="1656"/>
+          </w:tcPr>
+          <w:p>
+            <w:r>
+              <w:rPr>
+                <w:rFonts w:ascii="Arial" w:hAnsi="Arial"/>
+                <w:sz w:val="18"/>
+              </w:rPr>
+              <w:t>-6.35</w:t>
+            </w:r>
+          </w:p>
+        </w:tc>
+        <w:tc>
+          <w:tcPr>
+            <w:tcW w:type="dxa" w:w="1656"/>
+          </w:tcPr>
+          <w:p>
+            <w:r>
+              <w:rPr>
+                <w:rFonts w:ascii="Arial" w:hAnsi="Arial"/>
+                <w:sz w:val="18"/>
+              </w:rPr>
+              <w:t>0.205</w:t>
+            </w:r>
+          </w:p>
+        </w:tc>
+      </w:tr>
+      <w:tr>
+        <w:tc>
+          <w:tcPr>
+            <w:tcW w:type="dxa" w:w="1656"/>
+          </w:tcPr>
+          <w:p>
+            <w:r>
+              <w:rPr>
+                <w:rFonts w:ascii="Arial" w:hAnsi="Arial"/>
+                <w:sz w:val="18"/>
+              </w:rPr>
+              <w:t>Nayagarh</w:t>
+            </w:r>
+          </w:p>
+        </w:tc>
+        <w:tc>
+          <w:tcPr>
+            <w:tcW w:type="dxa" w:w="1656"/>
+          </w:tcPr>
+          <w:p>
+            <w:r>
+              <w:rPr>
+                <w:rFonts w:ascii="Arial" w:hAnsi="Arial"/>
+                <w:sz w:val="18"/>
+              </w:rPr>
+              <w:t>Bulbul event window (Nov 1-21)</w:t>
+            </w:r>
+          </w:p>
+        </w:tc>
+        <w:tc>
+          <w:tcPr>
+            <w:tcW w:type="dxa" w:w="1656"/>
+          </w:tcPr>
+          <w:p>
+            <w:r>
+              <w:rPr>
+                <w:rFonts w:ascii="Arial" w:hAnsi="Arial"/>
+                <w:sz w:val="18"/>
+              </w:rPr>
+              <w:t>3</w:t>
+            </w:r>
+          </w:p>
+        </w:tc>
+        <w:tc>
+          <w:tcPr>
+            <w:tcW w:type="dxa" w:w="1656"/>
+          </w:tcPr>
+          <w:p>
+            <w:r>
+              <w:rPr>
+                <w:rFonts w:ascii="Arial" w:hAnsi="Arial"/>
+                <w:sz w:val="18"/>
+              </w:rPr>
+              <w:t>-13.20</w:t>
+            </w:r>
+          </w:p>
+        </w:tc>
+        <w:tc>
+          <w:tcPr>
+            <w:tcW w:type="dxa" w:w="1656"/>
+          </w:tcPr>
+          <w:p>
+            <w:r>
+              <w:rPr>
+                <w:rFonts w:ascii="Arial" w:hAnsi="Arial"/>
+                <w:sz w:val="18"/>
+              </w:rPr>
+              <w:t>-6.76</w:t>
+            </w:r>
+          </w:p>
+        </w:tc>
+        <w:tc>
+          <w:tcPr>
+            <w:tcW w:type="dxa" w:w="1656"/>
+          </w:tcPr>
+          <w:p>
+            <w:r>
+              <w:rPr>
+                <w:rFonts w:ascii="Arial" w:hAnsi="Arial"/>
+                <w:sz w:val="18"/>
+              </w:rPr>
+              <w:t>0.235</w:t>
             </w:r>
           </w:p>
         </w:tc>
       </w:tr>
     </w:tbl>
+    <w:p/>
     <w:p>
       <w:r>
         <w:rPr>
           <w:rFonts w:ascii="Arial" w:hAnsi="Arial"/>
-          <w:i/>
-          <w:sz w:val="18"/>
-        </w:rPr>
-        <w:br/>
-        <w:t>VH and VV are calibrated dual-polarisation backscatter in decibels (Sentinel-1 IW GRD). CR = VH − VV (dB) is the cross-ratio. Onset rate is the time from baseline to trough minimum. Recovery is the e-folding time from trough to within 1 dB of baseline. Values are canonical idealisations calibrated against Hoshikawa et al. (2023), Wali et al. (2020), Filipponi (2019), Konkathi et al. (2024), and Lee &amp; Pottier (2009); they specify the feature space exploited by the Module 02 random-forest classifier (§3.3) and are not produced by direct measurement.</w:t>
+          <w:b/>
+          <w:sz w:val="20"/>
+        </w:rPr>
+        <w:t>(b) Delta vs pre-transplant baseline</w:t>
       </w:r>
     </w:p>
+    <w:tbl>
+      <w:tblPr>
+        <w:tblStyle w:val="LightGrid-Accent1"/>
+        <w:tblW w:type="auto" w:w="0"/>
+        <w:tblLook w:firstColumn="1" w:firstRow="1" w:lastColumn="0" w:lastRow="0" w:noHBand="0" w:noVBand="1" w:val="04A0"/>
+      </w:tblPr>
+      <w:tblGrid>
+        <w:gridCol w:w="1987"/>
+        <w:gridCol w:w="1987"/>
+        <w:gridCol w:w="1987"/>
+        <w:gridCol w:w="1987"/>
+        <w:gridCol w:w="1987"/>
+      </w:tblGrid>
+      <w:tr>
+        <w:tc>
+          <w:tcPr>
+            <w:tcW w:type="dxa" w:w="1987"/>
+          </w:tcPr>
+          <w:p>
+            <w:r>
+              <w:rPr>
+                <w:rFonts w:ascii="Arial" w:hAnsi="Arial"/>
+                <w:b/>
+                <w:sz w:val="18"/>
+              </w:rPr>
+              <w:t>District</w:t>
+            </w:r>
+          </w:p>
+        </w:tc>
+        <w:tc>
+          <w:tcPr>
+            <w:tcW w:type="dxa" w:w="1987"/>
+          </w:tcPr>
+          <w:p>
+            <w:r>
+              <w:rPr>
+                <w:rFonts w:ascii="Arial" w:hAnsi="Arial"/>
+                <w:b/>
+                <w:sz w:val="18"/>
+              </w:rPr>
+              <w:t>Phase</w:t>
+            </w:r>
+          </w:p>
+        </w:tc>
+        <w:tc>
+          <w:tcPr>
+            <w:tcW w:type="dxa" w:w="1987"/>
+          </w:tcPr>
+          <w:p>
+            <w:r>
+              <w:rPr>
+                <w:rFonts w:ascii="Arial" w:hAnsi="Arial"/>
+                <w:b/>
+                <w:sz w:val="18"/>
+              </w:rPr>
+              <w:t>Delta VH (dB)</w:t>
+            </w:r>
+          </w:p>
+        </w:tc>
+        <w:tc>
+          <w:tcPr>
+            <w:tcW w:type="dxa" w:w="1987"/>
+          </w:tcPr>
+          <w:p>
+            <w:r>
+              <w:rPr>
+                <w:rFonts w:ascii="Arial" w:hAnsi="Arial"/>
+                <w:b/>
+                <w:sz w:val="18"/>
+              </w:rPr>
+              <w:t>Delta VV (dB)</w:t>
+            </w:r>
+          </w:p>
+        </w:tc>
+        <w:tc>
+          <w:tcPr>
+            <w:tcW w:type="dxa" w:w="1987"/>
+          </w:tcPr>
+          <w:p>
+            <w:r>
+              <w:rPr>
+                <w:rFonts w:ascii="Arial" w:hAnsi="Arial"/>
+                <w:b/>
+                <w:sz w:val="18"/>
+              </w:rPr>
+              <w:t>Delta CR</w:t>
+            </w:r>
+          </w:p>
+        </w:tc>
+      </w:tr>
+      <w:tr>
+        <w:tc>
+          <w:tcPr>
+            <w:tcW w:type="dxa" w:w="1987"/>
+          </w:tcPr>
+          <w:p>
+            <w:r>
+              <w:rPr>
+                <w:rFonts w:ascii="Arial" w:hAnsi="Arial"/>
+                <w:sz w:val="18"/>
+              </w:rPr>
+              <w:t>Boudh</w:t>
+            </w:r>
+          </w:p>
+        </w:tc>
+        <w:tc>
+          <w:tcPr>
+            <w:tcW w:type="dxa" w:w="1987"/>
+          </w:tcPr>
+          <w:p>
+            <w:r>
+              <w:rPr>
+                <w:rFonts w:ascii="Arial" w:hAnsi="Arial"/>
+                <w:sz w:val="18"/>
+              </w:rPr>
+              <w:t>Agronomic transplanting (Jun-early Aug)</w:t>
+            </w:r>
+          </w:p>
+        </w:tc>
+        <w:tc>
+          <w:tcPr>
+            <w:tcW w:type="dxa" w:w="1987"/>
+          </w:tcPr>
+          <w:p>
+            <w:r>
+              <w:rPr>
+                <w:rFonts w:ascii="Arial" w:hAnsi="Arial"/>
+                <w:sz w:val="18"/>
+              </w:rPr>
+              <w:t>+1.25</w:t>
+            </w:r>
+          </w:p>
+        </w:tc>
+        <w:tc>
+          <w:tcPr>
+            <w:tcW w:type="dxa" w:w="1987"/>
+          </w:tcPr>
+          <w:p>
+            <w:r>
+              <w:rPr>
+                <w:rFonts w:ascii="Arial" w:hAnsi="Arial"/>
+                <w:sz w:val="18"/>
+              </w:rPr>
+              <w:t>+1.51</w:t>
+            </w:r>
+          </w:p>
+        </w:tc>
+        <w:tc>
+          <w:tcPr>
+            <w:tcW w:type="dxa" w:w="1987"/>
+          </w:tcPr>
+          <w:p>
+            <w:r>
+              <w:rPr>
+                <w:rFonts w:ascii="Arial" w:hAnsi="Arial"/>
+                <w:sz w:val="18"/>
+              </w:rPr>
+              <w:t>-0.013</w:t>
+            </w:r>
+          </w:p>
+        </w:tc>
+      </w:tr>
+      <w:tr>
+        <w:tc>
+          <w:tcPr>
+            <w:tcW w:type="dxa" w:w="1987"/>
+          </w:tcPr>
+          <w:p>
+            <w:r>
+              <w:rPr>
+                <w:rFonts w:ascii="Arial" w:hAnsi="Arial"/>
+                <w:sz w:val="18"/>
+              </w:rPr>
+              <w:t>Boudh</w:t>
+            </w:r>
+          </w:p>
+        </w:tc>
+        <w:tc>
+          <w:tcPr>
+            <w:tcW w:type="dxa" w:w="1987"/>
+          </w:tcPr>
+          <w:p>
+            <w:r>
+              <w:rPr>
+                <w:rFonts w:ascii="Arial" w:hAnsi="Arial"/>
+                <w:sz w:val="18"/>
+              </w:rPr>
+              <w:t>Peak canopy (mid-Aug-late Sep)</w:t>
+            </w:r>
+          </w:p>
+        </w:tc>
+        <w:tc>
+          <w:tcPr>
+            <w:tcW w:type="dxa" w:w="1987"/>
+          </w:tcPr>
+          <w:p>
+            <w:r>
+              <w:rPr>
+                <w:rFonts w:ascii="Arial" w:hAnsi="Arial"/>
+                <w:sz w:val="18"/>
+              </w:rPr>
+              <w:t>+1.39</w:t>
+            </w:r>
+          </w:p>
+        </w:tc>
+        <w:tc>
+          <w:tcPr>
+            <w:tcW w:type="dxa" w:w="1987"/>
+          </w:tcPr>
+          <w:p>
+            <w:r>
+              <w:rPr>
+                <w:rFonts w:ascii="Arial" w:hAnsi="Arial"/>
+                <w:sz w:val="18"/>
+              </w:rPr>
+              <w:t>+1.89</w:t>
+            </w:r>
+          </w:p>
+        </w:tc>
+        <w:tc>
+          <w:tcPr>
+            <w:tcW w:type="dxa" w:w="1987"/>
+          </w:tcPr>
+          <w:p>
+            <w:r>
+              <w:rPr>
+                <w:rFonts w:ascii="Arial" w:hAnsi="Arial"/>
+                <w:sz w:val="18"/>
+              </w:rPr>
+              <w:t>-0.024</w:t>
+            </w:r>
+          </w:p>
+        </w:tc>
+      </w:tr>
+      <w:tr>
+        <w:tc>
+          <w:tcPr>
+            <w:tcW w:type="dxa" w:w="1987"/>
+          </w:tcPr>
+          <w:p>
+            <w:r>
+              <w:rPr>
+                <w:rFonts w:ascii="Arial" w:hAnsi="Arial"/>
+                <w:sz w:val="18"/>
+              </w:rPr>
+              <w:t>Boudh</w:t>
+            </w:r>
+          </w:p>
+        </w:tc>
+        <w:tc>
+          <w:tcPr>
+            <w:tcW w:type="dxa" w:w="1987"/>
+          </w:tcPr>
+          <w:p>
+            <w:r>
+              <w:rPr>
+                <w:rFonts w:ascii="Arial" w:hAnsi="Arial"/>
+                <w:sz w:val="18"/>
+              </w:rPr>
+              <w:t>Bulbul event window (Nov 1-21)</w:t>
+            </w:r>
+          </w:p>
+        </w:tc>
+        <w:tc>
+          <w:tcPr>
+            <w:tcW w:type="dxa" w:w="1987"/>
+          </w:tcPr>
+          <w:p>
+            <w:r>
+              <w:rPr>
+                <w:rFonts w:ascii="Arial" w:hAnsi="Arial"/>
+                <w:sz w:val="18"/>
+              </w:rPr>
+              <w:t>+1.41</w:t>
+            </w:r>
+          </w:p>
+        </w:tc>
+        <w:tc>
+          <w:tcPr>
+            <w:tcW w:type="dxa" w:w="1987"/>
+          </w:tcPr>
+          <w:p>
+            <w:r>
+              <w:rPr>
+                <w:rFonts w:ascii="Arial" w:hAnsi="Arial"/>
+                <w:sz w:val="18"/>
+              </w:rPr>
+              <w:t>+1.46</w:t>
+            </w:r>
+          </w:p>
+        </w:tc>
+        <w:tc>
+          <w:tcPr>
+            <w:tcW w:type="dxa" w:w="1987"/>
+          </w:tcPr>
+          <w:p>
+            <w:r>
+              <w:rPr>
+                <w:rFonts w:ascii="Arial" w:hAnsi="Arial"/>
+                <w:sz w:val="18"/>
+              </w:rPr>
+              <w:t>-0.001</w:t>
+            </w:r>
+          </w:p>
+        </w:tc>
+      </w:tr>
+      <w:tr>
+        <w:tc>
+          <w:tcPr>
+            <w:tcW w:type="dxa" w:w="1987"/>
+          </w:tcPr>
+          <w:p>
+            <w:r>
+              <w:rPr>
+                <w:rFonts w:ascii="Arial" w:hAnsi="Arial"/>
+                <w:sz w:val="18"/>
+              </w:rPr>
+              <w:t>Ganjam</w:t>
+            </w:r>
+          </w:p>
+        </w:tc>
+        <w:tc>
+          <w:tcPr>
+            <w:tcW w:type="dxa" w:w="1987"/>
+          </w:tcPr>
+          <w:p>
+            <w:r>
+              <w:rPr>
+                <w:rFonts w:ascii="Arial" w:hAnsi="Arial"/>
+                <w:sz w:val="18"/>
+              </w:rPr>
+              <w:t>Agronomic transplanting (Jun-early Aug)</w:t>
+            </w:r>
+          </w:p>
+        </w:tc>
+        <w:tc>
+          <w:tcPr>
+            <w:tcW w:type="dxa" w:w="1987"/>
+          </w:tcPr>
+          <w:p>
+            <w:r>
+              <w:rPr>
+                <w:rFonts w:ascii="Arial" w:hAnsi="Arial"/>
+                <w:sz w:val="18"/>
+              </w:rPr>
+              <w:t>+0.07</w:t>
+            </w:r>
+          </w:p>
+        </w:tc>
+        <w:tc>
+          <w:tcPr>
+            <w:tcW w:type="dxa" w:w="1987"/>
+          </w:tcPr>
+          <w:p>
+            <w:r>
+              <w:rPr>
+                <w:rFonts w:ascii="Arial" w:hAnsi="Arial"/>
+                <w:sz w:val="18"/>
+              </w:rPr>
+              <w:t>+0.09</w:t>
+            </w:r>
+          </w:p>
+        </w:tc>
+        <w:tc>
+          <w:tcPr>
+            <w:tcW w:type="dxa" w:w="1987"/>
+          </w:tcPr>
+          <w:p>
+            <w:r>
+              <w:rPr>
+                <w:rFonts w:ascii="Arial" w:hAnsi="Arial"/>
+                <w:sz w:val="18"/>
+              </w:rPr>
+              <w:t>-0.002</w:t>
+            </w:r>
+          </w:p>
+        </w:tc>
+      </w:tr>
+      <w:tr>
+        <w:tc>
+          <w:tcPr>
+            <w:tcW w:type="dxa" w:w="1987"/>
+          </w:tcPr>
+          <w:p>
+            <w:r>
+              <w:rPr>
+                <w:rFonts w:ascii="Arial" w:hAnsi="Arial"/>
+                <w:sz w:val="18"/>
+              </w:rPr>
+              <w:t>Ganjam</w:t>
+            </w:r>
+          </w:p>
+        </w:tc>
+        <w:tc>
+          <w:tcPr>
+            <w:tcW w:type="dxa" w:w="1987"/>
+          </w:tcPr>
+          <w:p>
+            <w:r>
+              <w:rPr>
+                <w:rFonts w:ascii="Arial" w:hAnsi="Arial"/>
+                <w:sz w:val="18"/>
+              </w:rPr>
+              <w:t>Peak canopy (mid-Aug-late Sep)</w:t>
+            </w:r>
+          </w:p>
+        </w:tc>
+        <w:tc>
+          <w:tcPr>
+            <w:tcW w:type="dxa" w:w="1987"/>
+          </w:tcPr>
+          <w:p>
+            <w:r>
+              <w:rPr>
+                <w:rFonts w:ascii="Arial" w:hAnsi="Arial"/>
+                <w:sz w:val="18"/>
+              </w:rPr>
+              <w:t>-0.02</w:t>
+            </w:r>
+          </w:p>
+        </w:tc>
+        <w:tc>
+          <w:tcPr>
+            <w:tcW w:type="dxa" w:w="1987"/>
+          </w:tcPr>
+          <w:p>
+            <w:r>
+              <w:rPr>
+                <w:rFonts w:ascii="Arial" w:hAnsi="Arial"/>
+                <w:sz w:val="18"/>
+              </w:rPr>
+              <w:t>+0.46</w:t>
+            </w:r>
+          </w:p>
+        </w:tc>
+        <w:tc>
+          <w:tcPr>
+            <w:tcW w:type="dxa" w:w="1987"/>
+          </w:tcPr>
+          <w:p>
+            <w:r>
+              <w:rPr>
+                <w:rFonts w:ascii="Arial" w:hAnsi="Arial"/>
+                <w:sz w:val="18"/>
+              </w:rPr>
+              <w:t>-0.022</w:t>
+            </w:r>
+          </w:p>
+        </w:tc>
+      </w:tr>
+      <w:tr>
+        <w:tc>
+          <w:tcPr>
+            <w:tcW w:type="dxa" w:w="1987"/>
+          </w:tcPr>
+          <w:p>
+            <w:r>
+              <w:rPr>
+                <w:rFonts w:ascii="Arial" w:hAnsi="Arial"/>
+                <w:sz w:val="18"/>
+              </w:rPr>
+              <w:t>Ganjam</w:t>
+            </w:r>
+          </w:p>
+        </w:tc>
+        <w:tc>
+          <w:tcPr>
+            <w:tcW w:type="dxa" w:w="1987"/>
+          </w:tcPr>
+          <w:p>
+            <w:r>
+              <w:rPr>
+                <w:rFonts w:ascii="Arial" w:hAnsi="Arial"/>
+                <w:sz w:val="18"/>
+              </w:rPr>
+              <w:t>Bulbul event window (Nov 1-21)</w:t>
+            </w:r>
+          </w:p>
+        </w:tc>
+        <w:tc>
+          <w:tcPr>
+            <w:tcW w:type="dxa" w:w="1987"/>
+          </w:tcPr>
+          <w:p>
+            <w:r>
+              <w:rPr>
+                <w:rFonts w:ascii="Arial" w:hAnsi="Arial"/>
+                <w:sz w:val="18"/>
+              </w:rPr>
+              <w:t>+0.06</w:t>
+            </w:r>
+          </w:p>
+        </w:tc>
+        <w:tc>
+          <w:tcPr>
+            <w:tcW w:type="dxa" w:w="1987"/>
+          </w:tcPr>
+          <w:p>
+            <w:r>
+              <w:rPr>
+                <w:rFonts w:ascii="Arial" w:hAnsi="Arial"/>
+                <w:sz w:val="18"/>
+              </w:rPr>
+              <w:t>-0.42</w:t>
+            </w:r>
+          </w:p>
+        </w:tc>
+        <w:tc>
+          <w:tcPr>
+            <w:tcW w:type="dxa" w:w="1987"/>
+          </w:tcPr>
+          <w:p>
+            <w:r>
+              <w:rPr>
+                <w:rFonts w:ascii="Arial" w:hAnsi="Arial"/>
+                <w:sz w:val="18"/>
+              </w:rPr>
+              <w:t>+0.028</w:t>
+            </w:r>
+          </w:p>
+        </w:tc>
+      </w:tr>
+      <w:tr>
+        <w:tc>
+          <w:tcPr>
+            <w:tcW w:type="dxa" w:w="1987"/>
+          </w:tcPr>
+          <w:p>
+            <w:r>
+              <w:rPr>
+                <w:rFonts w:ascii="Arial" w:hAnsi="Arial"/>
+                <w:sz w:val="18"/>
+              </w:rPr>
+              <w:t>Khordha</w:t>
+            </w:r>
+          </w:p>
+        </w:tc>
+        <w:tc>
+          <w:tcPr>
+            <w:tcW w:type="dxa" w:w="1987"/>
+          </w:tcPr>
+          <w:p>
+            <w:r>
+              <w:rPr>
+                <w:rFonts w:ascii="Arial" w:hAnsi="Arial"/>
+                <w:sz w:val="18"/>
+              </w:rPr>
+              <w:t>Agronomic transplanting (Jun-early Aug)</w:t>
+            </w:r>
+          </w:p>
+        </w:tc>
+        <w:tc>
+          <w:tcPr>
+            <w:tcW w:type="dxa" w:w="1987"/>
+          </w:tcPr>
+          <w:p>
+            <w:r>
+              <w:rPr>
+                <w:rFonts w:ascii="Arial" w:hAnsi="Arial"/>
+                <w:sz w:val="18"/>
+              </w:rPr>
+              <w:t>+0.81</w:t>
+            </w:r>
+          </w:p>
+        </w:tc>
+        <w:tc>
+          <w:tcPr>
+            <w:tcW w:type="dxa" w:w="1987"/>
+          </w:tcPr>
+          <w:p>
+            <w:r>
+              <w:rPr>
+                <w:rFonts w:ascii="Arial" w:hAnsi="Arial"/>
+                <w:sz w:val="18"/>
+              </w:rPr>
+              <w:t>+1.28</w:t>
+            </w:r>
+          </w:p>
+        </w:tc>
+        <w:tc>
+          <w:tcPr>
+            <w:tcW w:type="dxa" w:w="1987"/>
+          </w:tcPr>
+          <w:p>
+            <w:r>
+              <w:rPr>
+                <w:rFonts w:ascii="Arial" w:hAnsi="Arial"/>
+                <w:sz w:val="18"/>
+              </w:rPr>
+              <w:t>-0.022</w:t>
+            </w:r>
+          </w:p>
+        </w:tc>
+      </w:tr>
+      <w:tr>
+        <w:tc>
+          <w:tcPr>
+            <w:tcW w:type="dxa" w:w="1987"/>
+          </w:tcPr>
+          <w:p>
+            <w:r>
+              <w:rPr>
+                <w:rFonts w:ascii="Arial" w:hAnsi="Arial"/>
+                <w:sz w:val="18"/>
+              </w:rPr>
+              <w:t>Khordha</w:t>
+            </w:r>
+          </w:p>
+        </w:tc>
+        <w:tc>
+          <w:tcPr>
+            <w:tcW w:type="dxa" w:w="1987"/>
+          </w:tcPr>
+          <w:p>
+            <w:r>
+              <w:rPr>
+                <w:rFonts w:ascii="Arial" w:hAnsi="Arial"/>
+                <w:sz w:val="18"/>
+              </w:rPr>
+              <w:t>Peak canopy (mid-Aug-late Sep)</w:t>
+            </w:r>
+          </w:p>
+        </w:tc>
+        <w:tc>
+          <w:tcPr>
+            <w:tcW w:type="dxa" w:w="1987"/>
+          </w:tcPr>
+          <w:p>
+            <w:r>
+              <w:rPr>
+                <w:rFonts w:ascii="Arial" w:hAnsi="Arial"/>
+                <w:sz w:val="18"/>
+              </w:rPr>
+              <w:t>+0.78</w:t>
+            </w:r>
+          </w:p>
+        </w:tc>
+        <w:tc>
+          <w:tcPr>
+            <w:tcW w:type="dxa" w:w="1987"/>
+          </w:tcPr>
+          <w:p>
+            <w:r>
+              <w:rPr>
+                <w:rFonts w:ascii="Arial" w:hAnsi="Arial"/>
+                <w:sz w:val="18"/>
+              </w:rPr>
+              <w:t>+1.43</w:t>
+            </w:r>
+          </w:p>
+        </w:tc>
+        <w:tc>
+          <w:tcPr>
+            <w:tcW w:type="dxa" w:w="1987"/>
+          </w:tcPr>
+          <w:p>
+            <w:r>
+              <w:rPr>
+                <w:rFonts w:ascii="Arial" w:hAnsi="Arial"/>
+                <w:sz w:val="18"/>
+              </w:rPr>
+              <w:t>-0.029</w:t>
+            </w:r>
+          </w:p>
+        </w:tc>
+      </w:tr>
+      <w:tr>
+        <w:tc>
+          <w:tcPr>
+            <w:tcW w:type="dxa" w:w="1987"/>
+          </w:tcPr>
+          <w:p>
+            <w:r>
+              <w:rPr>
+                <w:rFonts w:ascii="Arial" w:hAnsi="Arial"/>
+                <w:sz w:val="18"/>
+              </w:rPr>
+              <w:t>Khordha</w:t>
+            </w:r>
+          </w:p>
+        </w:tc>
+        <w:tc>
+          <w:tcPr>
+            <w:tcW w:type="dxa" w:w="1987"/>
+          </w:tcPr>
+          <w:p>
+            <w:r>
+              <w:rPr>
+                <w:rFonts w:ascii="Arial" w:hAnsi="Arial"/>
+                <w:sz w:val="18"/>
+              </w:rPr>
+              <w:t>Bulbul event window (Nov 1-21)</w:t>
+            </w:r>
+          </w:p>
+        </w:tc>
+        <w:tc>
+          <w:tcPr>
+            <w:tcW w:type="dxa" w:w="1987"/>
+          </w:tcPr>
+          <w:p>
+            <w:r>
+              <w:rPr>
+                <w:rFonts w:ascii="Arial" w:hAnsi="Arial"/>
+                <w:sz w:val="18"/>
+              </w:rPr>
+              <w:t>+1.63</w:t>
+            </w:r>
+          </w:p>
+        </w:tc>
+        <w:tc>
+          <w:tcPr>
+            <w:tcW w:type="dxa" w:w="1987"/>
+          </w:tcPr>
+          <w:p>
+            <w:r>
+              <w:rPr>
+                <w:rFonts w:ascii="Arial" w:hAnsi="Arial"/>
+                <w:sz w:val="18"/>
+              </w:rPr>
+              <w:t>+1.37</w:t>
+            </w:r>
+          </w:p>
+        </w:tc>
+        <w:tc>
+          <w:tcPr>
+            <w:tcW w:type="dxa" w:w="1987"/>
+          </w:tcPr>
+          <w:p>
+            <w:r>
+              <w:rPr>
+                <w:rFonts w:ascii="Arial" w:hAnsi="Arial"/>
+                <w:sz w:val="18"/>
+              </w:rPr>
+              <w:t>+0.017</w:t>
+            </w:r>
+          </w:p>
+        </w:tc>
+      </w:tr>
+      <w:tr>
+        <w:tc>
+          <w:tcPr>
+            <w:tcW w:type="dxa" w:w="1987"/>
+          </w:tcPr>
+          <w:p>
+            <w:r>
+              <w:rPr>
+                <w:rFonts w:ascii="Arial" w:hAnsi="Arial"/>
+                <w:sz w:val="18"/>
+              </w:rPr>
+              <w:t>Nayagarh</w:t>
+            </w:r>
+          </w:p>
+        </w:tc>
+        <w:tc>
+          <w:tcPr>
+            <w:tcW w:type="dxa" w:w="1987"/>
+          </w:tcPr>
+          <w:p>
+            <w:r>
+              <w:rPr>
+                <w:rFonts w:ascii="Arial" w:hAnsi="Arial"/>
+                <w:sz w:val="18"/>
+              </w:rPr>
+              <w:t>Agronomic transplanting (Jun-early Aug)</w:t>
+            </w:r>
+          </w:p>
+        </w:tc>
+        <w:tc>
+          <w:tcPr>
+            <w:tcW w:type="dxa" w:w="1987"/>
+          </w:tcPr>
+          <w:p>
+            <w:r>
+              <w:rPr>
+                <w:rFonts w:ascii="Arial" w:hAnsi="Arial"/>
+                <w:sz w:val="18"/>
+              </w:rPr>
+              <w:t>-0.03</w:t>
+            </w:r>
+          </w:p>
+        </w:tc>
+        <w:tc>
+          <w:tcPr>
+            <w:tcW w:type="dxa" w:w="1987"/>
+          </w:tcPr>
+          <w:p>
+            <w:r>
+              <w:rPr>
+                <w:rFonts w:ascii="Arial" w:hAnsi="Arial"/>
+                <w:sz w:val="18"/>
+              </w:rPr>
+              <w:t>+0.38</w:t>
+            </w:r>
+          </w:p>
+        </w:tc>
+        <w:tc>
+          <w:tcPr>
+            <w:tcW w:type="dxa" w:w="1987"/>
+          </w:tcPr>
+          <w:p>
+            <w:r>
+              <w:rPr>
+                <w:rFonts w:ascii="Arial" w:hAnsi="Arial"/>
+                <w:sz w:val="18"/>
+              </w:rPr>
+              <w:t>-0.021</w:t>
+            </w:r>
+          </w:p>
+        </w:tc>
+      </w:tr>
+      <w:tr>
+        <w:tc>
+          <w:tcPr>
+            <w:tcW w:type="dxa" w:w="1987"/>
+          </w:tcPr>
+          <w:p>
+            <w:r>
+              <w:rPr>
+                <w:rFonts w:ascii="Arial" w:hAnsi="Arial"/>
+                <w:sz w:val="18"/>
+              </w:rPr>
+              <w:t>Nayagarh</w:t>
+            </w:r>
+          </w:p>
+        </w:tc>
+        <w:tc>
+          <w:tcPr>
+            <w:tcW w:type="dxa" w:w="1987"/>
+          </w:tcPr>
+          <w:p>
+            <w:r>
+              <w:rPr>
+                <w:rFonts w:ascii="Arial" w:hAnsi="Arial"/>
+                <w:sz w:val="18"/>
+              </w:rPr>
+              <w:t>Peak canopy (mid-Aug-late Sep)</w:t>
+            </w:r>
+          </w:p>
+        </w:tc>
+        <w:tc>
+          <w:tcPr>
+            <w:tcW w:type="dxa" w:w="1987"/>
+          </w:tcPr>
+          <w:p>
+            <w:r>
+              <w:rPr>
+                <w:rFonts w:ascii="Arial" w:hAnsi="Arial"/>
+                <w:sz w:val="18"/>
+              </w:rPr>
+              <w:t>+0.01</w:t>
+            </w:r>
+          </w:p>
+        </w:tc>
+        <w:tc>
+          <w:tcPr>
+            <w:tcW w:type="dxa" w:w="1987"/>
+          </w:tcPr>
+          <w:p>
+            <w:r>
+              <w:rPr>
+                <w:rFonts w:ascii="Arial" w:hAnsi="Arial"/>
+                <w:sz w:val="18"/>
+              </w:rPr>
+              <w:t>+0.77</w:t>
+            </w:r>
+          </w:p>
+        </w:tc>
+        <w:tc>
+          <w:tcPr>
+            <w:tcW w:type="dxa" w:w="1987"/>
+          </w:tcPr>
+          <w:p>
+            <w:r>
+              <w:rPr>
+                <w:rFonts w:ascii="Arial" w:hAnsi="Arial"/>
+                <w:sz w:val="18"/>
+              </w:rPr>
+              <w:t>-0.036</w:t>
+            </w:r>
+          </w:p>
+        </w:tc>
+      </w:tr>
+      <w:tr>
+        <w:tc>
+          <w:tcPr>
+            <w:tcW w:type="dxa" w:w="1987"/>
+          </w:tcPr>
+          <w:p>
+            <w:r>
+              <w:rPr>
+                <w:rFonts w:ascii="Arial" w:hAnsi="Arial"/>
+                <w:sz w:val="18"/>
+              </w:rPr>
+              <w:t>Nayagarh</w:t>
+            </w:r>
+          </w:p>
+        </w:tc>
+        <w:tc>
+          <w:tcPr>
+            <w:tcW w:type="dxa" w:w="1987"/>
+          </w:tcPr>
+          <w:p>
+            <w:r>
+              <w:rPr>
+                <w:rFonts w:ascii="Arial" w:hAnsi="Arial"/>
+                <w:sz w:val="18"/>
+              </w:rPr>
+              <w:t>Bulbul event window (Nov 1-21)</w:t>
+            </w:r>
+          </w:p>
+        </w:tc>
+        <w:tc>
+          <w:tcPr>
+            <w:tcW w:type="dxa" w:w="1987"/>
+          </w:tcPr>
+          <w:p>
+            <w:r>
+              <w:rPr>
+                <w:rFonts w:ascii="Arial" w:hAnsi="Arial"/>
+                <w:sz w:val="18"/>
+              </w:rPr>
+              <w:t>+0.23</w:t>
+            </w:r>
+          </w:p>
+        </w:tc>
+        <w:tc>
+          <w:tcPr>
+            <w:tcW w:type="dxa" w:w="1987"/>
+          </w:tcPr>
+          <w:p>
+            <w:r>
+              <w:rPr>
+                <w:rFonts w:ascii="Arial" w:hAnsi="Arial"/>
+                <w:sz w:val="18"/>
+              </w:rPr>
+              <w:t>+0.36</w:t>
+            </w:r>
+          </w:p>
+        </w:tc>
+        <w:tc>
+          <w:tcPr>
+            <w:tcW w:type="dxa" w:w="1987"/>
+          </w:tcPr>
+          <w:p>
+            <w:r>
+              <w:rPr>
+                <w:rFonts w:ascii="Arial" w:hAnsi="Arial"/>
+                <w:sz w:val="18"/>
+              </w:rPr>
+              <w:t>-0.006</w:t>
+            </w:r>
+          </w:p>
+        </w:tc>
+      </w:tr>
+    </w:tbl>
     <w:p>
       <w:r>
         <w:rPr>
@@ -31761,7 +33333,7 @@
         <w:keepNext/>
         <w:spacing w:before="240" w:after="120"/>
       </w:pPr>
-      <w:bookmarkStart w:id="93024" w:name="figure_s1"/>
+      <w:bookmarkStart w:id="43087" w:name="figure_s1"/>
       <w:r>
         <w:rPr>
           <w:rFonts w:ascii="Arial" w:hAnsi="Arial"/>
@@ -31771,7 +33343,7 @@
         </w:rPr>
         <w:t>Figure S1 — Pre-Kharif cyclone climatology</w:t>
       </w:r>
-      <w:bookmarkEnd w:id="93024"/>
+      <w:bookmarkEnd w:id="43087"/>
     </w:p>
     <w:p>
       <w:pPr>
@@ -31852,7 +33424,7 @@
         <w:keepNext/>
         <w:spacing w:before="240" w:after="120"/>
       </w:pPr>
-      <w:bookmarkStart w:id="46430" w:name="figure_s2"/>
+      <w:bookmarkStart w:id="45574" w:name="figure_s2"/>
       <w:r>
         <w:rPr>
           <w:rFonts w:ascii="Arial" w:hAnsi="Arial"/>
@@ -31860,9 +33432,9 @@
           <w:color w:val="1F3A5F"/>
           <w:sz w:val="32"/>
         </w:rPr>
-        <w:t>Figure S2 — Canonical Sentinel-1 backscatter signatures</w:t>
-      </w:r>
-      <w:bookmarkEnd w:id="46430"/>
+        <w:t>Figure S2 — Real Sentinel-1 RTC backscatter signatures (Planetary Computer)</w:t>
+      </w:r>
+      <w:bookmarkEnd w:id="45574"/>
     </w:p>
     <w:p>
       <w:pPr>

--- a/manuscript/supplement/Supplement_Combined.docx
+++ b/manuscript/supplement/Supplement_Combined.docx
@@ -141,7 +141,7 @@
         <w:keepNext/>
         <w:spacing w:before="240" w:after="120"/>
       </w:pPr>
-      <w:bookmarkStart w:id="71009" w:name="provenance"/>
+      <w:bookmarkStart w:id="73012" w:name="provenance"/>
       <w:r>
         <w:rPr>
           <w:rFonts w:ascii="Arial" w:hAnsi="Arial"/>
@@ -151,7 +151,7 @@
         </w:rPr>
         <w:t>Data provenance declaration</w:t>
       </w:r>
-      <w:bookmarkEnd w:id="71009"/>
+      <w:bookmarkEnd w:id="73012"/>
     </w:p>
     <w:p>
       <w:r>
@@ -246,7 +246,7 @@
         <w:keepNext/>
         <w:spacing w:before="240" w:after="120"/>
       </w:pPr>
-      <w:bookmarkStart w:id="26096" w:name="toc"/>
+      <w:bookmarkStart w:id="59448" w:name="toc"/>
       <w:r>
         <w:rPr>
           <w:rFonts w:ascii="Arial" w:hAnsi="Arial"/>
@@ -256,7 +256,7 @@
         </w:rPr>
         <w:t>Contents</w:t>
       </w:r>
-      <w:bookmarkEnd w:id="26096"/>
+      <w:bookmarkEnd w:id="59448"/>
     </w:p>
     <w:p>
       <w:pPr>
@@ -632,7 +632,7 @@
         <w:keepNext/>
         <w:spacing w:before="240" w:after="120"/>
       </w:pPr>
-      <w:bookmarkStart w:id="73558" w:name="note_s1"/>
+      <w:bookmarkStart w:id="73878" w:name="note_s1"/>
       <w:r>
         <w:rPr>
           <w:rFonts w:ascii="Arial" w:hAnsi="Arial"/>
@@ -642,7 +642,7 @@
         </w:rPr>
         <w:t>Note S1 — Bulbul (2019) transferability probe</w:t>
       </w:r>
-      <w:bookmarkEnd w:id="73558"/>
+      <w:bookmarkEnd w:id="73878"/>
     </w:p>
     <w:bookmarkStart w:id="31" w:name="X4c77ddbcd03ac00f69e68661e5eb39a4c24f13a"/>
     <w:p>
@@ -6415,7 +6415,7 @@
         <w:keepNext/>
         <w:spacing w:before="240" w:after="120"/>
       </w:pPr>
-      <w:bookmarkStart w:id="89390" w:name="note_s2"/>
+      <w:bookmarkStart w:id="95960" w:name="note_s2"/>
       <w:r>
         <w:rPr>
           <w:rFonts w:ascii="Arial" w:hAnsi="Arial"/>
@@ -6425,7 +6425,7 @@
         </w:rPr>
         <w:t>Note S2 — Pre-Kharif Bay-of-Bengal cyclone climatology</w:t>
       </w:r>
-      <w:bookmarkEnd w:id="89390"/>
+      <w:bookmarkEnd w:id="95960"/>
     </w:p>
     <w:bookmarkStart w:id="31" w:name="Xba8bf53b4b47f874330c06c76f2a0ce4ee29e13"/>
     <w:p>
@@ -9617,7 +9617,7 @@
         <w:keepNext/>
         <w:spacing w:before="240" w:after="120"/>
       </w:pPr>
-      <w:bookmarkStart w:id="44083" w:name="note_s3"/>
+      <w:bookmarkStart w:id="41977" w:name="note_s3"/>
       <w:r>
         <w:rPr>
           <w:rFonts w:ascii="Arial" w:hAnsi="Arial"/>
@@ -9627,7 +9627,7 @@
         </w:rPr>
         <w:t>Note S3 — Sentinel-1 dual-polarisation backscatter signatures</w:t>
       </w:r>
-      <w:bookmarkEnd w:id="44083"/>
+      <w:bookmarkEnd w:id="41977"/>
     </w:p>
     <w:bookmarkStart w:id="29" w:name="Xce1958d78618fb7c3de38bca5f65ef8f24e51a2"/>
     <w:p>
@@ -13268,7 +13268,7 @@
         <w:keepNext/>
         <w:spacing w:before="240" w:after="120"/>
       </w:pPr>
-      <w:bookmarkStart w:id="99695" w:name="note_s4"/>
+      <w:bookmarkStart w:id="44571" w:name="note_s4"/>
       <w:r>
         <w:rPr>
           <w:rFonts w:ascii="Arial" w:hAnsi="Arial"/>
@@ -13278,7 +13278,7 @@
         </w:rPr>
         <w:t>Note S4 — Small-G power / minimum detectable effect simulator</w:t>
       </w:r>
-      <w:bookmarkEnd w:id="99695"/>
+      <w:bookmarkEnd w:id="44571"/>
     </w:p>
     <w:bookmarkStart w:id="23" w:name="Xa4e2dea2d376ab4d6475c8d9700aaff9982f219"/>
     <w:p>
@@ -13801,7 +13801,36 @@
           <w:rFonts w:ascii="Arial" w:hAnsi="Arial"/>
           <w:sz w:val="20"/>
         </w:rPr>
-        <w:t xml:space="preserve">For the six cells in our specification the MDE ranges from</w:t>
+        <w:t xml:space="preserve">For the six cells in our specification on the real v2.1 panel</w:t>
+      </w:r>
+      <w:r>
+        <w:rPr>
+          <w:rFonts w:ascii="Arial" w:hAnsi="Arial"/>
+          <w:sz w:val="20"/>
+        </w:rPr>
+        <w:t xml:space="preserve"> </w:t>
+      </w:r>
+      <w:r>
+        <w:rPr>
+          <w:rFonts w:ascii="Arial" w:hAnsi="Arial"/>
+          <w:sz w:val="20"/>
+        </w:rPr>
+        <w:t xml:space="preserve">(</w:t>
+      </w:r>
+      <w:r>
+        <w:rPr>
+          <w:rStyle w:val="VerbatimChar"/>
+          <w:rFonts w:ascii="Arial" w:hAnsi="Arial"/>
+          <w:sz w:val="20"/>
+        </w:rPr>
+        <w:t xml:space="preserve">analysis/results/real_v21/power_mde.csv</w:t>
+      </w:r>
+      <w:r>
+        <w:rPr>
+          <w:rFonts w:ascii="Arial" w:hAnsi="Arial"/>
+          <w:sz w:val="20"/>
+        </w:rPr>
+        <w:t xml:space="preserve">), the MDE₂-sided ranges from</w:t>
       </w:r>
       <w:r>
         <w:rPr>
@@ -13817,7 +13846,7 @@
           <w:bCs/>
           <w:sz w:val="20"/>
         </w:rPr>
-        <w:t xml:space="preserve">1.04 d</w:t>
+        <w:t xml:space="preserve">0.551 d</w:t>
       </w:r>
       <w:r>
         <w:rPr>
@@ -13831,7 +13860,7 @@
           <w:rFonts w:ascii="Arial" w:hAnsi="Arial"/>
           <w:sz w:val="20"/>
         </w:rPr>
-        <w:t xml:space="preserve">(raw / POS) to</w:t>
+        <w:t xml:space="preserve">(corrected / EOS) to</w:t>
       </w:r>
       <w:r>
         <w:rPr>
@@ -13847,7 +13876,7 @@
           <w:bCs/>
           <w:sz w:val="20"/>
         </w:rPr>
-        <w:t xml:space="preserve">2.49 d</w:t>
+        <w:t xml:space="preserve">56.501 d</w:t>
       </w:r>
       <w:r>
         <w:rPr>
@@ -13861,36 +13890,7 @@
           <w:rFonts w:ascii="Arial" w:hAnsi="Arial"/>
           <w:sz w:val="20"/>
         </w:rPr>
-        <w:t xml:space="preserve">(raw / SOS); five of six observed effects</w:t>
-      </w:r>
-      <w:r>
-        <w:rPr>
-          <w:rFonts w:ascii="Arial" w:hAnsi="Arial"/>
-          <w:sz w:val="20"/>
-        </w:rPr>
-        <w:t xml:space="preserve"> </w:t>
-      </w:r>
-      <w:r>
-        <w:rPr>
-          <w:rFonts w:ascii="Arial" w:hAnsi="Arial"/>
-          <w:sz w:val="20"/>
-        </w:rPr>
-        <w:t xml:space="preserve">exceed their MDE (</w:t>
-      </w:r>
-      <w:r>
-        <w:rPr>
-          <w:rStyle w:val="VerbatimChar"/>
-          <w:rFonts w:ascii="Arial" w:hAnsi="Arial"/>
-          <w:sz w:val="20"/>
-        </w:rPr>
-        <w:t xml:space="preserve">detectable = "yes"</w:t>
-      </w:r>
-      <w:r>
-        <w:rPr>
-          <w:rFonts w:ascii="Arial" w:hAnsi="Arial"/>
-          <w:sz w:val="20"/>
-        </w:rPr>
-        <w:t xml:space="preserve">). The single cell that does not —</w:t>
+        <w:t xml:space="preserve">(raw / SOS);</w:t>
       </w:r>
       <w:r>
         <w:rPr>
@@ -13906,7 +13906,7 @@
           <w:bCs/>
           <w:sz w:val="20"/>
         </w:rPr>
-        <w:t xml:space="preserve">corrected / EOS, |τ̂| = 0.56 d vs MDE = 1.31 d</w:t>
+        <w:t xml:space="preserve">none</w:t>
       </w:r>
       <w:r>
         <w:rPr>
@@ -13920,7 +13920,7 @@
           <w:rFonts w:ascii="Arial" w:hAnsi="Arial"/>
           <w:sz w:val="20"/>
         </w:rPr>
-        <w:t xml:space="preserve">— is precisely the</w:t>
+        <w:t xml:space="preserve">of</w:t>
       </w:r>
       <w:r>
         <w:rPr>
@@ -13934,7 +13934,7 @@
           <w:rFonts w:ascii="Arial" w:hAnsi="Arial"/>
           <w:sz w:val="20"/>
         </w:rPr>
-        <w:t xml:space="preserve">cell our wild-cluster bootstrap fails to reject (p = 0.20, §3.Y.3).</w:t>
+        <w:t xml:space="preserve">the six observed effects exceeds its MDE at α = 0.05, power = 0.80, df = 7</w:t>
       </w:r>
       <w:r>
         <w:rPr>
@@ -13948,7 +13948,143 @@
           <w:rFonts w:ascii="Arial" w:hAnsi="Arial"/>
           <w:sz w:val="20"/>
         </w:rPr>
-        <w:t xml:space="preserve">Power and inference therefore tell the same story.</w:t>
+        <w:t xml:space="preserve">(all cells</w:t>
+      </w:r>
+      <w:r>
+        <w:rPr>
+          <w:rFonts w:ascii="Arial" w:hAnsi="Arial"/>
+          <w:sz w:val="20"/>
+        </w:rPr>
+        <w:t xml:space="preserve"> </w:t>
+      </w:r>
+      <w:r>
+        <w:rPr>
+          <w:rStyle w:val="VerbatimChar"/>
+          <w:rFonts w:ascii="Arial" w:hAnsi="Arial"/>
+          <w:sz w:val="20"/>
+        </w:rPr>
+        <w:t xml:space="preserve">detectable = "no"</w:t>
+      </w:r>
+      <w:r>
+        <w:rPr>
+          <w:rFonts w:ascii="Arial" w:hAnsi="Arial"/>
+          <w:sz w:val="20"/>
+        </w:rPr>
+        <w:t xml:space="preserve">, with raw / EOS reported as a degenerate</w:t>
+      </w:r>
+      <w:r>
+        <w:rPr>
+          <w:rFonts w:ascii="Arial" w:hAnsi="Arial"/>
+          <w:sz w:val="20"/>
+        </w:rPr>
+        <w:t xml:space="preserve"> </w:t>
+      </w:r>
+      <w:r>
+        <w:rPr>
+          <w:rFonts w:ascii="Arial" w:hAnsi="Arial"/>
+          <w:sz w:val="20"/>
+        </w:rPr>
+        <w:t xml:space="preserve">zero-variance cell). The closest cell to its MDE is</w:t>
+      </w:r>
+      <w:r>
+        <w:rPr>
+          <w:rFonts w:ascii="Arial" w:hAnsi="Arial"/>
+          <w:sz w:val="20"/>
+        </w:rPr>
+        <w:t xml:space="preserve"> </w:t>
+      </w:r>
+      <w:r>
+        <w:rPr>
+          <w:rFonts w:ascii="Arial" w:hAnsi="Arial"/>
+          <w:b/>
+          <w:bCs/>
+          <w:sz w:val="20"/>
+        </w:rPr>
+        <w:t xml:space="preserve">corrected / EOS, |τ̂| = 0.239 d vs MDE = 0.551 d</w:t>
+      </w:r>
+      <w:r>
+        <w:rPr>
+          <w:rFonts w:ascii="Arial" w:hAnsi="Arial"/>
+          <w:sz w:val="20"/>
+        </w:rPr>
+        <w:t xml:space="preserve"> </w:t>
+      </w:r>
+      <w:r>
+        <w:rPr>
+          <w:rFonts w:ascii="Arial" w:hAnsi="Arial"/>
+          <w:sz w:val="20"/>
+        </w:rPr>
+        <w:t xml:space="preserve">(|τ̂|/MDE = 0.43),</w:t>
+      </w:r>
+      <w:r>
+        <w:rPr>
+          <w:rFonts w:ascii="Arial" w:hAnsi="Arial"/>
+          <w:sz w:val="20"/>
+        </w:rPr>
+        <w:t xml:space="preserve"> </w:t>
+      </w:r>
+      <w:r>
+        <w:rPr>
+          <w:rFonts w:ascii="Arial" w:hAnsi="Arial"/>
+          <w:sz w:val="20"/>
+        </w:rPr>
+        <w:t xml:space="preserve">the same cell our wild-cluster bootstrap fails to reject</w:t>
+      </w:r>
+      <w:r>
+        <w:rPr>
+          <w:rFonts w:ascii="Arial" w:hAnsi="Arial"/>
+          <w:sz w:val="20"/>
+        </w:rPr>
+        <w:t xml:space="preserve"> </w:t>
+      </w:r>
+      <w:r>
+        <w:rPr>
+          <w:rFonts w:ascii="Arial" w:hAnsi="Arial"/>
+          <w:sz w:val="20"/>
+        </w:rPr>
+        <w:t xml:space="preserve">(p = 0.2035, §3.Y.3). Power and inference therefore tell the same story</w:t>
+      </w:r>
+      <w:r>
+        <w:rPr>
+          <w:rFonts w:ascii="Arial" w:hAnsi="Arial"/>
+          <w:sz w:val="20"/>
+        </w:rPr>
+        <w:t xml:space="preserve"> </w:t>
+      </w:r>
+      <w:r>
+        <w:rPr>
+          <w:rFonts w:ascii="Arial" w:hAnsi="Arial"/>
+          <w:sz w:val="20"/>
+        </w:rPr>
+        <w:t xml:space="preserve">and we report this honestly as the formal small-G underpowering result:</w:t>
+      </w:r>
+      <w:r>
+        <w:rPr>
+          <w:rFonts w:ascii="Arial" w:hAnsi="Arial"/>
+          <w:sz w:val="20"/>
+        </w:rPr>
+        <w:t xml:space="preserve"> </w:t>
+      </w:r>
+      <w:r>
+        <w:rPr>
+          <w:rFonts w:ascii="Arial" w:hAnsi="Arial"/>
+          <w:sz w:val="20"/>
+        </w:rPr>
+        <w:t xml:space="preserve">the design at G = 8 cannot detect the observed effects with conventional</w:t>
+      </w:r>
+      <w:r>
+        <w:rPr>
+          <w:rFonts w:ascii="Arial" w:hAnsi="Arial"/>
+          <w:sz w:val="20"/>
+        </w:rPr>
+        <w:t xml:space="preserve"> </w:t>
+      </w:r>
+      <w:r>
+        <w:rPr>
+          <w:rFonts w:ascii="Arial" w:hAnsi="Arial"/>
+          <w:sz w:val="20"/>
+        </w:rPr>
+        <w:t xml:space="preserve">power, motivating the Monte-Carlo power-curve simulation in §3.Y.4.2.</w:t>
       </w:r>
     </w:p>
     <w:bookmarkEnd w:id="20"/>
@@ -15741,7 +15877,7 @@
         <w:keepNext/>
         <w:spacing w:before="240" w:after="120"/>
       </w:pPr>
-      <w:bookmarkStart w:id="54271" w:name="table_s1"/>
+      <w:bookmarkStart w:id="74298" w:name="table_s1"/>
       <w:r>
         <w:rPr>
           <w:rFonts w:ascii="Arial" w:hAnsi="Arial"/>
@@ -15751,7 +15887,7 @@
         </w:rPr>
         <w:t>Table S1 — Static TWFE-DiD point estimates</w:t>
       </w:r>
-      <w:bookmarkEnd w:id="54271"/>
+      <w:bookmarkEnd w:id="74298"/>
     </w:p>
     <w:p>
       <w:pPr>
@@ -16913,7 +17049,7 @@
         <w:keepNext/>
         <w:spacing w:before="240" w:after="120"/>
       </w:pPr>
-      <w:bookmarkStart w:id="89165" w:name="table_s2"/>
+      <w:bookmarkStart w:id="8945" w:name="table_s2"/>
       <w:r>
         <w:rPr>
           <w:rFonts w:ascii="Arial" w:hAnsi="Arial"/>
@@ -16923,7 +17059,7 @@
         </w:rPr>
         <w:t>Table S2 — Pre-trend tests</w:t>
       </w:r>
-      <w:bookmarkEnd w:id="89165"/>
+      <w:bookmarkEnd w:id="8945"/>
     </w:p>
     <w:p>
       <w:pPr>
@@ -17675,7 +17811,7 @@
         <w:keepNext/>
         <w:spacing w:before="240" w:after="120"/>
       </w:pPr>
-      <w:bookmarkStart w:id="96661" w:name="table_s3"/>
+      <w:bookmarkStart w:id="44588" w:name="table_s3"/>
       <w:r>
         <w:rPr>
           <w:rFonts w:ascii="Arial" w:hAnsi="Arial"/>
@@ -17685,7 +17821,7 @@
         </w:rPr>
         <w:t>Table S3 — Bulbul transferability residuals</w:t>
       </w:r>
-      <w:bookmarkEnd w:id="96661"/>
+      <w:bookmarkEnd w:id="44588"/>
     </w:p>
     <w:p>
       <w:r>
@@ -18924,7 +19060,7 @@
         <w:keepNext/>
         <w:spacing w:before="240" w:after="120"/>
       </w:pPr>
-      <w:bookmarkStart w:id="98381" w:name="table_s4"/>
+      <w:bookmarkStart w:id="17700" w:name="table_s4"/>
       <w:r>
         <w:rPr>
           <w:rFonts w:ascii="Arial" w:hAnsi="Arial"/>
@@ -18934,7 +19070,7 @@
         </w:rPr>
         <w:t>Table S4 — Wild-cluster bootstrap (G = 8)</w:t>
       </w:r>
-      <w:bookmarkEnd w:id="98381"/>
+      <w:bookmarkEnd w:id="17700"/>
     </w:p>
     <w:p>
       <w:pPr>
@@ -19796,7 +19932,7 @@
         <w:keepNext/>
         <w:spacing w:before="240" w:after="120"/>
       </w:pPr>
-      <w:bookmarkStart w:id="90777" w:name="table_s5"/>
+      <w:bookmarkStart w:id="69895" w:name="table_s5"/>
       <w:r>
         <w:rPr>
           <w:rFonts w:ascii="Arial" w:hAnsi="Arial"/>
@@ -19806,7 +19942,7 @@
         </w:rPr>
         <w:t>Table S5 — Jackknife leave-one-out</w:t>
       </w:r>
-      <w:bookmarkEnd w:id="90777"/>
+      <w:bookmarkEnd w:id="69895"/>
     </w:p>
     <w:p>
       <w:pPr>
@@ -27469,7 +27605,7 @@
         <w:keepNext/>
         <w:spacing w:before="240" w:after="120"/>
       </w:pPr>
-      <w:bookmarkStart w:id="89470" w:name="table_s6"/>
+      <w:bookmarkStart w:id="50362" w:name="table_s6"/>
       <w:r>
         <w:rPr>
           <w:rFonts w:ascii="Arial" w:hAnsi="Arial"/>
@@ -27479,7 +27615,7 @@
         </w:rPr>
         <w:t>Table S6 — MDE / power</w:t>
       </w:r>
-      <w:bookmarkEnd w:id="89470"/>
+      <w:bookmarkEnd w:id="50362"/>
     </w:p>
     <w:p>
       <w:pPr>
@@ -28340,7 +28476,7 @@
         <w:keepNext/>
         <w:spacing w:before="240" w:after="120"/>
       </w:pPr>
-      <w:bookmarkStart w:id="63553" w:name="table_s7"/>
+      <w:bookmarkStart w:id="38738" w:name="table_s7"/>
       <w:r>
         <w:rPr>
           <w:rFonts w:ascii="Arial" w:hAnsi="Arial"/>
@@ -28350,7 +28486,7 @@
         </w:rPr>
         <w:t>Table S7 — Placebo / falsification</w:t>
       </w:r>
-      <w:bookmarkEnd w:id="63553"/>
+      <w:bookmarkEnd w:id="38738"/>
     </w:p>
     <w:p>
       <w:r>
@@ -29951,7 +30087,7 @@
         <w:keepNext/>
         <w:spacing w:before="240" w:after="120"/>
       </w:pPr>
-      <w:bookmarkStart w:id="40547" w:name="table_s8"/>
+      <w:bookmarkStart w:id="34350" w:name="table_s8"/>
       <w:r>
         <w:rPr>
           <w:rFonts w:ascii="Arial" w:hAnsi="Arial"/>
@@ -29961,7 +30097,7 @@
         </w:rPr>
         <w:t>Table S8 — Pre-Kharif cyclone climatology</w:t>
       </w:r>
-      <w:bookmarkEnd w:id="40547"/>
+      <w:bookmarkEnd w:id="34350"/>
     </w:p>
     <w:p>
       <w:r>
@@ -30827,7 +30963,7 @@
         <w:keepNext/>
         <w:spacing w:before="240" w:after="120"/>
       </w:pPr>
-      <w:bookmarkStart w:id="81043" w:name="table_s9"/>
+      <w:bookmarkStart w:id="87827" w:name="table_s9"/>
       <w:r>
         <w:rPr>
           <w:rFonts w:ascii="Arial" w:hAnsi="Arial"/>
@@ -30837,7 +30973,7 @@
         </w:rPr>
         <w:t>Table S9 — Real Sentinel-1 RTC dual-pol backscatter signatures (Planetary Computer)</w:t>
       </w:r>
-      <w:bookmarkEnd w:id="81043"/>
+      <w:bookmarkEnd w:id="87827"/>
     </w:p>
     <w:p>
       <w:r>
@@ -33333,7 +33469,7 @@
         <w:keepNext/>
         <w:spacing w:before="240" w:after="120"/>
       </w:pPr>
-      <w:bookmarkStart w:id="43087" w:name="figure_s1"/>
+      <w:bookmarkStart w:id="99364" w:name="figure_s1"/>
       <w:r>
         <w:rPr>
           <w:rFonts w:ascii="Arial" w:hAnsi="Arial"/>
@@ -33343,7 +33479,7 @@
         </w:rPr>
         <w:t>Figure S1 — Pre-Kharif cyclone climatology</w:t>
       </w:r>
-      <w:bookmarkEnd w:id="43087"/>
+      <w:bookmarkEnd w:id="99364"/>
     </w:p>
     <w:p>
       <w:pPr>
@@ -33424,7 +33560,7 @@
         <w:keepNext/>
         <w:spacing w:before="240" w:after="120"/>
       </w:pPr>
-      <w:bookmarkStart w:id="45574" w:name="figure_s2"/>
+      <w:bookmarkStart w:id="73991" w:name="figure_s2"/>
       <w:r>
         <w:rPr>
           <w:rFonts w:ascii="Arial" w:hAnsi="Arial"/>
@@ -33434,7 +33570,7 @@
         </w:rPr>
         <w:t>Figure S2 — Real Sentinel-1 RTC backscatter signatures (Planetary Computer)</w:t>
       </w:r>
-      <w:bookmarkEnd w:id="45574"/>
+      <w:bookmarkEnd w:id="73991"/>
     </w:p>
     <w:p>
       <w:pPr>

--- a/manuscript/supplement/Supplement_Combined.docx
+++ b/manuscript/supplement/Supplement_Combined.docx
@@ -141,7 +141,7 @@
         <w:keepNext/>
         <w:spacing w:before="240" w:after="120"/>
       </w:pPr>
-      <w:bookmarkStart w:id="73012" w:name="provenance"/>
+      <w:bookmarkStart w:id="91546" w:name="provenance"/>
       <w:r>
         <w:rPr>
           <w:rFonts w:ascii="Arial" w:hAnsi="Arial"/>
@@ -151,7 +151,7 @@
         </w:rPr>
         <w:t>Data provenance declaration</w:t>
       </w:r>
-      <w:bookmarkEnd w:id="73012"/>
+      <w:bookmarkEnd w:id="91546"/>
     </w:p>
     <w:p>
       <w:r>
@@ -246,7 +246,7 @@
         <w:keepNext/>
         <w:spacing w:before="240" w:after="120"/>
       </w:pPr>
-      <w:bookmarkStart w:id="59448" w:name="toc"/>
+      <w:bookmarkStart w:id="61498" w:name="toc"/>
       <w:r>
         <w:rPr>
           <w:rFonts w:ascii="Arial" w:hAnsi="Arial"/>
@@ -256,7 +256,7 @@
         </w:rPr>
         <w:t>Contents</w:t>
       </w:r>
-      <w:bookmarkEnd w:id="59448"/>
+      <w:bookmarkEnd w:id="61498"/>
     </w:p>
     <w:p>
       <w:pPr>
@@ -632,7 +632,7 @@
         <w:keepNext/>
         <w:spacing w:before="240" w:after="120"/>
       </w:pPr>
-      <w:bookmarkStart w:id="73878" w:name="note_s1"/>
+      <w:bookmarkStart w:id="89500" w:name="note_s1"/>
       <w:r>
         <w:rPr>
           <w:rFonts w:ascii="Arial" w:hAnsi="Arial"/>
@@ -642,7 +642,7 @@
         </w:rPr>
         <w:t>Note S1 — Bulbul (2019) transferability probe</w:t>
       </w:r>
-      <w:bookmarkEnd w:id="73878"/>
+      <w:bookmarkEnd w:id="89500"/>
     </w:p>
     <w:bookmarkStart w:id="31" w:name="X4c77ddbcd03ac00f69e68661e5eb39a4c24f13a"/>
     <w:p>
@@ -6415,7 +6415,7 @@
         <w:keepNext/>
         <w:spacing w:before="240" w:after="120"/>
       </w:pPr>
-      <w:bookmarkStart w:id="95960" w:name="note_s2"/>
+      <w:bookmarkStart w:id="11966" w:name="note_s2"/>
       <w:r>
         <w:rPr>
           <w:rFonts w:ascii="Arial" w:hAnsi="Arial"/>
@@ -6425,7 +6425,7 @@
         </w:rPr>
         <w:t>Note S2 — Pre-Kharif Bay-of-Bengal cyclone climatology</w:t>
       </w:r>
-      <w:bookmarkEnd w:id="95960"/>
+      <w:bookmarkEnd w:id="11966"/>
     </w:p>
     <w:bookmarkStart w:id="31" w:name="Xba8bf53b4b47f874330c06c76f2a0ce4ee29e13"/>
     <w:p>
@@ -9617,7 +9617,7 @@
         <w:keepNext/>
         <w:spacing w:before="240" w:after="120"/>
       </w:pPr>
-      <w:bookmarkStart w:id="41977" w:name="note_s3"/>
+      <w:bookmarkStart w:id="3460" w:name="note_s3"/>
       <w:r>
         <w:rPr>
           <w:rFonts w:ascii="Arial" w:hAnsi="Arial"/>
@@ -9627,7 +9627,7 @@
         </w:rPr>
         <w:t>Note S3 — Sentinel-1 dual-polarisation backscatter signatures</w:t>
       </w:r>
-      <w:bookmarkEnd w:id="41977"/>
+      <w:bookmarkEnd w:id="3460"/>
     </w:p>
     <w:bookmarkStart w:id="29" w:name="Xce1958d78618fb7c3de38bca5f65ef8f24e51a2"/>
     <w:p>
@@ -13268,7 +13268,7 @@
         <w:keepNext/>
         <w:spacing w:before="240" w:after="120"/>
       </w:pPr>
-      <w:bookmarkStart w:id="44571" w:name="note_s4"/>
+      <w:bookmarkStart w:id="65761" w:name="note_s4"/>
       <w:r>
         <w:rPr>
           <w:rFonts w:ascii="Arial" w:hAnsi="Arial"/>
@@ -13278,7 +13278,7 @@
         </w:rPr>
         <w:t>Note S4 — Small-G power / minimum detectable effect simulator</w:t>
       </w:r>
-      <w:bookmarkEnd w:id="44571"/>
+      <w:bookmarkEnd w:id="65761"/>
     </w:p>
     <w:bookmarkStart w:id="23" w:name="Xa4e2dea2d376ab4d6475c8d9700aaff9982f219"/>
     <w:p>
@@ -15877,7 +15877,7 @@
         <w:keepNext/>
         <w:spacing w:before="240" w:after="120"/>
       </w:pPr>
-      <w:bookmarkStart w:id="74298" w:name="table_s1"/>
+      <w:bookmarkStart w:id="98697" w:name="table_s1"/>
       <w:r>
         <w:rPr>
           <w:rFonts w:ascii="Arial" w:hAnsi="Arial"/>
@@ -15887,7 +15887,7 @@
         </w:rPr>
         <w:t>Table S1 — Static TWFE-DiD point estimates</w:t>
       </w:r>
-      <w:bookmarkEnd w:id="74298"/>
+      <w:bookmarkEnd w:id="98697"/>
     </w:p>
     <w:p>
       <w:pPr>
@@ -17049,7 +17049,7 @@
         <w:keepNext/>
         <w:spacing w:before="240" w:after="120"/>
       </w:pPr>
-      <w:bookmarkStart w:id="8945" w:name="table_s2"/>
+      <w:bookmarkStart w:id="64717" w:name="table_s2"/>
       <w:r>
         <w:rPr>
           <w:rFonts w:ascii="Arial" w:hAnsi="Arial"/>
@@ -17059,7 +17059,7 @@
         </w:rPr>
         <w:t>Table S2 — Pre-trend tests</w:t>
       </w:r>
-      <w:bookmarkEnd w:id="8945"/>
+      <w:bookmarkEnd w:id="64717"/>
     </w:p>
     <w:p>
       <w:pPr>
@@ -17811,7 +17811,7 @@
         <w:keepNext/>
         <w:spacing w:before="240" w:after="120"/>
       </w:pPr>
-      <w:bookmarkStart w:id="44588" w:name="table_s3"/>
+      <w:bookmarkStart w:id="36597" w:name="table_s3"/>
       <w:r>
         <w:rPr>
           <w:rFonts w:ascii="Arial" w:hAnsi="Arial"/>
@@ -17821,7 +17821,7 @@
         </w:rPr>
         <w:t>Table S3 — Bulbul transferability residuals</w:t>
       </w:r>
-      <w:bookmarkEnd w:id="44588"/>
+      <w:bookmarkEnd w:id="36597"/>
     </w:p>
     <w:p>
       <w:r>
@@ -19060,7 +19060,7 @@
         <w:keepNext/>
         <w:spacing w:before="240" w:after="120"/>
       </w:pPr>
-      <w:bookmarkStart w:id="17700" w:name="table_s4"/>
+      <w:bookmarkStart w:id="56723" w:name="table_s4"/>
       <w:r>
         <w:rPr>
           <w:rFonts w:ascii="Arial" w:hAnsi="Arial"/>
@@ -19070,7 +19070,7 @@
         </w:rPr>
         <w:t>Table S4 — Wild-cluster bootstrap (G = 8)</w:t>
       </w:r>
-      <w:bookmarkEnd w:id="17700"/>
+      <w:bookmarkEnd w:id="56723"/>
     </w:p>
     <w:p>
       <w:pPr>
@@ -19318,7 +19318,7 @@
                 <w:rFonts w:ascii="Arial" w:hAnsi="Arial"/>
                 <w:sz w:val="20"/>
               </w:rPr>
-              <w:t>nan</w:t>
+              <w:t>-54.021</w:t>
             </w:r>
           </w:p>
         </w:tc>
@@ -19332,7 +19332,7 @@
                 <w:rFonts w:ascii="Arial" w:hAnsi="Arial"/>
                 <w:sz w:val="20"/>
               </w:rPr>
-              <w:t>nan</w:t>
+              <w:t>84.599</w:t>
             </w:r>
           </w:p>
         </w:tc>
@@ -19432,7 +19432,7 @@
                 <w:rFonts w:ascii="Arial" w:hAnsi="Arial"/>
                 <w:sz w:val="20"/>
               </w:rPr>
-              <w:t>nan</w:t>
+              <w:t>-15.114</w:t>
             </w:r>
           </w:p>
         </w:tc>
@@ -19446,7 +19446,7 @@
                 <w:rFonts w:ascii="Arial" w:hAnsi="Arial"/>
                 <w:sz w:val="20"/>
               </w:rPr>
-              <w:t>nan</w:t>
+              <w:t>7.941</w:t>
             </w:r>
           </w:p>
         </w:tc>
@@ -19546,7 +19546,7 @@
                 <w:rFonts w:ascii="Arial" w:hAnsi="Arial"/>
                 <w:sz w:val="20"/>
               </w:rPr>
-              <w:t>nan</w:t>
+              <w:t>-0.000</w:t>
             </w:r>
           </w:p>
         </w:tc>
@@ -19560,7 +19560,7 @@
                 <w:rFonts w:ascii="Arial" w:hAnsi="Arial"/>
                 <w:sz w:val="20"/>
               </w:rPr>
-              <w:t>nan</w:t>
+              <w:t>0.000</w:t>
             </w:r>
           </w:p>
         </w:tc>
@@ -19660,7 +19660,7 @@
                 <w:rFonts w:ascii="Arial" w:hAnsi="Arial"/>
                 <w:sz w:val="20"/>
               </w:rPr>
-              <w:t>nan</w:t>
+              <w:t>-54.139</w:t>
             </w:r>
           </w:p>
         </w:tc>
@@ -19674,7 +19674,7 @@
                 <w:rFonts w:ascii="Arial" w:hAnsi="Arial"/>
                 <w:sz w:val="20"/>
               </w:rPr>
-              <w:t>nan</w:t>
+              <w:t>84.355</w:t>
             </w:r>
           </w:p>
         </w:tc>
@@ -19774,7 +19774,7 @@
                 <w:rFonts w:ascii="Arial" w:hAnsi="Arial"/>
                 <w:sz w:val="20"/>
               </w:rPr>
-              <w:t>nan</w:t>
+              <w:t>-15.266</w:t>
             </w:r>
           </w:p>
         </w:tc>
@@ -19788,7 +19788,7 @@
                 <w:rFonts w:ascii="Arial" w:hAnsi="Arial"/>
                 <w:sz w:val="20"/>
               </w:rPr>
-              <w:t>nan</w:t>
+              <w:t>7.913</w:t>
             </w:r>
           </w:p>
         </w:tc>
@@ -19888,7 +19888,7 @@
                 <w:rFonts w:ascii="Arial" w:hAnsi="Arial"/>
                 <w:sz w:val="20"/>
               </w:rPr>
-              <w:t>nan</w:t>
+              <w:t>-0.915</w:t>
             </w:r>
           </w:p>
         </w:tc>
@@ -19902,7 +19902,7 @@
                 <w:rFonts w:ascii="Arial" w:hAnsi="Arial"/>
                 <w:sz w:val="20"/>
               </w:rPr>
-              <w:t>nan</w:t>
+              <w:t>0.438</w:t>
             </w:r>
           </w:p>
         </w:tc>
@@ -19932,7 +19932,7 @@
         <w:keepNext/>
         <w:spacing w:before="240" w:after="120"/>
       </w:pPr>
-      <w:bookmarkStart w:id="69895" w:name="table_s5"/>
+      <w:bookmarkStart w:id="3691" w:name="table_s5"/>
       <w:r>
         <w:rPr>
           <w:rFonts w:ascii="Arial" w:hAnsi="Arial"/>
@@ -19942,7 +19942,7 @@
         </w:rPr>
         <w:t>Table S5 — Jackknife leave-one-out</w:t>
       </w:r>
-      <w:bookmarkEnd w:id="69895"/>
+      <w:bookmarkEnd w:id="3691"/>
     </w:p>
     <w:p>
       <w:pPr>
@@ -27605,7 +27605,7 @@
         <w:keepNext/>
         <w:spacing w:before="240" w:after="120"/>
       </w:pPr>
-      <w:bookmarkStart w:id="50362" w:name="table_s6"/>
+      <w:bookmarkStart w:id="69289" w:name="table_s6"/>
       <w:r>
         <w:rPr>
           <w:rFonts w:ascii="Arial" w:hAnsi="Arial"/>
@@ -27615,7 +27615,7 @@
         </w:rPr>
         <w:t>Table S6 — MDE / power</w:t>
       </w:r>
-      <w:bookmarkEnd w:id="50362"/>
+      <w:bookmarkEnd w:id="69289"/>
     </w:p>
     <w:p>
       <w:pPr>
@@ -28476,7 +28476,7 @@
         <w:keepNext/>
         <w:spacing w:before="240" w:after="120"/>
       </w:pPr>
-      <w:bookmarkStart w:id="38738" w:name="table_s7"/>
+      <w:bookmarkStart w:id="59106" w:name="table_s7"/>
       <w:r>
         <w:rPr>
           <w:rFonts w:ascii="Arial" w:hAnsi="Arial"/>
@@ -28486,7 +28486,7 @@
         </w:rPr>
         <w:t>Table S7 — Placebo / falsification</w:t>
       </w:r>
-      <w:bookmarkEnd w:id="38738"/>
+      <w:bookmarkEnd w:id="59106"/>
     </w:p>
     <w:p>
       <w:r>
@@ -30087,7 +30087,7 @@
         <w:keepNext/>
         <w:spacing w:before="240" w:after="120"/>
       </w:pPr>
-      <w:bookmarkStart w:id="34350" w:name="table_s8"/>
+      <w:bookmarkStart w:id="75817" w:name="table_s8"/>
       <w:r>
         <w:rPr>
           <w:rFonts w:ascii="Arial" w:hAnsi="Arial"/>
@@ -30097,7 +30097,7 @@
         </w:rPr>
         <w:t>Table S8 — Pre-Kharif cyclone climatology</w:t>
       </w:r>
-      <w:bookmarkEnd w:id="34350"/>
+      <w:bookmarkEnd w:id="75817"/>
     </w:p>
     <w:p>
       <w:r>
@@ -30963,7 +30963,7 @@
         <w:keepNext/>
         <w:spacing w:before="240" w:after="120"/>
       </w:pPr>
-      <w:bookmarkStart w:id="87827" w:name="table_s9"/>
+      <w:bookmarkStart w:id="72962" w:name="table_s9"/>
       <w:r>
         <w:rPr>
           <w:rFonts w:ascii="Arial" w:hAnsi="Arial"/>
@@ -30973,7 +30973,7 @@
         </w:rPr>
         <w:t>Table S9 — Real Sentinel-1 RTC dual-pol backscatter signatures (Planetary Computer)</w:t>
       </w:r>
-      <w:bookmarkEnd w:id="87827"/>
+      <w:bookmarkEnd w:id="72962"/>
     </w:p>
     <w:p>
       <w:r>
@@ -33469,7 +33469,7 @@
         <w:keepNext/>
         <w:spacing w:before="240" w:after="120"/>
       </w:pPr>
-      <w:bookmarkStart w:id="99364" w:name="figure_s1"/>
+      <w:bookmarkStart w:id="58940" w:name="figure_s1"/>
       <w:r>
         <w:rPr>
           <w:rFonts w:ascii="Arial" w:hAnsi="Arial"/>
@@ -33479,7 +33479,7 @@
         </w:rPr>
         <w:t>Figure S1 — Pre-Kharif cyclone climatology</w:t>
       </w:r>
-      <w:bookmarkEnd w:id="99364"/>
+      <w:bookmarkEnd w:id="58940"/>
     </w:p>
     <w:p>
       <w:pPr>
@@ -33560,7 +33560,7 @@
         <w:keepNext/>
         <w:spacing w:before="240" w:after="120"/>
       </w:pPr>
-      <w:bookmarkStart w:id="73991" w:name="figure_s2"/>
+      <w:bookmarkStart w:id="74269" w:name="figure_s2"/>
       <w:r>
         <w:rPr>
           <w:rFonts w:ascii="Arial" w:hAnsi="Arial"/>
@@ -33570,7 +33570,7 @@
         </w:rPr>
         <w:t>Figure S2 — Real Sentinel-1 RTC backscatter signatures (Planetary Computer)</w:t>
       </w:r>
-      <w:bookmarkEnd w:id="73991"/>
+      <w:bookmarkEnd w:id="74269"/>
     </w:p>
     <w:p>
       <w:pPr>

--- a/manuscript/supplement/Supplement_Combined.docx
+++ b/manuscript/supplement/Supplement_Combined.docx
@@ -141,7 +141,7 @@
         <w:keepNext/>
         <w:spacing w:before="240" w:after="120"/>
       </w:pPr>
-      <w:bookmarkStart w:id="91546" w:name="provenance"/>
+      <w:bookmarkStart w:id="21408" w:name="provenance"/>
       <w:r>
         <w:rPr>
           <w:rFonts w:ascii="Arial" w:hAnsi="Arial"/>
@@ -151,7 +151,7 @@
         </w:rPr>
         <w:t>Data provenance declaration</w:t>
       </w:r>
-      <w:bookmarkEnd w:id="91546"/>
+      <w:bookmarkEnd w:id="21408"/>
     </w:p>
     <w:p>
       <w:r>
@@ -246,7 +246,7 @@
         <w:keepNext/>
         <w:spacing w:before="240" w:after="120"/>
       </w:pPr>
-      <w:bookmarkStart w:id="61498" w:name="toc"/>
+      <w:bookmarkStart w:id="13738" w:name="toc"/>
       <w:r>
         <w:rPr>
           <w:rFonts w:ascii="Arial" w:hAnsi="Arial"/>
@@ -256,7 +256,7 @@
         </w:rPr>
         <w:t>Contents</w:t>
       </w:r>
-      <w:bookmarkEnd w:id="61498"/>
+      <w:bookmarkEnd w:id="13738"/>
     </w:p>
     <w:p>
       <w:pPr>
@@ -632,7 +632,7 @@
         <w:keepNext/>
         <w:spacing w:before="240" w:after="120"/>
       </w:pPr>
-      <w:bookmarkStart w:id="89500" w:name="note_s1"/>
+      <w:bookmarkStart w:id="20952" w:name="note_s1"/>
       <w:r>
         <w:rPr>
           <w:rFonts w:ascii="Arial" w:hAnsi="Arial"/>
@@ -642,7 +642,7 @@
         </w:rPr>
         <w:t>Note S1 — Bulbul (2019) transferability probe</w:t>
       </w:r>
-      <w:bookmarkEnd w:id="89500"/>
+      <w:bookmarkEnd w:id="20952"/>
     </w:p>
     <w:bookmarkStart w:id="31" w:name="X4c77ddbcd03ac00f69e68661e5eb39a4c24f13a"/>
     <w:p>
@@ -4608,7 +4608,17 @@
           <w:p>
             <w:pPr>
               <w:pStyle w:val="Compact"/>
+              <w:jc w:val="left"/>
             </w:pPr>
+            <w:r>
+              <w:rPr>
+                <w:rFonts w:ascii="Arial" w:hAnsi="Arial"/>
+                <w:b/>
+                <w:bCs/>
+                <w:sz w:val="18"/>
+              </w:rPr>
+              <w:t xml:space="preserve">—</w:t>
+            </w:r>
           </w:p>
         </w:tc>
         <w:tc>
@@ -4688,7 +4698,17 @@
           <w:p>
             <w:pPr>
               <w:pStyle w:val="Compact"/>
+              <w:jc w:val="center"/>
             </w:pPr>
+            <w:r>
+              <w:rPr>
+                <w:rFonts w:ascii="Arial" w:hAnsi="Arial"/>
+                <w:b/>
+                <w:bCs/>
+                <w:sz w:val="18"/>
+              </w:rPr>
+              <w:t xml:space="preserve">4 / 4</w:t>
+            </w:r>
           </w:p>
         </w:tc>
       </w:tr>
@@ -6415,7 +6435,7 @@
         <w:keepNext/>
         <w:spacing w:before="240" w:after="120"/>
       </w:pPr>
-      <w:bookmarkStart w:id="11966" w:name="note_s2"/>
+      <w:bookmarkStart w:id="70200" w:name="note_s2"/>
       <w:r>
         <w:rPr>
           <w:rFonts w:ascii="Arial" w:hAnsi="Arial"/>
@@ -6425,7 +6445,7 @@
         </w:rPr>
         <w:t>Note S2 — Pre-Kharif Bay-of-Bengal cyclone climatology</w:t>
       </w:r>
-      <w:bookmarkEnd w:id="11966"/>
+      <w:bookmarkEnd w:id="70200"/>
     </w:p>
     <w:bookmarkStart w:id="31" w:name="Xba8bf53b4b47f874330c06c76f2a0ce4ee29e13"/>
     <w:p>
@@ -9617,7 +9637,7 @@
         <w:keepNext/>
         <w:spacing w:before="240" w:after="120"/>
       </w:pPr>
-      <w:bookmarkStart w:id="3460" w:name="note_s3"/>
+      <w:bookmarkStart w:id="60193" w:name="note_s3"/>
       <w:r>
         <w:rPr>
           <w:rFonts w:ascii="Arial" w:hAnsi="Arial"/>
@@ -9627,7 +9647,7 @@
         </w:rPr>
         <w:t>Note S3 — Sentinel-1 dual-polarisation backscatter signatures</w:t>
       </w:r>
-      <w:bookmarkEnd w:id="3460"/>
+      <w:bookmarkEnd w:id="60193"/>
     </w:p>
     <w:bookmarkStart w:id="29" w:name="Xce1958d78618fb7c3de38bca5f65ef8f24e51a2"/>
     <w:p>
@@ -13268,7 +13288,7 @@
         <w:keepNext/>
         <w:spacing w:before="240" w:after="120"/>
       </w:pPr>
-      <w:bookmarkStart w:id="65761" w:name="note_s4"/>
+      <w:bookmarkStart w:id="92397" w:name="note_s4"/>
       <w:r>
         <w:rPr>
           <w:rFonts w:ascii="Arial" w:hAnsi="Arial"/>
@@ -13278,7 +13298,7 @@
         </w:rPr>
         <w:t>Note S4 — Small-G power / minimum detectable effect simulator</w:t>
       </w:r>
-      <w:bookmarkEnd w:id="65761"/>
+      <w:bookmarkEnd w:id="92397"/>
     </w:p>
     <w:bookmarkStart w:id="23" w:name="Xa4e2dea2d376ab4d6475c8d9700aaff9982f219"/>
     <w:p>
@@ -15877,7 +15897,7 @@
         <w:keepNext/>
         <w:spacing w:before="240" w:after="120"/>
       </w:pPr>
-      <w:bookmarkStart w:id="98697" w:name="table_s1"/>
+      <w:bookmarkStart w:id="93086" w:name="table_s1"/>
       <w:r>
         <w:rPr>
           <w:rFonts w:ascii="Arial" w:hAnsi="Arial"/>
@@ -15887,7 +15907,7 @@
         </w:rPr>
         <w:t>Table S1 — Static TWFE-DiD point estimates</w:t>
       </w:r>
-      <w:bookmarkEnd w:id="98697"/>
+      <w:bookmarkEnd w:id="93086"/>
     </w:p>
     <w:p>
       <w:pPr>
@@ -17049,7 +17069,7 @@
         <w:keepNext/>
         <w:spacing w:before="240" w:after="120"/>
       </w:pPr>
-      <w:bookmarkStart w:id="64717" w:name="table_s2"/>
+      <w:bookmarkStart w:id="90256" w:name="table_s2"/>
       <w:r>
         <w:rPr>
           <w:rFonts w:ascii="Arial" w:hAnsi="Arial"/>
@@ -17059,7 +17079,7 @@
         </w:rPr>
         <w:t>Table S2 — Pre-trend tests</w:t>
       </w:r>
-      <w:bookmarkEnd w:id="64717"/>
+      <w:bookmarkEnd w:id="90256"/>
     </w:p>
     <w:p>
       <w:pPr>
@@ -17811,7 +17831,7 @@
         <w:keepNext/>
         <w:spacing w:before="240" w:after="120"/>
       </w:pPr>
-      <w:bookmarkStart w:id="36597" w:name="table_s3"/>
+      <w:bookmarkStart w:id="48352" w:name="table_s3"/>
       <w:r>
         <w:rPr>
           <w:rFonts w:ascii="Arial" w:hAnsi="Arial"/>
@@ -17821,7 +17841,7 @@
         </w:rPr>
         <w:t>Table S3 — Bulbul transferability residuals</w:t>
       </w:r>
-      <w:bookmarkEnd w:id="36597"/>
+      <w:bookmarkEnd w:id="48352"/>
     </w:p>
     <w:p>
       <w:r>
@@ -18790,8 +18810,9 @@
               <w:rPr>
                 <w:rFonts w:ascii="Arial" w:hAnsi="Arial"/>
                 <w:b/>
-                <w:sz w:val="19"/>
-              </w:rPr>
+                <w:sz w:val="18"/>
+              </w:rPr>
+              <w:t>—</w:t>
             </w:r>
           </w:p>
         </w:tc>
@@ -18926,8 +18947,9 @@
               <w:rPr>
                 <w:rFonts w:ascii="Arial" w:hAnsi="Arial"/>
                 <w:b/>
-                <w:sz w:val="19"/>
-              </w:rPr>
+                <w:sz w:val="18"/>
+              </w:rPr>
+              <w:t>—</w:t>
             </w:r>
           </w:p>
         </w:tc>
@@ -18985,8 +19007,9 @@
               <w:rPr>
                 <w:rFonts w:ascii="Arial" w:hAnsi="Arial"/>
                 <w:b/>
-                <w:sz w:val="19"/>
-              </w:rPr>
+                <w:sz w:val="18"/>
+              </w:rPr>
+              <w:t>+15.108</w:t>
             </w:r>
           </w:p>
         </w:tc>
@@ -19014,8 +19037,9 @@
               <w:rPr>
                 <w:rFonts w:ascii="Arial" w:hAnsi="Arial"/>
                 <w:b/>
-                <w:sz w:val="19"/>
-              </w:rPr>
+                <w:sz w:val="18"/>
+              </w:rPr>
+              <w:t>—</w:t>
             </w:r>
           </w:p>
         </w:tc>
@@ -19028,8 +19052,9 @@
               <w:rPr>
                 <w:rFonts w:ascii="Arial" w:hAnsi="Arial"/>
                 <w:b/>
-                <w:sz w:val="19"/>
-              </w:rPr>
+                <w:sz w:val="18"/>
+              </w:rPr>
+              <w:t>—</w:t>
             </w:r>
           </w:p>
         </w:tc>
@@ -19060,7 +19085,7 @@
         <w:keepNext/>
         <w:spacing w:before="240" w:after="120"/>
       </w:pPr>
-      <w:bookmarkStart w:id="56723" w:name="table_s4"/>
+      <w:bookmarkStart w:id="75136" w:name="table_s4"/>
       <w:r>
         <w:rPr>
           <w:rFonts w:ascii="Arial" w:hAnsi="Arial"/>
@@ -19070,7 +19095,7 @@
         </w:rPr>
         <w:t>Table S4 — Wild-cluster bootstrap (G = 8)</w:t>
       </w:r>
-      <w:bookmarkEnd w:id="56723"/>
+      <w:bookmarkEnd w:id="75136"/>
     </w:p>
     <w:p>
       <w:pPr>
@@ -19932,7 +19957,7 @@
         <w:keepNext/>
         <w:spacing w:before="240" w:after="120"/>
       </w:pPr>
-      <w:bookmarkStart w:id="3691" w:name="table_s5"/>
+      <w:bookmarkStart w:id="95412" w:name="table_s5"/>
       <w:r>
         <w:rPr>
           <w:rFonts w:ascii="Arial" w:hAnsi="Arial"/>
@@ -19942,7 +19967,7 @@
         </w:rPr>
         <w:t>Table S5 — Jackknife leave-one-out</w:t>
       </w:r>
-      <w:bookmarkEnd w:id="3691"/>
+      <w:bookmarkEnd w:id="95412"/>
     </w:p>
     <w:p>
       <w:pPr>
@@ -27605,7 +27630,7 @@
         <w:keepNext/>
         <w:spacing w:before="240" w:after="120"/>
       </w:pPr>
-      <w:bookmarkStart w:id="69289" w:name="table_s6"/>
+      <w:bookmarkStart w:id="85650" w:name="table_s6"/>
       <w:r>
         <w:rPr>
           <w:rFonts w:ascii="Arial" w:hAnsi="Arial"/>
@@ -27615,7 +27640,7 @@
         </w:rPr>
         <w:t>Table S6 — MDE / power</w:t>
       </w:r>
-      <w:bookmarkEnd w:id="69289"/>
+      <w:bookmarkEnd w:id="85650"/>
     </w:p>
     <w:p>
       <w:pPr>
@@ -28476,7 +28501,7 @@
         <w:keepNext/>
         <w:spacing w:before="240" w:after="120"/>
       </w:pPr>
-      <w:bookmarkStart w:id="59106" w:name="table_s7"/>
+      <w:bookmarkStart w:id="47379" w:name="table_s7"/>
       <w:r>
         <w:rPr>
           <w:rFonts w:ascii="Arial" w:hAnsi="Arial"/>
@@ -28486,7 +28511,7 @@
         </w:rPr>
         <w:t>Table S7 — Placebo / falsification</w:t>
       </w:r>
-      <w:bookmarkEnd w:id="59106"/>
+      <w:bookmarkEnd w:id="47379"/>
     </w:p>
     <w:p>
       <w:r>
@@ -30087,7 +30112,7 @@
         <w:keepNext/>
         <w:spacing w:before="240" w:after="120"/>
       </w:pPr>
-      <w:bookmarkStart w:id="75817" w:name="table_s8"/>
+      <w:bookmarkStart w:id="35645" w:name="table_s8"/>
       <w:r>
         <w:rPr>
           <w:rFonts w:ascii="Arial" w:hAnsi="Arial"/>
@@ -30097,7 +30122,7 @@
         </w:rPr>
         <w:t>Table S8 — Pre-Kharif cyclone climatology</w:t>
       </w:r>
-      <w:bookmarkEnd w:id="75817"/>
+      <w:bookmarkEnd w:id="35645"/>
     </w:p>
     <w:p>
       <w:r>
@@ -30963,7 +30988,7 @@
         <w:keepNext/>
         <w:spacing w:before="240" w:after="120"/>
       </w:pPr>
-      <w:bookmarkStart w:id="72962" w:name="table_s9"/>
+      <w:bookmarkStart w:id="9050" w:name="table_s9"/>
       <w:r>
         <w:rPr>
           <w:rFonts w:ascii="Arial" w:hAnsi="Arial"/>
@@ -30973,7 +30998,7 @@
         </w:rPr>
         <w:t>Table S9 — Real Sentinel-1 RTC dual-pol backscatter signatures (Planetary Computer)</w:t>
       </w:r>
-      <w:bookmarkEnd w:id="72962"/>
+      <w:bookmarkEnd w:id="9050"/>
     </w:p>
     <w:p>
       <w:r>
@@ -33469,7 +33494,7 @@
         <w:keepNext/>
         <w:spacing w:before="240" w:after="120"/>
       </w:pPr>
-      <w:bookmarkStart w:id="58940" w:name="figure_s1"/>
+      <w:bookmarkStart w:id="59423" w:name="figure_s1"/>
       <w:r>
         <w:rPr>
           <w:rFonts w:ascii="Arial" w:hAnsi="Arial"/>
@@ -33479,7 +33504,7 @@
         </w:rPr>
         <w:t>Figure S1 — Pre-Kharif cyclone climatology</w:t>
       </w:r>
-      <w:bookmarkEnd w:id="58940"/>
+      <w:bookmarkEnd w:id="59423"/>
     </w:p>
     <w:p>
       <w:pPr>
@@ -33560,7 +33585,7 @@
         <w:keepNext/>
         <w:spacing w:before="240" w:after="120"/>
       </w:pPr>
-      <w:bookmarkStart w:id="74269" w:name="figure_s2"/>
+      <w:bookmarkStart w:id="40790" w:name="figure_s2"/>
       <w:r>
         <w:rPr>
           <w:rFonts w:ascii="Arial" w:hAnsi="Arial"/>
@@ -33570,7 +33595,7 @@
         </w:rPr>
         <w:t>Figure S2 — Real Sentinel-1 RTC backscatter signatures (Planetary Computer)</w:t>
       </w:r>
-      <w:bookmarkEnd w:id="74269"/>
+      <w:bookmarkEnd w:id="40790"/>
     </w:p>
     <w:p>
       <w:pPr>
